--- a/00-首页/题组Word/第一轮·竞赛教材版/第一轮结构·5-配位化学（学生版-打印版）.docx
+++ b/00-首页/题组Word/第一轮·竞赛教材版/第一轮结构·5-配位化学（学生版-打印版）.docx
@@ -14361,7 +14361,7 @@
         <m:sSup>
           <m:e>
             <m:r>
-              <m:t>​</m:t>
+              <m:t xml:space="preserve"> </m:t>
             </m:r>
           </m:e>
           <m:sup>
@@ -17462,7 +17462,7 @@
               <m:rPr>
                 <m:sty m:val="p"/>
               </m:rPr>
-              <m:t>​</m:t>
+              <m:t xml:space="preserve"> </m:t>
             </m:r>
           </m:e>
           <m:sup>
@@ -17613,7 +17613,7 @@
               <m:rPr>
                 <m:sty m:val="p"/>
               </m:rPr>
-              <m:t>​</m:t>
+              <m:t xml:space="preserve"> </m:t>
             </m:r>
           </m:e>
           <m:sup>
@@ -29884,7 +29884,7 @@
         <m:sSup>
           <m:e>
             <m:r>
-              <m:t>​</m:t>
+              <m:t xml:space="preserve"> </m:t>
             </m:r>
           </m:e>
           <m:sup>
@@ -29925,7 +29925,7 @@
         <m:sSup>
           <m:e>
             <m:r>
-              <m:t>​</m:t>
+              <m:t xml:space="preserve"> </m:t>
             </m:r>
           </m:e>
           <m:sup>
@@ -30002,7 +30002,7 @@
         <m:sSup>
           <m:e>
             <m:r>
-              <m:t>​</m:t>
+              <m:t xml:space="preserve"> </m:t>
             </m:r>
           </m:e>
           <m:sup>
@@ -30180,7 +30180,7 @@
         <m:sSup>
           <m:e>
             <m:r>
-              <m:t>​</m:t>
+              <m:t xml:space="preserve"> </m:t>
             </m:r>
           </m:e>
           <m:sup>
@@ -30221,7 +30221,7 @@
         <m:sSup>
           <m:e>
             <m:r>
-              <m:t>​</m:t>
+              <m:t xml:space="preserve"> </m:t>
             </m:r>
           </m:e>
           <m:sup>
@@ -30311,7 +30311,7 @@
         <m:sSup>
           <m:e>
             <m:r>
-              <m:t>​</m:t>
+              <m:t xml:space="preserve"> </m:t>
             </m:r>
           </m:e>
           <m:sup>
@@ -30326,7 +30326,7 @@
         <m:sSup>
           <m:e>
             <m:r>
-              <m:t>​</m:t>
+              <m:t xml:space="preserve"> </m:t>
             </m:r>
           </m:e>
           <m:sup>
@@ -30369,7 +30369,7 @@
         <m:sSup>
           <m:e>
             <m:r>
-              <m:t>​</m:t>
+              <m:t xml:space="preserve"> </m:t>
             </m:r>
           </m:e>
           <m:sup>
@@ -30384,7 +30384,7 @@
         <m:sSup>
           <m:e>
             <m:r>
-              <m:t>​</m:t>
+              <m:t xml:space="preserve"> </m:t>
             </m:r>
           </m:e>
           <m:sup>
@@ -30427,7 +30427,7 @@
         <m:sSup>
           <m:e>
             <m:r>
-              <m:t>​</m:t>
+              <m:t xml:space="preserve"> </m:t>
             </m:r>
           </m:e>
           <m:sup>
@@ -30442,7 +30442,7 @@
         <m:sSup>
           <m:e>
             <m:r>
-              <m:t>​</m:t>
+              <m:t xml:space="preserve"> </m:t>
             </m:r>
           </m:e>
           <m:sup>

--- a/00-首页/题组Word/第一轮·竞赛教材版/第一轮结构·5-配位化学（学生版-打印版）.docx
+++ b/00-首页/题组Word/第一轮·竞赛教材版/第一轮结构·5-配位化学（学生版-打印版）.docx
@@ -899,6 +899,7 @@
     <w:p>
       <w:pPr>
         <w:pStyle w:val="Compact"/>
+        <w:spacing w:before="0" w:after="0"/>
       </w:pPr>
       <w:r>
         <w:rPr>
@@ -916,6 +917,7 @@
     <w:p>
       <w:pPr>
         <w:pStyle w:val="Compact"/>
+        <w:spacing w:before="0" w:after="0"/>
       </w:pPr>
       <w:r>
         <w:rPr>
@@ -982,6 +984,7 @@
     <w:p>
       <w:pPr>
         <w:pStyle w:val="Compact"/>
+        <w:spacing w:before="0" w:after="0"/>
       </w:pPr>
       <w:r>
         <w:rPr>
@@ -1083,6 +1086,7 @@
     <w:p>
       <w:pPr>
         <w:pStyle w:val="Compact"/>
+        <w:spacing w:before="0" w:after="0"/>
       </w:pPr>
       <w:r>
         <w:rPr>
@@ -2895,8 +2899,8 @@
     <w:p>
       <w:pPr>
         <w:pStyle w:val="FirstParagraph"/>
+        <w:spacing w:before="0" w:after="0"/>
         <w:ind w:left="480" w:hanging="480"/>
-        <w:spacing w:after="0"/>
       </w:pPr>
       <w:r>
         <w:rPr>
@@ -2938,8 +2942,8 @@
     <w:p>
       <w:pPr>
         <w:pStyle w:val="FirstParagraph"/>
+        <w:spacing w:before="0" w:after="0"/>
         <w:ind w:left="480" w:hanging="480"/>
-        <w:spacing w:before="0" w:after="0"/>
       </w:pPr>
       <w:r>
         <w:rPr>
@@ -2986,8 +2990,8 @@
     <w:p>
       <w:pPr>
         <w:pStyle w:val="FirstParagraph"/>
+        <w:spacing w:before="0" w:after="0"/>
         <w:ind w:left="480" w:hanging="480"/>
-        <w:spacing w:before="0" w:after="0"/>
       </w:pPr>
       <w:r>
         <w:rPr>
@@ -3034,8 +3038,8 @@
     <w:p>
       <w:pPr>
         <w:pStyle w:val="FirstParagraph"/>
+        <w:spacing w:before="0" w:after="0"/>
         <w:ind w:left="480" w:hanging="480"/>
-        <w:spacing w:before="0" w:after="0"/>
       </w:pPr>
       <w:r>
         <w:rPr>
@@ -3082,8 +3086,8 @@
     <w:p>
       <w:pPr>
         <w:pStyle w:val="FirstParagraph"/>
+        <w:spacing w:before="0" w:after="0"/>
         <w:ind w:left="480" w:hanging="480"/>
-        <w:spacing w:before="0" w:after="180"/>
       </w:pPr>
       <w:r>
         <w:rPr>
@@ -3190,8 +3194,8 @@
     <w:p>
       <w:pPr>
         <w:pStyle w:val="FirstParagraph"/>
+        <w:spacing w:before="0" w:after="0"/>
         <w:ind w:left="480" w:hanging="480"/>
-        <w:spacing w:after="0"/>
       </w:pPr>
       <w:r>
         <w:rPr>
@@ -3227,8 +3231,8 @@
     <w:p>
       <w:pPr>
         <w:pStyle w:val="FirstParagraph"/>
+        <w:spacing w:before="0" w:after="0"/>
         <w:ind w:left="480" w:hanging="480"/>
-        <w:spacing w:before="0" w:after="0"/>
       </w:pPr>
       <w:r>
         <w:rPr>
@@ -3388,8 +3392,8 @@
     <w:p>
       <w:pPr>
         <w:pStyle w:val="FirstParagraph"/>
+        <w:spacing w:before="0" w:after="0"/>
         <w:ind w:left="480" w:hanging="480"/>
-        <w:spacing w:before="0" w:after="0"/>
       </w:pPr>
       <w:r>
         <w:rPr>
@@ -3513,8 +3517,8 @@
     <w:p>
       <w:pPr>
         <w:pStyle w:val="FirstParagraph"/>
+        <w:spacing w:before="0" w:after="0"/>
         <w:ind w:left="480" w:hanging="480"/>
-        <w:spacing w:before="0" w:after="0"/>
       </w:pPr>
       <w:r>
         <w:rPr>
@@ -3632,8 +3636,8 @@
     <w:p>
       <w:pPr>
         <w:pStyle w:val="FirstParagraph"/>
+        <w:spacing w:before="0" w:after="0"/>
         <w:ind w:left="480" w:hanging="480"/>
-        <w:spacing w:before="0" w:after="180"/>
       </w:pPr>
       <w:r>
         <w:rPr>
@@ -4172,8 +4176,8 @@
     <w:p>
       <w:pPr>
         <w:pStyle w:val="FirstParagraph"/>
+        <w:spacing w:before="0" w:after="0"/>
         <w:ind w:left="480" w:hanging="480"/>
-        <w:spacing w:after="0"/>
       </w:pPr>
       <w:r>
         <w:rPr>
@@ -4238,8 +4242,8 @@
     <w:p>
       <w:pPr>
         <w:pStyle w:val="FirstParagraph"/>
+        <w:spacing w:before="0" w:after="0"/>
         <w:ind w:left="480" w:hanging="480"/>
-        <w:spacing w:before="0" w:after="0"/>
       </w:pPr>
       <w:r>
         <w:rPr>
@@ -4330,8 +4334,8 @@
     <w:p>
       <w:pPr>
         <w:pStyle w:val="FirstParagraph"/>
+        <w:spacing w:before="0" w:after="0"/>
         <w:ind w:left="480" w:hanging="480"/>
-        <w:spacing w:before="0" w:after="0"/>
       </w:pPr>
       <w:r>
         <w:rPr>
@@ -4461,8 +4465,8 @@
     <w:p>
       <w:pPr>
         <w:pStyle w:val="FirstParagraph"/>
+        <w:spacing w:before="0" w:after="0"/>
         <w:ind w:left="480" w:hanging="480"/>
-        <w:spacing w:before="0" w:after="0"/>
       </w:pPr>
       <w:r>
         <w:rPr>
@@ -4601,8 +4605,8 @@
     <w:p>
       <w:pPr>
         <w:pStyle w:val="FirstParagraph"/>
+        <w:spacing w:before="0" w:after="0"/>
         <w:ind w:left="480" w:hanging="480"/>
-        <w:spacing w:before="0" w:after="180"/>
       </w:pPr>
       <w:r>
         <w:rPr>
@@ -4744,8 +4748,8 @@
     <w:p>
       <w:pPr>
         <w:pStyle w:val="FirstParagraph"/>
+        <w:spacing w:before="0" w:after="0"/>
         <w:ind w:left="480" w:hanging="480"/>
-        <w:spacing w:after="0"/>
       </w:pPr>
       <w:r>
         <w:rPr>
@@ -4897,8 +4901,8 @@
     <w:p>
       <w:pPr>
         <w:pStyle w:val="FirstParagraph"/>
+        <w:spacing w:before="0" w:after="0"/>
         <w:ind w:left="480" w:hanging="480"/>
-        <w:spacing w:before="0" w:after="0"/>
       </w:pPr>
       <w:r>
         <w:rPr>
@@ -4951,8 +4955,8 @@
     <w:p>
       <w:pPr>
         <w:pStyle w:val="FirstParagraph"/>
+        <w:spacing w:before="0" w:after="0"/>
         <w:ind w:left="480" w:hanging="480"/>
-        <w:spacing w:before="0" w:after="0"/>
       </w:pPr>
       <w:r>
         <w:rPr>
@@ -5005,8 +5009,8 @@
     <w:p>
       <w:pPr>
         <w:pStyle w:val="FirstParagraph"/>
+        <w:spacing w:before="0" w:after="0"/>
         <w:ind w:left="480" w:hanging="480"/>
-        <w:spacing w:before="0" w:after="0"/>
       </w:pPr>
       <w:r>
         <w:rPr>
@@ -5059,8 +5063,8 @@
     <w:p>
       <w:pPr>
         <w:pStyle w:val="FirstParagraph"/>
+        <w:spacing w:before="0" w:after="0"/>
         <w:ind w:left="480" w:hanging="480"/>
-        <w:spacing w:before="0" w:after="180"/>
       </w:pPr>
       <w:r>
         <w:rPr>
@@ -5173,8 +5177,8 @@
     <w:p>
       <w:pPr>
         <w:pStyle w:val="FirstParagraph"/>
+        <w:spacing w:before="0" w:after="0"/>
         <w:ind w:left="480" w:hanging="480"/>
-        <w:spacing w:after="0"/>
       </w:pPr>
       <w:r>
         <w:rPr>
@@ -5252,8 +5256,8 @@
     <w:p>
       <w:pPr>
         <w:pStyle w:val="FirstParagraph"/>
+        <w:spacing w:before="0" w:after="0"/>
         <w:ind w:left="480" w:hanging="480"/>
-        <w:spacing w:before="0" w:after="0"/>
       </w:pPr>
       <w:r>
         <w:rPr>
@@ -5370,8 +5374,8 @@
     <w:p>
       <w:pPr>
         <w:pStyle w:val="FirstParagraph"/>
+        <w:spacing w:before="0" w:after="0"/>
         <w:ind w:left="480" w:hanging="480"/>
-        <w:spacing w:before="0" w:after="0"/>
       </w:pPr>
       <w:r>
         <w:rPr>
@@ -5470,8 +5474,8 @@
     <w:p>
       <w:pPr>
         <w:pStyle w:val="FirstParagraph"/>
+        <w:spacing w:before="0" w:after="0"/>
         <w:ind w:left="480" w:hanging="480"/>
-        <w:spacing w:before="0" w:after="0"/>
       </w:pPr>
       <w:r>
         <w:rPr>
@@ -5628,8 +5632,8 @@
     <w:p>
       <w:pPr>
         <w:pStyle w:val="FirstParagraph"/>
+        <w:spacing w:before="0" w:after="0"/>
         <w:ind w:left="480" w:hanging="480"/>
-        <w:spacing w:before="0" w:after="180"/>
       </w:pPr>
       <w:r>
         <w:rPr>
@@ -5840,8 +5844,8 @@
     <w:p>
       <w:pPr>
         <w:pStyle w:val="FirstParagraph"/>
+        <w:spacing w:before="0" w:after="0"/>
         <w:ind w:left="480" w:hanging="480"/>
-        <w:spacing w:after="0"/>
       </w:pPr>
       <w:r>
         <w:rPr>
@@ -5900,8 +5904,8 @@
     <w:p>
       <w:pPr>
         <w:pStyle w:val="FirstParagraph"/>
+        <w:spacing w:before="0" w:after="0"/>
         <w:ind w:left="480" w:hanging="480"/>
-        <w:spacing w:before="0" w:after="0"/>
       </w:pPr>
       <w:r>
         <w:rPr>
@@ -6032,8 +6036,8 @@
     <w:p>
       <w:pPr>
         <w:pStyle w:val="FirstParagraph"/>
+        <w:spacing w:before="0" w:after="0"/>
         <w:ind w:left="480" w:hanging="480"/>
-        <w:spacing w:before="0" w:after="0"/>
       </w:pPr>
       <w:r>
         <w:rPr>
@@ -6110,8 +6114,8 @@
     <w:p>
       <w:pPr>
         <w:pStyle w:val="FirstParagraph"/>
+        <w:spacing w:before="0" w:after="0"/>
         <w:ind w:left="480" w:hanging="480"/>
-        <w:spacing w:before="0" w:after="0"/>
       </w:pPr>
       <w:r>
         <w:rPr>
@@ -6215,8 +6219,8 @@
     <w:p>
       <w:pPr>
         <w:pStyle w:val="FirstParagraph"/>
+        <w:spacing w:before="0" w:after="0"/>
         <w:ind w:left="480" w:hanging="480"/>
-        <w:spacing w:before="0" w:after="180"/>
       </w:pPr>
       <w:r>
         <w:rPr>
@@ -6392,8 +6396,8 @@
     <w:p>
       <w:pPr>
         <w:pStyle w:val="FirstParagraph"/>
+        <w:spacing w:before="0" w:after="0"/>
         <w:ind w:left="480" w:hanging="480"/>
-        <w:spacing w:after="0"/>
       </w:pPr>
       <w:r>
         <w:rPr>
@@ -6441,20 +6445,45 @@
     <w:p>
       <w:pPr>
         <w:pStyle w:val="FirstParagraph"/>
+        <w:spacing w:before="0" w:after="0"/>
         <w:ind w:left="480" w:hanging="480"/>
+      </w:pPr>
+      <w:r>
+        <w:rPr>
+          <w:rFonts w:ascii="Times New Roman" w:hAnsi="Times New Roman" w:eastAsia="Times New Roman" w:cs="Times New Roman"/>
+        </w:rPr>
+        <w:t xml:space="preserve">A. CO </w:t>
+      </w:r>
+      <w:r>
+        <w:rPr>
+          <w:rFonts w:hint="eastAsia" w:ascii="Times New Roman" w:hAnsi="Times New Roman" w:eastAsia="FangSong" w:cs="Times New Roman"/>
+        </w:rPr>
+        <w:t xml:space="preserve">是强的电子对给予体</w:t>
+      </w:r>
+      <w:r>
+        <w:rPr>
+          <w:rFonts w:ascii="Times New Roman" w:hAnsi="Times New Roman" w:eastAsia="Times New Roman" w:cs="Times New Roman"/>
+        </w:rPr>
+        <w:t xml:space="preserve"> </w:t>
+      </w:r>
+    </w:p>
+    <w:p>
+      <w:pPr>
+        <w:pStyle w:val="FirstParagraph"/>
         <w:spacing w:before="0" w:after="0"/>
-      </w:pPr>
-      <w:r>
-        <w:rPr>
-          <w:rFonts w:ascii="Times New Roman" w:hAnsi="Times New Roman" w:eastAsia="Times New Roman" w:cs="Times New Roman"/>
-        </w:rPr>
-        <w:t xml:space="preserve">A. CO </w:t>
-      </w:r>
-      <w:r>
-        <w:rPr>
-          <w:rFonts w:hint="eastAsia" w:ascii="Times New Roman" w:hAnsi="Times New Roman" w:eastAsia="FangSong" w:cs="Times New Roman"/>
-        </w:rPr>
-        <w:t xml:space="preserve">是强的电子对给予体</w:t>
+        <w:ind w:left="480" w:hanging="480"/>
+      </w:pPr>
+      <w:r>
+        <w:rPr>
+          <w:rFonts w:ascii="Times New Roman" w:hAnsi="Times New Roman" w:eastAsia="Times New Roman" w:cs="Times New Roman"/>
+        </w:rPr>
+        <w:t xml:space="preserve">B. CO </w:t>
+      </w:r>
+      <w:r>
+        <w:rPr>
+          <w:rFonts w:hint="eastAsia" w:ascii="Times New Roman" w:hAnsi="Times New Roman" w:eastAsia="FangSong" w:cs="Times New Roman"/>
+        </w:rPr>
+        <w:t xml:space="preserve">与金属原子之间的排斥力小</w:t>
       </w:r>
       <w:r>
         <w:rPr>
@@ -6466,58 +6495,33 @@
     <w:p>
       <w:pPr>
         <w:pStyle w:val="FirstParagraph"/>
+        <w:spacing w:before="0" w:after="0"/>
         <w:ind w:left="480" w:hanging="480"/>
+      </w:pPr>
+      <w:r>
+        <w:rPr>
+          <w:rFonts w:ascii="Times New Roman" w:hAnsi="Times New Roman" w:eastAsia="Times New Roman" w:cs="Times New Roman"/>
+        </w:rPr>
+        <w:t xml:space="preserve">C. CO </w:t>
+      </w:r>
+      <w:r>
+        <w:rPr>
+          <w:rFonts w:hint="eastAsia" w:ascii="Times New Roman" w:hAnsi="Times New Roman" w:eastAsia="FangSong" w:cs="Times New Roman"/>
+        </w:rPr>
+        <w:t xml:space="preserve">有强烈的极化作用</w:t>
+      </w:r>
+      <w:r>
+        <w:rPr>
+          <w:rFonts w:ascii="Times New Roman" w:hAnsi="Times New Roman" w:eastAsia="Times New Roman" w:cs="Times New Roman"/>
+        </w:rPr>
+        <w:t xml:space="preserve"> </w:t>
+      </w:r>
+    </w:p>
+    <w:p>
+      <w:pPr>
+        <w:pStyle w:val="FirstParagraph"/>
         <w:spacing w:before="0" w:after="0"/>
-      </w:pPr>
-      <w:r>
-        <w:rPr>
-          <w:rFonts w:ascii="Times New Roman" w:hAnsi="Times New Roman" w:eastAsia="Times New Roman" w:cs="Times New Roman"/>
-        </w:rPr>
-        <w:t xml:space="preserve">B. CO </w:t>
-      </w:r>
-      <w:r>
-        <w:rPr>
-          <w:rFonts w:hint="eastAsia" w:ascii="Times New Roman" w:hAnsi="Times New Roman" w:eastAsia="FangSong" w:cs="Times New Roman"/>
-        </w:rPr>
-        <w:t xml:space="preserve">与金属原子之间的排斥力小</w:t>
-      </w:r>
-      <w:r>
-        <w:rPr>
-          <w:rFonts w:ascii="Times New Roman" w:hAnsi="Times New Roman" w:eastAsia="Times New Roman" w:cs="Times New Roman"/>
-        </w:rPr>
-        <w:t xml:space="preserve"> </w:t>
-      </w:r>
-    </w:p>
-    <w:p>
-      <w:pPr>
-        <w:pStyle w:val="FirstParagraph"/>
         <w:ind w:left="480" w:hanging="480"/>
-        <w:spacing w:before="0" w:after="0"/>
-      </w:pPr>
-      <w:r>
-        <w:rPr>
-          <w:rFonts w:ascii="Times New Roman" w:hAnsi="Times New Roman" w:eastAsia="Times New Roman" w:cs="Times New Roman"/>
-        </w:rPr>
-        <w:t xml:space="preserve">C. CO </w:t>
-      </w:r>
-      <w:r>
-        <w:rPr>
-          <w:rFonts w:hint="eastAsia" w:ascii="Times New Roman" w:hAnsi="Times New Roman" w:eastAsia="FangSong" w:cs="Times New Roman"/>
-        </w:rPr>
-        <w:t xml:space="preserve">有强烈的极化作用</w:t>
-      </w:r>
-      <w:r>
-        <w:rPr>
-          <w:rFonts w:ascii="Times New Roman" w:hAnsi="Times New Roman" w:eastAsia="Times New Roman" w:cs="Times New Roman"/>
-        </w:rPr>
-        <w:t xml:space="preserve"> </w:t>
-      </w:r>
-    </w:p>
-    <w:p>
-      <w:pPr>
-        <w:pStyle w:val="FirstParagraph"/>
-        <w:ind w:left="480" w:hanging="480"/>
-        <w:spacing w:before="0" w:after="180"/>
       </w:pPr>
       <w:r>
         <w:rPr>
@@ -6624,8 +6628,8 @@
     <w:p>
       <w:pPr>
         <w:pStyle w:val="FirstParagraph"/>
+        <w:spacing w:before="0" w:after="0"/>
         <w:ind w:left="480" w:hanging="480"/>
-        <w:spacing w:after="0"/>
       </w:pPr>
       <w:r>
         <w:rPr>
@@ -6679,47 +6683,47 @@
     <w:p>
       <w:pPr>
         <w:pStyle w:val="FirstParagraph"/>
+        <w:spacing w:before="0" w:after="0"/>
         <w:ind w:left="480" w:hanging="480"/>
+      </w:pPr>
+      <w:r>
+        <w:rPr>
+          <w:rFonts w:ascii="Times New Roman" w:hAnsi="Times New Roman" w:eastAsia="Times New Roman" w:cs="Times New Roman"/>
+        </w:rPr>
+        <w:t xml:space="preserve">A. 9 </w:t>
+      </w:r>
+    </w:p>
+    <w:p>
+      <w:pPr>
+        <w:pStyle w:val="FirstParagraph"/>
         <w:spacing w:before="0" w:after="0"/>
-      </w:pPr>
-      <w:r>
-        <w:rPr>
-          <w:rFonts w:ascii="Times New Roman" w:hAnsi="Times New Roman" w:eastAsia="Times New Roman" w:cs="Times New Roman"/>
-        </w:rPr>
-        <w:t xml:space="preserve">A. 9 </w:t>
+        <w:ind w:left="480" w:hanging="480"/>
+      </w:pPr>
+      <w:r>
+        <w:rPr>
+          <w:rFonts w:ascii="Times New Roman" w:hAnsi="Times New Roman" w:eastAsia="Times New Roman" w:cs="Times New Roman"/>
+        </w:rPr>
+        <w:t xml:space="preserve">B. 7 </w:t>
       </w:r>
     </w:p>
     <w:p>
       <w:pPr>
         <w:pStyle w:val="FirstParagraph"/>
+        <w:spacing w:before="0" w:after="0"/>
         <w:ind w:left="480" w:hanging="480"/>
+      </w:pPr>
+      <w:r>
+        <w:rPr>
+          <w:rFonts w:ascii="Times New Roman" w:hAnsi="Times New Roman" w:eastAsia="Times New Roman" w:cs="Times New Roman"/>
+        </w:rPr>
+        <w:t xml:space="preserve">C. 6 </w:t>
+      </w:r>
+    </w:p>
+    <w:p>
+      <w:pPr>
+        <w:pStyle w:val="FirstParagraph"/>
         <w:spacing w:before="0" w:after="0"/>
-      </w:pPr>
-      <w:r>
-        <w:rPr>
-          <w:rFonts w:ascii="Times New Roman" w:hAnsi="Times New Roman" w:eastAsia="Times New Roman" w:cs="Times New Roman"/>
-        </w:rPr>
-        <w:t xml:space="preserve">B. 7 </w:t>
-      </w:r>
-    </w:p>
-    <w:p>
-      <w:pPr>
-        <w:pStyle w:val="FirstParagraph"/>
         <w:ind w:left="480" w:hanging="480"/>
-        <w:spacing w:before="0" w:after="0"/>
-      </w:pPr>
-      <w:r>
-        <w:rPr>
-          <w:rFonts w:ascii="Times New Roman" w:hAnsi="Times New Roman" w:eastAsia="Times New Roman" w:cs="Times New Roman"/>
-        </w:rPr>
-        <w:t xml:space="preserve">C. 6 </w:t>
-      </w:r>
-    </w:p>
-    <w:p>
-      <w:pPr>
-        <w:pStyle w:val="FirstParagraph"/>
-        <w:ind w:left="480" w:hanging="480"/>
-        <w:spacing w:before="0" w:after="180"/>
       </w:pPr>
       <w:r>
         <w:rPr>
@@ -7269,8 +7273,8 @@
     <w:p>
       <w:pPr>
         <w:pStyle w:val="FirstParagraph"/>
+        <w:spacing w:before="0" w:after="0"/>
         <w:ind w:left="480" w:hanging="480"/>
-        <w:spacing w:after="0"/>
       </w:pPr>
       <w:r>
         <w:rPr>
@@ -7372,136 +7376,136 @@
     <w:p>
       <w:pPr>
         <w:pStyle w:val="FirstParagraph"/>
+        <w:spacing w:before="0" w:after="0"/>
         <w:ind w:left="480" w:hanging="480"/>
+      </w:pPr>
+      <w:r>
+        <w:rPr>
+          <w:rFonts w:ascii="Times New Roman" w:hAnsi="Times New Roman" w:eastAsia="Times New Roman" w:cs="Times New Roman"/>
+        </w:rPr>
+        <w:t>A. MA</w:t>
+      </w:r>
+      <w:r>
+        <w:rPr>
+          <w:rFonts w:ascii="Times New Roman" w:hAnsi="Times New Roman" w:eastAsia="Times New Roman" w:cs="Times New Roman"/>
+          <w:vertAlign w:val="subscript"/>
+        </w:rPr>
+        <w:t>5</w:t>
+      </w:r>
+      <w:r>
+        <w:rPr>
+          <w:rFonts w:ascii="Times New Roman" w:hAnsi="Times New Roman" w:eastAsia="Times New Roman" w:cs="Times New Roman"/>
+        </w:rPr>
+        <w:t>B </w:t>
+      </w:r>
+    </w:p>
+    <w:p>
+      <w:pPr>
+        <w:pStyle w:val="FirstParagraph"/>
         <w:spacing w:before="0" w:after="0"/>
-      </w:pPr>
-      <w:r>
-        <w:rPr>
-          <w:rFonts w:ascii="Times New Roman" w:hAnsi="Times New Roman" w:eastAsia="Times New Roman" w:cs="Times New Roman"/>
-        </w:rPr>
-        <w:t>A. MA</w:t>
+        <w:ind w:left="480" w:hanging="480"/>
+      </w:pPr>
+      <w:r>
+        <w:rPr>
+          <w:rFonts w:ascii="Times New Roman" w:hAnsi="Times New Roman" w:eastAsia="Times New Roman" w:cs="Times New Roman"/>
+        </w:rPr>
+        <w:t>B. MA</w:t>
       </w:r>
       <w:r>
         <w:rPr>
           <w:rFonts w:ascii="Times New Roman" w:hAnsi="Times New Roman" w:eastAsia="Times New Roman" w:cs="Times New Roman"/>
           <w:vertAlign w:val="subscript"/>
         </w:rPr>
-        <w:t>5</w:t>
-      </w:r>
-      <w:r>
-        <w:rPr>
-          <w:rFonts w:ascii="Times New Roman" w:hAnsi="Times New Roman" w:eastAsia="Times New Roman" w:cs="Times New Roman"/>
-        </w:rPr>
-        <w:t>B </w:t>
+        <w:t>2</w:t>
+      </w:r>
+      <w:r>
+        <w:rPr>
+          <w:rFonts w:ascii="Times New Roman" w:hAnsi="Times New Roman" w:eastAsia="Times New Roman" w:cs="Times New Roman"/>
+        </w:rPr>
+        <w:t>B</w:t>
+      </w:r>
+      <w:r>
+        <w:rPr>
+          <w:rFonts w:ascii="Times New Roman" w:hAnsi="Times New Roman" w:eastAsia="Times New Roman" w:cs="Times New Roman"/>
+          <w:vertAlign w:val="subscript"/>
+        </w:rPr>
+        <w:t>2</w:t>
+      </w:r>
+      <w:r>
+        <w:rPr>
+          <w:rFonts w:ascii="Times New Roman" w:hAnsi="Times New Roman" w:eastAsia="Times New Roman" w:cs="Times New Roman"/>
+        </w:rPr>
+        <w:t>C</w:t>
+      </w:r>
+      <w:r>
+        <w:rPr>
+          <w:rFonts w:ascii="Times New Roman" w:hAnsi="Times New Roman" w:eastAsia="Times New Roman" w:cs="Times New Roman"/>
+          <w:vertAlign w:val="subscript"/>
+        </w:rPr>
+        <w:t>2</w:t>
+      </w:r>
+      <w:r>
+        <w:rPr>
+          <w:rFonts w:ascii="Times New Roman" w:hAnsi="Times New Roman" w:eastAsia="Times New Roman" w:cs="Times New Roman"/>
+        </w:rPr>
+        <w:t xml:space="preserve"> </w:t>
       </w:r>
     </w:p>
     <w:p>
       <w:pPr>
         <w:pStyle w:val="FirstParagraph"/>
+        <w:spacing w:before="0" w:after="0"/>
         <w:ind w:left="480" w:hanging="480"/>
+      </w:pPr>
+      <w:r>
+        <w:rPr>
+          <w:rFonts w:ascii="Times New Roman" w:hAnsi="Times New Roman" w:eastAsia="Times New Roman" w:cs="Times New Roman"/>
+        </w:rPr>
+        <w:t xml:space="preserve">C. </w:t>
+      </w:r>
+      <w:r>
+        <w:rPr>
+          <w:rFonts w:hint="eastAsia" w:ascii="Times New Roman" w:hAnsi="Times New Roman" w:eastAsia="Times New Roman" w:cs="Times New Roman"/>
+        </w:rPr>
+        <w:t>MA</w:t>
+      </w:r>
+      <w:r>
+        <w:rPr>
+          <w:rFonts w:hint="eastAsia" w:ascii="Times New Roman" w:hAnsi="Times New Roman" w:eastAsia="Times New Roman" w:cs="Times New Roman"/>
+          <w:vertAlign w:val="subscript"/>
+        </w:rPr>
+        <w:t>2</w:t>
+      </w:r>
+      <w:r>
+        <w:rPr>
+          <w:rFonts w:hint="eastAsia" w:ascii="Times New Roman" w:hAnsi="Times New Roman" w:eastAsia="Times New Roman" w:cs="Times New Roman"/>
+        </w:rPr>
+        <w:t>BC(</w:t>
+      </w:r>
+      <w:r>
+        <w:rPr>
+          <w:rFonts w:hint="eastAsia" w:ascii="Times New Roman" w:hAnsi="Times New Roman" w:eastAsia="FangSong" w:cs="Times New Roman"/>
+        </w:rPr>
+        <w:t>平面正方形</w:t>
+      </w:r>
+      <w:r>
+        <w:rPr>
+          <w:rFonts w:hint="eastAsia" w:ascii="Times New Roman" w:hAnsi="Times New Roman" w:eastAsia="Times New Roman" w:cs="Times New Roman"/>
+        </w:rPr>
+        <w:t>)</w:t>
+      </w:r>
+      <w:r>
+        <w:rPr>
+          <w:rFonts w:ascii="Times New Roman" w:hAnsi="Times New Roman" w:eastAsia="Times New Roman" w:cs="Times New Roman"/>
+        </w:rPr>
+        <w:t xml:space="preserve"> </w:t>
+      </w:r>
+    </w:p>
+    <w:p>
+      <w:pPr>
+        <w:pStyle w:val="FirstParagraph"/>
         <w:spacing w:before="0" w:after="0"/>
-      </w:pPr>
-      <w:r>
-        <w:rPr>
-          <w:rFonts w:ascii="Times New Roman" w:hAnsi="Times New Roman" w:eastAsia="Times New Roman" w:cs="Times New Roman"/>
-        </w:rPr>
-        <w:t>B. MA</w:t>
-      </w:r>
-      <w:r>
-        <w:rPr>
-          <w:rFonts w:ascii="Times New Roman" w:hAnsi="Times New Roman" w:eastAsia="Times New Roman" w:cs="Times New Roman"/>
-          <w:vertAlign w:val="subscript"/>
-        </w:rPr>
-        <w:t>2</w:t>
-      </w:r>
-      <w:r>
-        <w:rPr>
-          <w:rFonts w:ascii="Times New Roman" w:hAnsi="Times New Roman" w:eastAsia="Times New Roman" w:cs="Times New Roman"/>
-        </w:rPr>
-        <w:t>B</w:t>
-      </w:r>
-      <w:r>
-        <w:rPr>
-          <w:rFonts w:ascii="Times New Roman" w:hAnsi="Times New Roman" w:eastAsia="Times New Roman" w:cs="Times New Roman"/>
-          <w:vertAlign w:val="subscript"/>
-        </w:rPr>
-        <w:t>2</w:t>
-      </w:r>
-      <w:r>
-        <w:rPr>
-          <w:rFonts w:ascii="Times New Roman" w:hAnsi="Times New Roman" w:eastAsia="Times New Roman" w:cs="Times New Roman"/>
-        </w:rPr>
-        <w:t>C</w:t>
-      </w:r>
-      <w:r>
-        <w:rPr>
-          <w:rFonts w:ascii="Times New Roman" w:hAnsi="Times New Roman" w:eastAsia="Times New Roman" w:cs="Times New Roman"/>
-          <w:vertAlign w:val="subscript"/>
-        </w:rPr>
-        <w:t>2</w:t>
-      </w:r>
-      <w:r>
-        <w:rPr>
-          <w:rFonts w:ascii="Times New Roman" w:hAnsi="Times New Roman" w:eastAsia="Times New Roman" w:cs="Times New Roman"/>
-        </w:rPr>
-        <w:t xml:space="preserve"> </w:t>
-      </w:r>
-    </w:p>
-    <w:p>
-      <w:pPr>
-        <w:pStyle w:val="FirstParagraph"/>
         <w:ind w:left="480" w:hanging="480"/>
-        <w:spacing w:before="0" w:after="0"/>
-      </w:pPr>
-      <w:r>
-        <w:rPr>
-          <w:rFonts w:ascii="Times New Roman" w:hAnsi="Times New Roman" w:eastAsia="Times New Roman" w:cs="Times New Roman"/>
-        </w:rPr>
-        <w:t xml:space="preserve">C. </w:t>
-      </w:r>
-      <w:r>
-        <w:rPr>
-          <w:rFonts w:hint="eastAsia" w:ascii="Times New Roman" w:hAnsi="Times New Roman" w:eastAsia="Times New Roman" w:cs="Times New Roman"/>
-        </w:rPr>
-        <w:t>MA</w:t>
-      </w:r>
-      <w:r>
-        <w:rPr>
-          <w:rFonts w:hint="eastAsia" w:ascii="Times New Roman" w:hAnsi="Times New Roman" w:eastAsia="Times New Roman" w:cs="Times New Roman"/>
-          <w:vertAlign w:val="subscript"/>
-        </w:rPr>
-        <w:t>2</w:t>
-      </w:r>
-      <w:r>
-        <w:rPr>
-          <w:rFonts w:hint="eastAsia" w:ascii="Times New Roman" w:hAnsi="Times New Roman" w:eastAsia="Times New Roman" w:cs="Times New Roman"/>
-        </w:rPr>
-        <w:t>BC(</w:t>
-      </w:r>
-      <w:r>
-        <w:rPr>
-          <w:rFonts w:hint="eastAsia" w:ascii="Times New Roman" w:hAnsi="Times New Roman" w:eastAsia="FangSong" w:cs="Times New Roman"/>
-        </w:rPr>
-        <w:t>平面正方形</w:t>
-      </w:r>
-      <w:r>
-        <w:rPr>
-          <w:rFonts w:hint="eastAsia" w:ascii="Times New Roman" w:hAnsi="Times New Roman" w:eastAsia="Times New Roman" w:cs="Times New Roman"/>
-        </w:rPr>
-        <w:t>)</w:t>
-      </w:r>
-      <w:r>
-        <w:rPr>
-          <w:rFonts w:ascii="Times New Roman" w:hAnsi="Times New Roman" w:eastAsia="Times New Roman" w:cs="Times New Roman"/>
-        </w:rPr>
-        <w:t xml:space="preserve"> </w:t>
-      </w:r>
-    </w:p>
-    <w:p>
-      <w:pPr>
-        <w:pStyle w:val="FirstParagraph"/>
-        <w:ind w:left="480" w:hanging="480"/>
-        <w:spacing w:before="0" w:after="180"/>
       </w:pPr>
       <w:r>
         <w:rPr>
@@ -7610,8 +7614,8 @@
     <w:p>
       <w:pPr>
         <w:pStyle w:val="FirstParagraph"/>
+        <w:spacing w:before="0" w:after="0"/>
         <w:ind w:left="480" w:hanging="480"/>
-        <w:spacing w:after="0"/>
       </w:pPr>
       <m:oMath>
         <m:oMathPr>
@@ -7912,20 +7916,45 @@
     <w:p>
       <w:pPr>
         <w:pStyle w:val="FirstParagraph"/>
+        <w:spacing w:before="0" w:after="0"/>
         <w:ind w:left="480" w:hanging="480"/>
+      </w:pPr>
+      <w:r>
+        <w:rPr>
+          <w:rFonts w:hint="eastAsia" w:ascii="Times New Roman" w:hAnsi="Times New Roman" w:eastAsia="Times New Roman" w:cs="Times New Roman"/>
+        </w:rPr>
+        <w:t>A.</w:t>
+      </w:r>
+      <w:r>
+        <w:rPr>
+          <w:rFonts w:hint="eastAsia" w:ascii="Times New Roman" w:hAnsi="Times New Roman" w:eastAsia="FangSong" w:cs="Times New Roman"/>
+        </w:rPr>
+        <w:t>几何异构</w:t>
+      </w:r>
+      <w:r>
+        <w:rPr>
+          <w:rFonts w:ascii="Times New Roman" w:hAnsi="Times New Roman" w:eastAsia="Times New Roman" w:cs="Times New Roman"/>
+        </w:rPr>
+        <w:t xml:space="preserve"> </w:t>
+      </w:r>
+    </w:p>
+    <w:p>
+      <w:pPr>
+        <w:pStyle w:val="FirstParagraph"/>
         <w:spacing w:before="0" w:after="0"/>
-      </w:pPr>
-      <w:r>
-        <w:rPr>
-          <w:rFonts w:hint="eastAsia" w:ascii="Times New Roman" w:hAnsi="Times New Roman" w:eastAsia="Times New Roman" w:cs="Times New Roman"/>
-        </w:rPr>
-        <w:t>A.</w:t>
-      </w:r>
-      <w:r>
-        <w:rPr>
-          <w:rFonts w:hint="eastAsia" w:ascii="Times New Roman" w:hAnsi="Times New Roman" w:eastAsia="FangSong" w:cs="Times New Roman"/>
-        </w:rPr>
-        <w:t>几何异构</w:t>
+        <w:ind w:left="480" w:hanging="480"/>
+      </w:pPr>
+      <w:r>
+        <w:rPr>
+          <w:rFonts w:hint="eastAsia" w:ascii="Times New Roman" w:hAnsi="Times New Roman" w:eastAsia="Times New Roman" w:cs="Times New Roman"/>
+        </w:rPr>
+        <w:t>B.</w:t>
+      </w:r>
+      <w:r>
+        <w:rPr>
+          <w:rFonts w:hint="eastAsia" w:ascii="Times New Roman" w:hAnsi="Times New Roman" w:eastAsia="FangSong" w:cs="Times New Roman"/>
+        </w:rPr>
+        <w:t>旋光异构</w:t>
       </w:r>
       <w:r>
         <w:rPr>
@@ -7937,58 +7966,33 @@
     <w:p>
       <w:pPr>
         <w:pStyle w:val="FirstParagraph"/>
+        <w:spacing w:before="0" w:after="0"/>
         <w:ind w:left="480" w:hanging="480"/>
+      </w:pPr>
+      <w:r>
+        <w:rPr>
+          <w:rFonts w:hint="eastAsia" w:ascii="Times New Roman" w:hAnsi="Times New Roman" w:eastAsia="Times New Roman" w:cs="Times New Roman"/>
+        </w:rPr>
+        <w:t>C.</w:t>
+      </w:r>
+      <w:r>
+        <w:rPr>
+          <w:rFonts w:hint="eastAsia" w:ascii="Times New Roman" w:hAnsi="Times New Roman" w:eastAsia="FangSong" w:cs="Times New Roman"/>
+        </w:rPr>
+        <w:t>电离异构</w:t>
+      </w:r>
+      <w:r>
+        <w:rPr>
+          <w:rFonts w:ascii="Times New Roman" w:hAnsi="Times New Roman" w:eastAsia="Times New Roman" w:cs="Times New Roman"/>
+        </w:rPr>
+        <w:t xml:space="preserve"> </w:t>
+      </w:r>
+    </w:p>
+    <w:p>
+      <w:pPr>
+        <w:pStyle w:val="FirstParagraph"/>
         <w:spacing w:before="0" w:after="0"/>
-      </w:pPr>
-      <w:r>
-        <w:rPr>
-          <w:rFonts w:hint="eastAsia" w:ascii="Times New Roman" w:hAnsi="Times New Roman" w:eastAsia="Times New Roman" w:cs="Times New Roman"/>
-        </w:rPr>
-        <w:t>B.</w:t>
-      </w:r>
-      <w:r>
-        <w:rPr>
-          <w:rFonts w:hint="eastAsia" w:ascii="Times New Roman" w:hAnsi="Times New Roman" w:eastAsia="FangSong" w:cs="Times New Roman"/>
-        </w:rPr>
-        <w:t>旋光异构</w:t>
-      </w:r>
-      <w:r>
-        <w:rPr>
-          <w:rFonts w:ascii="Times New Roman" w:hAnsi="Times New Roman" w:eastAsia="Times New Roman" w:cs="Times New Roman"/>
-        </w:rPr>
-        <w:t xml:space="preserve"> </w:t>
-      </w:r>
-    </w:p>
-    <w:p>
-      <w:pPr>
-        <w:pStyle w:val="FirstParagraph"/>
         <w:ind w:left="480" w:hanging="480"/>
-        <w:spacing w:before="0" w:after="0"/>
-      </w:pPr>
-      <w:r>
-        <w:rPr>
-          <w:rFonts w:hint="eastAsia" w:ascii="Times New Roman" w:hAnsi="Times New Roman" w:eastAsia="Times New Roman" w:cs="Times New Roman"/>
-        </w:rPr>
-        <w:t>C.</w:t>
-      </w:r>
-      <w:r>
-        <w:rPr>
-          <w:rFonts w:hint="eastAsia" w:ascii="Times New Roman" w:hAnsi="Times New Roman" w:eastAsia="FangSong" w:cs="Times New Roman"/>
-        </w:rPr>
-        <w:t>电离异构</w:t>
-      </w:r>
-      <w:r>
-        <w:rPr>
-          <w:rFonts w:ascii="Times New Roman" w:hAnsi="Times New Roman" w:eastAsia="Times New Roman" w:cs="Times New Roman"/>
-        </w:rPr>
-        <w:t xml:space="preserve"> </w:t>
-      </w:r>
-    </w:p>
-    <w:p>
-      <w:pPr>
-        <w:pStyle w:val="FirstParagraph"/>
-        <w:ind w:left="480" w:hanging="480"/>
-        <w:spacing w:before="0" w:after="180"/>
       </w:pPr>
       <w:r>
         <w:rPr>
@@ -8072,8 +8076,8 @@
     <w:p>
       <w:pPr>
         <w:pStyle w:val="FirstParagraph"/>
+        <w:spacing w:before="0" w:after="0"/>
         <w:ind w:left="480" w:hanging="480"/>
-        <w:spacing w:after="0"/>
       </w:pPr>
       <w:r>
         <w:rPr>
@@ -8300,33 +8304,33 @@
     <w:p>
       <w:pPr>
         <w:pStyle w:val="FirstParagraph"/>
+        <w:spacing w:before="0" w:after="0"/>
         <w:ind w:left="480" w:hanging="480"/>
+      </w:pPr>
+      <w:r>
+        <w:rPr>
+          <w:rFonts w:ascii="Times New Roman" w:hAnsi="Times New Roman" w:eastAsia="Times New Roman" w:cs="Times New Roman"/>
+        </w:rPr>
+        <w:t xml:space="preserve">A. </w:t>
+      </w:r>
+      <w:r>
+        <w:rPr>
+          <w:rFonts w:hint="eastAsia" w:ascii="Times New Roman" w:hAnsi="Times New Roman" w:eastAsia="FangSong" w:cs="Times New Roman"/>
+        </w:rPr>
+        <w:t xml:space="preserve">铁在这两种配合物中有不同的氧化数</w:t>
+      </w:r>
+      <w:r>
+        <w:rPr>
+          <w:rFonts w:ascii="Times New Roman" w:hAnsi="Times New Roman" w:eastAsia="Times New Roman" w:cs="Times New Roman"/>
+        </w:rPr>
+        <w:t xml:space="preserve"> </w:t>
+      </w:r>
+    </w:p>
+    <w:p>
+      <w:pPr>
+        <w:pStyle w:val="FirstParagraph"/>
         <w:spacing w:before="0" w:after="0"/>
-      </w:pPr>
-      <w:r>
-        <w:rPr>
-          <w:rFonts w:ascii="Times New Roman" w:hAnsi="Times New Roman" w:eastAsia="Times New Roman" w:cs="Times New Roman"/>
-        </w:rPr>
-        <w:t xml:space="preserve">A. </w:t>
-      </w:r>
-      <w:r>
-        <w:rPr>
-          <w:rFonts w:hint="eastAsia" w:ascii="Times New Roman" w:hAnsi="Times New Roman" w:eastAsia="FangSong" w:cs="Times New Roman"/>
-        </w:rPr>
-        <w:t xml:space="preserve">铁在这两种配合物中有不同的氧化数</w:t>
-      </w:r>
-      <w:r>
-        <w:rPr>
-          <w:rFonts w:ascii="Times New Roman" w:hAnsi="Times New Roman" w:eastAsia="Times New Roman" w:cs="Times New Roman"/>
-        </w:rPr>
-        <w:t xml:space="preserve"> </w:t>
-      </w:r>
-    </w:p>
-    <w:p>
-      <w:pPr>
-        <w:pStyle w:val="FirstParagraph"/>
         <w:ind w:left="480" w:hanging="480"/>
-        <w:spacing w:before="0" w:after="0"/>
       </w:pPr>
       <w:r>
         <w:rPr>
@@ -8417,57 +8421,57 @@
     <w:p>
       <w:pPr>
         <w:pStyle w:val="FirstParagraph"/>
+        <w:spacing w:before="0" w:after="0"/>
         <w:ind w:left="480" w:hanging="480"/>
+      </w:pPr>
+      <w:r>
+        <w:rPr>
+          <w:rFonts w:ascii="Times New Roman" w:hAnsi="Times New Roman" w:eastAsia="Times New Roman" w:cs="Times New Roman"/>
+        </w:rPr>
+        <w:t xml:space="preserve">C. F </w:t>
+      </w:r>
+      <w:r>
+        <w:rPr>
+          <w:rFonts w:hint="eastAsia" w:ascii="Times New Roman" w:hAnsi="Times New Roman" w:eastAsia="FangSong" w:cs="Times New Roman"/>
+        </w:rPr>
+        <w:t xml:space="preserve">比</w:t>
+      </w:r>
+      <w:r>
+        <w:rPr>
+          <w:rFonts w:ascii="Times New Roman" w:hAnsi="Times New Roman" w:eastAsia="Times New Roman" w:cs="Times New Roman"/>
+        </w:rPr>
+        <w:t xml:space="preserve"> C </w:t>
+      </w:r>
+      <w:r>
+        <w:rPr>
+          <w:rFonts w:hint="eastAsia" w:ascii="Times New Roman" w:hAnsi="Times New Roman" w:eastAsia="FangSong" w:cs="Times New Roman"/>
+        </w:rPr>
+        <w:t xml:space="preserve">或</w:t>
+      </w:r>
+      <w:r>
+        <w:rPr>
+          <w:rFonts w:ascii="Times New Roman" w:hAnsi="Times New Roman" w:eastAsia="Times New Roman" w:cs="Times New Roman"/>
+        </w:rPr>
+        <w:t xml:space="preserve"> N </w:t>
+      </w:r>
+      <w:r>
+        <w:rPr>
+          <w:rFonts w:hint="eastAsia" w:ascii="Times New Roman" w:hAnsi="Times New Roman" w:eastAsia="FangSong" w:cs="Times New Roman"/>
+        </w:rPr>
+        <w:t xml:space="preserve">具有更大的电负性</w:t>
+      </w:r>
+      <w:r>
+        <w:rPr>
+          <w:rFonts w:ascii="Times New Roman" w:hAnsi="Times New Roman" w:eastAsia="Times New Roman" w:cs="Times New Roman"/>
+        </w:rPr>
+        <w:t xml:space="preserve"> </w:t>
+      </w:r>
+    </w:p>
+    <w:p>
+      <w:pPr>
+        <w:pStyle w:val="FirstParagraph"/>
         <w:spacing w:before="0" w:after="0"/>
-      </w:pPr>
-      <w:r>
-        <w:rPr>
-          <w:rFonts w:ascii="Times New Roman" w:hAnsi="Times New Roman" w:eastAsia="Times New Roman" w:cs="Times New Roman"/>
-        </w:rPr>
-        <w:t xml:space="preserve">C. F </w:t>
-      </w:r>
-      <w:r>
-        <w:rPr>
-          <w:rFonts w:hint="eastAsia" w:ascii="Times New Roman" w:hAnsi="Times New Roman" w:eastAsia="FangSong" w:cs="Times New Roman"/>
-        </w:rPr>
-        <w:t xml:space="preserve">比</w:t>
-      </w:r>
-      <w:r>
-        <w:rPr>
-          <w:rFonts w:ascii="Times New Roman" w:hAnsi="Times New Roman" w:eastAsia="Times New Roman" w:cs="Times New Roman"/>
-        </w:rPr>
-        <w:t xml:space="preserve"> C </w:t>
-      </w:r>
-      <w:r>
-        <w:rPr>
-          <w:rFonts w:hint="eastAsia" w:ascii="Times New Roman" w:hAnsi="Times New Roman" w:eastAsia="FangSong" w:cs="Times New Roman"/>
-        </w:rPr>
-        <w:t xml:space="preserve">或</w:t>
-      </w:r>
-      <w:r>
-        <w:rPr>
-          <w:rFonts w:ascii="Times New Roman" w:hAnsi="Times New Roman" w:eastAsia="Times New Roman" w:cs="Times New Roman"/>
-        </w:rPr>
-        <w:t xml:space="preserve"> N </w:t>
-      </w:r>
-      <w:r>
-        <w:rPr>
-          <w:rFonts w:hint="eastAsia" w:ascii="Times New Roman" w:hAnsi="Times New Roman" w:eastAsia="FangSong" w:cs="Times New Roman"/>
-        </w:rPr>
-        <w:t xml:space="preserve">具有更大的电负性</w:t>
-      </w:r>
-      <w:r>
-        <w:rPr>
-          <w:rFonts w:ascii="Times New Roman" w:hAnsi="Times New Roman" w:eastAsia="Times New Roman" w:cs="Times New Roman"/>
-        </w:rPr>
-        <w:t xml:space="preserve"> </w:t>
-      </w:r>
-    </w:p>
-    <w:p>
-      <w:pPr>
-        <w:pStyle w:val="FirstParagraph"/>
         <w:ind w:left="480" w:hanging="480"/>
-        <w:spacing w:before="0" w:after="180"/>
       </w:pPr>
       <w:r>
         <w:rPr>
@@ -8973,8 +8977,8 @@
     <w:p>
       <w:pPr>
         <w:pStyle w:val="FirstParagraph"/>
+        <w:spacing w:before="0" w:after="0"/>
         <w:ind w:left="480" w:hanging="480"/>
-        <w:spacing w:after="0"/>
       </w:pPr>
       <w:r>
         <w:rPr>
@@ -9004,8 +9008,8 @@
     <w:p>
       <w:pPr>
         <w:pStyle w:val="FirstParagraph"/>
+        <w:spacing w:before="0" w:after="0"/>
         <w:ind w:left="480" w:hanging="480"/>
-        <w:spacing w:before="0" w:after="0"/>
       </w:pPr>
       <w:r>
         <w:rPr>
@@ -9154,8 +9158,8 @@
     <w:p>
       <w:pPr>
         <w:pStyle w:val="FirstParagraph"/>
+        <w:spacing w:before="0" w:after="0"/>
         <w:ind w:left="480" w:hanging="480"/>
-        <w:spacing w:before="0" w:after="0"/>
       </w:pPr>
       <w:r>
         <w:rPr>
@@ -9281,8 +9285,8 @@
     <w:p>
       <w:pPr>
         <w:pStyle w:val="FirstParagraph"/>
+        <w:spacing w:before="0" w:after="0"/>
         <w:ind w:left="480" w:hanging="480"/>
-        <w:spacing w:before="0" w:after="0"/>
       </w:pPr>
       <w:r>
         <w:rPr>
@@ -9402,8 +9406,8 @@
     <w:p>
       <w:pPr>
         <w:pStyle w:val="FirstParagraph"/>
+        <w:spacing w:before="0" w:after="0"/>
         <w:ind w:left="480" w:hanging="480"/>
-        <w:spacing w:before="0" w:after="180"/>
       </w:pPr>
       <w:r>
         <w:rPr>
@@ -11774,6 +11778,14 @@
         <w:tblStyle w:val="Table"/>
         <w:tblW w:type="pct" w:w="5000"/>
         <w:tblLayout w:type="fixed"/>
+        <w:tblBorders>
+          <w:top w:val="single" w:sz="12" w:space="0" w:color="000000"/>
+          <w:left w:val="none" w:sz="0" w:space="0" w:color="auto"/>
+          <w:bottom w:val="single" w:sz="12" w:space="0" w:color="000000"/>
+          <w:right w:val="none" w:sz="0" w:space="0" w:color="auto"/>
+          <w:insideH w:val="none" w:sz="0" w:space="0" w:color="auto"/>
+          <w:insideV w:val="none" w:sz="0" w:space="0" w:color="auto"/>
+        </w:tblBorders>
         <w:tblLook w:firstRow="1" w:lastRow="0" w:firstColumn="0" w:lastColumn="0" w:noHBand="0" w:noVBand="0" w:val="0020"/>
       </w:tblPr>
       <w:tblGrid>
@@ -11788,7 +11800,11 @@
           <w:tblHeader w:val="on"/>
         </w:trPr>
         <w:tc>
-          <w:tcPr/>
+          <w:tcPr>
+            <w:tcBorders>
+              <w:bottom w:val="single" w:sz="8" w:space="0" w:color="000000"/>
+            </w:tcBorders>
+          </w:tcPr>
           <w:p>
             <w:pPr>
               <w:pStyle w:val="Compact"/>
@@ -11804,7 +11820,11 @@
           </w:p>
         </w:tc>
         <w:tc>
-          <w:tcPr/>
+          <w:tcPr>
+            <w:tcBorders>
+              <w:bottom w:val="single" w:sz="8" w:space="0" w:color="000000"/>
+            </w:tcBorders>
+          </w:tcPr>
           <w:p>
             <w:pPr>
               <w:pStyle w:val="Compact"/>
@@ -11873,7 +11893,11 @@
           </w:p>
         </w:tc>
         <w:tc>
-          <w:tcPr/>
+          <w:tcPr>
+            <w:tcBorders>
+              <w:bottom w:val="single" w:sz="8" w:space="0" w:color="000000"/>
+            </w:tcBorders>
+          </w:tcPr>
           <w:p>
             <w:pPr>
               <w:pStyle w:val="Compact"/>
@@ -11942,7 +11966,11 @@
           </w:p>
         </w:tc>
         <w:tc>
-          <w:tcPr/>
+          <w:tcPr>
+            <w:tcBorders>
+              <w:bottom w:val="single" w:sz="8" w:space="0" w:color="000000"/>
+            </w:tcBorders>
+          </w:tcPr>
           <w:p>
             <w:pPr>
               <w:pStyle w:val="Compact"/>
@@ -12011,7 +12039,11 @@
           </w:p>
         </w:tc>
         <w:tc>
-          <w:tcPr/>
+          <w:tcPr>
+            <w:tcBorders>
+              <w:bottom w:val="single" w:sz="8" w:space="0" w:color="000000"/>
+            </w:tcBorders>
+          </w:tcPr>
           <w:p>
             <w:pPr>
               <w:pStyle w:val="Compact"/>
@@ -18627,6 +18659,14 @@
       <w:tblPr>
         <w:tblStyle w:val="Table"/>
         <w:tblW w:type="auto" w:w="0"/>
+        <w:tblBorders>
+          <w:top w:val="single" w:sz="12" w:space="0" w:color="000000"/>
+          <w:left w:val="none" w:sz="0" w:space="0" w:color="auto"/>
+          <w:bottom w:val="single" w:sz="12" w:space="0" w:color="000000"/>
+          <w:right w:val="none" w:sz="0" w:space="0" w:color="auto"/>
+          <w:insideH w:val="none" w:sz="0" w:space="0" w:color="auto"/>
+          <w:insideV w:val="none" w:sz="0" w:space="0" w:color="auto"/>
+        </w:tblBorders>
         <w:tblLook w:firstRow="1" w:lastRow="0" w:firstColumn="0" w:lastColumn="0" w:noHBand="0" w:noVBand="0" w:val="0020"/>
       </w:tblPr>
       <w:tblGrid>
@@ -18642,7 +18682,11 @@
           <w:tblHeader w:val="on"/>
         </w:trPr>
         <w:tc>
-          <w:tcPr/>
+          <w:tcPr>
+            <w:tcBorders>
+              <w:bottom w:val="single" w:sz="8" w:space="0" w:color="000000"/>
+            </w:tcBorders>
+          </w:tcPr>
           <w:p>
             <w:pPr>
               <w:pStyle w:val="Compact"/>
@@ -18658,7 +18702,11 @@
           </w:p>
         </w:tc>
         <w:tc>
-          <w:tcPr/>
+          <w:tcPr>
+            <w:tcBorders>
+              <w:bottom w:val="single" w:sz="8" w:space="0" w:color="000000"/>
+            </w:tcBorders>
+          </w:tcPr>
           <w:p>
             <w:pPr>
               <w:pStyle w:val="Compact"/>
@@ -18674,7 +18722,11 @@
           </w:p>
         </w:tc>
         <w:tc>
-          <w:tcPr/>
+          <w:tcPr>
+            <w:tcBorders>
+              <w:bottom w:val="single" w:sz="8" w:space="0" w:color="000000"/>
+            </w:tcBorders>
+          </w:tcPr>
           <w:p>
             <w:pPr>
               <w:pStyle w:val="Compact"/>
@@ -18690,7 +18742,11 @@
           </w:p>
         </w:tc>
         <w:tc>
-          <w:tcPr/>
+          <w:tcPr>
+            <w:tcBorders>
+              <w:bottom w:val="single" w:sz="8" w:space="0" w:color="000000"/>
+            </w:tcBorders>
+          </w:tcPr>
           <w:p>
             <w:pPr>
               <w:pStyle w:val="Compact"/>
@@ -18706,7 +18762,11 @@
           </w:p>
         </w:tc>
         <w:tc>
-          <w:tcPr/>
+          <w:tcPr>
+            <w:tcBorders>
+              <w:bottom w:val="single" w:sz="8" w:space="0" w:color="000000"/>
+            </w:tcBorders>
+          </w:tcPr>
           <w:p>
             <w:pPr>
               <w:pStyle w:val="Compact"/>
@@ -18722,7 +18782,11 @@
           </w:p>
         </w:tc>
         <w:tc>
-          <w:tcPr/>
+          <w:tcPr>
+            <w:tcBorders>
+              <w:bottom w:val="single" w:sz="8" w:space="0" w:color="000000"/>
+            </w:tcBorders>
+          </w:tcPr>
           <w:p>
             <w:pPr>
               <w:pStyle w:val="Compact"/>
@@ -23254,6 +23318,14 @@
         <w:tblStyle w:val="Table"/>
         <w:tblW w:type="pct" w:w="5000"/>
         <w:tblLayout w:type="fixed"/>
+        <w:tblBorders>
+          <w:top w:val="single" w:sz="12" w:space="0" w:color="000000"/>
+          <w:left w:val="none" w:sz="0" w:space="0" w:color="auto"/>
+          <w:bottom w:val="single" w:sz="12" w:space="0" w:color="000000"/>
+          <w:right w:val="none" w:sz="0" w:space="0" w:color="auto"/>
+          <w:insideH w:val="none" w:sz="0" w:space="0" w:color="auto"/>
+          <w:insideV w:val="none" w:sz="0" w:space="0" w:color="auto"/>
+        </w:tblBorders>
         <w:tblLook w:firstRow="1" w:lastRow="0" w:firstColumn="0" w:lastColumn="0" w:noHBand="0" w:noVBand="0" w:val="0020"/>
       </w:tblPr>
       <w:tblGrid>
@@ -23267,7 +23339,11 @@
           <w:tblHeader w:val="on"/>
         </w:trPr>
         <w:tc>
-          <w:tcPr/>
+          <w:tcPr>
+            <w:tcBorders>
+              <w:bottom w:val="single" w:sz="8" w:space="0" w:color="000000"/>
+            </w:tcBorders>
+          </w:tcPr>
           <w:p>
             <w:pPr>
               <w:pStyle w:val="Compact"/>
@@ -23283,7 +23359,11 @@
           </w:p>
         </w:tc>
         <w:tc>
-          <w:tcPr/>
+          <w:tcPr>
+            <w:tcBorders>
+              <w:bottom w:val="single" w:sz="8" w:space="0" w:color="000000"/>
+            </w:tcBorders>
+          </w:tcPr>
           <w:p>
             <w:pPr>
               <w:pStyle w:val="Compact"/>
@@ -23299,7 +23379,11 @@
           </w:p>
         </w:tc>
         <w:tc>
-          <w:tcPr/>
+          <w:tcPr>
+            <w:tcBorders>
+              <w:bottom w:val="single" w:sz="8" w:space="0" w:color="000000"/>
+            </w:tcBorders>
+          </w:tcPr>
           <w:p>
             <w:pPr>
               <w:pStyle w:val="Compact"/>
@@ -23315,7 +23399,11 @@
           </w:p>
         </w:tc>
         <w:tc>
-          <w:tcPr/>
+          <w:tcPr>
+            <w:tcBorders>
+              <w:bottom w:val="single" w:sz="8" w:space="0" w:color="000000"/>
+            </w:tcBorders>
+          </w:tcPr>
           <w:p>
             <w:pPr>
               <w:pStyle w:val="Compact"/>
@@ -44611,6 +44699,14 @@
       <w:tblPr>
         <w:tblStyle w:val="Table"/>
         <w:tblW w:type="auto" w:w="0"/>
+        <w:tblBorders>
+          <w:top w:val="single" w:sz="12" w:space="0" w:color="000000"/>
+          <w:left w:val="none" w:sz="0" w:space="0" w:color="auto"/>
+          <w:bottom w:val="single" w:sz="12" w:space="0" w:color="000000"/>
+          <w:right w:val="none" w:sz="0" w:space="0" w:color="auto"/>
+          <w:insideH w:val="none" w:sz="0" w:space="0" w:color="auto"/>
+          <w:insideV w:val="none" w:sz="0" w:space="0" w:color="auto"/>
+        </w:tblBorders>
         <w:tblLook w:firstRow="1" w:lastRow="0" w:firstColumn="0" w:lastColumn="0" w:noHBand="0" w:noVBand="0" w:val="0020"/>
       </w:tblPr>
       <w:tblGrid>
@@ -44622,7 +44718,11 @@
           <w:tblHeader w:val="on"/>
         </w:trPr>
         <w:tc>
-          <w:tcPr/>
+          <w:tcPr>
+            <w:tcBorders>
+              <w:bottom w:val="single" w:sz="8" w:space="0" w:color="000000"/>
+            </w:tcBorders>
+          </w:tcPr>
           <w:p>
             <w:pPr>
               <w:pStyle w:val="Compact"/>
@@ -44638,7 +44738,11 @@
           </w:p>
         </w:tc>
         <w:tc>
-          <w:tcPr/>
+          <w:tcPr>
+            <w:tcBorders>
+              <w:bottom w:val="single" w:sz="8" w:space="0" w:color="000000"/>
+            </w:tcBorders>
+          </w:tcPr>
           <w:p>
             <w:pPr>
               <w:pStyle w:val="Compact"/>
@@ -46287,7 +46391,6 @@
     <w:bookmarkEnd w:id="148"/>
     <w:bookmarkEnd w:id="149"/>
     <w:sectPr>
-      <w:headerReference w:type="default" r:id="rId145"/>
       <w:footerReference w:type="default" r:id="rId10"/>
       <w:footnotePr>
         <w:numRestart w:val="eachSect"/>
@@ -46314,16 +46417,6 @@
       <w:rPr>
         <w:rFonts w:ascii="Times New Roman" w:hAnsi="Times New Roman" w:eastAsia="Times New Roman" w:cs="Times New Roman"/>
         <w:b w:val="0"/>
-        <w:color w:val="000000"/>
-        <w:sz w:val="20"/>
-      </w:rPr>
-      <w:t xml:space="preserve">第 </w:t>
-    </w:r>
-    <w:r>
-      <w:rPr>
-        <w:rFonts w:ascii="Times New Roman" w:hAnsi="Times New Roman" w:eastAsia="Times New Roman" w:cs="Times New Roman"/>
-        <w:b w:val="0"/>
-        <w:color w:val="000000"/>
         <w:sz w:val="20"/>
       </w:rPr>
       <w:fldChar w:fldCharType="begin"/>
@@ -46332,7 +46425,6 @@
       <w:rPr>
         <w:rFonts w:ascii="Times New Roman" w:hAnsi="Times New Roman" w:eastAsia="Times New Roman" w:cs="Times New Roman"/>
         <w:b w:val="0"/>
-        <w:color w:val="000000"/>
         <w:sz w:val="20"/>
       </w:rPr>
       <w:instrText xml:space="preserve"> PAGE </w:instrText>
@@ -46341,91 +46433,9 @@
       <w:rPr>
         <w:rFonts w:ascii="Times New Roman" w:hAnsi="Times New Roman" w:eastAsia="Times New Roman" w:cs="Times New Roman"/>
         <w:b w:val="0"/>
-        <w:color w:val="000000"/>
-        <w:sz w:val="20"/>
-      </w:rPr>
-      <w:fldChar w:fldCharType="separate"/>
-    </w:r>
-    <w:r>
-      <w:rPr>
-        <w:rFonts w:ascii="Times New Roman" w:hAnsi="Times New Roman" w:eastAsia="Times New Roman" w:cs="Times New Roman"/>
-        <w:b w:val="0"/>
-        <w:color w:val="000000"/>
-        <w:sz w:val="20"/>
-      </w:rPr>
-      <w:t>1</w:t>
-    </w:r>
-    <w:r>
-      <w:rPr>
-        <w:rFonts w:ascii="Times New Roman" w:hAnsi="Times New Roman" w:eastAsia="Times New Roman" w:cs="Times New Roman"/>
-        <w:b w:val="0"/>
-        <w:color w:val="000000"/>
         <w:sz w:val="20"/>
       </w:rPr>
       <w:fldChar w:fldCharType="end"/>
-    </w:r>
-    <w:r>
-      <w:rPr>
-        <w:rFonts w:ascii="Times New Roman" w:hAnsi="Times New Roman" w:eastAsia="Times New Roman" w:cs="Times New Roman"/>
-        <w:b w:val="0"/>
-        <w:color w:val="000000"/>
-        <w:sz w:val="20"/>
-      </w:rPr>
-      <w:t xml:space="preserve"> 页 / 共 </w:t>
-    </w:r>
-    <w:r>
-      <w:rPr>
-        <w:rFonts w:ascii="Times New Roman" w:hAnsi="Times New Roman" w:eastAsia="Times New Roman" w:cs="Times New Roman"/>
-        <w:b w:val="0"/>
-        <w:color w:val="000000"/>
-        <w:sz w:val="20"/>
-      </w:rPr>
-      <w:fldChar w:fldCharType="begin"/>
-    </w:r>
-    <w:r>
-      <w:rPr>
-        <w:rFonts w:ascii="Times New Roman" w:hAnsi="Times New Roman" w:eastAsia="Times New Roman" w:cs="Times New Roman"/>
-        <w:b w:val="0"/>
-        <w:color w:val="000000"/>
-        <w:sz w:val="20"/>
-      </w:rPr>
-      <w:instrText xml:space="preserve"> NUMPAGES </w:instrText>
-    </w:r>
-    <w:r>
-      <w:rPr>
-        <w:rFonts w:ascii="Times New Roman" w:hAnsi="Times New Roman" w:eastAsia="Times New Roman" w:cs="Times New Roman"/>
-        <w:b w:val="0"/>
-        <w:color w:val="000000"/>
-        <w:sz w:val="20"/>
-      </w:rPr>
-      <w:fldChar w:fldCharType="separate"/>
-    </w:r>
-    <w:r>
-      <w:rPr>
-        <w:rFonts w:ascii="Times New Roman" w:hAnsi="Times New Roman" w:eastAsia="Times New Roman" w:cs="Times New Roman"/>
-        <w:b w:val="0"/>
-        <w:color w:val="000000"/>
-        <w:sz w:val="20"/>
-      </w:rPr>
-      <w:t>1</w:t>
-    </w:r>
-    <w:r>
-      <w:rPr>
-        <w:rFonts w:ascii="Times New Roman" w:hAnsi="Times New Roman" w:eastAsia="Times New Roman" w:cs="Times New Roman"/>
-        <w:b w:val="0"/>
-        <w:color w:val="000000"/>
-        <w:sz w:val="20"/>
-      </w:rPr>
-      <w:fldChar w:fldCharType="end"/>
-    </w:r>
-    <w:r>
-      <w:rPr>
-        <w:rFonts w:ascii="Times New Roman" w:hAnsi="Times New Roman" w:eastAsia="Times New Roman" w:cs="Times New Roman"/>
-        <w:b w:val="0"/>
-        <w:color w:val="000000"/>
-        <w:sz w:val="20"/>
-      </w:rPr>
-      <w:t xml:space="preserve"> 页</w:t>
     </w:r>
   </w:p>
 </w:ftr>
@@ -46448,28 +46458,6 @@
     </w:p>
   </w:footnote>
 </w:footnotes>
-</file>
-
-<file path=word/header1.xml><?xml version="1.0" encoding="utf-8"?>
-<w:hdr xmlns:m="http://schemas.openxmlformats.org/officeDocument/2006/math" xmlns:mc="http://schemas.openxmlformats.org/markup-compatibility/2006" xmlns:mo="http://schemas.microsoft.com/office/mac/office/2008/main" xmlns:mv="urn:schemas-microsoft-com:mac:vml" xmlns:o="urn:schemas-microsoft-com:office:office" xmlns:r="http://schemas.openxmlformats.org/officeDocument/2006/relationships" xmlns:v="urn:schemas-microsoft-com:vml" xmlns:w10="urn:schemas-microsoft-com:office:word" xmlns:w14="http://schemas.microsoft.com/office/word/2010/wordml" xmlns:w="http://schemas.openxmlformats.org/wordprocessingml/2006/main" xmlns:wne="http://schemas.microsoft.com/office/word/2006/wordml" xmlns:wp14="http://schemas.microsoft.com/office/word/2010/wordprocessingDrawing" xmlns:wp="http://schemas.openxmlformats.org/drawingml/2006/wordprocessingDrawing" xmlns:wpc="http://schemas.microsoft.com/office/word/2010/wordprocessingCanvas" xmlns:wpg="http://schemas.microsoft.com/office/word/2010/wordprocessingGroup" xmlns:wpi="http://schemas.microsoft.com/office/word/2010/wordprocessingInk" xmlns:wps="http://schemas.microsoft.com/office/word/2010/wordprocessingShape" mc:Ignorable="w14 wp14">
-  <w:p>
-    <w:pPr>
-      <w:jc w:val="right"/>
-      <w:pBdr>
-        <w:bottom w:val="single" w:sz="4" w:space="2" w:color="000000"/>
-      </w:pBdr>
-    </w:pPr>
-    <w:r>
-      <w:rPr>
-        <w:rFonts w:ascii="Times New Roman" w:hAnsi="Times New Roman" w:eastAsia="Times New Roman" w:cs="Times New Roman"/>
-        <w:b w:val="0"/>
-        <w:color w:val="000000"/>
-        <w:sz w:val="18"/>
-      </w:rPr>
-      <w:t xml:space="preserve">第一轮结构化学 · 配位化学 · 练习</w:t>
-    </w:r>
-  </w:p>
-</w:hdr>
 </file>
 
 <file path=word/numbering.xml><?xml version="1.0" encoding="utf-8"?>

--- a/00-首页/题组Word/第一轮·竞赛教材版/第一轮结构·5-配位化学（学生版-打印版）.docx
+++ b/00-首页/题组Word/第一轮·竞赛教材版/第一轮结构·5-配位化学（学生版-打印版）.docx
@@ -6,8 +6,9 @@
     <w:p>
       <w:pPr>
         <w:pStyle w:val="Heading1"/>
-        <w:spacing w:before="280" w:after="120"/>
+        <w:spacing w:before="0" w:after="240"/>
         <w:jc w:val="center"/>
+        <w:keepNext/>
       </w:pPr>
       <w:r>
         <w:rPr>
@@ -38,6 +39,60 @@
           <w:rFonts w:hint="eastAsia" w:ascii="Times New Roman" w:hAnsi="Times New Roman" w:eastAsia="SimHei" w:cs="Times New Roman"/>
         </w:rPr>
         <w:t>练习</w:t>
+      </w:r>
+    </w:p>
+    <w:p>
+      <w:pPr>
+        <w:pStyle w:val="BlockText"/>
+        <w:ind w:firstLine="420"/>
+      </w:pPr>
+      <w:r>
+        <w:rPr>
+          <w:rFonts w:hint="eastAsia" w:ascii="Times New Roman" w:hAnsi="Times New Roman" w:eastAsia="FangSong" w:cs="Times New Roman"/>
+        </w:rPr>
+        <w:t xml:space="preserve">共</w:t>
+      </w:r>
+      <w:r>
+        <w:rPr>
+          <w:rFonts w:ascii="Times New Roman" w:hAnsi="Times New Roman" w:eastAsia="Times New Roman" w:cs="Times New Roman"/>
+        </w:rPr>
+        <w:t xml:space="preserve"> 40 </w:t>
+      </w:r>
+      <w:r>
+        <w:rPr>
+          <w:rFonts w:hint="eastAsia" w:ascii="Times New Roman" w:hAnsi="Times New Roman" w:eastAsia="FangSong" w:cs="Times New Roman"/>
+        </w:rPr>
+        <w:t>题</w:t>
+      </w:r>
+      <w:r>
+        <w:rPr>
+          <w:rFonts w:hint="eastAsia" w:ascii="Times New Roman" w:hAnsi="Times New Roman" w:eastAsia="Times New Roman" w:cs="Times New Roman"/>
+        </w:rPr>
+        <w:t>。</w:t>
+      </w:r>
+      <w:r>
+        <w:rPr>
+          <w:rFonts w:hint="eastAsia" w:ascii="Times New Roman" w:hAnsi="Times New Roman" w:eastAsia="FangSong" w:cs="Times New Roman"/>
+        </w:rPr>
+        <w:t>建议先独立完成</w:t>
+      </w:r>
+      <w:r>
+        <w:rPr>
+          <w:rFonts w:hint="eastAsia" w:ascii="Times New Roman" w:hAnsi="Times New Roman" w:eastAsia="Times New Roman" w:cs="Times New Roman"/>
+        </w:rPr>
+        <w:t>，</w:t>
+      </w:r>
+      <w:r>
+        <w:rPr>
+          <w:rFonts w:hint="eastAsia" w:ascii="Times New Roman" w:hAnsi="Times New Roman" w:eastAsia="FangSong" w:cs="Times New Roman"/>
+        </w:rPr>
+        <w:t>再核对答案</w:t>
+      </w:r>
+      <w:r>
+        <w:rPr>
+          <w:rFonts w:hint="eastAsia" w:ascii="Times New Roman" w:hAnsi="Times New Roman" w:eastAsia="Times New Roman" w:cs="Times New Roman"/>
+        </w:rPr>
+        <w:t>。</w:t>
       </w:r>
     </w:p>
     <w:p>
@@ -54,7 +109,8 @@
     <w:p>
       <w:pPr>
         <w:pStyle w:val="Heading2"/>
-        <w:spacing w:before="280" w:after="120"/>
+        <w:spacing w:before="280" w:after="80"/>
+        <w:keepNext/>
       </w:pPr>
       <w:r>
         <w:rPr>
@@ -91,6 +147,7 @@
     <w:p>
       <w:pPr>
         <w:pStyle w:val="FirstParagraph"/>
+        <w:ind w:firstLine="420"/>
       </w:pPr>
       <w:r>
         <w:rPr>
@@ -365,6 +422,7 @@
           <w:ilvl w:val="0"/>
           <w:numId w:val="1001"/>
         </w:numPr>
+        <w:ind w:firstLine="420"/>
       </w:pPr>
       <w:r>
         <w:rPr>
@@ -397,6 +455,7 @@
           <w:ilvl w:val="0"/>
           <w:numId w:val="1001"/>
         </w:numPr>
+        <w:ind w:firstLine="420"/>
       </w:pPr>
       <w:r>
         <w:rPr>
@@ -672,7 +731,7 @@
         </w:rPr>
         <w:drawing>
           <wp:inline>
-            <wp:extent cx="3600000" cy="2085417"/>
+            <wp:extent cx="3600000" cy="2047916"/>
             <wp:effectExtent b="0" l="0" r="0" t="0"/>
             <wp:docPr descr="" title="" id="10" name="Picture"/>
             <a:graphic>
@@ -693,7 +752,7 @@
                   <pic:spPr bwMode="auto">
                     <a:xfrm>
                       <a:off x="0" y="0"/>
-                      <a:ext cx="3600000" cy="2085417"/>
+                      <a:ext cx="3600000" cy="2047916"/>
                     </a:xfrm>
                     <a:prstGeom prst="rect">
                       <a:avLst/>
@@ -714,31 +773,6 @@
     </w:p>
     <w:p>
       <w:pPr>
-        <w:spacing w:before="0" w:after="0"/>
-      </w:pPr>
-    </w:p>
-    <w:p>
-      <w:pPr>
-        <w:spacing w:before="0" w:after="0"/>
-      </w:pPr>
-    </w:p>
-    <w:p>
-      <w:pPr>
-        <w:spacing w:before="0" w:after="0"/>
-      </w:pPr>
-    </w:p>
-    <w:p>
-      <w:pPr>
-        <w:spacing w:before="0" w:after="0"/>
-      </w:pPr>
-    </w:p>
-    <w:p>
-      <w:pPr>
-        <w:spacing w:before="0" w:after="0"/>
-      </w:pPr>
-    </w:p>
-    <w:p>
-      <w:pPr>
         <w:spacing w:before="160" w:after="80"/>
       </w:pPr>
       <w:r>
@@ -776,6 +810,7 @@
     <w:p>
       <w:pPr>
         <w:pStyle w:val="FirstParagraph"/>
+        <w:ind w:firstLine="420"/>
       </w:pPr>
       <w:r>
         <w:rPr>
@@ -856,7 +891,7 @@
         </w:rPr>
         <w:drawing>
           <wp:inline>
-            <wp:extent cx="3255441" cy="612300"/>
+            <wp:extent cx="3600000" cy="650864"/>
             <wp:effectExtent b="0" l="0" r="0" t="0"/>
             <wp:docPr descr="" title="" id="14" name="Picture"/>
             <a:graphic>
@@ -877,7 +912,7 @@
                   <pic:spPr bwMode="auto">
                     <a:xfrm>
                       <a:off x="0" y="0"/>
-                      <a:ext cx="3255441" cy="612300"/>
+                      <a:ext cx="3600000" cy="650864"/>
                     </a:xfrm>
                     <a:prstGeom prst="rect">
                       <a:avLst/>
@@ -899,7 +934,11 @@
     <w:p>
       <w:pPr>
         <w:pStyle w:val="Compact"/>
-        <w:spacing w:before="0" w:after="0"/>
+        <w:numPr>
+          <w:ilvl w:val="0"/>
+          <w:numId w:val="1002"/>
+        </w:numPr>
+        <w:ind w:firstLine="420"/>
       </w:pPr>
       <w:r>
         <w:rPr>
@@ -917,7 +956,11 @@
     <w:p>
       <w:pPr>
         <w:pStyle w:val="Compact"/>
-        <w:spacing w:before="0" w:after="0"/>
+        <w:numPr>
+          <w:ilvl w:val="0"/>
+          <w:numId w:val="1002"/>
+        </w:numPr>
+        <w:ind w:firstLine="420"/>
       </w:pPr>
       <w:r>
         <w:rPr>
@@ -984,7 +1027,11 @@
     <w:p>
       <w:pPr>
         <w:pStyle w:val="Compact"/>
-        <w:spacing w:before="0" w:after="0"/>
+        <w:numPr>
+          <w:ilvl w:val="0"/>
+          <w:numId w:val="1002"/>
+        </w:numPr>
+        <w:ind w:firstLine="420"/>
       </w:pPr>
       <w:r>
         <w:rPr>
@@ -1086,7 +1133,11 @@
     <w:p>
       <w:pPr>
         <w:pStyle w:val="Compact"/>
-        <w:spacing w:before="0" w:after="0"/>
+        <w:numPr>
+          <w:ilvl w:val="0"/>
+          <w:numId w:val="1002"/>
+        </w:numPr>
+        <w:ind w:firstLine="420"/>
       </w:pPr>
       <w:r>
         <w:rPr>
@@ -1172,16 +1223,6 @@
         </w:rPr>
         <w:t xml:space="preserve"> 6</w:t>
       </w:r>
-    </w:p>
-    <w:p>
-      <w:pPr>
-        <w:spacing w:before="0" w:after="0"/>
-      </w:pPr>
-    </w:p>
-    <w:p>
-      <w:pPr>
-        <w:spacing w:before="0" w:after="0"/>
-      </w:pPr>
     </w:p>
     <w:p>
       <w:pPr>
@@ -1222,6 +1263,7 @@
     <w:p>
       <w:pPr>
         <w:pStyle w:val="FirstParagraph"/>
+        <w:ind w:firstLine="420"/>
       </w:pPr>
       <w:r>
         <w:rPr>
@@ -1554,7 +1596,7 @@
         </w:rPr>
         <w:drawing>
           <wp:inline>
-            <wp:extent cx="3228919" cy="3899541"/>
+            <wp:extent cx="3240000" cy="3899541"/>
             <wp:effectExtent b="0" l="0" r="0" t="0"/>
             <wp:docPr descr="" title="" id="18" name="Picture"/>
             <a:graphic>
@@ -1575,7 +1617,7 @@
                   <pic:spPr bwMode="auto">
                     <a:xfrm>
                       <a:off x="0" y="0"/>
-                      <a:ext cx="3228919" cy="3899541"/>
+                      <a:ext cx="3240000" cy="3899541"/>
                     </a:xfrm>
                     <a:prstGeom prst="rect">
                       <a:avLst/>
@@ -1596,31 +1638,6 @@
     </w:p>
     <w:p>
       <w:pPr>
-        <w:spacing w:before="0" w:after="0"/>
-      </w:pPr>
-    </w:p>
-    <w:p>
-      <w:pPr>
-        <w:spacing w:before="0" w:after="0"/>
-      </w:pPr>
-    </w:p>
-    <w:p>
-      <w:pPr>
-        <w:spacing w:before="0" w:after="0"/>
-      </w:pPr>
-    </w:p>
-    <w:p>
-      <w:pPr>
-        <w:spacing w:before="0" w:after="0"/>
-      </w:pPr>
-    </w:p>
-    <w:p>
-      <w:pPr>
-        <w:spacing w:before="0" w:after="0"/>
-      </w:pPr>
-    </w:p>
-    <w:p>
-      <w:pPr>
         <w:spacing w:before="160" w:after="80"/>
       </w:pPr>
       <w:r>
@@ -1658,6 +1675,7 @@
     <w:p>
       <w:pPr>
         <w:pStyle w:val="FirstParagraph"/>
+        <w:ind w:firstLine="420"/>
       </w:pPr>
       <w:r>
         <w:rPr>
@@ -1978,21 +1996,6 @@
     </w:p>
     <w:p>
       <w:pPr>
-        <w:spacing w:before="0" w:after="0"/>
-      </w:pPr>
-    </w:p>
-    <w:p>
-      <w:pPr>
-        <w:spacing w:before="0" w:after="0"/>
-      </w:pPr>
-    </w:p>
-    <w:p>
-      <w:pPr>
-        <w:spacing w:before="0" w:after="0"/>
-      </w:pPr>
-    </w:p>
-    <w:p>
-      <w:pPr>
         <w:spacing w:before="160" w:after="80"/>
       </w:pPr>
       <w:r>
@@ -2030,6 +2033,7 @@
     <w:p>
       <w:pPr>
         <w:pStyle w:val="FirstParagraph"/>
+        <w:ind w:firstLine="420"/>
       </w:pPr>
       <w:r>
         <w:rPr>
@@ -2365,6 +2369,7 @@
     <w:p>
       <w:pPr>
         <w:pStyle w:val="BodyText"/>
+        <w:ind w:firstLine="420"/>
       </w:pPr>
       <w:r>
         <w:rPr>
@@ -2531,6 +2536,7 @@
     <w:p>
       <w:pPr>
         <w:pStyle w:val="BodyText"/>
+        <w:ind w:firstLine="420"/>
       </w:pPr>
       <w:r>
         <w:rPr>
@@ -2822,46 +2828,6 @@
     </w:p>
     <w:p>
       <w:pPr>
-        <w:spacing w:before="0" w:after="0"/>
-      </w:pPr>
-    </w:p>
-    <w:p>
-      <w:pPr>
-        <w:spacing w:before="0" w:after="0"/>
-      </w:pPr>
-    </w:p>
-    <w:p>
-      <w:pPr>
-        <w:spacing w:before="0" w:after="0"/>
-      </w:pPr>
-    </w:p>
-    <w:p>
-      <w:pPr>
-        <w:spacing w:before="0" w:after="0"/>
-      </w:pPr>
-    </w:p>
-    <w:p>
-      <w:pPr>
-        <w:spacing w:before="0" w:after="0"/>
-      </w:pPr>
-    </w:p>
-    <w:p>
-      <w:pPr>
-        <w:spacing w:before="0" w:after="0"/>
-      </w:pPr>
-    </w:p>
-    <w:p>
-      <w:pPr>
-        <w:spacing w:before="0" w:after="0"/>
-      </w:pPr>
-    </w:p>
-    <w:p>
-      <w:pPr>
-        <w:spacing w:before="0" w:after="0"/>
-      </w:pPr>
-    </w:p>
-    <w:p>
-      <w:pPr>
         <w:spacing w:before="160" w:after="80"/>
       </w:pPr>
       <w:r>
@@ -2899,8 +2865,7 @@
     <w:p>
       <w:pPr>
         <w:pStyle w:val="FirstParagraph"/>
-        <w:spacing w:before="0" w:after="0"/>
-        <w:ind w:left="480" w:hanging="480"/>
+        <w:ind w:firstLine="420"/>
       </w:pPr>
       <w:r>
         <w:rPr>
@@ -2938,13 +2903,6 @@
         </w:rPr>
         <w:t xml:space="preserve"> </w:t>
       </w:r>
-    </w:p>
-    <w:p>
-      <w:pPr>
-        <w:pStyle w:val="FirstParagraph"/>
-        <w:spacing w:before="0" w:after="0"/>
-        <w:ind w:left="480" w:hanging="480"/>
-      </w:pPr>
       <w:r>
         <w:rPr>
           <w:rFonts w:ascii="Times New Roman" w:hAnsi="Times New Roman" w:eastAsia="Times New Roman" w:cs="Times New Roman"/>
@@ -2986,13 +2944,6 @@
         </w:rPr>
         <w:t xml:space="preserve"> </w:t>
       </w:r>
-    </w:p>
-    <w:p>
-      <w:pPr>
-        <w:pStyle w:val="FirstParagraph"/>
-        <w:spacing w:before="0" w:after="0"/>
-        <w:ind w:left="480" w:hanging="480"/>
-      </w:pPr>
       <w:r>
         <w:rPr>
           <w:rFonts w:ascii="Times New Roman" w:hAnsi="Times New Roman" w:eastAsia="Times New Roman" w:cs="Times New Roman"/>
@@ -3034,13 +2985,6 @@
         </w:rPr>
         <w:t xml:space="preserve"> </w:t>
       </w:r>
-    </w:p>
-    <w:p>
-      <w:pPr>
-        <w:pStyle w:val="FirstParagraph"/>
-        <w:spacing w:before="0" w:after="0"/>
-        <w:ind w:left="480" w:hanging="480"/>
-      </w:pPr>
       <w:r>
         <w:rPr>
           <w:rFonts w:ascii="Times New Roman" w:hAnsi="Times New Roman" w:eastAsia="Times New Roman" w:cs="Times New Roman"/>
@@ -3082,13 +3026,6 @@
         </w:rPr>
         <w:t xml:space="preserve"> </w:t>
       </w:r>
-    </w:p>
-    <w:p>
-      <w:pPr>
-        <w:pStyle w:val="FirstParagraph"/>
-        <w:spacing w:before="0" w:after="0"/>
-        <w:ind w:left="480" w:hanging="480"/>
-      </w:pPr>
       <w:r>
         <w:rPr>
           <w:rFonts w:ascii="Times New Roman" w:hAnsi="Times New Roman" w:eastAsia="Times New Roman" w:cs="Times New Roman"/>
@@ -3132,37 +3069,9 @@
       </w:r>
       <w:r>
         <w:rPr>
-          <w:rFonts w:hint="eastAsia" w:ascii="Times New Roman" w:hAnsi="Times New Roman" w:eastAsia="FangSong" w:cs="Times New Roman"/>
-          <w:b/>
-          <w:bCs/>
-        </w:rPr>
-        <w:t xml:space="preserve">答案</w:t>
-      </w:r>
-      <w:r>
-        <w:rPr>
-          <w:rFonts w:hint="eastAsia" w:ascii="Times New Roman" w:hAnsi="Times New Roman" w:eastAsia="Times New Roman" w:cs="Times New Roman"/>
-        </w:rPr>
-        <w:t xml:space="preserve">：C</w:t>
-      </w:r>
-    </w:p>
-    <w:p>
-      <w:pPr>
-        <w:spacing w:before="0" w:after="0"/>
-      </w:pPr>
-    </w:p>
-    <w:p>
-      <w:pPr>
-        <w:spacing w:before="0" w:after="0"/>
-      </w:pPr>
-    </w:p>
-    <w:p>
-      <w:pPr>
-        <w:spacing w:before="160" w:after="80"/>
-      </w:pPr>
-      <w:r>
-        <w:pict>
-          <v:rect style="width:0;height:1.5pt" o:hralign="center" o:hrstd="t" o:hr="t"/>
-        </w:pict>
+          <w:rFonts w:ascii="Times New Roman" w:hAnsi="Times New Roman" w:eastAsia="Times New Roman" w:cs="Times New Roman"/>
+        </w:rPr>
+        <w:t xml:space="preserve">—</w:t>
       </w:r>
     </w:p>
     <w:bookmarkEnd w:id="23"/>
@@ -3194,8 +3103,7 @@
     <w:p>
       <w:pPr>
         <w:pStyle w:val="FirstParagraph"/>
-        <w:spacing w:before="0" w:after="0"/>
-        <w:ind w:left="480" w:hanging="480"/>
+        <w:ind w:firstLine="420"/>
       </w:pPr>
       <w:r>
         <w:rPr>
@@ -3227,13 +3135,6 @@
         </w:rPr>
         <w:t xml:space="preserve"> </w:t>
       </w:r>
-    </w:p>
-    <w:p>
-      <w:pPr>
-        <w:pStyle w:val="FirstParagraph"/>
-        <w:spacing w:before="0" w:after="0"/>
-        <w:ind w:left="480" w:hanging="480"/>
-      </w:pPr>
       <w:r>
         <w:rPr>
           <w:rFonts w:ascii="Times New Roman" w:hAnsi="Times New Roman" w:eastAsia="Times New Roman" w:cs="Times New Roman"/>
@@ -3388,13 +3289,6 @@
         </w:rPr>
         <w:t xml:space="preserve"> </w:t>
       </w:r>
-    </w:p>
-    <w:p>
-      <w:pPr>
-        <w:pStyle w:val="FirstParagraph"/>
-        <w:spacing w:before="0" w:after="0"/>
-        <w:ind w:left="480" w:hanging="480"/>
-      </w:pPr>
       <w:r>
         <w:rPr>
           <w:rFonts w:ascii="Times New Roman" w:hAnsi="Times New Roman" w:eastAsia="Times New Roman" w:cs="Times New Roman"/>
@@ -3513,13 +3407,6 @@
         </w:rPr>
         <w:t xml:space="preserve"> </w:t>
       </w:r>
-    </w:p>
-    <w:p>
-      <w:pPr>
-        <w:pStyle w:val="FirstParagraph"/>
-        <w:spacing w:before="0" w:after="0"/>
-        <w:ind w:left="480" w:hanging="480"/>
-      </w:pPr>
       <w:r>
         <w:rPr>
           <w:rFonts w:ascii="Times New Roman" w:hAnsi="Times New Roman" w:eastAsia="Times New Roman" w:cs="Times New Roman"/>
@@ -3632,13 +3519,6 @@
         </w:rPr>
         <w:t xml:space="preserve"> </w:t>
       </w:r>
-    </w:p>
-    <w:p>
-      <w:pPr>
-        <w:pStyle w:val="FirstParagraph"/>
-        <w:spacing w:before="0" w:after="0"/>
-        <w:ind w:left="480" w:hanging="480"/>
-      </w:pPr>
       <w:r>
         <w:rPr>
           <w:rFonts w:ascii="Times New Roman" w:hAnsi="Times New Roman" w:eastAsia="Times New Roman" w:cs="Times New Roman"/>
@@ -3831,37 +3711,9 @@
       </w:r>
       <w:r>
         <w:rPr>
-          <w:rFonts w:hint="eastAsia" w:ascii="Times New Roman" w:hAnsi="Times New Roman" w:eastAsia="FangSong" w:cs="Times New Roman"/>
-          <w:b/>
-          <w:bCs/>
-        </w:rPr>
-        <w:t xml:space="preserve">答案</w:t>
-      </w:r>
-      <w:r>
-        <w:rPr>
-          <w:rFonts w:hint="eastAsia" w:ascii="Times New Roman" w:hAnsi="Times New Roman" w:eastAsia="Times New Roman" w:cs="Times New Roman"/>
-        </w:rPr>
-        <w:t xml:space="preserve">：C</w:t>
-      </w:r>
-    </w:p>
-    <w:p>
-      <w:pPr>
-        <w:spacing w:before="0" w:after="0"/>
-      </w:pPr>
-    </w:p>
-    <w:p>
-      <w:pPr>
-        <w:spacing w:before="0" w:after="0"/>
-      </w:pPr>
-    </w:p>
-    <w:p>
-      <w:pPr>
-        <w:spacing w:before="160" w:after="80"/>
-      </w:pPr>
-      <w:r>
-        <w:pict>
-          <v:rect style="width:0;height:1.5pt" o:hralign="center" o:hrstd="t" o:hr="t"/>
-        </w:pict>
+          <w:rFonts w:ascii="Times New Roman" w:hAnsi="Times New Roman" w:eastAsia="Times New Roman" w:cs="Times New Roman"/>
+        </w:rPr>
+        <w:t xml:space="preserve">—</w:t>
       </w:r>
     </w:p>
     <w:bookmarkEnd w:id="24"/>
@@ -3893,6 +3745,7 @@
     <w:p>
       <w:pPr>
         <w:pStyle w:val="FirstParagraph"/>
+        <w:ind w:firstLine="420"/>
       </w:pPr>
       <w:r>
         <w:rPr>
@@ -4114,31 +3967,6 @@
     </w:p>
     <w:p>
       <w:pPr>
-        <w:spacing w:before="0" w:after="0"/>
-      </w:pPr>
-    </w:p>
-    <w:p>
-      <w:pPr>
-        <w:spacing w:before="0" w:after="0"/>
-      </w:pPr>
-    </w:p>
-    <w:p>
-      <w:pPr>
-        <w:spacing w:before="0" w:after="0"/>
-      </w:pPr>
-    </w:p>
-    <w:p>
-      <w:pPr>
-        <w:spacing w:before="0" w:after="0"/>
-      </w:pPr>
-    </w:p>
-    <w:p>
-      <w:pPr>
-        <w:spacing w:before="0" w:after="0"/>
-      </w:pPr>
-    </w:p>
-    <w:p>
-      <w:pPr>
         <w:spacing w:before="160" w:after="80"/>
       </w:pPr>
       <w:r>
@@ -4176,8 +4004,7 @@
     <w:p>
       <w:pPr>
         <w:pStyle w:val="FirstParagraph"/>
-        <w:spacing w:before="0" w:after="0"/>
-        <w:ind w:left="480" w:hanging="480"/>
+        <w:ind w:firstLine="420"/>
       </w:pPr>
       <w:r>
         <w:rPr>
@@ -4238,13 +4065,6 @@
         </w:rPr>
         <w:t xml:space="preserve"> </w:t>
       </w:r>
-    </w:p>
-    <w:p>
-      <w:pPr>
-        <w:pStyle w:val="FirstParagraph"/>
-        <w:spacing w:before="0" w:after="0"/>
-        <w:ind w:left="480" w:hanging="480"/>
-      </w:pPr>
       <w:r>
         <w:rPr>
           <w:rFonts w:ascii="Times New Roman" w:hAnsi="Times New Roman" w:eastAsia="Times New Roman" w:cs="Times New Roman"/>
@@ -4330,13 +4150,6 @@
         </w:rPr>
         <w:t xml:space="preserve"> </w:t>
       </w:r>
-    </w:p>
-    <w:p>
-      <w:pPr>
-        <w:pStyle w:val="FirstParagraph"/>
-        <w:spacing w:before="0" w:after="0"/>
-        <w:ind w:left="480" w:hanging="480"/>
-      </w:pPr>
       <w:r>
         <w:rPr>
           <w:rFonts w:ascii="Times New Roman" w:hAnsi="Times New Roman" w:eastAsia="Times New Roman" w:cs="Times New Roman"/>
@@ -4461,13 +4274,6 @@
         </w:rPr>
         <w:t xml:space="preserve"> </w:t>
       </w:r>
-    </w:p>
-    <w:p>
-      <w:pPr>
-        <w:pStyle w:val="FirstParagraph"/>
-        <w:spacing w:before="0" w:after="0"/>
-        <w:ind w:left="480" w:hanging="480"/>
-      </w:pPr>
       <w:r>
         <w:rPr>
           <w:rFonts w:ascii="Times New Roman" w:hAnsi="Times New Roman" w:eastAsia="Times New Roman" w:cs="Times New Roman"/>
@@ -4601,13 +4407,6 @@
         </w:rPr>
         <w:t xml:space="preserve"> </w:t>
       </w:r>
-    </w:p>
-    <w:p>
-      <w:pPr>
-        <w:pStyle w:val="FirstParagraph"/>
-        <w:spacing w:before="0" w:after="0"/>
-        <w:ind w:left="480" w:hanging="480"/>
-      </w:pPr>
       <w:r>
         <w:rPr>
           <w:rFonts w:ascii="Times New Roman" w:hAnsi="Times New Roman" w:eastAsia="Times New Roman" w:cs="Times New Roman"/>
@@ -4686,37 +4485,9 @@
       </w:r>
       <w:r>
         <w:rPr>
-          <w:rFonts w:hint="eastAsia" w:ascii="Times New Roman" w:hAnsi="Times New Roman" w:eastAsia="FangSong" w:cs="Times New Roman"/>
-          <w:b/>
-          <w:bCs/>
-        </w:rPr>
-        <w:t xml:space="preserve">答案</w:t>
-      </w:r>
-      <w:r>
-        <w:rPr>
-          <w:rFonts w:hint="eastAsia" w:ascii="Times New Roman" w:hAnsi="Times New Roman" w:eastAsia="Times New Roman" w:cs="Times New Roman"/>
-        </w:rPr>
-        <w:t xml:space="preserve">：A</w:t>
-      </w:r>
-    </w:p>
-    <w:p>
-      <w:pPr>
-        <w:spacing w:before="0" w:after="0"/>
-      </w:pPr>
-    </w:p>
-    <w:p>
-      <w:pPr>
-        <w:spacing w:before="0" w:after="0"/>
-      </w:pPr>
-    </w:p>
-    <w:p>
-      <w:pPr>
-        <w:spacing w:before="160" w:after="80"/>
-      </w:pPr>
-      <w:r>
-        <w:pict>
-          <v:rect style="width:0;height:1.5pt" o:hralign="center" o:hrstd="t" o:hr="t"/>
-        </w:pict>
+          <w:rFonts w:ascii="Times New Roman" w:hAnsi="Times New Roman" w:eastAsia="Times New Roman" w:cs="Times New Roman"/>
+        </w:rPr>
+        <w:t xml:space="preserve">—</w:t>
       </w:r>
     </w:p>
     <w:bookmarkEnd w:id="26"/>
@@ -4748,8 +4519,7 @@
     <w:p>
       <w:pPr>
         <w:pStyle w:val="FirstParagraph"/>
-        <w:spacing w:before="0" w:after="0"/>
-        <w:ind w:left="480" w:hanging="480"/>
+        <w:ind w:firstLine="420"/>
       </w:pPr>
       <w:r>
         <w:rPr>
@@ -4897,13 +4667,6 @@
         </w:rPr>
         <w:t xml:space="preserve"> </w:t>
       </w:r>
-    </w:p>
-    <w:p>
-      <w:pPr>
-        <w:pStyle w:val="FirstParagraph"/>
-        <w:spacing w:before="0" w:after="0"/>
-        <w:ind w:left="480" w:hanging="480"/>
-      </w:pPr>
       <w:r>
         <w:rPr>
           <w:rFonts w:ascii="Times New Roman" w:hAnsi="Times New Roman" w:eastAsia="Times New Roman" w:cs="Times New Roman"/>
@@ -4951,13 +4714,6 @@
         </w:rPr>
         <w:t xml:space="preserve"> </w:t>
       </w:r>
-    </w:p>
-    <w:p>
-      <w:pPr>
-        <w:pStyle w:val="FirstParagraph"/>
-        <w:spacing w:before="0" w:after="0"/>
-        <w:ind w:left="480" w:hanging="480"/>
-      </w:pPr>
       <w:r>
         <w:rPr>
           <w:rFonts w:ascii="Times New Roman" w:hAnsi="Times New Roman" w:eastAsia="Times New Roman" w:cs="Times New Roman"/>
@@ -5005,13 +4761,6 @@
         </w:rPr>
         <w:t xml:space="preserve"> </w:t>
       </w:r>
-    </w:p>
-    <w:p>
-      <w:pPr>
-        <w:pStyle w:val="FirstParagraph"/>
-        <w:spacing w:before="0" w:after="0"/>
-        <w:ind w:left="480" w:hanging="480"/>
-      </w:pPr>
       <w:r>
         <w:rPr>
           <w:rFonts w:ascii="Times New Roman" w:hAnsi="Times New Roman" w:eastAsia="Times New Roman" w:cs="Times New Roman"/>
@@ -5059,13 +4808,6 @@
         </w:rPr>
         <w:t xml:space="preserve"> </w:t>
       </w:r>
-    </w:p>
-    <w:p>
-      <w:pPr>
-        <w:pStyle w:val="FirstParagraph"/>
-        <w:spacing w:before="0" w:after="0"/>
-        <w:ind w:left="480" w:hanging="480"/>
-      </w:pPr>
       <w:r>
         <w:rPr>
           <w:rFonts w:ascii="Times New Roman" w:hAnsi="Times New Roman" w:eastAsia="Times New Roman" w:cs="Times New Roman"/>
@@ -5115,37 +4857,9 @@
       </w:r>
       <w:r>
         <w:rPr>
-          <w:rFonts w:hint="eastAsia" w:ascii="Times New Roman" w:hAnsi="Times New Roman" w:eastAsia="FangSong" w:cs="Times New Roman"/>
-          <w:b/>
-          <w:bCs/>
-        </w:rPr>
-        <w:t xml:space="preserve">答案</w:t>
-      </w:r>
-      <w:r>
-        <w:rPr>
-          <w:rFonts w:hint="eastAsia" w:ascii="Times New Roman" w:hAnsi="Times New Roman" w:eastAsia="Times New Roman" w:cs="Times New Roman"/>
-        </w:rPr>
-        <w:t xml:space="preserve">：D</w:t>
-      </w:r>
-    </w:p>
-    <w:p>
-      <w:pPr>
-        <w:spacing w:before="0" w:after="0"/>
-      </w:pPr>
-    </w:p>
-    <w:p>
-      <w:pPr>
-        <w:spacing w:before="0" w:after="0"/>
-      </w:pPr>
-    </w:p>
-    <w:p>
-      <w:pPr>
-        <w:spacing w:before="160" w:after="80"/>
-      </w:pPr>
-      <w:r>
-        <w:pict>
-          <v:rect style="width:0;height:1.5pt" o:hralign="center" o:hrstd="t" o:hr="t"/>
-        </w:pict>
+          <w:rFonts w:ascii="Times New Roman" w:hAnsi="Times New Roman" w:eastAsia="Times New Roman" w:cs="Times New Roman"/>
+        </w:rPr>
+        <w:t xml:space="preserve">—</w:t>
       </w:r>
     </w:p>
     <w:bookmarkEnd w:id="27"/>
@@ -5177,8 +4891,7 @@
     <w:p>
       <w:pPr>
         <w:pStyle w:val="FirstParagraph"/>
-        <w:spacing w:before="0" w:after="0"/>
-        <w:ind w:left="480" w:hanging="480"/>
+        <w:ind w:firstLine="420"/>
       </w:pPr>
       <w:r>
         <w:rPr>
@@ -5252,13 +4965,6 @@
         </w:rPr>
         <w:t xml:space="preserve"> </w:t>
       </w:r>
-    </w:p>
-    <w:p>
-      <w:pPr>
-        <w:pStyle w:val="FirstParagraph"/>
-        <w:spacing w:before="0" w:after="0"/>
-        <w:ind w:left="480" w:hanging="480"/>
-      </w:pPr>
       <w:r>
         <w:rPr>
           <w:rFonts w:ascii="Times New Roman" w:hAnsi="Times New Roman" w:eastAsia="Times New Roman" w:cs="Times New Roman"/>
@@ -5370,13 +5076,6 @@
         </w:rPr>
         <w:t xml:space="preserve"> </w:t>
       </w:r>
-    </w:p>
-    <w:p>
-      <w:pPr>
-        <w:pStyle w:val="FirstParagraph"/>
-        <w:spacing w:before="0" w:after="0"/>
-        <w:ind w:left="480" w:hanging="480"/>
-      </w:pPr>
       <w:r>
         <w:rPr>
           <w:rFonts w:ascii="Times New Roman" w:hAnsi="Times New Roman" w:eastAsia="Times New Roman" w:cs="Times New Roman"/>
@@ -5470,13 +5169,6 @@
         </w:rPr>
         <w:t xml:space="preserve"> </w:t>
       </w:r>
-    </w:p>
-    <w:p>
-      <w:pPr>
-        <w:pStyle w:val="FirstParagraph"/>
-        <w:spacing w:before="0" w:after="0"/>
-        <w:ind w:left="480" w:hanging="480"/>
-      </w:pPr>
       <w:r>
         <w:rPr>
           <w:rFonts w:ascii="Times New Roman" w:hAnsi="Times New Roman" w:eastAsia="Times New Roman" w:cs="Times New Roman"/>
@@ -5628,13 +5320,6 @@
         </w:rPr>
         <w:t xml:space="preserve"> </w:t>
       </w:r>
-    </w:p>
-    <w:p>
-      <w:pPr>
-        <w:pStyle w:val="FirstParagraph"/>
-        <w:spacing w:before="0" w:after="0"/>
-        <w:ind w:left="480" w:hanging="480"/>
-      </w:pPr>
       <w:r>
         <w:rPr>
           <w:rFonts w:ascii="Times New Roman" w:hAnsi="Times New Roman" w:eastAsia="Times New Roman" w:cs="Times New Roman"/>
@@ -5782,37 +5467,9 @@
       </w:r>
       <w:r>
         <w:rPr>
-          <w:rFonts w:hint="eastAsia" w:ascii="Times New Roman" w:hAnsi="Times New Roman" w:eastAsia="FangSong" w:cs="Times New Roman"/>
-          <w:b/>
-          <w:bCs/>
-        </w:rPr>
-        <w:t xml:space="preserve">答案</w:t>
-      </w:r>
-      <w:r>
-        <w:rPr>
-          <w:rFonts w:hint="eastAsia" w:ascii="Times New Roman" w:hAnsi="Times New Roman" w:eastAsia="Times New Roman" w:cs="Times New Roman"/>
-        </w:rPr>
-        <w:t xml:space="preserve">：D</w:t>
-      </w:r>
-    </w:p>
-    <w:p>
-      <w:pPr>
-        <w:spacing w:before="0" w:after="0"/>
-      </w:pPr>
-    </w:p>
-    <w:p>
-      <w:pPr>
-        <w:spacing w:before="0" w:after="0"/>
-      </w:pPr>
-    </w:p>
-    <w:p>
-      <w:pPr>
-        <w:spacing w:before="160" w:after="80"/>
-      </w:pPr>
-      <w:r>
-        <w:pict>
-          <v:rect style="width:0;height:1.5pt" o:hralign="center" o:hrstd="t" o:hr="t"/>
-        </w:pict>
+          <w:rFonts w:ascii="Times New Roman" w:hAnsi="Times New Roman" w:eastAsia="Times New Roman" w:cs="Times New Roman"/>
+        </w:rPr>
+        <w:t xml:space="preserve">—</w:t>
       </w:r>
     </w:p>
     <w:bookmarkEnd w:id="28"/>
@@ -5844,8 +5501,7 @@
     <w:p>
       <w:pPr>
         <w:pStyle w:val="FirstParagraph"/>
-        <w:spacing w:before="0" w:after="0"/>
-        <w:ind w:left="480" w:hanging="480"/>
+        <w:ind w:firstLine="420"/>
       </w:pPr>
       <w:r>
         <w:rPr>
@@ -5900,13 +5556,6 @@
         </w:rPr>
         <w:t xml:space="preserve"> </w:t>
       </w:r>
-    </w:p>
-    <w:p>
-      <w:pPr>
-        <w:pStyle w:val="FirstParagraph"/>
-        <w:spacing w:before="0" w:after="0"/>
-        <w:ind w:left="480" w:hanging="480"/>
-      </w:pPr>
       <w:r>
         <w:rPr>
           <w:rFonts w:ascii="Times New Roman" w:hAnsi="Times New Roman" w:eastAsia="Times New Roman" w:cs="Times New Roman"/>
@@ -6032,13 +5681,6 @@
         </w:rPr>
         <w:t xml:space="preserve"> </w:t>
       </w:r>
-    </w:p>
-    <w:p>
-      <w:pPr>
-        <w:pStyle w:val="FirstParagraph"/>
-        <w:spacing w:before="0" w:after="0"/>
-        <w:ind w:left="480" w:hanging="480"/>
-      </w:pPr>
       <w:r>
         <w:rPr>
           <w:rFonts w:ascii="Times New Roman" w:hAnsi="Times New Roman" w:eastAsia="Times New Roman" w:cs="Times New Roman"/>
@@ -6110,13 +5752,6 @@
         </w:rPr>
         <w:t xml:space="preserve"> </w:t>
       </w:r>
-    </w:p>
-    <w:p>
-      <w:pPr>
-        <w:pStyle w:val="FirstParagraph"/>
-        <w:spacing w:before="0" w:after="0"/>
-        <w:ind w:left="480" w:hanging="480"/>
-      </w:pPr>
       <w:r>
         <w:rPr>
           <w:rFonts w:ascii="Times New Roman" w:hAnsi="Times New Roman" w:eastAsia="Times New Roman" w:cs="Times New Roman"/>
@@ -6215,13 +5850,6 @@
         </w:rPr>
         <w:t xml:space="preserve"> </w:t>
       </w:r>
-    </w:p>
-    <w:p>
-      <w:pPr>
-        <w:pStyle w:val="FirstParagraph"/>
-        <w:spacing w:before="0" w:after="0"/>
-        <w:ind w:left="480" w:hanging="480"/>
-      </w:pPr>
       <w:r>
         <w:rPr>
           <w:rFonts w:ascii="Times New Roman" w:hAnsi="Times New Roman" w:eastAsia="Times New Roman" w:cs="Times New Roman"/>
@@ -6334,37 +5962,9 @@
       </w:r>
       <w:r>
         <w:rPr>
-          <w:rFonts w:hint="eastAsia" w:ascii="Times New Roman" w:hAnsi="Times New Roman" w:eastAsia="FangSong" w:cs="Times New Roman"/>
-          <w:b/>
-          <w:bCs/>
-        </w:rPr>
-        <w:t xml:space="preserve">答案</w:t>
-      </w:r>
-      <w:r>
-        <w:rPr>
-          <w:rFonts w:hint="eastAsia" w:ascii="Times New Roman" w:hAnsi="Times New Roman" w:eastAsia="Times New Roman" w:cs="Times New Roman"/>
-        </w:rPr>
-        <w:t xml:space="preserve">：B</w:t>
-      </w:r>
-    </w:p>
-    <w:p>
-      <w:pPr>
-        <w:spacing w:before="0" w:after="0"/>
-      </w:pPr>
-    </w:p>
-    <w:p>
-      <w:pPr>
-        <w:spacing w:before="0" w:after="0"/>
-      </w:pPr>
-    </w:p>
-    <w:p>
-      <w:pPr>
-        <w:spacing w:before="160" w:after="80"/>
-      </w:pPr>
-      <w:r>
-        <w:pict>
-          <v:rect style="width:0;height:1.5pt" o:hralign="center" o:hrstd="t" o:hr="t"/>
-        </w:pict>
+          <w:rFonts w:ascii="Times New Roman" w:hAnsi="Times New Roman" w:eastAsia="Times New Roman" w:cs="Times New Roman"/>
+        </w:rPr>
+        <w:t xml:space="preserve">—</w:t>
       </w:r>
     </w:p>
     <w:bookmarkEnd w:id="29"/>
@@ -6396,8 +5996,7 @@
     <w:p>
       <w:pPr>
         <w:pStyle w:val="FirstParagraph"/>
-        <w:spacing w:before="0" w:after="0"/>
-        <w:ind w:left="480" w:hanging="480"/>
+        <w:ind w:firstLine="420"/>
       </w:pPr>
       <w:r>
         <w:rPr>
@@ -6441,13 +6040,6 @@
         </w:rPr>
         <w:t xml:space="preserve"> </w:t>
       </w:r>
-    </w:p>
-    <w:p>
-      <w:pPr>
-        <w:pStyle w:val="FirstParagraph"/>
-        <w:spacing w:before="0" w:after="0"/>
-        <w:ind w:left="480" w:hanging="480"/>
-      </w:pPr>
       <w:r>
         <w:rPr>
           <w:rFonts w:ascii="Times New Roman" w:hAnsi="Times New Roman" w:eastAsia="Times New Roman" w:cs="Times New Roman"/>
@@ -6464,20 +6056,7 @@
         <w:rPr>
           <w:rFonts w:ascii="Times New Roman" w:hAnsi="Times New Roman" w:eastAsia="Times New Roman" w:cs="Times New Roman"/>
         </w:rPr>
-        <w:t xml:space="preserve"> </w:t>
-      </w:r>
-    </w:p>
-    <w:p>
-      <w:pPr>
-        <w:pStyle w:val="FirstParagraph"/>
-        <w:spacing w:before="0" w:after="0"/>
-        <w:ind w:left="480" w:hanging="480"/>
-      </w:pPr>
-      <w:r>
-        <w:rPr>
-          <w:rFonts w:ascii="Times New Roman" w:hAnsi="Times New Roman" w:eastAsia="Times New Roman" w:cs="Times New Roman"/>
-        </w:rPr>
-        <w:t xml:space="preserve">B. CO </w:t>
+        <w:t xml:space="preserve"> B. CO </w:t>
       </w:r>
       <w:r>
         <w:rPr>
@@ -6491,13 +6070,6 @@
         </w:rPr>
         <w:t xml:space="preserve"> </w:t>
       </w:r>
-    </w:p>
-    <w:p>
-      <w:pPr>
-        <w:pStyle w:val="FirstParagraph"/>
-        <w:spacing w:before="0" w:after="0"/>
-        <w:ind w:left="480" w:hanging="480"/>
-      </w:pPr>
       <w:r>
         <w:rPr>
           <w:rFonts w:ascii="Times New Roman" w:hAnsi="Times New Roman" w:eastAsia="Times New Roman" w:cs="Times New Roman"/>
@@ -6514,20 +6086,7 @@
         <w:rPr>
           <w:rFonts w:ascii="Times New Roman" w:hAnsi="Times New Roman" w:eastAsia="Times New Roman" w:cs="Times New Roman"/>
         </w:rPr>
-        <w:t xml:space="preserve"> </w:t>
-      </w:r>
-    </w:p>
-    <w:p>
-      <w:pPr>
-        <w:pStyle w:val="FirstParagraph"/>
-        <w:spacing w:before="0" w:after="0"/>
-        <w:ind w:left="480" w:hanging="480"/>
-      </w:pPr>
-      <w:r>
-        <w:rPr>
-          <w:rFonts w:ascii="Times New Roman" w:hAnsi="Times New Roman" w:eastAsia="Times New Roman" w:cs="Times New Roman"/>
-        </w:rPr>
-        <w:t xml:space="preserve">D. CO </w:t>
+        <w:t xml:space="preserve"> D. CO </w:t>
       </w:r>
       <w:r>
         <w:rPr>
@@ -6566,37 +6125,9 @@
       </w:r>
       <w:r>
         <w:rPr>
-          <w:rFonts w:hint="eastAsia" w:ascii="Times New Roman" w:hAnsi="Times New Roman" w:eastAsia="FangSong" w:cs="Times New Roman"/>
-          <w:b/>
-          <w:bCs/>
-        </w:rPr>
-        <w:t xml:space="preserve">答案</w:t>
-      </w:r>
-      <w:r>
-        <w:rPr>
-          <w:rFonts w:hint="eastAsia" w:ascii="Times New Roman" w:hAnsi="Times New Roman" w:eastAsia="Times New Roman" w:cs="Times New Roman"/>
-        </w:rPr>
-        <w:t xml:space="preserve">：D</w:t>
-      </w:r>
-    </w:p>
-    <w:p>
-      <w:pPr>
-        <w:spacing w:before="0" w:after="0"/>
-      </w:pPr>
-    </w:p>
-    <w:p>
-      <w:pPr>
-        <w:spacing w:before="0" w:after="0"/>
-      </w:pPr>
-    </w:p>
-    <w:p>
-      <w:pPr>
-        <w:spacing w:before="160" w:after="80"/>
-      </w:pPr>
-      <w:r>
-        <w:pict>
-          <v:rect style="width:0;height:1.5pt" o:hralign="center" o:hrstd="t" o:hr="t"/>
-        </w:pict>
+          <w:rFonts w:ascii="Times New Roman" w:hAnsi="Times New Roman" w:eastAsia="Times New Roman" w:cs="Times New Roman"/>
+        </w:rPr>
+        <w:t xml:space="preserve">—</w:t>
       </w:r>
     </w:p>
     <w:bookmarkEnd w:id="30"/>
@@ -6628,8 +6159,7 @@
     <w:p>
       <w:pPr>
         <w:pStyle w:val="FirstParagraph"/>
-        <w:spacing w:before="0" w:after="0"/>
-        <w:ind w:left="480" w:hanging="480"/>
+        <w:ind w:firstLine="420"/>
       </w:pPr>
       <w:r>
         <w:rPr>
@@ -6679,97 +6209,23 @@
         </w:rPr>
         <w:t xml:space="preserve"> </w:t>
       </w:r>
-    </w:p>
-    <w:p>
-      <w:pPr>
-        <w:pStyle w:val="FirstParagraph"/>
-        <w:spacing w:before="0" w:after="0"/>
-        <w:ind w:left="480" w:hanging="480"/>
-      </w:pPr>
-      <w:r>
-        <w:rPr>
-          <w:rFonts w:ascii="Times New Roman" w:hAnsi="Times New Roman" w:eastAsia="Times New Roman" w:cs="Times New Roman"/>
-        </w:rPr>
-        <w:t xml:space="preserve">A. 9 </w:t>
-      </w:r>
-    </w:p>
-    <w:p>
-      <w:pPr>
-        <w:pStyle w:val="FirstParagraph"/>
-        <w:spacing w:before="0" w:after="0"/>
-        <w:ind w:left="480" w:hanging="480"/>
-      </w:pPr>
-      <w:r>
-        <w:rPr>
-          <w:rFonts w:ascii="Times New Roman" w:hAnsi="Times New Roman" w:eastAsia="Times New Roman" w:cs="Times New Roman"/>
-        </w:rPr>
-        <w:t xml:space="preserve">B. 7 </w:t>
-      </w:r>
-    </w:p>
-    <w:p>
-      <w:pPr>
-        <w:pStyle w:val="FirstParagraph"/>
-        <w:spacing w:before="0" w:after="0"/>
-        <w:ind w:left="480" w:hanging="480"/>
-      </w:pPr>
-      <w:r>
-        <w:rPr>
-          <w:rFonts w:ascii="Times New Roman" w:hAnsi="Times New Roman" w:eastAsia="Times New Roman" w:cs="Times New Roman"/>
-        </w:rPr>
-        <w:t xml:space="preserve">C. 6 </w:t>
-      </w:r>
-    </w:p>
-    <w:p>
-      <w:pPr>
-        <w:pStyle w:val="FirstParagraph"/>
-        <w:spacing w:before="0" w:after="0"/>
-        <w:ind w:left="480" w:hanging="480"/>
-      </w:pPr>
-      <w:r>
-        <w:rPr>
-          <w:rFonts w:ascii="Times New Roman" w:hAnsi="Times New Roman" w:eastAsia="Times New Roman" w:cs="Times New Roman"/>
-        </w:rPr>
-        <w:t xml:space="preserve">D. 5</w:t>
-      </w:r>
-      <w:r>
-        <w:rPr>
-          <w:rFonts w:ascii="Times New Roman" w:hAnsi="Times New Roman" w:eastAsia="Times New Roman" w:cs="Times New Roman"/>
-        </w:rPr>
-        <w:t xml:space="preserve"> </w:t>
-      </w:r>
-      <w:r>
-        <w:rPr>
-          <w:rFonts w:hint="eastAsia" w:ascii="Times New Roman" w:hAnsi="Times New Roman" w:eastAsia="FangSong" w:cs="Times New Roman"/>
-          <w:b/>
-          <w:bCs/>
-        </w:rPr>
-        <w:t xml:space="preserve">答案</w:t>
-      </w:r>
-      <w:r>
-        <w:rPr>
-          <w:rFonts w:hint="eastAsia" w:ascii="Times New Roman" w:hAnsi="Times New Roman" w:eastAsia="Times New Roman" w:cs="Times New Roman"/>
-        </w:rPr>
-        <w:t xml:space="preserve">：C</w:t>
-      </w:r>
-    </w:p>
-    <w:p>
-      <w:pPr>
-        <w:spacing w:before="0" w:after="0"/>
-      </w:pPr>
-    </w:p>
-    <w:p>
-      <w:pPr>
-        <w:spacing w:before="0" w:after="0"/>
-      </w:pPr>
-    </w:p>
-    <w:p>
-      <w:pPr>
-        <w:spacing w:before="160" w:after="80"/>
-      </w:pPr>
-      <w:r>
-        <w:pict>
-          <v:rect style="width:0;height:1.5pt" o:hralign="center" o:hrstd="t" o:hr="t"/>
-        </w:pict>
+      <w:r>
+        <w:rPr>
+          <w:rFonts w:ascii="Times New Roman" w:hAnsi="Times New Roman" w:eastAsia="Times New Roman" w:cs="Times New Roman"/>
+        </w:rPr>
+        <w:t xml:space="preserve">A. 9 B. 7 C. 6 D. 5</w:t>
+      </w:r>
+      <w:r>
+        <w:rPr>
+          <w:rFonts w:ascii="Times New Roman" w:hAnsi="Times New Roman" w:eastAsia="Times New Roman" w:cs="Times New Roman"/>
+        </w:rPr>
+        <w:t xml:space="preserve"> </w:t>
+      </w:r>
+      <w:r>
+        <w:rPr>
+          <w:rFonts w:ascii="Times New Roman" w:hAnsi="Times New Roman" w:eastAsia="Times New Roman" w:cs="Times New Roman"/>
+        </w:rPr>
+        <w:t xml:space="preserve">—</w:t>
       </w:r>
     </w:p>
     <w:bookmarkEnd w:id="31"/>
@@ -6801,6 +6257,7 @@
     <w:p>
       <w:pPr>
         <w:pStyle w:val="FirstParagraph"/>
+        <w:ind w:firstLine="420"/>
       </w:pPr>
       <m:oMath>
         <m:sSub>
@@ -7221,21 +6678,6 @@
     </w:p>
     <w:p>
       <w:pPr>
-        <w:spacing w:before="0" w:after="0"/>
-      </w:pPr>
-    </w:p>
-    <w:p>
-      <w:pPr>
-        <w:spacing w:before="0" w:after="0"/>
-      </w:pPr>
-    </w:p>
-    <w:p>
-      <w:pPr>
-        <w:spacing w:before="0" w:after="0"/>
-      </w:pPr>
-    </w:p>
-    <w:p>
-      <w:pPr>
         <w:spacing w:before="160" w:after="80"/>
       </w:pPr>
       <w:r>
@@ -7273,8 +6715,7 @@
     <w:p>
       <w:pPr>
         <w:pStyle w:val="FirstParagraph"/>
-        <w:spacing w:before="0" w:after="0"/>
-        <w:ind w:left="480" w:hanging="480"/>
+        <w:ind w:firstLine="420"/>
       </w:pPr>
       <w:r>
         <w:rPr>
@@ -7372,13 +6813,6 @@
         </w:rPr>
         <w:t xml:space="preserve"> </w:t>
       </w:r>
-    </w:p>
-    <w:p>
-      <w:pPr>
-        <w:pStyle w:val="FirstParagraph"/>
-        <w:spacing w:before="0" w:after="0"/>
-        <w:ind w:left="480" w:hanging="480"/>
-      </w:pPr>
       <w:r>
         <w:rPr>
           <w:rFonts w:ascii="Times New Roman" w:hAnsi="Times New Roman" w:eastAsia="Times New Roman" w:cs="Times New Roman"/>
@@ -7396,20 +6830,7 @@
         <w:rPr>
           <w:rFonts w:ascii="Times New Roman" w:hAnsi="Times New Roman" w:eastAsia="Times New Roman" w:cs="Times New Roman"/>
         </w:rPr>
-        <w:t>B </w:t>
-      </w:r>
-    </w:p>
-    <w:p>
-      <w:pPr>
-        <w:pStyle w:val="FirstParagraph"/>
-        <w:spacing w:before="0" w:after="0"/>
-        <w:ind w:left="480" w:hanging="480"/>
-      </w:pPr>
-      <w:r>
-        <w:rPr>
-          <w:rFonts w:ascii="Times New Roman" w:hAnsi="Times New Roman" w:eastAsia="Times New Roman" w:cs="Times New Roman"/>
-        </w:rPr>
-        <w:t>B. MA</w:t>
+        <w:t>B B. MA</w:t>
       </w:r>
       <w:r>
         <w:rPr>
@@ -7448,20 +6869,7 @@
         <w:rPr>
           <w:rFonts w:ascii="Times New Roman" w:hAnsi="Times New Roman" w:eastAsia="Times New Roman" w:cs="Times New Roman"/>
         </w:rPr>
-        <w:t xml:space="preserve"> </w:t>
-      </w:r>
-    </w:p>
-    <w:p>
-      <w:pPr>
-        <w:pStyle w:val="FirstParagraph"/>
-        <w:spacing w:before="0" w:after="0"/>
-        <w:ind w:left="480" w:hanging="480"/>
-      </w:pPr>
-      <w:r>
-        <w:rPr>
-          <w:rFonts w:ascii="Times New Roman" w:hAnsi="Times New Roman" w:eastAsia="Times New Roman" w:cs="Times New Roman"/>
-        </w:rPr>
-        <w:t xml:space="preserve">C. </w:t>
+        <w:t xml:space="preserve"> C. </w:t>
       </w:r>
       <w:r>
         <w:rPr>
@@ -7498,20 +6906,7 @@
         <w:rPr>
           <w:rFonts w:ascii="Times New Roman" w:hAnsi="Times New Roman" w:eastAsia="Times New Roman" w:cs="Times New Roman"/>
         </w:rPr>
-        <w:t xml:space="preserve"> </w:t>
-      </w:r>
-    </w:p>
-    <w:p>
-      <w:pPr>
-        <w:pStyle w:val="FirstParagraph"/>
-        <w:spacing w:before="0" w:after="0"/>
-        <w:ind w:left="480" w:hanging="480"/>
-      </w:pPr>
-      <w:r>
-        <w:rPr>
-          <w:rFonts w:ascii="Times New Roman" w:hAnsi="Times New Roman" w:eastAsia="Times New Roman" w:cs="Times New Roman"/>
-        </w:rPr>
-        <w:t xml:space="preserve">D. </w:t>
+        <w:t xml:space="preserve"> D. </w:t>
       </w:r>
       <w:r>
         <w:rPr>
@@ -7552,37 +6947,9 @@
       </w:r>
       <w:r>
         <w:rPr>
-          <w:rFonts w:hint="eastAsia" w:ascii="Times New Roman" w:hAnsi="Times New Roman" w:eastAsia="FangSong" w:cs="Times New Roman"/>
-          <w:b/>
-          <w:bCs/>
-        </w:rPr>
-        <w:t xml:space="preserve">答案</w:t>
-      </w:r>
-      <w:r>
-        <w:rPr>
-          <w:rFonts w:hint="eastAsia" w:ascii="Times New Roman" w:hAnsi="Times New Roman" w:eastAsia="Times New Roman" w:cs="Times New Roman"/>
-        </w:rPr>
-        <w:t xml:space="preserve">：C</w:t>
-      </w:r>
-    </w:p>
-    <w:p>
-      <w:pPr>
-        <w:spacing w:before="0" w:after="0"/>
-      </w:pPr>
-    </w:p>
-    <w:p>
-      <w:pPr>
-        <w:spacing w:before="0" w:after="0"/>
-      </w:pPr>
-    </w:p>
-    <w:p>
-      <w:pPr>
-        <w:spacing w:before="160" w:after="80"/>
-      </w:pPr>
-      <w:r>
-        <w:pict>
-          <v:rect style="width:0;height:1.5pt" o:hralign="center" o:hrstd="t" o:hr="t"/>
-        </w:pict>
+          <w:rFonts w:ascii="Times New Roman" w:hAnsi="Times New Roman" w:eastAsia="Times New Roman" w:cs="Times New Roman"/>
+        </w:rPr>
+        <w:t xml:space="preserve">—</w:t>
       </w:r>
     </w:p>
     <w:bookmarkEnd w:id="33"/>
@@ -7614,8 +6981,7 @@
     <w:p>
       <w:pPr>
         <w:pStyle w:val="FirstParagraph"/>
-        <w:spacing w:before="0" w:after="0"/>
-        <w:ind w:left="480" w:hanging="480"/>
+        <w:ind w:firstLine="420"/>
       </w:pPr>
       <m:oMath>
         <m:oMathPr>
@@ -7912,13 +7278,6 @@
         </w:rPr>
         <w:t xml:space="preserve"> </w:t>
       </w:r>
-    </w:p>
-    <w:p>
-      <w:pPr>
-        <w:pStyle w:val="FirstParagraph"/>
-        <w:spacing w:before="0" w:after="0"/>
-        <w:ind w:left="480" w:hanging="480"/>
-      </w:pPr>
       <w:r>
         <w:rPr>
           <w:rFonts w:hint="eastAsia" w:ascii="Times New Roman" w:hAnsi="Times New Roman" w:eastAsia="Times New Roman" w:cs="Times New Roman"/>
@@ -7937,13 +7296,6 @@
         </w:rPr>
         <w:t xml:space="preserve"> </w:t>
       </w:r>
-    </w:p>
-    <w:p>
-      <w:pPr>
-        <w:pStyle w:val="FirstParagraph"/>
-        <w:spacing w:before="0" w:after="0"/>
-        <w:ind w:left="480" w:hanging="480"/>
-      </w:pPr>
       <w:r>
         <w:rPr>
           <w:rFonts w:hint="eastAsia" w:ascii="Times New Roman" w:hAnsi="Times New Roman" w:eastAsia="Times New Roman" w:cs="Times New Roman"/>
@@ -7962,13 +7314,6 @@
         </w:rPr>
         <w:t xml:space="preserve"> </w:t>
       </w:r>
-    </w:p>
-    <w:p>
-      <w:pPr>
-        <w:pStyle w:val="FirstParagraph"/>
-        <w:spacing w:before="0" w:after="0"/>
-        <w:ind w:left="480" w:hanging="480"/>
-      </w:pPr>
       <w:r>
         <w:rPr>
           <w:rFonts w:hint="eastAsia" w:ascii="Times New Roman" w:hAnsi="Times New Roman" w:eastAsia="Times New Roman" w:cs="Times New Roman"/>
@@ -7987,13 +7332,6 @@
         </w:rPr>
         <w:t xml:space="preserve"> </w:t>
       </w:r>
-    </w:p>
-    <w:p>
-      <w:pPr>
-        <w:pStyle w:val="FirstParagraph"/>
-        <w:spacing w:before="0" w:after="0"/>
-        <w:ind w:left="480" w:hanging="480"/>
-      </w:pPr>
       <w:r>
         <w:rPr>
           <w:rFonts w:hint="eastAsia" w:ascii="Times New Roman" w:hAnsi="Times New Roman" w:eastAsia="Times New Roman" w:cs="Times New Roman"/>
@@ -8014,37 +7352,9 @@
       </w:r>
       <w:r>
         <w:rPr>
-          <w:rFonts w:hint="eastAsia" w:ascii="Times New Roman" w:hAnsi="Times New Roman" w:eastAsia="FangSong" w:cs="Times New Roman"/>
-          <w:b/>
-          <w:bCs/>
-        </w:rPr>
-        <w:t xml:space="preserve">答案</w:t>
-      </w:r>
-      <w:r>
-        <w:rPr>
-          <w:rFonts w:hint="eastAsia" w:ascii="Times New Roman" w:hAnsi="Times New Roman" w:eastAsia="Times New Roman" w:cs="Times New Roman"/>
-        </w:rPr>
-        <w:t xml:space="preserve">：D</w:t>
-      </w:r>
-    </w:p>
-    <w:p>
-      <w:pPr>
-        <w:spacing w:before="0" w:after="0"/>
-      </w:pPr>
-    </w:p>
-    <w:p>
-      <w:pPr>
-        <w:spacing w:before="0" w:after="0"/>
-      </w:pPr>
-    </w:p>
-    <w:p>
-      <w:pPr>
-        <w:spacing w:before="160" w:after="80"/>
-      </w:pPr>
-      <w:r>
-        <w:pict>
-          <v:rect style="width:0;height:1.5pt" o:hralign="center" o:hrstd="t" o:hr="t"/>
-        </w:pict>
+          <w:rFonts w:ascii="Times New Roman" w:hAnsi="Times New Roman" w:eastAsia="Times New Roman" w:cs="Times New Roman"/>
+        </w:rPr>
+        <w:t xml:space="preserve">—</w:t>
       </w:r>
     </w:p>
     <w:bookmarkEnd w:id="34"/>
@@ -8076,8 +7386,7 @@
     <w:p>
       <w:pPr>
         <w:pStyle w:val="FirstParagraph"/>
-        <w:spacing w:before="0" w:after="0"/>
-        <w:ind w:left="480" w:hanging="480"/>
+        <w:ind w:firstLine="420"/>
       </w:pPr>
       <w:r>
         <w:rPr>
@@ -8300,13 +7609,6 @@
         </w:rPr>
         <w:t xml:space="preserve"> </w:t>
       </w:r>
-    </w:p>
-    <w:p>
-      <w:pPr>
-        <w:pStyle w:val="FirstParagraph"/>
-        <w:spacing w:before="0" w:after="0"/>
-        <w:ind w:left="480" w:hanging="480"/>
-      </w:pPr>
       <w:r>
         <w:rPr>
           <w:rFonts w:ascii="Times New Roman" w:hAnsi="Times New Roman" w:eastAsia="Times New Roman" w:cs="Times New Roman"/>
@@ -8323,20 +7625,7 @@
         <w:rPr>
           <w:rFonts w:ascii="Times New Roman" w:hAnsi="Times New Roman" w:eastAsia="Times New Roman" w:cs="Times New Roman"/>
         </w:rPr>
-        <w:t xml:space="preserve"> </w:t>
-      </w:r>
-    </w:p>
-    <w:p>
-      <w:pPr>
-        <w:pStyle w:val="FirstParagraph"/>
-        <w:spacing w:before="0" w:after="0"/>
-        <w:ind w:left="480" w:hanging="480"/>
-      </w:pPr>
-      <w:r>
-        <w:rPr>
-          <w:rFonts w:ascii="Times New Roman" w:hAnsi="Times New Roman" w:eastAsia="Times New Roman" w:cs="Times New Roman"/>
-        </w:rPr>
-        <w:t xml:space="preserve">B.</w:t>
+        <w:t xml:space="preserve"> B.</w:t>
       </w:r>
       <w:r>
         <w:rPr>
@@ -8417,13 +7706,6 @@
         </w:rPr>
         <w:t xml:space="preserve"> </w:t>
       </w:r>
-    </w:p>
-    <w:p>
-      <w:pPr>
-        <w:pStyle w:val="FirstParagraph"/>
-        <w:spacing w:before="0" w:after="0"/>
-        <w:ind w:left="480" w:hanging="480"/>
-      </w:pPr>
       <w:r>
         <w:rPr>
           <w:rFonts w:ascii="Times New Roman" w:hAnsi="Times New Roman" w:eastAsia="Times New Roman" w:cs="Times New Roman"/>
@@ -8464,20 +7746,7 @@
         <w:rPr>
           <w:rFonts w:ascii="Times New Roman" w:hAnsi="Times New Roman" w:eastAsia="Times New Roman" w:cs="Times New Roman"/>
         </w:rPr>
-        <w:t xml:space="preserve"> </w:t>
-      </w:r>
-    </w:p>
-    <w:p>
-      <w:pPr>
-        <w:pStyle w:val="FirstParagraph"/>
-        <w:spacing w:before="0" w:after="0"/>
-        <w:ind w:left="480" w:hanging="480"/>
-      </w:pPr>
-      <w:r>
-        <w:rPr>
-          <w:rFonts w:ascii="Times New Roman" w:hAnsi="Times New Roman" w:eastAsia="Times New Roman" w:cs="Times New Roman"/>
-        </w:rPr>
-        <w:t xml:space="preserve">D.</w:t>
+        <w:t xml:space="preserve"> D.</w:t>
       </w:r>
       <w:r>
         <w:rPr>
@@ -8557,37 +7826,9 @@
       </w:r>
       <w:r>
         <w:rPr>
-          <w:rFonts w:hint="eastAsia" w:ascii="Times New Roman" w:hAnsi="Times New Roman" w:eastAsia="FangSong" w:cs="Times New Roman"/>
-          <w:b/>
-          <w:bCs/>
-        </w:rPr>
-        <w:t xml:space="preserve">答案</w:t>
-      </w:r>
-      <w:r>
-        <w:rPr>
-          <w:rFonts w:hint="eastAsia" w:ascii="Times New Roman" w:hAnsi="Times New Roman" w:eastAsia="Times New Roman" w:cs="Times New Roman"/>
-        </w:rPr>
-        <w:t xml:space="preserve">：B</w:t>
-      </w:r>
-    </w:p>
-    <w:p>
-      <w:pPr>
-        <w:spacing w:before="0" w:after="0"/>
-      </w:pPr>
-    </w:p>
-    <w:p>
-      <w:pPr>
-        <w:spacing w:before="0" w:after="0"/>
-      </w:pPr>
-    </w:p>
-    <w:p>
-      <w:pPr>
-        <w:spacing w:before="160" w:after="80"/>
-      </w:pPr>
-      <w:r>
-        <w:pict>
-          <v:rect style="width:0;height:1.5pt" o:hralign="center" o:hrstd="t" o:hr="t"/>
-        </w:pict>
+          <w:rFonts w:ascii="Times New Roman" w:hAnsi="Times New Roman" w:eastAsia="Times New Roman" w:cs="Times New Roman"/>
+        </w:rPr>
+        <w:t xml:space="preserve">—</w:t>
       </w:r>
     </w:p>
     <w:bookmarkEnd w:id="35"/>
@@ -8619,6 +7860,7 @@
     <w:p>
       <w:pPr>
         <w:pStyle w:val="FirstParagraph"/>
+        <w:ind w:firstLine="420"/>
       </w:pPr>
       <m:oMath>
         <m:oMathPr>
@@ -8925,21 +8167,6 @@
     </w:p>
     <w:p>
       <w:pPr>
-        <w:spacing w:before="0" w:after="0"/>
-      </w:pPr>
-    </w:p>
-    <w:p>
-      <w:pPr>
-        <w:spacing w:before="0" w:after="0"/>
-      </w:pPr>
-    </w:p>
-    <w:p>
-      <w:pPr>
-        <w:spacing w:before="0" w:after="0"/>
-      </w:pPr>
-    </w:p>
-    <w:p>
-      <w:pPr>
         <w:spacing w:before="160" w:after="80"/>
       </w:pPr>
       <w:r>
@@ -8977,8 +8204,7 @@
     <w:p>
       <w:pPr>
         <w:pStyle w:val="FirstParagraph"/>
-        <w:spacing w:before="0" w:after="0"/>
-        <w:ind w:left="480" w:hanging="480"/>
+        <w:ind w:firstLine="420"/>
       </w:pPr>
       <w:r>
         <w:rPr>
@@ -9004,13 +8230,6 @@
         </w:rPr>
         <w:t xml:space="preserve"> </w:t>
       </w:r>
-    </w:p>
-    <w:p>
-      <w:pPr>
-        <w:pStyle w:val="FirstParagraph"/>
-        <w:spacing w:before="0" w:after="0"/>
-        <w:ind w:left="480" w:hanging="480"/>
-      </w:pPr>
       <w:r>
         <w:rPr>
           <w:rFonts w:ascii="Times New Roman" w:hAnsi="Times New Roman" w:eastAsia="Times New Roman" w:cs="Times New Roman"/>
@@ -9154,13 +8373,6 @@
         </w:rPr>
         <w:t xml:space="preserve"> </w:t>
       </w:r>
-    </w:p>
-    <w:p>
-      <w:pPr>
-        <w:pStyle w:val="FirstParagraph"/>
-        <w:spacing w:before="0" w:after="0"/>
-        <w:ind w:left="480" w:hanging="480"/>
-      </w:pPr>
       <w:r>
         <w:rPr>
           <w:rFonts w:ascii="Times New Roman" w:hAnsi="Times New Roman" w:eastAsia="Times New Roman" w:cs="Times New Roman"/>
@@ -9281,13 +8493,6 @@
         </w:rPr>
         <w:t xml:space="preserve"> </w:t>
       </w:r>
-    </w:p>
-    <w:p>
-      <w:pPr>
-        <w:pStyle w:val="FirstParagraph"/>
-        <w:spacing w:before="0" w:after="0"/>
-        <w:ind w:left="480" w:hanging="480"/>
-      </w:pPr>
       <w:r>
         <w:rPr>
           <w:rFonts w:ascii="Times New Roman" w:hAnsi="Times New Roman" w:eastAsia="Times New Roman" w:cs="Times New Roman"/>
@@ -9400,20 +8605,7 @@
         <w:rPr>
           <w:rFonts w:ascii="Times New Roman" w:hAnsi="Times New Roman" w:eastAsia="Times New Roman" w:cs="Times New Roman"/>
         </w:rPr>
-        <w:t xml:space="preserve"> KI </w:t>
-      </w:r>
-    </w:p>
-    <w:p>
-      <w:pPr>
-        <w:pStyle w:val="FirstParagraph"/>
-        <w:spacing w:before="0" w:after="0"/>
-        <w:ind w:left="480" w:hanging="480"/>
-      </w:pPr>
-      <w:r>
-        <w:rPr>
-          <w:rFonts w:ascii="Times New Roman" w:hAnsi="Times New Roman" w:eastAsia="Times New Roman" w:cs="Times New Roman"/>
-        </w:rPr>
-        <w:t xml:space="preserve">D.</w:t>
+        <w:t xml:space="preserve"> KI D.</w:t>
       </w:r>
       <w:r>
         <w:rPr>
@@ -9548,37 +8740,9 @@
       </w:r>
       <w:r>
         <w:rPr>
-          <w:rFonts w:hint="eastAsia" w:ascii="Times New Roman" w:hAnsi="Times New Roman" w:eastAsia="FangSong" w:cs="Times New Roman"/>
-          <w:b/>
-          <w:bCs/>
-        </w:rPr>
-        <w:t xml:space="preserve">答案</w:t>
-      </w:r>
-      <w:r>
-        <w:rPr>
-          <w:rFonts w:hint="eastAsia" w:ascii="Times New Roman" w:hAnsi="Times New Roman" w:eastAsia="Times New Roman" w:cs="Times New Roman"/>
-        </w:rPr>
-        <w:t xml:space="preserve">：B</w:t>
-      </w:r>
-    </w:p>
-    <w:p>
-      <w:pPr>
-        <w:spacing w:before="0" w:after="0"/>
-      </w:pPr>
-    </w:p>
-    <w:p>
-      <w:pPr>
-        <w:spacing w:before="0" w:after="0"/>
-      </w:pPr>
-    </w:p>
-    <w:p>
-      <w:pPr>
-        <w:spacing w:before="160" w:after="80"/>
-      </w:pPr>
-      <w:r>
-        <w:pict>
-          <v:rect style="width:0;height:1.5pt" o:hralign="center" o:hrstd="t" o:hr="t"/>
-        </w:pict>
+          <w:rFonts w:ascii="Times New Roman" w:hAnsi="Times New Roman" w:eastAsia="Times New Roman" w:cs="Times New Roman"/>
+        </w:rPr>
+        <w:t xml:space="preserve">—</w:t>
       </w:r>
     </w:p>
     <w:bookmarkEnd w:id="37"/>
@@ -9610,6 +8774,7 @@
     <w:p>
       <w:pPr>
         <w:pStyle w:val="FirstParagraph"/>
+        <w:ind w:firstLine="420"/>
       </w:pPr>
       <w:r>
         <w:rPr>
@@ -9921,6 +9086,7 @@
     <w:p>
       <w:pPr>
         <w:pStyle w:val="BodyText"/>
+        <w:ind w:firstLine="420"/>
       </w:pPr>
       <w:r>
         <w:rPr>
@@ -10505,6 +9671,7 @@
     <w:p>
       <w:pPr>
         <w:pStyle w:val="BodyText"/>
+        <w:ind w:firstLine="420"/>
       </w:pPr>
       <w:r>
         <w:rPr>
@@ -10614,6 +9781,7 @@
     <w:p>
       <w:pPr>
         <w:pStyle w:val="BodyText"/>
+        <w:ind w:firstLine="420"/>
       </w:pPr>
       <w:r>
         <w:rPr>
@@ -10683,6 +9851,7 @@
     <w:p>
       <w:pPr>
         <w:pStyle w:val="BodyText"/>
+        <w:ind w:firstLine="420"/>
       </w:pPr>
       <w:r>
         <w:rPr>
@@ -10750,6 +9919,7 @@
     <w:p>
       <w:pPr>
         <w:pStyle w:val="BodyText"/>
+        <w:ind w:firstLine="420"/>
       </w:pPr>
       <w:r>
         <w:rPr>
@@ -10838,7 +10008,7 @@
         </w:rPr>
         <w:drawing>
           <wp:inline>
-            <wp:extent cx="2933700" cy="2120900"/>
+            <wp:extent cx="2933700" cy="2197100"/>
             <wp:effectExtent b="0" l="0" r="0" t="0"/>
             <wp:docPr descr="" title="" id="39" name="Picture"/>
             <a:graphic>
@@ -10859,7 +10029,7 @@
                   <pic:spPr bwMode="auto">
                     <a:xfrm>
                       <a:off x="0" y="0"/>
-                      <a:ext cx="2933700" cy="2120900"/>
+                      <a:ext cx="2933700" cy="2197100"/>
                     </a:xfrm>
                     <a:prstGeom prst="rect">
                       <a:avLst/>
@@ -10898,46 +10068,6 @@
     </w:p>
     <w:p>
       <w:pPr>
-        <w:spacing w:before="0" w:after="0"/>
-      </w:pPr>
-    </w:p>
-    <w:p>
-      <w:pPr>
-        <w:spacing w:before="0" w:after="0"/>
-      </w:pPr>
-    </w:p>
-    <w:p>
-      <w:pPr>
-        <w:spacing w:before="0" w:after="0"/>
-      </w:pPr>
-    </w:p>
-    <w:p>
-      <w:pPr>
-        <w:spacing w:before="0" w:after="0"/>
-      </w:pPr>
-    </w:p>
-    <w:p>
-      <w:pPr>
-        <w:spacing w:before="0" w:after="0"/>
-      </w:pPr>
-    </w:p>
-    <w:p>
-      <w:pPr>
-        <w:spacing w:before="0" w:after="0"/>
-      </w:pPr>
-    </w:p>
-    <w:p>
-      <w:pPr>
-        <w:spacing w:before="0" w:after="0"/>
-      </w:pPr>
-    </w:p>
-    <w:p>
-      <w:pPr>
-        <w:spacing w:before="0" w:after="0"/>
-      </w:pPr>
-    </w:p>
-    <w:p>
-      <w:pPr>
         <w:spacing w:before="160" w:after="80"/>
       </w:pPr>
       <w:r>
@@ -10975,6 +10105,7 @@
     <w:p>
       <w:pPr>
         <w:pStyle w:val="FirstParagraph"/>
+        <w:ind w:firstLine="420"/>
       </w:pPr>
       <w:r>
         <w:rPr>
@@ -11263,6 +10394,7 @@
       <w:pPr>
         <w:pStyle w:val="BodyText"/>
         <w:spacing w:after="80"/>
+        <w:ind w:firstLine="420"/>
       </w:pPr>
       <w:r>
         <w:rPr>
@@ -11778,15 +10910,16 @@
         <w:tblStyle w:val="Table"/>
         <w:tblW w:type="pct" w:w="5000"/>
         <w:tblLayout w:type="fixed"/>
+        <w:tblLook w:firstRow="1" w:lastRow="0" w:firstColumn="0" w:lastColumn="0" w:noHBand="0" w:noVBand="0" w:val="0020"/>
+        <w:jc w:val="center"/>
         <w:tblBorders>
           <w:top w:val="single" w:sz="12" w:space="0" w:color="000000"/>
-          <w:left w:val="none" w:sz="0" w:space="0" w:color="auto"/>
           <w:bottom w:val="single" w:sz="12" w:space="0" w:color="000000"/>
-          <w:right w:val="none" w:sz="0" w:space="0" w:color="auto"/>
-          <w:insideH w:val="none" w:sz="0" w:space="0" w:color="auto"/>
-          <w:insideV w:val="none" w:sz="0" w:space="0" w:color="auto"/>
+          <w:left w:val="none"/>
+          <w:right w:val="none"/>
+          <w:insideH w:val="none"/>
+          <w:insideV w:val="none"/>
         </w:tblBorders>
-        <w:tblLook w:firstRow="1" w:lastRow="0" w:firstColumn="0" w:lastColumn="0" w:noHBand="0" w:noVBand="0" w:val="0020"/>
       </w:tblPr>
       <w:tblGrid>
         <w:gridCol w:w="1584"/>
@@ -11802,7 +10935,7 @@
         <w:tc>
           <w:tcPr>
             <w:tcBorders>
-              <w:bottom w:val="single" w:sz="8" w:space="0" w:color="000000"/>
+              <w:bottom w:val="single" w:sz="6" w:space="0" w:color="000000"/>
             </w:tcBorders>
           </w:tcPr>
           <w:p>
@@ -11822,7 +10955,7 @@
         <w:tc>
           <w:tcPr>
             <w:tcBorders>
-              <w:bottom w:val="single" w:sz="8" w:space="0" w:color="000000"/>
+              <w:bottom w:val="single" w:sz="6" w:space="0" w:color="000000"/>
             </w:tcBorders>
           </w:tcPr>
           <w:p>
@@ -11837,7 +10970,7 @@
               </w:rPr>
               <w:drawing>
                 <wp:inline>
-                  <wp:extent cx="2413000" cy="1663700"/>
+                  <wp:extent cx="897840" cy="666291"/>
                   <wp:effectExtent b="0" l="0" r="0" t="0"/>
                   <wp:docPr descr="" title="" id="43" name="Picture"/>
                   <a:graphic>
@@ -11858,7 +10991,7 @@
                         <pic:spPr bwMode="auto">
                           <a:xfrm>
                             <a:off x="0" y="0"/>
-                            <a:ext cx="2413000" cy="1663700"/>
+                            <a:ext cx="897840" cy="666291"/>
                           </a:xfrm>
                           <a:prstGeom prst="rect">
                             <a:avLst/>
@@ -11895,7 +11028,7 @@
         <w:tc>
           <w:tcPr>
             <w:tcBorders>
-              <w:bottom w:val="single" w:sz="8" w:space="0" w:color="000000"/>
+              <w:bottom w:val="single" w:sz="6" w:space="0" w:color="000000"/>
             </w:tcBorders>
           </w:tcPr>
           <w:p>
@@ -11910,7 +11043,7 @@
               </w:rPr>
               <w:drawing>
                 <wp:inline>
-                  <wp:extent cx="3600000" cy="2110344"/>
+                  <wp:extent cx="897840" cy="526319"/>
                   <wp:effectExtent b="0" l="0" r="0" t="0"/>
                   <wp:docPr descr="" title="" id="46" name="Picture"/>
                   <a:graphic>
@@ -11931,7 +11064,7 @@
                         <pic:spPr bwMode="auto">
                           <a:xfrm>
                             <a:off x="0" y="0"/>
-                            <a:ext cx="3600000" cy="2110344"/>
+                            <a:ext cx="897840" cy="526319"/>
                           </a:xfrm>
                           <a:prstGeom prst="rect">
                             <a:avLst/>
@@ -11968,7 +11101,7 @@
         <w:tc>
           <w:tcPr>
             <w:tcBorders>
-              <w:bottom w:val="single" w:sz="8" w:space="0" w:color="000000"/>
+              <w:bottom w:val="single" w:sz="6" w:space="0" w:color="000000"/>
             </w:tcBorders>
           </w:tcPr>
           <w:p>
@@ -11983,7 +11116,7 @@
               </w:rPr>
               <w:drawing>
                 <wp:inline>
-                  <wp:extent cx="3600000" cy="1934161"/>
+                  <wp:extent cx="897840" cy="496321"/>
                   <wp:effectExtent b="0" l="0" r="0" t="0"/>
                   <wp:docPr descr="" title="" id="49" name="Picture"/>
                   <a:graphic>
@@ -12004,7 +11137,7 @@
                         <pic:spPr bwMode="auto">
                           <a:xfrm>
                             <a:off x="0" y="0"/>
-                            <a:ext cx="3600000" cy="1934161"/>
+                            <a:ext cx="897840" cy="496321"/>
                           </a:xfrm>
                           <a:prstGeom prst="rect">
                             <a:avLst/>
@@ -12041,7 +11174,7 @@
         <w:tc>
           <w:tcPr>
             <w:tcBorders>
-              <w:bottom w:val="single" w:sz="8" w:space="0" w:color="000000"/>
+              <w:bottom w:val="single" w:sz="6" w:space="0" w:color="000000"/>
             </w:tcBorders>
           </w:tcPr>
           <w:p>
@@ -12056,7 +11189,7 @@
               </w:rPr>
               <w:drawing>
                 <wp:inline>
-                  <wp:extent cx="3009900" cy="1701800"/>
+                  <wp:extent cx="897840" cy="534157"/>
                   <wp:effectExtent b="0" l="0" r="0" t="0"/>
                   <wp:docPr descr="" title="" id="52" name="Picture"/>
                   <a:graphic>
@@ -12077,7 +11210,7 @@
                         <pic:spPr bwMode="auto">
                           <a:xfrm>
                             <a:off x="0" y="0"/>
-                            <a:ext cx="3009900" cy="1701800"/>
+                            <a:ext cx="897840" cy="534157"/>
                           </a:xfrm>
                           <a:prstGeom prst="rect">
                             <a:avLst/>
@@ -12291,6 +11424,7 @@
       <w:pPr>
         <w:pStyle w:val="BodyText"/>
         <w:spacing w:before="120"/>
+        <w:ind w:firstLine="420"/>
       </w:pPr>
       <w:r>
         <w:rPr>
@@ -12464,6 +11598,7 @@
     <w:p>
       <w:pPr>
         <w:pStyle w:val="BodyText"/>
+        <w:ind w:firstLine="420"/>
       </w:pPr>
       <w:r>
         <w:rPr>
@@ -13055,7 +12190,7 @@
         </w:rPr>
         <w:drawing>
           <wp:inline>
-            <wp:extent cx="3218856" cy="3029512"/>
+            <wp:extent cx="3240000" cy="3029512"/>
             <wp:effectExtent b="0" l="0" r="0" t="0"/>
             <wp:docPr descr="" title="" id="55" name="Picture"/>
             <a:graphic>
@@ -13076,7 +12211,7 @@
                   <pic:spPr bwMode="auto">
                     <a:xfrm>
                       <a:off x="0" y="0"/>
-                      <a:ext cx="3218856" cy="3029512"/>
+                      <a:ext cx="3240000" cy="3029512"/>
                     </a:xfrm>
                     <a:prstGeom prst="rect">
                       <a:avLst/>
@@ -13118,7 +12253,7 @@
         </w:rPr>
         <w:drawing>
           <wp:inline>
-            <wp:extent cx="3166763" cy="3488466"/>
+            <wp:extent cx="3240000" cy="3488466"/>
             <wp:effectExtent b="0" l="0" r="0" t="0"/>
             <wp:docPr descr="" title="" id="58" name="Picture"/>
             <a:graphic>
@@ -13139,7 +12274,7 @@
                   <pic:spPr bwMode="auto">
                     <a:xfrm>
                       <a:off x="0" y="0"/>
-                      <a:ext cx="3166763" cy="3488466"/>
+                      <a:ext cx="3240000" cy="3488466"/>
                     </a:xfrm>
                     <a:prstGeom prst="rect">
                       <a:avLst/>
@@ -13161,6 +12296,7 @@
     <w:p>
       <w:pPr>
         <w:pStyle w:val="BodyText"/>
+        <w:ind w:firstLine="420"/>
       </w:pPr>
       <w:r>
         <w:rPr>
@@ -13173,6 +12309,414 @@
           <w:rFonts w:hint="eastAsia" w:ascii="Times New Roman" w:hAnsi="Times New Roman" w:eastAsia="Times New Roman" w:cs="Times New Roman"/>
         </w:rPr>
         <w:t>A</w:t>
+      </w:r>
+    </w:p>
+    <w:p>
+      <w:pPr>
+        <w:pStyle w:val="BodyText"/>
+        <w:ind w:firstLine="420"/>
+      </w:pPr>
+      <w:r>
+        <w:rPr>
+          <w:rFonts w:ascii="Times New Roman" w:hAnsi="Times New Roman" w:eastAsia="Times New Roman" w:cs="Times New Roman"/>
+        </w:rPr>
+        <w:t xml:space="preserve">7-2-1 </w:t>
+      </w:r>
+      <w:r>
+        <w:rPr>
+          <w:rFonts w:hint="eastAsia" w:ascii="Times New Roman" w:hAnsi="Times New Roman" w:eastAsia="FangSong" w:cs="Times New Roman"/>
+        </w:rPr>
+        <w:t>写出</w:t>
+      </w:r>
+      <w:r>
+        <w:rPr>
+          <w:rFonts w:hint="eastAsia" w:ascii="Times New Roman" w:hAnsi="Times New Roman" w:eastAsia="Times New Roman" w:cs="Times New Roman"/>
+        </w:rPr>
+        <w:t>B</w:t>
+      </w:r>
+      <w:r>
+        <w:rPr>
+          <w:rFonts w:hint="eastAsia" w:ascii="Times New Roman" w:hAnsi="Times New Roman" w:eastAsia="FangSong" w:cs="Times New Roman"/>
+        </w:rPr>
+        <w:t>的化学式</w:t>
+      </w:r>
+      <w:r>
+        <w:rPr>
+          <w:rFonts w:hint="eastAsia" w:ascii="Times New Roman" w:hAnsi="Times New Roman" w:eastAsia="Times New Roman" w:cs="Times New Roman"/>
+        </w:rPr>
+        <w:t>。</w:t>
+      </w:r>
+      <w:r>
+        <w:rPr>
+          <w:rFonts w:ascii="Times New Roman" w:hAnsi="Times New Roman" w:eastAsia="Times New Roman" w:cs="Times New Roman"/>
+        </w:rPr>
+        <w:t xml:space="preserve"> </w:t>
+      </w:r>
+      <w:r>
+        <w:rPr>
+          <w:rFonts w:ascii="Times New Roman" w:hAnsi="Times New Roman" w:eastAsia="Times New Roman" w:cs="Times New Roman"/>
+        </w:rPr>
+        <w:t xml:space="preserve">7-2-2 </w:t>
+      </w:r>
+      <w:r>
+        <w:rPr>
+          <w:rFonts w:hint="eastAsia" w:ascii="Times New Roman" w:hAnsi="Times New Roman" w:eastAsia="FangSong" w:cs="Times New Roman"/>
+        </w:rPr>
+        <w:t>画出</w:t>
+      </w:r>
+      <w:r>
+        <w:rPr>
+          <w:rFonts w:hint="eastAsia" w:ascii="Times New Roman" w:hAnsi="Times New Roman" w:eastAsia="Times New Roman" w:cs="Times New Roman"/>
+        </w:rPr>
+        <w:t>B</w:t>
+      </w:r>
+      <w:r>
+        <w:rPr>
+          <w:rFonts w:hint="eastAsia" w:ascii="Times New Roman" w:hAnsi="Times New Roman" w:eastAsia="FangSong" w:cs="Times New Roman"/>
+        </w:rPr>
+        <w:t>中</w:t>
+      </w:r>
+      <w:r>
+        <w:rPr>
+          <w:rFonts w:hint="eastAsia" w:ascii="Times New Roman" w:hAnsi="Times New Roman" w:eastAsia="Times New Roman" w:cs="Times New Roman"/>
+        </w:rPr>
+        <w:t>⾦</w:t>
+      </w:r>
+      <w:r>
+        <w:rPr>
+          <w:rFonts w:hint="eastAsia" w:ascii="Times New Roman" w:hAnsi="Times New Roman" w:eastAsia="FangSong" w:cs="Times New Roman"/>
+        </w:rPr>
+        <w:t>属离</w:t>
+      </w:r>
+      <w:r>
+        <w:rPr>
+          <w:rFonts w:hint="eastAsia" w:ascii="Times New Roman" w:hAnsi="Times New Roman" w:eastAsia="Times New Roman" w:cs="Times New Roman"/>
+        </w:rPr>
+        <w:t>⼦</w:t>
+      </w:r>
+      <w:r>
+        <w:rPr>
+          <w:rFonts w:hint="eastAsia" w:ascii="Times New Roman" w:hAnsi="Times New Roman" w:eastAsia="FangSong" w:cs="Times New Roman"/>
+        </w:rPr>
+        <w:t>在配位场</w:t>
+      </w:r>
+      <w:r>
+        <w:rPr>
+          <w:rFonts w:hint="eastAsia" w:ascii="Times New Roman" w:hAnsi="Times New Roman" w:eastAsia="Times New Roman" w:cs="Times New Roman"/>
+        </w:rPr>
+        <w:t>（</w:t>
+      </w:r>
+      <w:r>
+        <w:rPr>
+          <w:rFonts w:hint="eastAsia" w:ascii="Times New Roman" w:hAnsi="Times New Roman" w:eastAsia="FangSong" w:cs="Times New Roman"/>
+        </w:rPr>
+        <w:t>假设为正多</w:t>
+      </w:r>
+      <w:r>
+        <w:rPr>
+          <w:rFonts w:hint="eastAsia" w:ascii="Times New Roman" w:hAnsi="Times New Roman" w:eastAsia="Times New Roman" w:cs="Times New Roman"/>
+        </w:rPr>
+        <w:t>⾯</w:t>
+      </w:r>
+      <w:r>
+        <w:rPr>
+          <w:rFonts w:hint="eastAsia" w:ascii="Times New Roman" w:hAnsi="Times New Roman" w:eastAsia="FangSong" w:cs="Times New Roman"/>
+        </w:rPr>
+        <w:t>体</w:t>
+      </w:r>
+      <w:r>
+        <w:rPr>
+          <w:rFonts w:hint="eastAsia" w:ascii="Times New Roman" w:hAnsi="Times New Roman" w:eastAsia="Times New Roman" w:cs="Times New Roman"/>
+        </w:rPr>
+        <w:t>）</w:t>
+      </w:r>
+      <w:r>
+        <w:rPr>
+          <w:rFonts w:hint="eastAsia" w:ascii="Times New Roman" w:hAnsi="Times New Roman" w:eastAsia="FangSong" w:cs="Times New Roman"/>
+        </w:rPr>
+        <w:t>作</w:t>
+      </w:r>
+      <w:r>
+        <w:rPr>
+          <w:rFonts w:hint="eastAsia" w:ascii="Times New Roman" w:hAnsi="Times New Roman" w:eastAsia="Times New Roman" w:cs="Times New Roman"/>
+        </w:rPr>
+        <w:t>⽤</w:t>
+      </w:r>
+      <w:r>
+        <w:rPr>
+          <w:rFonts w:hint="eastAsia" w:ascii="Times New Roman" w:hAnsi="Times New Roman" w:eastAsia="FangSong" w:cs="Times New Roman"/>
+        </w:rPr>
+        <w:t>下的</w:t>
+      </w:r>
+      <w:r>
+        <w:rPr>
+          <w:rFonts w:hint="eastAsia" w:ascii="Times New Roman" w:hAnsi="Times New Roman" w:eastAsia="Times New Roman" w:cs="Times New Roman"/>
+        </w:rPr>
+        <w:t>d</w:t>
+      </w:r>
+      <w:r>
+        <w:rPr>
+          <w:rFonts w:hint="eastAsia" w:ascii="Times New Roman" w:hAnsi="Times New Roman" w:eastAsia="FangSong" w:cs="Times New Roman"/>
+        </w:rPr>
+        <w:t>轨道电</w:t>
+      </w:r>
+      <w:r>
+        <w:rPr>
+          <w:rFonts w:hint="eastAsia" w:ascii="Times New Roman" w:hAnsi="Times New Roman" w:eastAsia="Times New Roman" w:cs="Times New Roman"/>
+        </w:rPr>
+        <w:t>⼦</w:t>
+      </w:r>
+      <w:r>
+        <w:rPr>
+          <w:rFonts w:hint="eastAsia" w:ascii="Times New Roman" w:hAnsi="Times New Roman" w:eastAsia="FangSong" w:cs="Times New Roman"/>
+        </w:rPr>
+        <w:t>排布</w:t>
+      </w:r>
+      <w:r>
+        <w:rPr>
+          <w:rFonts w:hint="eastAsia" w:ascii="Times New Roman" w:hAnsi="Times New Roman" w:eastAsia="Times New Roman" w:cs="Times New Roman"/>
+        </w:rPr>
+        <w:t>。</w:t>
+      </w:r>
+      <w:r>
+        <w:rPr>
+          <w:rFonts w:ascii="Times New Roman" w:hAnsi="Times New Roman" w:eastAsia="Times New Roman" w:cs="Times New Roman"/>
+        </w:rPr>
+        <w:t xml:space="preserve"> </w:t>
+      </w:r>
+      <w:r>
+        <w:rPr>
+          <w:rFonts w:ascii="Times New Roman" w:hAnsi="Times New Roman" w:eastAsia="Times New Roman" w:cs="Times New Roman"/>
+        </w:rPr>
+        <w:t xml:space="preserve">7-2-3 </w:t>
+      </w:r>
+      <w:r>
+        <w:rPr>
+          <w:rFonts w:hint="eastAsia" w:ascii="Times New Roman" w:hAnsi="Times New Roman" w:eastAsia="FangSong" w:cs="Times New Roman"/>
+        </w:rPr>
+        <w:t xml:space="preserve">写出</w:t>
+      </w:r>
+      <w:r>
+        <w:rPr>
+          <w:rFonts w:ascii="Times New Roman" w:hAnsi="Times New Roman" w:eastAsia="Times New Roman" w:cs="Times New Roman"/>
+        </w:rPr>
+        <w:t xml:space="preserve"> C </w:t>
+      </w:r>
+      <w:r>
+        <w:rPr>
+          <w:rFonts w:hint="eastAsia" w:ascii="Times New Roman" w:hAnsi="Times New Roman" w:eastAsia="FangSong" w:cs="Times New Roman"/>
+        </w:rPr>
+        <w:t>中阳离</w:t>
+      </w:r>
+      <w:r>
+        <w:rPr>
+          <w:rFonts w:hint="eastAsia" w:ascii="Times New Roman" w:hAnsi="Times New Roman" w:eastAsia="Times New Roman" w:cs="Times New Roman"/>
+        </w:rPr>
+        <w:t>⼦</w:t>
+      </w:r>
+      <w:r>
+        <w:rPr>
+          <w:rFonts w:hint="eastAsia" w:ascii="Times New Roman" w:hAnsi="Times New Roman" w:eastAsia="FangSong" w:cs="Times New Roman"/>
+        </w:rPr>
+        <w:t>的化学式及相应的</w:t>
+      </w:r>
+      <w:r>
+        <w:rPr>
+          <w:rFonts w:ascii="Times New Roman" w:hAnsi="Times New Roman" w:eastAsia="Times New Roman" w:cs="Times New Roman"/>
+        </w:rPr>
+        <w:t xml:space="preserve"> Feltham-Enemark </w:t>
+      </w:r>
+      <w:r>
+        <w:rPr>
+          <w:rFonts w:hint="eastAsia" w:ascii="Times New Roman" w:hAnsi="Times New Roman" w:eastAsia="FangSong" w:cs="Times New Roman"/>
+        </w:rPr>
+        <w:t>记号</w:t>
+      </w:r>
+      <w:r>
+        <w:rPr>
+          <w:rFonts w:hint="eastAsia" w:ascii="Times New Roman" w:hAnsi="Times New Roman" w:eastAsia="Times New Roman" w:cs="Times New Roman"/>
+        </w:rPr>
+        <w:t>。</w:t>
+      </w:r>
+      <w:r>
+        <w:rPr>
+          <w:rFonts w:ascii="Times New Roman" w:hAnsi="Times New Roman" w:eastAsia="Times New Roman" w:cs="Times New Roman"/>
+        </w:rPr>
+        <w:t xml:space="preserve"> </w:t>
+      </w:r>
+      <w:r>
+        <w:rPr>
+          <w:rFonts w:ascii="Times New Roman" w:hAnsi="Times New Roman" w:eastAsia="Times New Roman" w:cs="Times New Roman"/>
+        </w:rPr>
+        <w:t xml:space="preserve">7-3 </w:t>
+      </w:r>
+      <w:r>
+        <w:rPr>
+          <w:rFonts w:hint="eastAsia" w:ascii="Times New Roman" w:hAnsi="Times New Roman" w:eastAsia="FangSong" w:cs="Times New Roman"/>
+        </w:rPr>
+        <w:t>最近</w:t>
+      </w:r>
+      <w:r>
+        <w:rPr>
+          <w:rFonts w:hint="eastAsia" w:ascii="Times New Roman" w:hAnsi="Times New Roman" w:eastAsia="Times New Roman" w:cs="Times New Roman"/>
+        </w:rPr>
+        <w:t>，</w:t>
+      </w:r>
+      <w:r>
+        <w:rPr>
+          <w:rFonts w:hint="eastAsia" w:ascii="Times New Roman" w:hAnsi="Times New Roman" w:eastAsia="FangSong" w:cs="Times New Roman"/>
+        </w:rPr>
+        <w:t>研究者报道了</w:t>
+      </w:r>
+      <w:r>
+        <w:rPr>
+          <w:rFonts w:hint="eastAsia" w:ascii="Times New Roman" w:hAnsi="Times New Roman" w:eastAsia="Times New Roman" w:cs="Times New Roman"/>
+        </w:rPr>
+        <w:t>⼀</w:t>
+      </w:r>
+      <w:r>
+        <w:rPr>
+          <w:rFonts w:hint="eastAsia" w:ascii="Times New Roman" w:hAnsi="Times New Roman" w:eastAsia="FangSong" w:cs="Times New Roman"/>
+        </w:rPr>
+        <w:t>个</w:t>
+      </w:r>
+      <w:r>
+        <w:rPr>
+          <w:rFonts w:hint="eastAsia" w:ascii="Times New Roman" w:hAnsi="Times New Roman" w:eastAsia="Times New Roman" w:cs="Times New Roman"/>
+        </w:rPr>
+        <w:t>⾮⾎</w:t>
+      </w:r>
+      <w:r>
+        <w:rPr>
+          <w:rFonts w:hint="eastAsia" w:ascii="Times New Roman" w:hAnsi="Times New Roman" w:eastAsia="FangSong" w:cs="Times New Roman"/>
+        </w:rPr>
+        <w:t>红素铁氧配合物</w:t>
+      </w:r>
+      <w:r>
+        <w:rPr>
+          <w:rFonts w:hint="eastAsia" w:ascii="Times New Roman" w:hAnsi="Times New Roman" w:eastAsia="Times New Roman" w:cs="Times New Roman"/>
+        </w:rPr>
+        <w:t>P，P</w:t>
+      </w:r>
+      <w:r>
+        <w:rPr>
+          <w:rFonts w:hint="eastAsia" w:ascii="Times New Roman" w:hAnsi="Times New Roman" w:eastAsia="FangSong" w:cs="Times New Roman"/>
+        </w:rPr>
+        <w:t>与</w:t>
+      </w:r>
+      <w:r>
+        <w:rPr>
+          <w:rFonts w:hint="eastAsia" w:ascii="Times New Roman" w:hAnsi="Times New Roman" w:eastAsia="Times New Roman" w:cs="Times New Roman"/>
+        </w:rPr>
+        <w:t>NO</w:t>
+      </w:r>
+      <w:r>
+        <w:rPr>
+          <w:rFonts w:hint="eastAsia" w:ascii="Times New Roman" w:hAnsi="Times New Roman" w:eastAsia="FangSong" w:cs="Times New Roman"/>
+        </w:rPr>
+        <w:t>反应得到配合物</w:t>
+      </w:r>
+      <w:r>
+        <w:rPr>
+          <w:rFonts w:hint="eastAsia" w:ascii="Times New Roman" w:hAnsi="Times New Roman" w:eastAsia="Times New Roman" w:cs="Times New Roman"/>
+        </w:rPr>
+        <w:t>Q，Q</w:t>
+      </w:r>
+      <w:r>
+        <w:rPr>
+          <w:rFonts w:hint="eastAsia" w:ascii="Times New Roman" w:hAnsi="Times New Roman" w:eastAsia="FangSong" w:cs="Times New Roman"/>
+        </w:rPr>
+        <w:t>在</w:t>
+      </w:r>
+      <w:r>
+        <w:rPr>
+          <w:rFonts w:hint="eastAsia" w:ascii="Times New Roman" w:hAnsi="Times New Roman" w:eastAsia="Times New Roman" w:cs="Times New Roman"/>
+        </w:rPr>
+        <w:t>⽆⽔⽆</w:t>
+      </w:r>
+      <w:r>
+        <w:rPr>
+          <w:rFonts w:hint="eastAsia" w:ascii="Times New Roman" w:hAnsi="Times New Roman" w:eastAsia="FangSong" w:cs="Times New Roman"/>
+        </w:rPr>
+        <w:t>氧条件下稳定</w:t>
+      </w:r>
+      <w:r>
+        <w:rPr>
+          <w:rFonts w:hint="eastAsia" w:ascii="Times New Roman" w:hAnsi="Times New Roman" w:eastAsia="Times New Roman" w:cs="Times New Roman"/>
+        </w:rPr>
+        <w:t>，</w:t>
+      </w:r>
+      <w:r>
+        <w:rPr>
+          <w:rFonts w:hint="eastAsia" w:ascii="Times New Roman" w:hAnsi="Times New Roman" w:eastAsia="FangSong" w:cs="Times New Roman"/>
+        </w:rPr>
+        <w:t>其中</w:t>
+      </w:r>
+      <w:r>
+        <w:rPr>
+          <w:rFonts w:hint="eastAsia" w:ascii="Times New Roman" w:hAnsi="Times New Roman" w:eastAsia="Times New Roman" w:cs="Times New Roman"/>
+        </w:rPr>
+        <w:t>，Fe—N—O</w:t>
+      </w:r>
+      <w:r>
+        <w:rPr>
+          <w:rFonts w:hint="eastAsia" w:ascii="Times New Roman" w:hAnsi="Times New Roman" w:eastAsia="FangSong" w:cs="Times New Roman"/>
+        </w:rPr>
+        <w:t>的键</w:t>
+      </w:r>
+      <w:r>
+        <w:rPr>
+          <w:rFonts w:hint="eastAsia" w:ascii="Times New Roman" w:hAnsi="Times New Roman" w:eastAsia="Times New Roman" w:cs="Times New Roman"/>
+        </w:rPr>
+        <w:t>⻆</w:t>
+      </w:r>
+      <w:r>
+        <w:rPr>
+          <w:rFonts w:hint="eastAsia" w:ascii="Times New Roman" w:hAnsi="Times New Roman" w:eastAsia="FangSong" w:cs="Times New Roman"/>
+        </w:rPr>
+        <w:t>为</w:t>
+      </w:r>
+      <w:r>
+        <w:rPr>
+          <w:rFonts w:hint="eastAsia" w:ascii="Times New Roman" w:hAnsi="Times New Roman" w:eastAsia="Times New Roman" w:cs="Times New Roman"/>
+        </w:rPr>
+        <w:t>144.5°，</w:t>
+      </w:r>
+      <w:r>
+        <w:rPr>
+          <w:rFonts w:hint="eastAsia" w:ascii="Times New Roman" w:hAnsi="Times New Roman" w:eastAsia="FangSong" w:cs="Times New Roman"/>
+        </w:rPr>
+        <w:t>且</w:t>
+      </w:r>
+      <w:r>
+        <w:rPr>
+          <w:rFonts w:hint="eastAsia" w:ascii="Times New Roman" w:hAnsi="Times New Roman" w:eastAsia="Times New Roman" w:cs="Times New Roman"/>
+        </w:rPr>
+        <w:t>N—O</w:t>
+      </w:r>
+      <w:r>
+        <w:rPr>
+          <w:rFonts w:hint="eastAsia" w:ascii="Times New Roman" w:hAnsi="Times New Roman" w:eastAsia="FangSong" w:cs="Times New Roman"/>
+        </w:rPr>
+        <w:t>键的键能</w:t>
+      </w:r>
+      <w:r>
+        <w:rPr>
+          <w:rFonts w:hint="eastAsia" w:ascii="Times New Roman" w:hAnsi="Times New Roman" w:eastAsia="Times New Roman" w:cs="Times New Roman"/>
+        </w:rPr>
+        <w:t>⽐</w:t>
+      </w:r>
+      <w:r>
+        <w:rPr>
+          <w:rFonts w:hint="eastAsia" w:ascii="Times New Roman" w:hAnsi="Times New Roman" w:eastAsia="FangSong" w:cs="Times New Roman"/>
+        </w:rPr>
+        <w:t>预期的</w:t>
+      </w:r>
+      <w:r>
+        <w:rPr>
+          <w:rFonts w:hint="eastAsia" w:ascii="Times New Roman" w:hAnsi="Times New Roman" w:eastAsia="Times New Roman" w:cs="Times New Roman"/>
+        </w:rPr>
+        <w:t>⼩。</w:t>
       </w:r>
     </w:p>
     <w:p>
@@ -13183,403 +12727,7 @@
         <w:rPr>
           <w:rFonts w:ascii="Times New Roman" w:hAnsi="Times New Roman" w:eastAsia="Times New Roman" w:cs="Times New Roman"/>
         </w:rPr>
-        <w:t xml:space="preserve">7-2-1 </w:t>
-      </w:r>
-      <w:r>
-        <w:rPr>
-          <w:rFonts w:hint="eastAsia" w:ascii="Times New Roman" w:hAnsi="Times New Roman" w:eastAsia="FangSong" w:cs="Times New Roman"/>
-        </w:rPr>
-        <w:t>写出</w:t>
-      </w:r>
-      <w:r>
-        <w:rPr>
-          <w:rFonts w:hint="eastAsia" w:ascii="Times New Roman" w:hAnsi="Times New Roman" w:eastAsia="Times New Roman" w:cs="Times New Roman"/>
-        </w:rPr>
-        <w:t>B</w:t>
-      </w:r>
-      <w:r>
-        <w:rPr>
-          <w:rFonts w:hint="eastAsia" w:ascii="Times New Roman" w:hAnsi="Times New Roman" w:eastAsia="FangSong" w:cs="Times New Roman"/>
-        </w:rPr>
-        <w:t>的化学式</w:t>
-      </w:r>
-      <w:r>
-        <w:rPr>
-          <w:rFonts w:hint="eastAsia" w:ascii="Times New Roman" w:hAnsi="Times New Roman" w:eastAsia="Times New Roman" w:cs="Times New Roman"/>
-        </w:rPr>
-        <w:t>。</w:t>
-      </w:r>
-      <w:r>
-        <w:rPr>
-          <w:rFonts w:ascii="Times New Roman" w:hAnsi="Times New Roman" w:eastAsia="Times New Roman" w:cs="Times New Roman"/>
-        </w:rPr>
-        <w:t xml:space="preserve"> </w:t>
-      </w:r>
-      <w:r>
-        <w:rPr>
-          <w:rFonts w:ascii="Times New Roman" w:hAnsi="Times New Roman" w:eastAsia="Times New Roman" w:cs="Times New Roman"/>
-        </w:rPr>
-        <w:t xml:space="preserve">7-2-2 </w:t>
-      </w:r>
-      <w:r>
-        <w:rPr>
-          <w:rFonts w:hint="eastAsia" w:ascii="Times New Roman" w:hAnsi="Times New Roman" w:eastAsia="FangSong" w:cs="Times New Roman"/>
-        </w:rPr>
-        <w:t>画出</w:t>
-      </w:r>
-      <w:r>
-        <w:rPr>
-          <w:rFonts w:hint="eastAsia" w:ascii="Times New Roman" w:hAnsi="Times New Roman" w:eastAsia="Times New Roman" w:cs="Times New Roman"/>
-        </w:rPr>
-        <w:t>B</w:t>
-      </w:r>
-      <w:r>
-        <w:rPr>
-          <w:rFonts w:hint="eastAsia" w:ascii="Times New Roman" w:hAnsi="Times New Roman" w:eastAsia="FangSong" w:cs="Times New Roman"/>
-        </w:rPr>
-        <w:t>中</w:t>
-      </w:r>
-      <w:r>
-        <w:rPr>
-          <w:rFonts w:hint="eastAsia" w:ascii="Times New Roman" w:hAnsi="Times New Roman" w:eastAsia="Times New Roman" w:cs="Times New Roman"/>
-        </w:rPr>
-        <w:t>⾦</w:t>
-      </w:r>
-      <w:r>
-        <w:rPr>
-          <w:rFonts w:hint="eastAsia" w:ascii="Times New Roman" w:hAnsi="Times New Roman" w:eastAsia="FangSong" w:cs="Times New Roman"/>
-        </w:rPr>
-        <w:t>属离</w:t>
-      </w:r>
-      <w:r>
-        <w:rPr>
-          <w:rFonts w:hint="eastAsia" w:ascii="Times New Roman" w:hAnsi="Times New Roman" w:eastAsia="Times New Roman" w:cs="Times New Roman"/>
-        </w:rPr>
-        <w:t>⼦</w:t>
-      </w:r>
-      <w:r>
-        <w:rPr>
-          <w:rFonts w:hint="eastAsia" w:ascii="Times New Roman" w:hAnsi="Times New Roman" w:eastAsia="FangSong" w:cs="Times New Roman"/>
-        </w:rPr>
-        <w:t>在配位场</w:t>
-      </w:r>
-      <w:r>
-        <w:rPr>
-          <w:rFonts w:hint="eastAsia" w:ascii="Times New Roman" w:hAnsi="Times New Roman" w:eastAsia="Times New Roman" w:cs="Times New Roman"/>
-        </w:rPr>
-        <w:t>（</w:t>
-      </w:r>
-      <w:r>
-        <w:rPr>
-          <w:rFonts w:hint="eastAsia" w:ascii="Times New Roman" w:hAnsi="Times New Roman" w:eastAsia="FangSong" w:cs="Times New Roman"/>
-        </w:rPr>
-        <w:t>假设为正多</w:t>
-      </w:r>
-      <w:r>
-        <w:rPr>
-          <w:rFonts w:hint="eastAsia" w:ascii="Times New Roman" w:hAnsi="Times New Roman" w:eastAsia="Times New Roman" w:cs="Times New Roman"/>
-        </w:rPr>
-        <w:t>⾯</w:t>
-      </w:r>
-      <w:r>
-        <w:rPr>
-          <w:rFonts w:hint="eastAsia" w:ascii="Times New Roman" w:hAnsi="Times New Roman" w:eastAsia="FangSong" w:cs="Times New Roman"/>
-        </w:rPr>
-        <w:t>体</w:t>
-      </w:r>
-      <w:r>
-        <w:rPr>
-          <w:rFonts w:hint="eastAsia" w:ascii="Times New Roman" w:hAnsi="Times New Roman" w:eastAsia="Times New Roman" w:cs="Times New Roman"/>
-        </w:rPr>
-        <w:t>）</w:t>
-      </w:r>
-      <w:r>
-        <w:rPr>
-          <w:rFonts w:hint="eastAsia" w:ascii="Times New Roman" w:hAnsi="Times New Roman" w:eastAsia="FangSong" w:cs="Times New Roman"/>
-        </w:rPr>
-        <w:t>作</w:t>
-      </w:r>
-      <w:r>
-        <w:rPr>
-          <w:rFonts w:hint="eastAsia" w:ascii="Times New Roman" w:hAnsi="Times New Roman" w:eastAsia="Times New Roman" w:cs="Times New Roman"/>
-        </w:rPr>
-        <w:t>⽤</w:t>
-      </w:r>
-      <w:r>
-        <w:rPr>
-          <w:rFonts w:hint="eastAsia" w:ascii="Times New Roman" w:hAnsi="Times New Roman" w:eastAsia="FangSong" w:cs="Times New Roman"/>
-        </w:rPr>
-        <w:t>下的</w:t>
-      </w:r>
-      <w:r>
-        <w:rPr>
-          <w:rFonts w:hint="eastAsia" w:ascii="Times New Roman" w:hAnsi="Times New Roman" w:eastAsia="Times New Roman" w:cs="Times New Roman"/>
-        </w:rPr>
-        <w:t>d</w:t>
-      </w:r>
-      <w:r>
-        <w:rPr>
-          <w:rFonts w:hint="eastAsia" w:ascii="Times New Roman" w:hAnsi="Times New Roman" w:eastAsia="FangSong" w:cs="Times New Roman"/>
-        </w:rPr>
-        <w:t>轨道电</w:t>
-      </w:r>
-      <w:r>
-        <w:rPr>
-          <w:rFonts w:hint="eastAsia" w:ascii="Times New Roman" w:hAnsi="Times New Roman" w:eastAsia="Times New Roman" w:cs="Times New Roman"/>
-        </w:rPr>
-        <w:t>⼦</w:t>
-      </w:r>
-      <w:r>
-        <w:rPr>
-          <w:rFonts w:hint="eastAsia" w:ascii="Times New Roman" w:hAnsi="Times New Roman" w:eastAsia="FangSong" w:cs="Times New Roman"/>
-        </w:rPr>
-        <w:t>排布</w:t>
-      </w:r>
-      <w:r>
-        <w:rPr>
-          <w:rFonts w:hint="eastAsia" w:ascii="Times New Roman" w:hAnsi="Times New Roman" w:eastAsia="Times New Roman" w:cs="Times New Roman"/>
-        </w:rPr>
-        <w:t>。</w:t>
-      </w:r>
-      <w:r>
-        <w:rPr>
-          <w:rFonts w:ascii="Times New Roman" w:hAnsi="Times New Roman" w:eastAsia="Times New Roman" w:cs="Times New Roman"/>
-        </w:rPr>
-        <w:t xml:space="preserve"> </w:t>
-      </w:r>
-      <w:r>
-        <w:rPr>
-          <w:rFonts w:ascii="Times New Roman" w:hAnsi="Times New Roman" w:eastAsia="Times New Roman" w:cs="Times New Roman"/>
-        </w:rPr>
-        <w:t xml:space="preserve">7-2-3 </w:t>
-      </w:r>
-      <w:r>
-        <w:rPr>
-          <w:rFonts w:hint="eastAsia" w:ascii="Times New Roman" w:hAnsi="Times New Roman" w:eastAsia="FangSong" w:cs="Times New Roman"/>
-        </w:rPr>
-        <w:t xml:space="preserve">写出</w:t>
-      </w:r>
-      <w:r>
-        <w:rPr>
-          <w:rFonts w:ascii="Times New Roman" w:hAnsi="Times New Roman" w:eastAsia="Times New Roman" w:cs="Times New Roman"/>
-        </w:rPr>
-        <w:t xml:space="preserve"> C </w:t>
-      </w:r>
-      <w:r>
-        <w:rPr>
-          <w:rFonts w:hint="eastAsia" w:ascii="Times New Roman" w:hAnsi="Times New Roman" w:eastAsia="FangSong" w:cs="Times New Roman"/>
-        </w:rPr>
-        <w:t>中阳离</w:t>
-      </w:r>
-      <w:r>
-        <w:rPr>
-          <w:rFonts w:hint="eastAsia" w:ascii="Times New Roman" w:hAnsi="Times New Roman" w:eastAsia="Times New Roman" w:cs="Times New Roman"/>
-        </w:rPr>
-        <w:t>⼦</w:t>
-      </w:r>
-      <w:r>
-        <w:rPr>
-          <w:rFonts w:hint="eastAsia" w:ascii="Times New Roman" w:hAnsi="Times New Roman" w:eastAsia="FangSong" w:cs="Times New Roman"/>
-        </w:rPr>
-        <w:t>的化学式及相应的</w:t>
-      </w:r>
-      <w:r>
-        <w:rPr>
-          <w:rFonts w:ascii="Times New Roman" w:hAnsi="Times New Roman" w:eastAsia="Times New Roman" w:cs="Times New Roman"/>
-        </w:rPr>
-        <w:t xml:space="preserve"> Feltham-Enemark </w:t>
-      </w:r>
-      <w:r>
-        <w:rPr>
-          <w:rFonts w:hint="eastAsia" w:ascii="Times New Roman" w:hAnsi="Times New Roman" w:eastAsia="FangSong" w:cs="Times New Roman"/>
-        </w:rPr>
-        <w:t>记号</w:t>
-      </w:r>
-      <w:r>
-        <w:rPr>
-          <w:rFonts w:hint="eastAsia" w:ascii="Times New Roman" w:hAnsi="Times New Roman" w:eastAsia="Times New Roman" w:cs="Times New Roman"/>
-        </w:rPr>
-        <w:t>。</w:t>
-      </w:r>
-      <w:r>
-        <w:rPr>
-          <w:rFonts w:ascii="Times New Roman" w:hAnsi="Times New Roman" w:eastAsia="Times New Roman" w:cs="Times New Roman"/>
-        </w:rPr>
-        <w:t xml:space="preserve"> </w:t>
-      </w:r>
-      <w:r>
-        <w:rPr>
-          <w:rFonts w:ascii="Times New Roman" w:hAnsi="Times New Roman" w:eastAsia="Times New Roman" w:cs="Times New Roman"/>
-        </w:rPr>
-        <w:t xml:space="preserve">7-3 </w:t>
-      </w:r>
-      <w:r>
-        <w:rPr>
-          <w:rFonts w:hint="eastAsia" w:ascii="Times New Roman" w:hAnsi="Times New Roman" w:eastAsia="FangSong" w:cs="Times New Roman"/>
-        </w:rPr>
-        <w:t>最近</w:t>
-      </w:r>
-      <w:r>
-        <w:rPr>
-          <w:rFonts w:hint="eastAsia" w:ascii="Times New Roman" w:hAnsi="Times New Roman" w:eastAsia="Times New Roman" w:cs="Times New Roman"/>
-        </w:rPr>
-        <w:t>，</w:t>
-      </w:r>
-      <w:r>
-        <w:rPr>
-          <w:rFonts w:hint="eastAsia" w:ascii="Times New Roman" w:hAnsi="Times New Roman" w:eastAsia="FangSong" w:cs="Times New Roman"/>
-        </w:rPr>
-        <w:t>研究者报道了</w:t>
-      </w:r>
-      <w:r>
-        <w:rPr>
-          <w:rFonts w:hint="eastAsia" w:ascii="Times New Roman" w:hAnsi="Times New Roman" w:eastAsia="Times New Roman" w:cs="Times New Roman"/>
-        </w:rPr>
-        <w:t>⼀</w:t>
-      </w:r>
-      <w:r>
-        <w:rPr>
-          <w:rFonts w:hint="eastAsia" w:ascii="Times New Roman" w:hAnsi="Times New Roman" w:eastAsia="FangSong" w:cs="Times New Roman"/>
-        </w:rPr>
-        <w:t>个</w:t>
-      </w:r>
-      <w:r>
-        <w:rPr>
-          <w:rFonts w:hint="eastAsia" w:ascii="Times New Roman" w:hAnsi="Times New Roman" w:eastAsia="Times New Roman" w:cs="Times New Roman"/>
-        </w:rPr>
-        <w:t>⾮⾎</w:t>
-      </w:r>
-      <w:r>
-        <w:rPr>
-          <w:rFonts w:hint="eastAsia" w:ascii="Times New Roman" w:hAnsi="Times New Roman" w:eastAsia="FangSong" w:cs="Times New Roman"/>
-        </w:rPr>
-        <w:t>红素铁氧配合物</w:t>
-      </w:r>
-      <w:r>
-        <w:rPr>
-          <w:rFonts w:hint="eastAsia" w:ascii="Times New Roman" w:hAnsi="Times New Roman" w:eastAsia="Times New Roman" w:cs="Times New Roman"/>
-        </w:rPr>
-        <w:t>P，P</w:t>
-      </w:r>
-      <w:r>
-        <w:rPr>
-          <w:rFonts w:hint="eastAsia" w:ascii="Times New Roman" w:hAnsi="Times New Roman" w:eastAsia="FangSong" w:cs="Times New Roman"/>
-        </w:rPr>
-        <w:t>与</w:t>
-      </w:r>
-      <w:r>
-        <w:rPr>
-          <w:rFonts w:hint="eastAsia" w:ascii="Times New Roman" w:hAnsi="Times New Roman" w:eastAsia="Times New Roman" w:cs="Times New Roman"/>
-        </w:rPr>
-        <w:t>NO</w:t>
-      </w:r>
-      <w:r>
-        <w:rPr>
-          <w:rFonts w:hint="eastAsia" w:ascii="Times New Roman" w:hAnsi="Times New Roman" w:eastAsia="FangSong" w:cs="Times New Roman"/>
-        </w:rPr>
-        <w:t>反应得到配合物</w:t>
-      </w:r>
-      <w:r>
-        <w:rPr>
-          <w:rFonts w:hint="eastAsia" w:ascii="Times New Roman" w:hAnsi="Times New Roman" w:eastAsia="Times New Roman" w:cs="Times New Roman"/>
-        </w:rPr>
-        <w:t>Q，Q</w:t>
-      </w:r>
-      <w:r>
-        <w:rPr>
-          <w:rFonts w:hint="eastAsia" w:ascii="Times New Roman" w:hAnsi="Times New Roman" w:eastAsia="FangSong" w:cs="Times New Roman"/>
-        </w:rPr>
-        <w:t>在</w:t>
-      </w:r>
-      <w:r>
-        <w:rPr>
-          <w:rFonts w:hint="eastAsia" w:ascii="Times New Roman" w:hAnsi="Times New Roman" w:eastAsia="Times New Roman" w:cs="Times New Roman"/>
-        </w:rPr>
-        <w:t>⽆⽔⽆</w:t>
-      </w:r>
-      <w:r>
-        <w:rPr>
-          <w:rFonts w:hint="eastAsia" w:ascii="Times New Roman" w:hAnsi="Times New Roman" w:eastAsia="FangSong" w:cs="Times New Roman"/>
-        </w:rPr>
-        <w:t>氧条件下稳定</w:t>
-      </w:r>
-      <w:r>
-        <w:rPr>
-          <w:rFonts w:hint="eastAsia" w:ascii="Times New Roman" w:hAnsi="Times New Roman" w:eastAsia="Times New Roman" w:cs="Times New Roman"/>
-        </w:rPr>
-        <w:t>，</w:t>
-      </w:r>
-      <w:r>
-        <w:rPr>
-          <w:rFonts w:hint="eastAsia" w:ascii="Times New Roman" w:hAnsi="Times New Roman" w:eastAsia="FangSong" w:cs="Times New Roman"/>
-        </w:rPr>
-        <w:t>其中</w:t>
-      </w:r>
-      <w:r>
-        <w:rPr>
-          <w:rFonts w:hint="eastAsia" w:ascii="Times New Roman" w:hAnsi="Times New Roman" w:eastAsia="Times New Roman" w:cs="Times New Roman"/>
-        </w:rPr>
-        <w:t>，Fe—N—O</w:t>
-      </w:r>
-      <w:r>
-        <w:rPr>
-          <w:rFonts w:hint="eastAsia" w:ascii="Times New Roman" w:hAnsi="Times New Roman" w:eastAsia="FangSong" w:cs="Times New Roman"/>
-        </w:rPr>
-        <w:t>的键</w:t>
-      </w:r>
-      <w:r>
-        <w:rPr>
-          <w:rFonts w:hint="eastAsia" w:ascii="Times New Roman" w:hAnsi="Times New Roman" w:eastAsia="Times New Roman" w:cs="Times New Roman"/>
-        </w:rPr>
-        <w:t>⻆</w:t>
-      </w:r>
-      <w:r>
-        <w:rPr>
-          <w:rFonts w:hint="eastAsia" w:ascii="Times New Roman" w:hAnsi="Times New Roman" w:eastAsia="FangSong" w:cs="Times New Roman"/>
-        </w:rPr>
-        <w:t>为</w:t>
-      </w:r>
-      <w:r>
-        <w:rPr>
-          <w:rFonts w:hint="eastAsia" w:ascii="Times New Roman" w:hAnsi="Times New Roman" w:eastAsia="Times New Roman" w:cs="Times New Roman"/>
-        </w:rPr>
-        <w:t>144.5°，</w:t>
-      </w:r>
-      <w:r>
-        <w:rPr>
-          <w:rFonts w:hint="eastAsia" w:ascii="Times New Roman" w:hAnsi="Times New Roman" w:eastAsia="FangSong" w:cs="Times New Roman"/>
-        </w:rPr>
-        <w:t>且</w:t>
-      </w:r>
-      <w:r>
-        <w:rPr>
-          <w:rFonts w:hint="eastAsia" w:ascii="Times New Roman" w:hAnsi="Times New Roman" w:eastAsia="Times New Roman" w:cs="Times New Roman"/>
-        </w:rPr>
-        <w:t>N—O</w:t>
-      </w:r>
-      <w:r>
-        <w:rPr>
-          <w:rFonts w:hint="eastAsia" w:ascii="Times New Roman" w:hAnsi="Times New Roman" w:eastAsia="FangSong" w:cs="Times New Roman"/>
-        </w:rPr>
-        <w:t>键的键能</w:t>
-      </w:r>
-      <w:r>
-        <w:rPr>
-          <w:rFonts w:hint="eastAsia" w:ascii="Times New Roman" w:hAnsi="Times New Roman" w:eastAsia="Times New Roman" w:cs="Times New Roman"/>
-        </w:rPr>
-        <w:t>⽐</w:t>
-      </w:r>
-      <w:r>
-        <w:rPr>
-          <w:rFonts w:hint="eastAsia" w:ascii="Times New Roman" w:hAnsi="Times New Roman" w:eastAsia="FangSong" w:cs="Times New Roman"/>
-        </w:rPr>
-        <w:t>预期的</w:t>
-      </w:r>
-      <w:r>
-        <w:rPr>
-          <w:rFonts w:hint="eastAsia" w:ascii="Times New Roman" w:hAnsi="Times New Roman" w:eastAsia="Times New Roman" w:cs="Times New Roman"/>
-        </w:rPr>
-        <w:t>⼩。</w:t>
+        <w:t xml:space="preserve">P</w:t>
       </w:r>
     </w:p>
     <w:p>
@@ -13590,23 +12738,13 @@
         <w:rPr>
           <w:rFonts w:ascii="Times New Roman" w:hAnsi="Times New Roman" w:eastAsia="Times New Roman" w:cs="Times New Roman"/>
         </w:rPr>
-        <w:t xml:space="preserve">P</w:t>
+        <w:t xml:space="preserve">Q</w:t>
       </w:r>
     </w:p>
     <w:p>
       <w:pPr>
         <w:pStyle w:val="BodyText"/>
-      </w:pPr>
-      <w:r>
-        <w:rPr>
-          <w:rFonts w:ascii="Times New Roman" w:hAnsi="Times New Roman" w:eastAsia="Times New Roman" w:cs="Times New Roman"/>
-        </w:rPr>
-        <w:t xml:space="preserve">Q</w:t>
-      </w:r>
-    </w:p>
-    <w:p>
-      <w:pPr>
-        <w:pStyle w:val="BodyText"/>
+        <w:ind w:firstLine="420"/>
       </w:pPr>
       <w:r>
         <w:rPr>
@@ -14245,7 +13383,10 @@
           </m:e>
           <m:sup>
             <m:r>
-              <m:t>θ</m:t>
+              <m:rPr>
+                <m:sty m:val="p"/>
+              </m:rPr>
+              <m:t>∘</m:t>
             </m:r>
           </m:sup>
         </m:sSup>
@@ -14316,7 +13457,10 @@
           </m:e>
           <m:sup>
             <m:r>
-              <m:t>θ</m:t>
+              <m:rPr>
+                <m:sty m:val="p"/>
+              </m:rPr>
+              <m:t>∘</m:t>
             </m:r>
           </m:sup>
         </m:sSup>
@@ -14393,7 +13537,7 @@
         <m:sSup>
           <m:e>
             <m:r>
-              <m:t xml:space="preserve"> </m:t>
+              <m:t>​</m:t>
             </m:r>
           </m:e>
           <m:sup>
@@ -14416,7 +13560,10 @@
           </m:e>
           <m:sup>
             <m:r>
-              <m:t>θ</m:t>
+              <m:rPr>
+                <m:sty m:val="p"/>
+              </m:rPr>
+              <m:t>∘</m:t>
             </m:r>
           </m:sup>
         </m:sSup>
@@ -14672,6 +13819,7 @@
     <w:p>
       <w:pPr>
         <w:pStyle w:val="BodyText"/>
+        <w:ind w:firstLine="420"/>
       </w:pPr>
       <w:r>
         <w:rPr>
@@ -14877,46 +14025,6 @@
         </w:rPr>
         <w:t>。</w:t>
       </w:r>
-    </w:p>
-    <w:p>
-      <w:pPr>
-        <w:spacing w:before="0" w:after="0"/>
-      </w:pPr>
-    </w:p>
-    <w:p>
-      <w:pPr>
-        <w:spacing w:before="0" w:after="0"/>
-      </w:pPr>
-    </w:p>
-    <w:p>
-      <w:pPr>
-        <w:spacing w:before="0" w:after="0"/>
-      </w:pPr>
-    </w:p>
-    <w:p>
-      <w:pPr>
-        <w:spacing w:before="0" w:after="0"/>
-      </w:pPr>
-    </w:p>
-    <w:p>
-      <w:pPr>
-        <w:spacing w:before="0" w:after="0"/>
-      </w:pPr>
-    </w:p>
-    <w:p>
-      <w:pPr>
-        <w:spacing w:before="0" w:after="0"/>
-      </w:pPr>
-    </w:p>
-    <w:p>
-      <w:pPr>
-        <w:spacing w:before="0" w:after="0"/>
-      </w:pPr>
-    </w:p>
-    <w:p>
-      <w:pPr>
-        <w:spacing w:before="0" w:after="0"/>
-      </w:pPr>
     </w:p>
     <w:p>
       <w:pPr>
@@ -14957,6 +14065,7 @@
     <w:p>
       <w:pPr>
         <w:pStyle w:val="FirstParagraph"/>
+        <w:ind w:firstLine="420"/>
       </w:pPr>
       <m:oMath>
         <m:sSup>
@@ -15348,6 +14457,7 @@
     <w:p>
       <w:pPr>
         <w:pStyle w:val="BodyText"/>
+        <w:ind w:firstLine="420"/>
       </w:pPr>
       <w:r>
         <w:rPr>
@@ -15431,6 +14541,7 @@
     <w:p>
       <w:pPr>
         <w:pStyle w:val="BodyText"/>
+        <w:ind w:firstLine="420"/>
       </w:pPr>
       <w:r>
         <w:rPr>
@@ -15496,6 +14607,7 @@
     <w:p>
       <w:pPr>
         <w:pStyle w:val="BodyText"/>
+        <w:ind w:firstLine="420"/>
       </w:pPr>
       <w:r>
         <w:rPr>
@@ -16237,6 +15349,7 @@
     <w:p>
       <w:pPr>
         <w:pStyle w:val="BodyText"/>
+        <w:ind w:firstLine="420"/>
       </w:pPr>
       <w:r>
         <w:rPr>
@@ -16316,46 +15429,6 @@
         </w:rPr>
         <w:t xml:space="preserve">4）。</w:t>
       </w:r>
-    </w:p>
-    <w:p>
-      <w:pPr>
-        <w:spacing w:before="0" w:after="0"/>
-      </w:pPr>
-    </w:p>
-    <w:p>
-      <w:pPr>
-        <w:spacing w:before="0" w:after="0"/>
-      </w:pPr>
-    </w:p>
-    <w:p>
-      <w:pPr>
-        <w:spacing w:before="0" w:after="0"/>
-      </w:pPr>
-    </w:p>
-    <w:p>
-      <w:pPr>
-        <w:spacing w:before="0" w:after="0"/>
-      </w:pPr>
-    </w:p>
-    <w:p>
-      <w:pPr>
-        <w:spacing w:before="0" w:after="0"/>
-      </w:pPr>
-    </w:p>
-    <w:p>
-      <w:pPr>
-        <w:spacing w:before="0" w:after="0"/>
-      </w:pPr>
-    </w:p>
-    <w:p>
-      <w:pPr>
-        <w:spacing w:before="0" w:after="0"/>
-      </w:pPr>
-    </w:p>
-    <w:p>
-      <w:pPr>
-        <w:spacing w:before="0" w:after="0"/>
-      </w:pPr>
     </w:p>
     <w:p>
       <w:pPr>
@@ -16396,6 +15469,7 @@
     <w:p>
       <w:pPr>
         <w:pStyle w:val="FirstParagraph"/>
+        <w:ind w:firstLine="420"/>
       </w:pPr>
       <w:r>
         <w:rPr>
@@ -16937,6 +16011,7 @@
     <w:p>
       <w:pPr>
         <w:pStyle w:val="BodyText"/>
+        <w:ind w:firstLine="420"/>
       </w:pPr>
       <w:r>
         <w:rPr>
@@ -16966,6 +16041,7 @@
     <w:p>
       <w:pPr>
         <w:pStyle w:val="BodyText"/>
+        <w:ind w:firstLine="420"/>
       </w:pPr>
       <w:r>
         <w:rPr>
@@ -16995,6 +16071,7 @@
     <w:p>
       <w:pPr>
         <w:pStyle w:val="BodyText"/>
+        <w:ind w:firstLine="420"/>
       </w:pPr>
       <w:r>
         <w:rPr>
@@ -17265,6 +16342,7 @@
     <w:p>
       <w:pPr>
         <w:pStyle w:val="BodyText"/>
+        <w:ind w:firstLine="420"/>
       </w:pPr>
       <w:r>
         <w:rPr>
@@ -17290,46 +16368,6 @@
         </w:rPr>
         <w:t>。</w:t>
       </w:r>
-    </w:p>
-    <w:p>
-      <w:pPr>
-        <w:spacing w:before="0" w:after="0"/>
-      </w:pPr>
-    </w:p>
-    <w:p>
-      <w:pPr>
-        <w:spacing w:before="0" w:after="0"/>
-      </w:pPr>
-    </w:p>
-    <w:p>
-      <w:pPr>
-        <w:spacing w:before="0" w:after="0"/>
-      </w:pPr>
-    </w:p>
-    <w:p>
-      <w:pPr>
-        <w:spacing w:before="0" w:after="0"/>
-      </w:pPr>
-    </w:p>
-    <w:p>
-      <w:pPr>
-        <w:spacing w:before="0" w:after="0"/>
-      </w:pPr>
-    </w:p>
-    <w:p>
-      <w:pPr>
-        <w:spacing w:before="0" w:after="0"/>
-      </w:pPr>
-    </w:p>
-    <w:p>
-      <w:pPr>
-        <w:spacing w:before="0" w:after="0"/>
-      </w:pPr>
-    </w:p>
-    <w:p>
-      <w:pPr>
-        <w:spacing w:before="0" w:after="0"/>
-      </w:pPr>
     </w:p>
     <w:p>
       <w:pPr>
@@ -17370,6 +16408,7 @@
     <w:p>
       <w:pPr>
         <w:pStyle w:val="FirstParagraph"/>
+        <w:ind w:firstLine="420"/>
       </w:pPr>
       <w:r>
         <w:rPr>
@@ -17494,7 +16533,7 @@
               <m:rPr>
                 <m:sty m:val="p"/>
               </m:rPr>
-              <m:t xml:space="preserve"> </m:t>
+              <m:t>​</m:t>
             </m:r>
           </m:e>
           <m:sup>
@@ -17645,7 +16684,7 @@
               <m:rPr>
                 <m:sty m:val="p"/>
               </m:rPr>
-              <m:t xml:space="preserve"> </m:t>
+              <m:t>​</m:t>
             </m:r>
           </m:e>
           <m:sup>
@@ -17872,7 +16911,7 @@
         </w:rPr>
         <w:drawing>
           <wp:inline>
-            <wp:extent cx="2237122" cy="1943100"/>
+            <wp:extent cx="2260600" cy="1943100"/>
             <wp:effectExtent b="0" l="0" r="0" t="0"/>
             <wp:docPr descr="" title="" id="67" name="Picture"/>
             <a:graphic>
@@ -17893,7 +16932,7 @@
                   <pic:spPr bwMode="auto">
                     <a:xfrm>
                       <a:off x="0" y="0"/>
-                      <a:ext cx="2237122" cy="1943100"/>
+                      <a:ext cx="2260600" cy="1943100"/>
                     </a:xfrm>
                     <a:prstGeom prst="rect">
                       <a:avLst/>
@@ -17916,6 +16955,7 @@
       <w:pPr>
         <w:pStyle w:val="BodyText"/>
         <w:spacing w:after="80"/>
+        <w:ind w:firstLine="420"/>
       </w:pPr>
       <m:oMath>
         <m:oMathPr>
@@ -18659,15 +17699,16 @@
       <w:tblPr>
         <w:tblStyle w:val="Table"/>
         <w:tblW w:type="auto" w:w="0"/>
+        <w:tblLook w:firstRow="1" w:lastRow="0" w:firstColumn="0" w:lastColumn="0" w:noHBand="0" w:noVBand="0" w:val="0020"/>
+        <w:jc w:val="center"/>
         <w:tblBorders>
           <w:top w:val="single" w:sz="12" w:space="0" w:color="000000"/>
-          <w:left w:val="none" w:sz="0" w:space="0" w:color="auto"/>
           <w:bottom w:val="single" w:sz="12" w:space="0" w:color="000000"/>
-          <w:right w:val="none" w:sz="0" w:space="0" w:color="auto"/>
-          <w:insideH w:val="none" w:sz="0" w:space="0" w:color="auto"/>
-          <w:insideV w:val="none" w:sz="0" w:space="0" w:color="auto"/>
+          <w:left w:val="none"/>
+          <w:right w:val="none"/>
+          <w:insideH w:val="none"/>
+          <w:insideV w:val="none"/>
         </w:tblBorders>
-        <w:tblLook w:firstRow="1" w:lastRow="0" w:firstColumn="0" w:lastColumn="0" w:noHBand="0" w:noVBand="0" w:val="0020"/>
       </w:tblPr>
       <w:tblGrid>
         <w:gridCol w:w="1320"/>
@@ -18684,7 +17725,7 @@
         <w:tc>
           <w:tcPr>
             <w:tcBorders>
-              <w:bottom w:val="single" w:sz="8" w:space="0" w:color="000000"/>
+              <w:bottom w:val="single" w:sz="6" w:space="0" w:color="000000"/>
             </w:tcBorders>
           </w:tcPr>
           <w:p>
@@ -18704,7 +17745,7 @@
         <w:tc>
           <w:tcPr>
             <w:tcBorders>
-              <w:bottom w:val="single" w:sz="8" w:space="0" w:color="000000"/>
+              <w:bottom w:val="single" w:sz="6" w:space="0" w:color="000000"/>
             </w:tcBorders>
           </w:tcPr>
           <w:p>
@@ -18724,7 +17765,7 @@
         <w:tc>
           <w:tcPr>
             <w:tcBorders>
-              <w:bottom w:val="single" w:sz="8" w:space="0" w:color="000000"/>
+              <w:bottom w:val="single" w:sz="6" w:space="0" w:color="000000"/>
             </w:tcBorders>
           </w:tcPr>
           <w:p>
@@ -18744,7 +17785,7 @@
         <w:tc>
           <w:tcPr>
             <w:tcBorders>
-              <w:bottom w:val="single" w:sz="8" w:space="0" w:color="000000"/>
+              <w:bottom w:val="single" w:sz="6" w:space="0" w:color="000000"/>
             </w:tcBorders>
           </w:tcPr>
           <w:p>
@@ -18764,7 +17805,7 @@
         <w:tc>
           <w:tcPr>
             <w:tcBorders>
-              <w:bottom w:val="single" w:sz="8" w:space="0" w:color="000000"/>
+              <w:bottom w:val="single" w:sz="6" w:space="0" w:color="000000"/>
             </w:tcBorders>
           </w:tcPr>
           <w:p>
@@ -18784,7 +17825,7 @@
         <w:tc>
           <w:tcPr>
             <w:tcBorders>
-              <w:bottom w:val="single" w:sz="8" w:space="0" w:color="000000"/>
+              <w:bottom w:val="single" w:sz="6" w:space="0" w:color="000000"/>
             </w:tcBorders>
           </w:tcPr>
           <w:p>
@@ -18937,6 +17978,7 @@
       <w:pPr>
         <w:pStyle w:val="BodyText"/>
         <w:spacing w:before="120"/>
+        <w:ind w:firstLine="420"/>
       </w:pPr>
       <w:r>
         <w:rPr>
@@ -19030,6 +18072,7 @@
     <w:p>
       <w:pPr>
         <w:pStyle w:val="BodyText"/>
+        <w:ind w:firstLine="420"/>
       </w:pPr>
       <w:r>
         <w:rPr>
@@ -19195,6 +18238,7 @@
     <w:p>
       <w:pPr>
         <w:pStyle w:val="BodyText"/>
+        <w:ind w:firstLine="420"/>
       </w:pPr>
       <w:r>
         <w:rPr>
@@ -19312,6 +18356,7 @@
     <w:p>
       <w:pPr>
         <w:pStyle w:val="BodyText"/>
+        <w:ind w:firstLine="420"/>
       </w:pPr>
       <w:r>
         <w:rPr>
@@ -19523,6 +18568,7 @@
     <w:p>
       <w:pPr>
         <w:pStyle w:val="BodyText"/>
+        <w:ind w:firstLine="420"/>
       </w:pPr>
       <w:r>
         <w:rPr>
@@ -19618,46 +18664,6 @@
         </w:rPr>
         <w:t>。</w:t>
       </w:r>
-    </w:p>
-    <w:p>
-      <w:pPr>
-        <w:spacing w:before="0" w:after="0"/>
-      </w:pPr>
-    </w:p>
-    <w:p>
-      <w:pPr>
-        <w:spacing w:before="0" w:after="0"/>
-      </w:pPr>
-    </w:p>
-    <w:p>
-      <w:pPr>
-        <w:spacing w:before="0" w:after="0"/>
-      </w:pPr>
-    </w:p>
-    <w:p>
-      <w:pPr>
-        <w:spacing w:before="0" w:after="0"/>
-      </w:pPr>
-    </w:p>
-    <w:p>
-      <w:pPr>
-        <w:spacing w:before="0" w:after="0"/>
-      </w:pPr>
-    </w:p>
-    <w:p>
-      <w:pPr>
-        <w:spacing w:before="0" w:after="0"/>
-      </w:pPr>
-    </w:p>
-    <w:p>
-      <w:pPr>
-        <w:spacing w:before="0" w:after="0"/>
-      </w:pPr>
-    </w:p>
-    <w:p>
-      <w:pPr>
-        <w:spacing w:before="0" w:after="0"/>
-      </w:pPr>
     </w:p>
     <w:p>
       <w:pPr>
@@ -19698,6 +18704,7 @@
     <w:p>
       <w:pPr>
         <w:pStyle w:val="FirstParagraph"/>
+        <w:ind w:firstLine="420"/>
       </w:pPr>
       <w:r>
         <w:rPr>
@@ -19819,6 +18826,7 @@
     <w:p>
       <w:pPr>
         <w:pStyle w:val="BodyText"/>
+        <w:ind w:firstLine="420"/>
       </w:pPr>
       <w:r>
         <w:rPr>
@@ -20179,7 +19187,10 @@
           </m:e>
           <m:sup>
             <m:r>
-              <m:t>θ</m:t>
+              <m:rPr>
+                <m:sty m:val="p"/>
+              </m:rPr>
+              <m:t>∘</m:t>
             </m:r>
           </m:sup>
         </m:sSup>
@@ -20309,6 +19320,7 @@
     <w:p>
       <w:pPr>
         <w:pStyle w:val="BodyText"/>
+        <w:ind w:firstLine="420"/>
       </w:pPr>
       <w:r>
         <w:rPr>
@@ -20716,6 +19728,7 @@
     <w:p>
       <w:pPr>
         <w:pStyle w:val="BodyText"/>
+        <w:ind w:firstLine="420"/>
       </w:pPr>
       <w:r>
         <w:rPr>
@@ -21015,6 +20028,7 @@
     <w:p>
       <w:pPr>
         <w:pStyle w:val="BlockText"/>
+        <w:ind w:firstLine="420"/>
       </w:pPr>
       <w:r>
         <w:rPr>
@@ -21056,6 +20070,7 @@
     <w:p>
       <w:pPr>
         <w:pStyle w:val="FirstParagraph"/>
+        <w:ind w:firstLine="420"/>
       </w:pPr>
       <w:r>
         <w:rPr>
@@ -21375,6 +20390,7 @@
     <w:p>
       <w:pPr>
         <w:pStyle w:val="BlockText"/>
+        <w:ind w:firstLine="420"/>
       </w:pPr>
       <w:r>
         <w:rPr>
@@ -21483,7 +20499,7 @@
         </w:rPr>
         <w:drawing>
           <wp:inline>
-            <wp:extent cx="2766193" cy="1968500"/>
+            <wp:extent cx="2768600" cy="1968500"/>
             <wp:effectExtent b="0" l="0" r="0" t="0"/>
             <wp:docPr descr="" title="" id="71" name="Picture"/>
             <a:graphic>
@@ -21504,7 +20520,7 @@
                   <pic:spPr bwMode="auto">
                     <a:xfrm>
                       <a:off x="0" y="0"/>
-                      <a:ext cx="2766193" cy="1968500"/>
+                      <a:ext cx="2768600" cy="1968500"/>
                     </a:xfrm>
                     <a:prstGeom prst="rect">
                       <a:avLst/>
@@ -21535,7 +20551,7 @@
         </w:rPr>
         <w:drawing>
           <wp:inline>
-            <wp:extent cx="2870200" cy="1587500"/>
+            <wp:extent cx="2870200" cy="1651000"/>
             <wp:effectExtent b="0" l="0" r="0" t="0"/>
             <wp:docPr descr="" title="" id="74" name="Picture"/>
             <a:graphic>
@@ -21556,7 +20572,7 @@
                   <pic:spPr bwMode="auto">
                     <a:xfrm>
                       <a:off x="0" y="0"/>
-                      <a:ext cx="2870200" cy="1587500"/>
+                      <a:ext cx="2870200" cy="1651000"/>
                     </a:xfrm>
                     <a:prstGeom prst="rect">
                       <a:avLst/>
@@ -21587,7 +20603,7 @@
         </w:rPr>
         <w:drawing>
           <wp:inline>
-            <wp:extent cx="1866900" cy="1708015"/>
+            <wp:extent cx="1866900" cy="1828800"/>
             <wp:effectExtent b="0" l="0" r="0" t="0"/>
             <wp:docPr descr="" title="" id="77" name="Picture"/>
             <a:graphic>
@@ -21608,7 +20624,7 @@
                   <pic:spPr bwMode="auto">
                     <a:xfrm>
                       <a:off x="0" y="0"/>
-                      <a:ext cx="1866900" cy="1708015"/>
+                      <a:ext cx="1866900" cy="1828800"/>
                     </a:xfrm>
                     <a:prstGeom prst="rect">
                       <a:avLst/>
@@ -21639,7 +20655,7 @@
         </w:rPr>
         <w:drawing>
           <wp:inline>
-            <wp:extent cx="1955800" cy="2768600"/>
+            <wp:extent cx="1955800" cy="2870200"/>
             <wp:effectExtent b="0" l="0" r="0" t="0"/>
             <wp:docPr descr="" title="" id="80" name="Picture"/>
             <a:graphic>
@@ -21660,7 +20676,7 @@
                   <pic:spPr bwMode="auto">
                     <a:xfrm>
                       <a:off x="0" y="0"/>
-                      <a:ext cx="1955800" cy="2768600"/>
+                      <a:ext cx="1955800" cy="2870200"/>
                     </a:xfrm>
                     <a:prstGeom prst="rect">
                       <a:avLst/>
@@ -21849,6 +20865,7 @@
     <w:p>
       <w:pPr>
         <w:pStyle w:val="FirstParagraph"/>
+        <w:ind w:firstLine="420"/>
       </w:pPr>
       <w:r>
         <w:rPr>
@@ -22148,6 +21165,7 @@
     <w:p>
       <w:pPr>
         <w:pStyle w:val="BodyText"/>
+        <w:ind w:firstLine="420"/>
       </w:pPr>
       <w:r>
         <w:rPr>
@@ -22499,6 +21517,7 @@
     <w:p>
       <w:pPr>
         <w:pStyle w:val="BodyText"/>
+        <w:ind w:firstLine="420"/>
       </w:pPr>
       <w:r>
         <w:rPr>
@@ -23071,6 +22090,7 @@
       <w:pPr>
         <w:pStyle w:val="BodyText"/>
         <w:spacing w:after="80"/>
+        <w:ind w:firstLine="420"/>
       </w:pPr>
       <w:r>
         <w:rPr>
@@ -23318,15 +22338,16 @@
         <w:tblStyle w:val="Table"/>
         <w:tblW w:type="pct" w:w="5000"/>
         <w:tblLayout w:type="fixed"/>
+        <w:tblLook w:firstRow="1" w:lastRow="0" w:firstColumn="0" w:lastColumn="0" w:noHBand="0" w:noVBand="0" w:val="0020"/>
+        <w:jc w:val="center"/>
         <w:tblBorders>
           <w:top w:val="single" w:sz="12" w:space="0" w:color="000000"/>
-          <w:left w:val="none" w:sz="0" w:space="0" w:color="auto"/>
           <w:bottom w:val="single" w:sz="12" w:space="0" w:color="000000"/>
-          <w:right w:val="none" w:sz="0" w:space="0" w:color="auto"/>
-          <w:insideH w:val="none" w:sz="0" w:space="0" w:color="auto"/>
-          <w:insideV w:val="none" w:sz="0" w:space="0" w:color="auto"/>
+          <w:left w:val="none"/>
+          <w:right w:val="none"/>
+          <w:insideH w:val="none"/>
+          <w:insideV w:val="none"/>
         </w:tblBorders>
-        <w:tblLook w:firstRow="1" w:lastRow="0" w:firstColumn="0" w:lastColumn="0" w:noHBand="0" w:noVBand="0" w:val="0020"/>
       </w:tblPr>
       <w:tblGrid>
         <w:gridCol w:w="1980"/>
@@ -23341,7 +22362,7 @@
         <w:tc>
           <w:tcPr>
             <w:tcBorders>
-              <w:bottom w:val="single" w:sz="8" w:space="0" w:color="000000"/>
+              <w:bottom w:val="single" w:sz="6" w:space="0" w:color="000000"/>
             </w:tcBorders>
           </w:tcPr>
           <w:p>
@@ -23361,7 +22382,7 @@
         <w:tc>
           <w:tcPr>
             <w:tcBorders>
-              <w:bottom w:val="single" w:sz="8" w:space="0" w:color="000000"/>
+              <w:bottom w:val="single" w:sz="6" w:space="0" w:color="000000"/>
             </w:tcBorders>
           </w:tcPr>
           <w:p>
@@ -23381,7 +22402,7 @@
         <w:tc>
           <w:tcPr>
             <w:tcBorders>
-              <w:bottom w:val="single" w:sz="8" w:space="0" w:color="000000"/>
+              <w:bottom w:val="single" w:sz="6" w:space="0" w:color="000000"/>
             </w:tcBorders>
           </w:tcPr>
           <w:p>
@@ -23401,7 +22422,7 @@
         <w:tc>
           <w:tcPr>
             <w:tcBorders>
-              <w:bottom w:val="single" w:sz="8" w:space="0" w:color="000000"/>
+              <w:bottom w:val="single" w:sz="6" w:space="0" w:color="000000"/>
             </w:tcBorders>
           </w:tcPr>
           <w:p>
@@ -23436,7 +22457,10 @@
                 </m:e>
                 <m:sup>
                   <m:r>
-                    <m:t>θ</m:t>
+                    <m:rPr>
+                      <m:sty m:val="p"/>
+                    </m:rPr>
+                    <m:t>∘</m:t>
                   </m:r>
                 </m:sup>
               </m:sSup>
@@ -23648,6 +22672,7 @@
           <w:numId w:val="1003"/>
         </w:numPr>
         <w:spacing w:before="120"/>
+        <w:ind w:firstLine="420"/>
       </w:pPr>
       <m:oMath>
         <m:r>
@@ -23719,6 +22744,7 @@
           <w:ilvl w:val="0"/>
           <w:numId w:val="1003"/>
         </w:numPr>
+        <w:ind w:firstLine="420"/>
       </w:pPr>
       <m:oMath>
         <m:r>
@@ -23790,6 +22816,7 @@
           <w:ilvl w:val="0"/>
           <w:numId w:val="1003"/>
         </w:numPr>
+        <w:ind w:firstLine="420"/>
       </w:pPr>
       <m:oMath>
         <m:r>
@@ -23920,6 +22947,7 @@
     <w:p>
       <w:pPr>
         <w:pStyle w:val="BodyText"/>
+        <w:ind w:firstLine="420"/>
       </w:pPr>
       <w:r>
         <w:rPr>
@@ -24085,6 +23113,7 @@
     <w:p>
       <w:pPr>
         <w:pStyle w:val="BodyText"/>
+        <w:ind w:firstLine="420"/>
       </w:pPr>
       <w:r>
         <w:rPr>
@@ -24806,6 +23835,7 @@
     <w:p>
       <w:pPr>
         <w:pStyle w:val="BodyText"/>
+        <w:ind w:firstLine="420"/>
       </w:pPr>
       <w:r>
         <w:rPr>
@@ -25087,6 +24117,7 @@
     <w:p>
       <w:pPr>
         <w:pStyle w:val="BodyText"/>
+        <w:ind w:firstLine="420"/>
       </w:pPr>
       <w:r>
         <w:rPr>
@@ -25178,6 +24209,7 @@
     <w:p>
       <w:pPr>
         <w:pStyle w:val="BodyText"/>
+        <w:ind w:firstLine="420"/>
       </w:pPr>
       <w:r>
         <w:rPr>
@@ -25241,46 +24273,6 @@
         </w:rPr>
         <w:t>。</w:t>
       </w:r>
-    </w:p>
-    <w:p>
-      <w:pPr>
-        <w:spacing w:before="0" w:after="0"/>
-      </w:pPr>
-    </w:p>
-    <w:p>
-      <w:pPr>
-        <w:spacing w:before="0" w:after="0"/>
-      </w:pPr>
-    </w:p>
-    <w:p>
-      <w:pPr>
-        <w:spacing w:before="0" w:after="0"/>
-      </w:pPr>
-    </w:p>
-    <w:p>
-      <w:pPr>
-        <w:spacing w:before="0" w:after="0"/>
-      </w:pPr>
-    </w:p>
-    <w:p>
-      <w:pPr>
-        <w:spacing w:before="0" w:after="0"/>
-      </w:pPr>
-    </w:p>
-    <w:p>
-      <w:pPr>
-        <w:spacing w:before="0" w:after="0"/>
-      </w:pPr>
-    </w:p>
-    <w:p>
-      <w:pPr>
-        <w:spacing w:before="0" w:after="0"/>
-      </w:pPr>
-    </w:p>
-    <w:p>
-      <w:pPr>
-        <w:spacing w:before="0" w:after="0"/>
-      </w:pPr>
     </w:p>
     <w:p>
       <w:pPr>
@@ -25321,6 +24313,7 @@
     <w:p>
       <w:pPr>
         <w:pStyle w:val="FirstParagraph"/>
+        <w:ind w:firstLine="420"/>
       </w:pPr>
       <w:r>
         <w:rPr>
@@ -26098,6 +25091,7 @@
     <w:p>
       <w:pPr>
         <w:pStyle w:val="BodyText"/>
+        <w:ind w:firstLine="420"/>
       </w:pPr>
       <w:r>
         <w:rPr>
@@ -26141,6 +25135,7 @@
     <w:p>
       <w:pPr>
         <w:pStyle w:val="BodyText"/>
+        <w:ind w:firstLine="420"/>
       </w:pPr>
       <w:r>
         <w:rPr>
@@ -26184,6 +25179,7 @@
     <w:p>
       <w:pPr>
         <w:pStyle w:val="BodyText"/>
+        <w:ind w:firstLine="420"/>
       </w:pPr>
       <w:r>
         <w:rPr>
@@ -26239,6 +25235,7 @@
     <w:p>
       <w:pPr>
         <w:pStyle w:val="BodyText"/>
+        <w:ind w:firstLine="420"/>
       </w:pPr>
       <w:r>
         <w:rPr>
@@ -26282,6 +25279,7 @@
     <w:p>
       <w:pPr>
         <w:pStyle w:val="BodyText"/>
+        <w:ind w:firstLine="420"/>
       </w:pPr>
       <w:r>
         <w:rPr>
@@ -26664,46 +25662,6 @@
         </w:rPr>
         <w:t>。</w:t>
       </w:r>
-    </w:p>
-    <w:p>
-      <w:pPr>
-        <w:spacing w:before="0" w:after="0"/>
-      </w:pPr>
-    </w:p>
-    <w:p>
-      <w:pPr>
-        <w:spacing w:before="0" w:after="0"/>
-      </w:pPr>
-    </w:p>
-    <w:p>
-      <w:pPr>
-        <w:spacing w:before="0" w:after="0"/>
-      </w:pPr>
-    </w:p>
-    <w:p>
-      <w:pPr>
-        <w:spacing w:before="0" w:after="0"/>
-      </w:pPr>
-    </w:p>
-    <w:p>
-      <w:pPr>
-        <w:spacing w:before="0" w:after="0"/>
-      </w:pPr>
-    </w:p>
-    <w:p>
-      <w:pPr>
-        <w:spacing w:before="0" w:after="0"/>
-      </w:pPr>
-    </w:p>
-    <w:p>
-      <w:pPr>
-        <w:spacing w:before="0" w:after="0"/>
-      </w:pPr>
-    </w:p>
-    <w:p>
-      <w:pPr>
-        <w:spacing w:before="0" w:after="0"/>
-      </w:pPr>
     </w:p>
     <w:p>
       <w:pPr>
@@ -26744,6 +25702,7 @@
     <w:p>
       <w:pPr>
         <w:pStyle w:val="FirstParagraph"/>
+        <w:ind w:firstLine="420"/>
       </w:pPr>
       <w:r>
         <w:rPr>
@@ -26848,6 +25807,7 @@
     <w:p>
       <w:pPr>
         <w:pStyle w:val="BodyText"/>
+        <w:ind w:firstLine="420"/>
       </w:pPr>
       <w:r>
         <w:rPr>
@@ -27411,6 +26371,7 @@
     <w:p>
       <w:pPr>
         <w:pStyle w:val="BodyText"/>
+        <w:ind w:firstLine="420"/>
       </w:pPr>
       <w:r>
         <w:rPr>
@@ -27715,7 +26676,7 @@
         </w:rPr>
         <w:drawing>
           <wp:inline>
-            <wp:extent cx="3599999" cy="2675311"/>
+            <wp:extent cx="3600000" cy="2675311"/>
             <wp:effectExtent b="0" l="0" r="0" t="0"/>
             <wp:docPr descr="" title="" id="88" name="Picture"/>
             <a:graphic>
@@ -27736,7 +26697,7 @@
                   <pic:spPr bwMode="auto">
                     <a:xfrm>
                       <a:off x="0" y="0"/>
-                      <a:ext cx="3599999" cy="2675311"/>
+                      <a:ext cx="3600000" cy="2675311"/>
                     </a:xfrm>
                     <a:prstGeom prst="rect">
                       <a:avLst/>
@@ -27758,6 +26719,7 @@
     <w:p>
       <w:pPr>
         <w:pStyle w:val="BodyText"/>
+        <w:ind w:firstLine="420"/>
       </w:pPr>
       <w:r>
         <w:rPr>
@@ -27886,6 +26848,7 @@
     <w:p>
       <w:pPr>
         <w:pStyle w:val="BodyText"/>
+        <w:ind w:firstLine="420"/>
       </w:pPr>
       <w:r>
         <w:rPr>
@@ -27957,6 +26920,7 @@
     <w:p>
       <w:pPr>
         <w:pStyle w:val="BodyText"/>
+        <w:ind w:firstLine="420"/>
       </w:pPr>
       <w:r>
         <w:rPr>
@@ -27998,6 +26962,7 @@
     <w:p>
       <w:pPr>
         <w:pStyle w:val="BodyText"/>
+        <w:ind w:firstLine="420"/>
       </w:pPr>
       <w:r>
         <w:rPr>
@@ -28021,6 +26986,7 @@
     <w:p>
       <w:pPr>
         <w:pStyle w:val="BodyText"/>
+        <w:ind w:firstLine="420"/>
       </w:pPr>
       <w:r>
         <w:rPr>
@@ -28098,6 +27064,7 @@
     <w:p>
       <w:pPr>
         <w:pStyle w:val="BodyText"/>
+        <w:ind w:firstLine="420"/>
       </w:pPr>
       <w:r>
         <w:rPr>
@@ -28133,6 +27100,7 @@
     <w:p>
       <w:pPr>
         <w:pStyle w:val="BodyText"/>
+        <w:ind w:firstLine="420"/>
       </w:pPr>
       <w:r>
         <w:rPr>
@@ -28240,6 +27208,7 @@
     <w:p>
       <w:pPr>
         <w:pStyle w:val="BodyText"/>
+        <w:ind w:firstLine="420"/>
       </w:pPr>
       <w:r>
         <w:rPr>
@@ -28299,6 +27268,7 @@
     <w:p>
       <w:pPr>
         <w:pStyle w:val="BodyText"/>
+        <w:ind w:firstLine="420"/>
       </w:pPr>
       <w:r>
         <w:rPr>
@@ -28426,46 +27396,6 @@
         </w:rPr>
         <w:t>。</w:t>
       </w:r>
-    </w:p>
-    <w:p>
-      <w:pPr>
-        <w:spacing w:before="0" w:after="0"/>
-      </w:pPr>
-    </w:p>
-    <w:p>
-      <w:pPr>
-        <w:spacing w:before="0" w:after="0"/>
-      </w:pPr>
-    </w:p>
-    <w:p>
-      <w:pPr>
-        <w:spacing w:before="0" w:after="0"/>
-      </w:pPr>
-    </w:p>
-    <w:p>
-      <w:pPr>
-        <w:spacing w:before="0" w:after="0"/>
-      </w:pPr>
-    </w:p>
-    <w:p>
-      <w:pPr>
-        <w:spacing w:before="0" w:after="0"/>
-      </w:pPr>
-    </w:p>
-    <w:p>
-      <w:pPr>
-        <w:spacing w:before="0" w:after="0"/>
-      </w:pPr>
-    </w:p>
-    <w:p>
-      <w:pPr>
-        <w:spacing w:before="0" w:after="0"/>
-      </w:pPr>
-    </w:p>
-    <w:p>
-      <w:pPr>
-        <w:spacing w:before="0" w:after="0"/>
-      </w:pPr>
     </w:p>
     <w:p>
       <w:pPr>
@@ -28506,6 +27436,7 @@
     <w:p>
       <w:pPr>
         <w:pStyle w:val="FirstParagraph"/>
+        <w:ind w:firstLine="420"/>
       </w:pPr>
       <w:r>
         <w:rPr>
@@ -28725,7 +27656,7 @@
         </w:rPr>
         <w:drawing>
           <wp:inline>
-            <wp:extent cx="3233192" cy="3110671"/>
+            <wp:extent cx="3240000" cy="3110671"/>
             <wp:effectExtent b="0" l="0" r="0" t="0"/>
             <wp:docPr descr="" title="" id="92" name="Picture"/>
             <a:graphic>
@@ -28746,7 +27677,7 @@
                   <pic:spPr bwMode="auto">
                     <a:xfrm>
                       <a:off x="0" y="0"/>
-                      <a:ext cx="3233192" cy="3110671"/>
+                      <a:ext cx="3240000" cy="3110671"/>
                     </a:xfrm>
                     <a:prstGeom prst="rect">
                       <a:avLst/>
@@ -28768,6 +27699,7 @@
     <w:p>
       <w:pPr>
         <w:pStyle w:val="BodyText"/>
+        <w:ind w:firstLine="420"/>
       </w:pPr>
       <w:r>
         <w:rPr>
@@ -29041,6 +27973,7 @@
     <w:p>
       <w:pPr>
         <w:pStyle w:val="BodyText"/>
+        <w:ind w:firstLine="420"/>
       </w:pPr>
       <w:r>
         <w:rPr>
@@ -29122,6 +28055,7 @@
     <w:p>
       <w:pPr>
         <w:pStyle w:val="BodyText"/>
+        <w:ind w:firstLine="420"/>
       </w:pPr>
       <w:r>
         <w:rPr>
@@ -29219,6 +28153,7 @@
     <w:p>
       <w:pPr>
         <w:pStyle w:val="BodyText"/>
+        <w:ind w:firstLine="420"/>
       </w:pPr>
       <w:r>
         <w:rPr>
@@ -29250,6 +28185,7 @@
     <w:p>
       <w:pPr>
         <w:pStyle w:val="BodyText"/>
+        <w:ind w:firstLine="420"/>
       </w:pPr>
       <w:r>
         <w:rPr>
@@ -29293,6 +28229,7 @@
     <w:p>
       <w:pPr>
         <w:pStyle w:val="BodyText"/>
+        <w:ind w:firstLine="420"/>
       </w:pPr>
       <w:r>
         <w:rPr>
@@ -29397,6 +28334,7 @@
     <w:p>
       <w:pPr>
         <w:pStyle w:val="BodyText"/>
+        <w:ind w:firstLine="420"/>
       </w:pPr>
       <w:r>
         <w:rPr>
@@ -29503,6 +28441,7 @@
     <w:p>
       <w:pPr>
         <w:pStyle w:val="BodyText"/>
+        <w:ind w:firstLine="420"/>
       </w:pPr>
       <w:r>
         <w:rPr>
@@ -29542,46 +28481,6 @@
         </w:rPr>
         <w:t>。</w:t>
       </w:r>
-    </w:p>
-    <w:p>
-      <w:pPr>
-        <w:spacing w:before="0" w:after="0"/>
-      </w:pPr>
-    </w:p>
-    <w:p>
-      <w:pPr>
-        <w:spacing w:before="0" w:after="0"/>
-      </w:pPr>
-    </w:p>
-    <w:p>
-      <w:pPr>
-        <w:spacing w:before="0" w:after="0"/>
-      </w:pPr>
-    </w:p>
-    <w:p>
-      <w:pPr>
-        <w:spacing w:before="0" w:after="0"/>
-      </w:pPr>
-    </w:p>
-    <w:p>
-      <w:pPr>
-        <w:spacing w:before="0" w:after="0"/>
-      </w:pPr>
-    </w:p>
-    <w:p>
-      <w:pPr>
-        <w:spacing w:before="0" w:after="0"/>
-      </w:pPr>
-    </w:p>
-    <w:p>
-      <w:pPr>
-        <w:spacing w:before="0" w:after="0"/>
-      </w:pPr>
-    </w:p>
-    <w:p>
-      <w:pPr>
-        <w:spacing w:before="0" w:after="0"/>
-      </w:pPr>
     </w:p>
     <w:p>
       <w:pPr>
@@ -29622,6 +28521,7 @@
     <w:p>
       <w:pPr>
         <w:pStyle w:val="FirstParagraph"/>
+        <w:ind w:firstLine="420"/>
       </w:pPr>
       <w:r>
         <w:rPr>
@@ -29723,6 +28623,7 @@
     <w:p>
       <w:pPr>
         <w:pStyle w:val="BodyText"/>
+        <w:ind w:firstLine="420"/>
       </w:pPr>
       <w:r>
         <w:rPr>
@@ -29943,6 +28844,7 @@
     <w:p>
       <w:pPr>
         <w:pStyle w:val="BodyText"/>
+        <w:ind w:firstLine="420"/>
       </w:pPr>
       <w:r>
         <w:rPr>
@@ -29972,7 +28874,7 @@
         <m:sSup>
           <m:e>
             <m:r>
-              <m:t xml:space="preserve"> </m:t>
+              <m:t>​</m:t>
             </m:r>
           </m:e>
           <m:sup>
@@ -30013,7 +28915,7 @@
         <m:sSup>
           <m:e>
             <m:r>
-              <m:t xml:space="preserve"> </m:t>
+              <m:t>​</m:t>
             </m:r>
           </m:e>
           <m:sup>
@@ -30090,7 +28992,7 @@
         <m:sSup>
           <m:e>
             <m:r>
-              <m:t xml:space="preserve"> </m:t>
+              <m:t>​</m:t>
             </m:r>
           </m:e>
           <m:sup>
@@ -30122,6 +29024,7 @@
     <w:p>
       <w:pPr>
         <w:pStyle w:val="BodyText"/>
+        <w:ind w:firstLine="420"/>
       </w:pPr>
       <w:r>
         <w:rPr>
@@ -30239,6 +29142,7 @@
     <w:p>
       <w:pPr>
         <w:pStyle w:val="BodyText"/>
+        <w:ind w:firstLine="420"/>
       </w:pPr>
       <w:r>
         <w:rPr>
@@ -30268,7 +29172,7 @@
         <m:sSup>
           <m:e>
             <m:r>
-              <m:t xml:space="preserve"> </m:t>
+              <m:t>​</m:t>
             </m:r>
           </m:e>
           <m:sup>
@@ -30309,7 +29213,7 @@
         <m:sSup>
           <m:e>
             <m:r>
-              <m:t xml:space="preserve"> </m:t>
+              <m:t>​</m:t>
             </m:r>
           </m:e>
           <m:sup>
@@ -30368,6 +29272,7 @@
     <w:p>
       <w:pPr>
         <w:pStyle w:val="BodyText"/>
+        <w:ind w:firstLine="420"/>
       </w:pPr>
       <w:r>
         <w:rPr>
@@ -30399,7 +29304,7 @@
         <m:sSup>
           <m:e>
             <m:r>
-              <m:t xml:space="preserve"> </m:t>
+              <m:t>​</m:t>
             </m:r>
           </m:e>
           <m:sup>
@@ -30414,7 +29319,7 @@
         <m:sSup>
           <m:e>
             <m:r>
-              <m:t xml:space="preserve"> </m:t>
+              <m:t>​</m:t>
             </m:r>
           </m:e>
           <m:sup>
@@ -30457,7 +29362,7 @@
         <m:sSup>
           <m:e>
             <m:r>
-              <m:t xml:space="preserve"> </m:t>
+              <m:t>​</m:t>
             </m:r>
           </m:e>
           <m:sup>
@@ -30472,7 +29377,7 @@
         <m:sSup>
           <m:e>
             <m:r>
-              <m:t xml:space="preserve"> </m:t>
+              <m:t>​</m:t>
             </m:r>
           </m:e>
           <m:sup>
@@ -30515,7 +29420,7 @@
         <m:sSup>
           <m:e>
             <m:r>
-              <m:t xml:space="preserve"> </m:t>
+              <m:t>​</m:t>
             </m:r>
           </m:e>
           <m:sup>
@@ -30530,7 +29435,7 @@
         <m:sSup>
           <m:e>
             <m:r>
-              <m:t xml:space="preserve"> </m:t>
+              <m:t>​</m:t>
             </m:r>
           </m:e>
           <m:sup>
@@ -30595,6 +29500,7 @@
     <w:p>
       <w:pPr>
         <w:pStyle w:val="BodyText"/>
+        <w:ind w:firstLine="420"/>
       </w:pPr>
       <w:r>
         <w:rPr>
@@ -30630,6 +29536,7 @@
     <w:p>
       <w:pPr>
         <w:pStyle w:val="BodyText"/>
+        <w:ind w:firstLine="420"/>
       </w:pPr>
       <w:r>
         <w:rPr>
@@ -30744,46 +29651,6 @@
         </w:rPr>
         <w:t>）</w:t>
       </w:r>
-    </w:p>
-    <w:p>
-      <w:pPr>
-        <w:spacing w:before="0" w:after="0"/>
-      </w:pPr>
-    </w:p>
-    <w:p>
-      <w:pPr>
-        <w:spacing w:before="0" w:after="0"/>
-      </w:pPr>
-    </w:p>
-    <w:p>
-      <w:pPr>
-        <w:spacing w:before="0" w:after="0"/>
-      </w:pPr>
-    </w:p>
-    <w:p>
-      <w:pPr>
-        <w:spacing w:before="0" w:after="0"/>
-      </w:pPr>
-    </w:p>
-    <w:p>
-      <w:pPr>
-        <w:spacing w:before="0" w:after="0"/>
-      </w:pPr>
-    </w:p>
-    <w:p>
-      <w:pPr>
-        <w:spacing w:before="0" w:after="0"/>
-      </w:pPr>
-    </w:p>
-    <w:p>
-      <w:pPr>
-        <w:spacing w:before="0" w:after="0"/>
-      </w:pPr>
-    </w:p>
-    <w:p>
-      <w:pPr>
-        <w:spacing w:before="0" w:after="0"/>
-      </w:pPr>
     </w:p>
     <w:p>
       <w:pPr>
@@ -30824,6 +29691,7 @@
     <w:p>
       <w:pPr>
         <w:pStyle w:val="FirstParagraph"/>
+        <w:ind w:firstLine="420"/>
       </w:pPr>
       <w:r>
         <w:rPr>
@@ -31085,6 +29953,7 @@
     <w:p>
       <w:pPr>
         <w:pStyle w:val="BodyText"/>
+        <w:ind w:firstLine="420"/>
       </w:pPr>
       <w:r>
         <w:rPr>
@@ -31164,6 +30033,7 @@
     <w:p>
       <w:pPr>
         <w:pStyle w:val="BodyText"/>
+        <w:ind w:firstLine="420"/>
       </w:pPr>
       <w:r>
         <w:rPr>
@@ -31489,6 +30359,7 @@
     <w:p>
       <w:pPr>
         <w:pStyle w:val="BodyText"/>
+        <w:ind w:firstLine="420"/>
       </w:pPr>
       <w:r>
         <w:rPr>
@@ -31565,6 +30436,7 @@
           <w:ilvl w:val="0"/>
           <w:numId w:val="1004"/>
         </w:numPr>
+        <w:ind w:firstLine="420"/>
       </w:pPr>
       <w:r>
         <w:rPr>
@@ -31639,6 +30511,7 @@
           <w:ilvl w:val="0"/>
           <w:numId w:val="1004"/>
         </w:numPr>
+        <w:ind w:firstLine="420"/>
       </w:pPr>
       <w:r>
         <w:rPr>
@@ -31683,6 +30556,7 @@
           <w:ilvl w:val="0"/>
           <w:numId w:val="1004"/>
         </w:numPr>
+        <w:ind w:firstLine="420"/>
       </w:pPr>
       <w:r>
         <w:rPr>
@@ -31742,6 +30616,7 @@
     <w:p>
       <w:pPr>
         <w:pStyle w:val="FirstParagraph"/>
+        <w:ind w:firstLine="420"/>
       </w:pPr>
       <w:r>
         <w:rPr>
@@ -31865,46 +30740,6 @@
         </w:rPr>
         <w:t>。</w:t>
       </w:r>
-    </w:p>
-    <w:p>
-      <w:pPr>
-        <w:spacing w:before="0" w:after="0"/>
-      </w:pPr>
-    </w:p>
-    <w:p>
-      <w:pPr>
-        <w:spacing w:before="0" w:after="0"/>
-      </w:pPr>
-    </w:p>
-    <w:p>
-      <w:pPr>
-        <w:spacing w:before="0" w:after="0"/>
-      </w:pPr>
-    </w:p>
-    <w:p>
-      <w:pPr>
-        <w:spacing w:before="0" w:after="0"/>
-      </w:pPr>
-    </w:p>
-    <w:p>
-      <w:pPr>
-        <w:spacing w:before="0" w:after="0"/>
-      </w:pPr>
-    </w:p>
-    <w:p>
-      <w:pPr>
-        <w:spacing w:before="0" w:after="0"/>
-      </w:pPr>
-    </w:p>
-    <w:p>
-      <w:pPr>
-        <w:spacing w:before="0" w:after="0"/>
-      </w:pPr>
-    </w:p>
-    <w:p>
-      <w:pPr>
-        <w:spacing w:before="0" w:after="0"/>
-      </w:pPr>
     </w:p>
     <w:p>
       <w:pPr>
@@ -31945,6 +30780,7 @@
     <w:p>
       <w:pPr>
         <w:pStyle w:val="FirstParagraph"/>
+        <w:ind w:firstLine="420"/>
       </w:pPr>
       <w:r>
         <w:rPr>
@@ -32192,6 +31028,7 @@
     <w:p>
       <w:pPr>
         <w:pStyle w:val="BodyText"/>
+        <w:ind w:firstLine="420"/>
       </w:pPr>
       <w:r>
         <w:rPr>
@@ -32792,6 +31629,7 @@
     <w:p>
       <w:pPr>
         <w:pStyle w:val="BodyText"/>
+        <w:ind w:firstLine="420"/>
       </w:pPr>
       <w:r>
         <w:rPr>
@@ -33117,6 +31955,7 @@
     <w:p>
       <w:pPr>
         <w:pStyle w:val="BodyText"/>
+        <w:ind w:firstLine="420"/>
       </w:pPr>
       <w:r>
         <w:rPr>
@@ -33438,6 +32277,7 @@
     <w:p>
       <w:pPr>
         <w:pStyle w:val="BodyText"/>
+        <w:ind w:firstLine="420"/>
       </w:pPr>
       <w:r>
         <w:rPr>
@@ -34475,7 +33315,7 @@
         </w:rPr>
         <w:drawing>
           <wp:inline>
-            <wp:extent cx="3213267" cy="2913861"/>
+            <wp:extent cx="3240000" cy="2913861"/>
             <wp:effectExtent b="0" l="0" r="0" t="0"/>
             <wp:docPr descr="" title="" id="98" name="Picture"/>
             <a:graphic>
@@ -34496,7 +33336,7 @@
                   <pic:spPr bwMode="auto">
                     <a:xfrm>
                       <a:off x="0" y="0"/>
-                      <a:ext cx="3213267" cy="2913861"/>
+                      <a:ext cx="3240000" cy="2913861"/>
                     </a:xfrm>
                     <a:prstGeom prst="rect">
                       <a:avLst/>
@@ -34527,7 +33367,7 @@
         </w:rPr>
         <w:drawing>
           <wp:inline>
-            <wp:extent cx="3240000" cy="2808669"/>
+            <wp:extent cx="3240000" cy="2818699"/>
             <wp:effectExtent b="0" l="0" r="0" t="0"/>
             <wp:docPr descr="" title="" id="101" name="Picture"/>
             <a:graphic>
@@ -34548,7 +33388,7 @@
                   <pic:spPr bwMode="auto">
                     <a:xfrm>
                       <a:off x="0" y="0"/>
-                      <a:ext cx="3240000" cy="2808669"/>
+                      <a:ext cx="3240000" cy="2818699"/>
                     </a:xfrm>
                     <a:prstGeom prst="rect">
                       <a:avLst/>
@@ -34625,6 +33465,7 @@
           <w:ilvl w:val="0"/>
           <w:numId w:val="1005"/>
         </w:numPr>
+        <w:ind w:firstLine="420"/>
       </w:pPr>
       <w:r>
         <w:rPr>
@@ -34811,6 +33652,7 @@
           <w:ilvl w:val="0"/>
           <w:numId w:val="1005"/>
         </w:numPr>
+        <w:ind w:firstLine="420"/>
       </w:pPr>
       <w:r>
         <w:rPr>
@@ -34899,6 +33741,7 @@
           <w:ilvl w:val="0"/>
           <w:numId w:val="1005"/>
         </w:numPr>
+        <w:ind w:firstLine="420"/>
       </w:pPr>
       <w:r>
         <w:rPr>
@@ -34919,6 +33762,7 @@
           <w:ilvl w:val="0"/>
           <w:numId w:val="1005"/>
         </w:numPr>
+        <w:ind w:firstLine="420"/>
       </w:pPr>
       <w:r>
         <w:rPr>
@@ -35041,22 +33885,34 @@
               </m:r>
             </m:sub>
           </m:sSub>
-          <m:sSup>
+          <m:limLow>
             <m:e>
-              <m:r>
-                <m:rPr>
-                  <m:sty m:val="p"/>
-                </m:rPr>
-                <m:t>⇌</m:t>
-              </m:r>
+              <m:limUpp>
+                <m:e>
+                  <m:r>
+                    <m:rPr>
+                      <m:sty m:val="p"/>
+                    </m:rPr>
+                    <m:t>⇌</m:t>
+                  </m:r>
+                </m:e>
+                <m:lim>
+                  <m:sSub>
+                    <m:e>
+                      <m:r>
+                        <m:t>k</m:t>
+                      </m:r>
+                    </m:e>
+                    <m:sub>
+                      <m:r>
+                        <m:t>1</m:t>
+                      </m:r>
+                    </m:sub>
+                  </m:sSub>
+                </m:lim>
+              </m:limUpp>
             </m:e>
-            <m:sup>
-              <m:r>
-                <m:rPr>
-                  <m:sty m:val="p"/>
-                </m:rPr>
-                <m:t>(</m:t>
-              </m:r>
+            <m:lim>
               <m:sSub>
                 <m:e>
                   <m:r>
@@ -35065,51 +33921,18 @@
                 </m:e>
                 <m:sub>
                   <m:r>
+                    <m:rPr>
+                      <m:sty m:val="p"/>
+                    </m:rPr>
+                    <m:t>−</m:t>
+                  </m:r>
+                  <m:r>
                     <m:t>1</m:t>
                   </m:r>
                 </m:sub>
               </m:sSub>
-              <m:r>
-                <m:rPr>
-                  <m:sty m:val="p"/>
-                </m:rPr>
-                <m:t>)</m:t>
-              </m:r>
-            </m:sup>
-          </m:sSup>
-          <m:r>
-            <m:t> </m:t>
-          </m:r>
-          <m:r>
-            <m:rPr>
-              <m:sty m:val="p"/>
-            </m:rPr>
-            <m:t>(</m:t>
-          </m:r>
-          <m:sSub>
-            <m:e>
-              <m:r>
-                <m:t>k</m:t>
-              </m:r>
-            </m:e>
-            <m:sub>
-              <m:r>
-                <m:rPr>
-                  <m:sty m:val="p"/>
-                </m:rPr>
-                <m:t>−</m:t>
-              </m:r>
-              <m:r>
-                <m:t>1</m:t>
-              </m:r>
-            </m:sub>
-          </m:sSub>
-          <m:r>
-            <m:rPr>
-              <m:sty m:val="p"/>
-            </m:rPr>
-            <m:t>)</m:t>
-          </m:r>
+            </m:lim>
+          </m:limLow>
           <m:r>
             <m:rPr>
               <m:sty m:val="p"/>
@@ -35509,6 +34332,7 @@
     <w:p>
       <w:pPr>
         <w:pStyle w:val="FirstParagraph"/>
+        <w:ind w:firstLine="420"/>
       </w:pPr>
       <w:r>
         <w:rPr>
@@ -35538,6 +34362,7 @@
     <w:p>
       <w:pPr>
         <w:pStyle w:val="BodyText"/>
+        <w:ind w:firstLine="420"/>
       </w:pPr>
       <w:r>
         <w:rPr>
@@ -35834,6 +34659,7 @@
           <w:ilvl w:val="0"/>
           <w:numId w:val="1006"/>
         </w:numPr>
+        <w:ind w:firstLine="420"/>
       </w:pPr>
       <w:r>
         <w:rPr>
@@ -35878,6 +34704,7 @@
           <w:ilvl w:val="0"/>
           <w:numId w:val="1006"/>
         </w:numPr>
+        <w:ind w:firstLine="420"/>
       </w:pPr>
       <w:r>
         <w:rPr>
@@ -35940,6 +34767,7 @@
           <w:ilvl w:val="0"/>
           <w:numId w:val="1006"/>
         </w:numPr>
+        <w:ind w:firstLine="420"/>
       </w:pPr>
       <w:r>
         <w:rPr>
@@ -36064,6 +34892,7 @@
     <w:p>
       <w:pPr>
         <w:pStyle w:val="FirstParagraph"/>
+        <w:ind w:firstLine="420"/>
       </w:pPr>
       <w:r>
         <w:rPr>
@@ -36282,6 +35111,7 @@
           <w:ilvl w:val="0"/>
           <w:numId w:val="1007"/>
         </w:numPr>
+        <w:ind w:firstLine="420"/>
       </w:pPr>
       <w:r>
         <w:rPr>
@@ -36374,6 +35204,7 @@
           <w:ilvl w:val="0"/>
           <w:numId w:val="1007"/>
         </w:numPr>
+        <w:ind w:firstLine="420"/>
       </w:pPr>
       <w:r>
         <w:rPr>
@@ -36524,6 +35355,7 @@
           <w:ilvl w:val="0"/>
           <w:numId w:val="1007"/>
         </w:numPr>
+        <w:ind w:firstLine="420"/>
       </w:pPr>
       <w:r>
         <w:rPr>
@@ -36835,6 +35667,7 @@
     <w:p>
       <w:pPr>
         <w:pStyle w:val="FirstParagraph"/>
+        <w:ind w:firstLine="420"/>
       </w:pPr>
       <w:r>
         <w:rPr>
@@ -37239,6 +36072,7 @@
           <w:ilvl w:val="0"/>
           <w:numId w:val="1008"/>
         </w:numPr>
+        <w:ind w:firstLine="420"/>
       </w:pPr>
       <m:oMath>
         <m:oMathPr>
@@ -37415,6 +36249,7 @@
           <w:ilvl w:val="0"/>
           <w:numId w:val="1008"/>
         </w:numPr>
+        <w:ind w:firstLine="420"/>
       </w:pPr>
       <w:r>
         <w:rPr>
@@ -37589,6 +36424,7 @@
           <w:ilvl w:val="0"/>
           <w:numId w:val="1008"/>
         </w:numPr>
+        <w:ind w:firstLine="420"/>
       </w:pPr>
       <w:r>
         <w:rPr>
@@ -37849,46 +36685,6 @@
     </w:p>
     <w:p>
       <w:pPr>
-        <w:spacing w:before="0" w:after="0"/>
-      </w:pPr>
-    </w:p>
-    <w:p>
-      <w:pPr>
-        <w:spacing w:before="0" w:after="0"/>
-      </w:pPr>
-    </w:p>
-    <w:p>
-      <w:pPr>
-        <w:spacing w:before="0" w:after="0"/>
-      </w:pPr>
-    </w:p>
-    <w:p>
-      <w:pPr>
-        <w:spacing w:before="0" w:after="0"/>
-      </w:pPr>
-    </w:p>
-    <w:p>
-      <w:pPr>
-        <w:spacing w:before="0" w:after="0"/>
-      </w:pPr>
-    </w:p>
-    <w:p>
-      <w:pPr>
-        <w:spacing w:before="0" w:after="0"/>
-      </w:pPr>
-    </w:p>
-    <w:p>
-      <w:pPr>
-        <w:spacing w:before="0" w:after="0"/>
-      </w:pPr>
-    </w:p>
-    <w:p>
-      <w:pPr>
-        <w:spacing w:before="0" w:after="0"/>
-      </w:pPr>
-    </w:p>
-    <w:p>
-      <w:pPr>
         <w:spacing w:before="160" w:after="80"/>
       </w:pPr>
       <w:r>
@@ -37926,6 +36722,7 @@
     <w:p>
       <w:pPr>
         <w:pStyle w:val="FirstParagraph"/>
+        <w:ind w:firstLine="420"/>
       </w:pPr>
       <w:r>
         <w:rPr>
@@ -38003,6 +36800,7 @@
     <w:p>
       <w:pPr>
         <w:pStyle w:val="BodyText"/>
+        <w:ind w:firstLine="420"/>
       </w:pPr>
       <w:r>
         <w:rPr>
@@ -38096,6 +36894,7 @@
     <w:p>
       <w:pPr>
         <w:pStyle w:val="BodyText"/>
+        <w:ind w:firstLine="420"/>
       </w:pPr>
       <w:r>
         <w:rPr>
@@ -38181,6 +36980,7 @@
     <w:p>
       <w:pPr>
         <w:pStyle w:val="BodyText"/>
+        <w:ind w:firstLine="420"/>
       </w:pPr>
       <w:r>
         <w:rPr>
@@ -38272,6 +37072,7 @@
     <w:p>
       <w:pPr>
         <w:pStyle w:val="BodyText"/>
+        <w:ind w:firstLine="420"/>
       </w:pPr>
       <w:r>
         <w:rPr>
@@ -38397,6 +37198,7 @@
     <w:p>
       <w:pPr>
         <w:pStyle w:val="BodyText"/>
+        <w:ind w:firstLine="420"/>
       </w:pPr>
       <w:r>
         <w:rPr>
@@ -38440,6 +37242,7 @@
     <w:p>
       <w:pPr>
         <w:pStyle w:val="BodyText"/>
+        <w:ind w:firstLine="420"/>
       </w:pPr>
       <w:r>
         <w:rPr>
@@ -38483,6 +37286,7 @@
     <w:p>
       <w:pPr>
         <w:pStyle w:val="BodyText"/>
+        <w:ind w:firstLine="420"/>
       </w:pPr>
       <w:r>
         <w:rPr>
@@ -38523,7 +37327,7 @@
         </w:rPr>
         <w:drawing>
           <wp:inline>
-            <wp:extent cx="3599997" cy="776186"/>
+            <wp:extent cx="3600000" cy="776186"/>
             <wp:effectExtent b="0" l="0" r="0" t="0"/>
             <wp:docPr descr="" title="" id="114" name="Picture"/>
             <a:graphic>
@@ -38544,7 +37348,7 @@
                   <pic:spPr bwMode="auto">
                     <a:xfrm>
                       <a:off x="0" y="0"/>
-                      <a:ext cx="3599997" cy="776186"/>
+                      <a:ext cx="3600000" cy="776186"/>
                     </a:xfrm>
                     <a:prstGeom prst="rect">
                       <a:avLst/>
@@ -38575,7 +37379,7 @@
         </w:rPr>
         <w:drawing>
           <wp:inline>
-            <wp:extent cx="1800000" cy="1729412"/>
+            <wp:extent cx="1800000" cy="1735714"/>
             <wp:effectExtent b="0" l="0" r="0" t="0"/>
             <wp:docPr descr="" title="" id="117" name="Picture"/>
             <a:graphic>
@@ -38596,7 +37400,7 @@
                   <pic:spPr bwMode="auto">
                     <a:xfrm>
                       <a:off x="0" y="0"/>
-                      <a:ext cx="1800000" cy="1729412"/>
+                      <a:ext cx="1800000" cy="1735714"/>
                     </a:xfrm>
                     <a:prstGeom prst="rect">
                       <a:avLst/>
@@ -38621,6 +37425,7 @@
           <w:ilvl w:val="0"/>
           <w:numId w:val="1009"/>
         </w:numPr>
+        <w:ind w:firstLine="420"/>
       </w:pPr>
       <w:r>
         <w:rPr>
@@ -38689,6 +37494,7 @@
           <w:ilvl w:val="0"/>
           <w:numId w:val="1009"/>
         </w:numPr>
+        <w:ind w:firstLine="420"/>
       </w:pPr>
       <w:r>
         <w:rPr>
@@ -38781,6 +37587,7 @@
           <w:ilvl w:val="0"/>
           <w:numId w:val="1009"/>
         </w:numPr>
+        <w:ind w:firstLine="420"/>
       </w:pPr>
       <w:r>
         <w:rPr>
@@ -38861,6 +37668,7 @@
           <w:ilvl w:val="0"/>
           <w:numId w:val="1009"/>
         </w:numPr>
+        <w:ind w:firstLine="420"/>
       </w:pPr>
       <w:r>
         <w:rPr>
@@ -39043,46 +37851,6 @@
     </w:p>
     <w:p>
       <w:pPr>
-        <w:spacing w:before="0" w:after="0"/>
-      </w:pPr>
-    </w:p>
-    <w:p>
-      <w:pPr>
-        <w:spacing w:before="0" w:after="0"/>
-      </w:pPr>
-    </w:p>
-    <w:p>
-      <w:pPr>
-        <w:spacing w:before="0" w:after="0"/>
-      </w:pPr>
-    </w:p>
-    <w:p>
-      <w:pPr>
-        <w:spacing w:before="0" w:after="0"/>
-      </w:pPr>
-    </w:p>
-    <w:p>
-      <w:pPr>
-        <w:spacing w:before="0" w:after="0"/>
-      </w:pPr>
-    </w:p>
-    <w:p>
-      <w:pPr>
-        <w:spacing w:before="0" w:after="0"/>
-      </w:pPr>
-    </w:p>
-    <w:p>
-      <w:pPr>
-        <w:spacing w:before="0" w:after="0"/>
-      </w:pPr>
-    </w:p>
-    <w:p>
-      <w:pPr>
-        <w:spacing w:before="0" w:after="0"/>
-      </w:pPr>
-    </w:p>
-    <w:p>
-      <w:pPr>
         <w:spacing w:before="160" w:after="80"/>
       </w:pPr>
       <w:r>
@@ -39120,6 +37888,7 @@
     <w:p>
       <w:pPr>
         <w:pStyle w:val="FirstParagraph"/>
+        <w:ind w:firstLine="420"/>
       </w:pPr>
       <w:r>
         <w:rPr>
@@ -39771,6 +38540,7 @@
     <w:p>
       <w:pPr>
         <w:pStyle w:val="BodyText"/>
+        <w:ind w:firstLine="420"/>
       </w:pPr>
       <w:r>
         <w:rPr>
@@ -39802,6 +38572,7 @@
     <w:p>
       <w:pPr>
         <w:pStyle w:val="BodyText"/>
+        <w:ind w:firstLine="420"/>
       </w:pPr>
       <w:r>
         <w:rPr>
@@ -39848,6 +38619,7 @@
           <w:ilvl w:val="0"/>
           <w:numId w:val="1010"/>
         </w:numPr>
+        <w:ind w:firstLine="420"/>
       </w:pPr>
       <w:r>
         <w:rPr>
@@ -39930,6 +38702,7 @@
           <w:ilvl w:val="0"/>
           <w:numId w:val="1010"/>
         </w:numPr>
+        <w:ind w:firstLine="420"/>
       </w:pPr>
       <w:r>
         <w:rPr>
@@ -40006,6 +38779,7 @@
           <w:ilvl w:val="0"/>
           <w:numId w:val="1010"/>
         </w:numPr>
+        <w:ind w:firstLine="420"/>
       </w:pPr>
       <w:r>
         <w:rPr>
@@ -40329,6 +39103,7 @@
     <w:p>
       <w:pPr>
         <w:pStyle w:val="FirstParagraph"/>
+        <w:ind w:firstLine="420"/>
       </w:pPr>
       <w:r>
         <w:rPr>
@@ -40512,6 +39287,7 @@
     <w:p>
       <w:pPr>
         <w:pStyle w:val="BodyText"/>
+        <w:ind w:firstLine="420"/>
       </w:pPr>
       <w:r>
         <w:rPr>
@@ -40555,6 +39331,7 @@
     <w:p>
       <w:pPr>
         <w:pStyle w:val="BodyText"/>
+        <w:ind w:firstLine="420"/>
       </w:pPr>
       <w:r>
         <w:rPr>
@@ -40638,6 +39415,7 @@
     <w:p>
       <w:pPr>
         <w:pStyle w:val="BodyText"/>
+        <w:ind w:firstLine="420"/>
       </w:pPr>
       <w:r>
         <w:rPr>
@@ -40945,6 +39723,7 @@
     <w:p>
       <w:pPr>
         <w:pStyle w:val="BodyText"/>
+        <w:ind w:firstLine="420"/>
       </w:pPr>
       <w:r>
         <w:rPr>
@@ -40996,46 +39775,6 @@
         </w:rPr>
         <w:t>。</w:t>
       </w:r>
-    </w:p>
-    <w:p>
-      <w:pPr>
-        <w:spacing w:before="0" w:after="0"/>
-      </w:pPr>
-    </w:p>
-    <w:p>
-      <w:pPr>
-        <w:spacing w:before="0" w:after="0"/>
-      </w:pPr>
-    </w:p>
-    <w:p>
-      <w:pPr>
-        <w:spacing w:before="0" w:after="0"/>
-      </w:pPr>
-    </w:p>
-    <w:p>
-      <w:pPr>
-        <w:spacing w:before="0" w:after="0"/>
-      </w:pPr>
-    </w:p>
-    <w:p>
-      <w:pPr>
-        <w:spacing w:before="0" w:after="0"/>
-      </w:pPr>
-    </w:p>
-    <w:p>
-      <w:pPr>
-        <w:spacing w:before="0" w:after="0"/>
-      </w:pPr>
-    </w:p>
-    <w:p>
-      <w:pPr>
-        <w:spacing w:before="0" w:after="0"/>
-      </w:pPr>
-    </w:p>
-    <w:p>
-      <w:pPr>
-        <w:spacing w:before="0" w:after="0"/>
-      </w:pPr>
     </w:p>
     <w:p>
       <w:pPr>
@@ -41076,6 +39815,7 @@
     <w:p>
       <w:pPr>
         <w:pStyle w:val="FirstParagraph"/>
+        <w:ind w:firstLine="420"/>
       </w:pPr>
       <w:r>
         <w:rPr>
@@ -41150,7 +39890,7 @@
         </w:rPr>
         <w:drawing>
           <wp:inline>
-            <wp:extent cx="2070100" cy="2235200"/>
+            <wp:extent cx="2082800" cy="2235200"/>
             <wp:effectExtent b="0" l="0" r="0" t="0"/>
             <wp:docPr descr="" title="" id="122" name="Picture"/>
             <a:graphic>
@@ -41171,7 +39911,7 @@
                   <pic:spPr bwMode="auto">
                     <a:xfrm>
                       <a:off x="0" y="0"/>
-                      <a:ext cx="2070100" cy="2235200"/>
+                      <a:ext cx="2082800" cy="2235200"/>
                     </a:xfrm>
                     <a:prstGeom prst="rect">
                       <a:avLst/>
@@ -41202,7 +39942,7 @@
         </w:rPr>
         <w:drawing>
           <wp:inline>
-            <wp:extent cx="1876474" cy="2489200"/>
+            <wp:extent cx="1879600" cy="2489200"/>
             <wp:effectExtent b="0" l="0" r="0" t="0"/>
             <wp:docPr descr="" title="" id="125" name="Picture"/>
             <a:graphic>
@@ -41223,7 +39963,7 @@
                   <pic:spPr bwMode="auto">
                     <a:xfrm>
                       <a:off x="0" y="0"/>
-                      <a:ext cx="1876474" cy="2489200"/>
+                      <a:ext cx="1879600" cy="2489200"/>
                     </a:xfrm>
                     <a:prstGeom prst="rect">
                       <a:avLst/>
@@ -41245,6 +39985,7 @@
     <w:p>
       <w:pPr>
         <w:pStyle w:val="BodyText"/>
+        <w:ind w:firstLine="420"/>
       </w:pPr>
       <w:r>
         <w:rPr>
@@ -41288,6 +40029,7 @@
     <w:p>
       <w:pPr>
         <w:pStyle w:val="BodyText"/>
+        <w:ind w:firstLine="420"/>
       </w:pPr>
       <w:r>
         <w:rPr>
@@ -41381,6 +40123,7 @@
     <w:p>
       <w:pPr>
         <w:pStyle w:val="BodyText"/>
+        <w:ind w:firstLine="420"/>
       </w:pPr>
       <w:r>
         <w:rPr>
@@ -41460,6 +40203,7 @@
     <w:p>
       <w:pPr>
         <w:pStyle w:val="BodyText"/>
+        <w:ind w:firstLine="420"/>
       </w:pPr>
       <w:r>
         <w:rPr>
@@ -41537,46 +40281,6 @@
         </w:rPr>
         <w:t>？</w:t>
       </w:r>
-    </w:p>
-    <w:p>
-      <w:pPr>
-        <w:spacing w:before="0" w:after="0"/>
-      </w:pPr>
-    </w:p>
-    <w:p>
-      <w:pPr>
-        <w:spacing w:before="0" w:after="0"/>
-      </w:pPr>
-    </w:p>
-    <w:p>
-      <w:pPr>
-        <w:spacing w:before="0" w:after="0"/>
-      </w:pPr>
-    </w:p>
-    <w:p>
-      <w:pPr>
-        <w:spacing w:before="0" w:after="0"/>
-      </w:pPr>
-    </w:p>
-    <w:p>
-      <w:pPr>
-        <w:spacing w:before="0" w:after="0"/>
-      </w:pPr>
-    </w:p>
-    <w:p>
-      <w:pPr>
-        <w:spacing w:before="0" w:after="0"/>
-      </w:pPr>
-    </w:p>
-    <w:p>
-      <w:pPr>
-        <w:spacing w:before="0" w:after="0"/>
-      </w:pPr>
-    </w:p>
-    <w:p>
-      <w:pPr>
-        <w:spacing w:before="0" w:after="0"/>
-      </w:pPr>
     </w:p>
     <w:p>
       <w:pPr>
@@ -41617,6 +40321,7 @@
     <w:p>
       <w:pPr>
         <w:pStyle w:val="FirstParagraph"/>
+        <w:ind w:firstLine="420"/>
       </w:pPr>
       <w:r>
         <w:rPr>
@@ -41929,7 +40634,7 @@
         </w:rPr>
         <w:drawing>
           <wp:inline>
-            <wp:extent cx="1800000" cy="1694118"/>
+            <wp:extent cx="1800000" cy="1766666"/>
             <wp:effectExtent b="0" l="0" r="0" t="0"/>
             <wp:docPr descr="" title="" id="129" name="Picture"/>
             <a:graphic>
@@ -41950,7 +40655,7 @@
                   <pic:spPr bwMode="auto">
                     <a:xfrm>
                       <a:off x="0" y="0"/>
-                      <a:ext cx="1800000" cy="1694118"/>
+                      <a:ext cx="1800000" cy="1766666"/>
                     </a:xfrm>
                     <a:prstGeom prst="rect">
                       <a:avLst/>
@@ -41972,6 +40677,7 @@
     <w:p>
       <w:pPr>
         <w:pStyle w:val="BodyText"/>
+        <w:ind w:firstLine="420"/>
       </w:pPr>
       <w:r>
         <w:rPr>
@@ -42156,6 +40862,7 @@
     <w:p>
       <w:pPr>
         <w:pStyle w:val="BodyText"/>
+        <w:ind w:firstLine="420"/>
       </w:pPr>
       <w:r>
         <w:rPr>
@@ -42271,6 +40978,7 @@
     <w:p>
       <w:pPr>
         <w:pStyle w:val="BodyText"/>
+        <w:ind w:firstLine="420"/>
       </w:pPr>
       <w:r>
         <w:rPr>
@@ -42344,6 +41052,7 @@
     <w:p>
       <w:pPr>
         <w:pStyle w:val="BodyText"/>
+        <w:ind w:firstLine="420"/>
       </w:pPr>
       <w:r>
         <w:rPr>
@@ -42563,6 +41272,7 @@
     <w:p>
       <w:pPr>
         <w:pStyle w:val="BodyText"/>
+        <w:ind w:firstLine="420"/>
       </w:pPr>
       <w:r>
         <w:rPr>
@@ -42820,46 +41530,6 @@
         </w:rPr>
         <w:t>。</w:t>
       </w:r>
-    </w:p>
-    <w:p>
-      <w:pPr>
-        <w:spacing w:before="0" w:after="0"/>
-      </w:pPr>
-    </w:p>
-    <w:p>
-      <w:pPr>
-        <w:spacing w:before="0" w:after="0"/>
-      </w:pPr>
-    </w:p>
-    <w:p>
-      <w:pPr>
-        <w:spacing w:before="0" w:after="0"/>
-      </w:pPr>
-    </w:p>
-    <w:p>
-      <w:pPr>
-        <w:spacing w:before="0" w:after="0"/>
-      </w:pPr>
-    </w:p>
-    <w:p>
-      <w:pPr>
-        <w:spacing w:before="0" w:after="0"/>
-      </w:pPr>
-    </w:p>
-    <w:p>
-      <w:pPr>
-        <w:spacing w:before="0" w:after="0"/>
-      </w:pPr>
-    </w:p>
-    <w:p>
-      <w:pPr>
-        <w:spacing w:before="0" w:after="0"/>
-      </w:pPr>
-    </w:p>
-    <w:p>
-      <w:pPr>
-        <w:spacing w:before="0" w:after="0"/>
-      </w:pPr>
     </w:p>
     <w:p>
       <w:pPr>
@@ -42900,6 +41570,7 @@
     <w:p>
       <w:pPr>
         <w:pStyle w:val="FirstParagraph"/>
+        <w:ind w:firstLine="420"/>
       </w:pPr>
       <w:r>
         <w:rPr>
@@ -42917,6 +41588,7 @@
     <w:p>
       <w:pPr>
         <w:pStyle w:val="BodyText"/>
+        <w:ind w:firstLine="420"/>
       </w:pPr>
       <w:r>
         <w:rPr>
@@ -43070,6 +41742,7 @@
     <w:p>
       <w:pPr>
         <w:pStyle w:val="BodyText"/>
+        <w:ind w:firstLine="420"/>
       </w:pPr>
       <w:r>
         <w:rPr>
@@ -43101,6 +41774,7 @@
     <w:p>
       <w:pPr>
         <w:pStyle w:val="BodyText"/>
+        <w:ind w:firstLine="420"/>
       </w:pPr>
       <w:r>
         <w:rPr>
@@ -43152,31 +41826,6 @@
         </w:rPr>
         <w:t>？</w:t>
       </w:r>
-    </w:p>
-    <w:p>
-      <w:pPr>
-        <w:spacing w:before="0" w:after="0"/>
-      </w:pPr>
-    </w:p>
-    <w:p>
-      <w:pPr>
-        <w:spacing w:before="0" w:after="0"/>
-      </w:pPr>
-    </w:p>
-    <w:p>
-      <w:pPr>
-        <w:spacing w:before="0" w:after="0"/>
-      </w:pPr>
-    </w:p>
-    <w:p>
-      <w:pPr>
-        <w:spacing w:before="0" w:after="0"/>
-      </w:pPr>
-    </w:p>
-    <w:p>
-      <w:pPr>
-        <w:spacing w:before="0" w:after="0"/>
-      </w:pPr>
     </w:p>
     <w:p>
       <w:pPr>
@@ -43217,6 +41866,7 @@
     <w:p>
       <w:pPr>
         <w:pStyle w:val="FirstParagraph"/>
+        <w:ind w:firstLine="420"/>
       </w:pPr>
       <w:r>
         <w:rPr>
@@ -43359,6 +42009,7 @@
     <w:p>
       <w:pPr>
         <w:pStyle w:val="BodyText"/>
+        <w:ind w:firstLine="420"/>
       </w:pPr>
       <w:r>
         <w:rPr>
@@ -43510,6 +42161,7 @@
     <w:p>
       <w:pPr>
         <w:pStyle w:val="BodyText"/>
+        <w:ind w:firstLine="420"/>
       </w:pPr>
       <w:r>
         <w:rPr>
@@ -43881,6 +42533,7 @@
     <w:p>
       <w:pPr>
         <w:pStyle w:val="BodyText"/>
+        <w:ind w:firstLine="420"/>
       </w:pPr>
       <w:r>
         <w:rPr>
@@ -43924,6 +42577,7 @@
     <w:p>
       <w:pPr>
         <w:pStyle w:val="BodyText"/>
+        <w:ind w:firstLine="420"/>
       </w:pPr>
       <w:r>
         <w:rPr>
@@ -43955,6 +42609,7 @@
     <w:p>
       <w:pPr>
         <w:pStyle w:val="BodyText"/>
+        <w:ind w:firstLine="420"/>
       </w:pPr>
       <w:r>
         <w:rPr>
@@ -44084,6 +42739,7 @@
     <w:p>
       <w:pPr>
         <w:pStyle w:val="BodyText"/>
+        <w:ind w:firstLine="420"/>
       </w:pPr>
       <w:r>
         <w:rPr>
@@ -44149,46 +42805,6 @@
         </w:rPr>
         <w:t>？</w:t>
       </w:r>
-    </w:p>
-    <w:p>
-      <w:pPr>
-        <w:spacing w:before="0" w:after="0"/>
-      </w:pPr>
-    </w:p>
-    <w:p>
-      <w:pPr>
-        <w:spacing w:before="0" w:after="0"/>
-      </w:pPr>
-    </w:p>
-    <w:p>
-      <w:pPr>
-        <w:spacing w:before="0" w:after="0"/>
-      </w:pPr>
-    </w:p>
-    <w:p>
-      <w:pPr>
-        <w:spacing w:before="0" w:after="0"/>
-      </w:pPr>
-    </w:p>
-    <w:p>
-      <w:pPr>
-        <w:spacing w:before="0" w:after="0"/>
-      </w:pPr>
-    </w:p>
-    <w:p>
-      <w:pPr>
-        <w:spacing w:before="0" w:after="0"/>
-      </w:pPr>
-    </w:p>
-    <w:p>
-      <w:pPr>
-        <w:spacing w:before="0" w:after="0"/>
-      </w:pPr>
-    </w:p>
-    <w:p>
-      <w:pPr>
-        <w:spacing w:before="0" w:after="0"/>
-      </w:pPr>
     </w:p>
     <w:p>
       <w:pPr>
@@ -44229,6 +42845,7 @@
     <w:p>
       <w:pPr>
         <w:pStyle w:val="FirstParagraph"/>
+        <w:ind w:firstLine="420"/>
       </w:pPr>
       <w:r>
         <w:rPr>
@@ -44363,7 +42980,7 @@
         </w:rPr>
         <w:drawing>
           <wp:inline>
-            <wp:extent cx="2590800" cy="1181100"/>
+            <wp:extent cx="2590800" cy="1206500"/>
             <wp:effectExtent b="0" l="0" r="0" t="0"/>
             <wp:docPr descr="" title="" id="135" name="Picture"/>
             <a:graphic>
@@ -44384,7 +43001,7 @@
                   <pic:spPr bwMode="auto">
                     <a:xfrm>
                       <a:off x="0" y="0"/>
-                      <a:ext cx="2590800" cy="1181100"/>
+                      <a:ext cx="2590800" cy="1206500"/>
                     </a:xfrm>
                     <a:prstGeom prst="rect">
                       <a:avLst/>
@@ -44415,7 +43032,7 @@
         </w:rPr>
         <w:drawing>
           <wp:inline>
-            <wp:extent cx="1800000" cy="2170588"/>
+            <wp:extent cx="1800000" cy="2302941"/>
             <wp:effectExtent b="0" l="0" r="0" t="0"/>
             <wp:docPr descr="" title="" id="138" name="Picture"/>
             <a:graphic>
@@ -44436,7 +43053,7 @@
                   <pic:spPr bwMode="auto">
                     <a:xfrm>
                       <a:off x="0" y="0"/>
-                      <a:ext cx="1800000" cy="2170588"/>
+                      <a:ext cx="1800000" cy="2302941"/>
                     </a:xfrm>
                     <a:prstGeom prst="rect">
                       <a:avLst/>
@@ -44467,7 +43084,7 @@
         </w:rPr>
         <w:drawing>
           <wp:inline>
-            <wp:extent cx="1800000" cy="3600000"/>
+            <wp:extent cx="1800000" cy="3752112"/>
             <wp:effectExtent b="0" l="0" r="0" t="0"/>
             <wp:docPr descr="" title="" id="141" name="Picture"/>
             <a:graphic>
@@ -44488,7 +43105,7 @@
                   <pic:spPr bwMode="auto">
                     <a:xfrm>
                       <a:off x="0" y="0"/>
-                      <a:ext cx="1800000" cy="3600000"/>
+                      <a:ext cx="1800000" cy="3752112"/>
                     </a:xfrm>
                     <a:prstGeom prst="rect">
                       <a:avLst/>
@@ -44511,6 +43128,7 @@
       <w:pPr>
         <w:pStyle w:val="BodyText"/>
         <w:spacing w:after="80"/>
+        <w:ind w:firstLine="420"/>
       </w:pPr>
       <w:r>
         <w:rPr>
@@ -44699,15 +43317,16 @@
       <w:tblPr>
         <w:tblStyle w:val="Table"/>
         <w:tblW w:type="auto" w:w="0"/>
+        <w:tblLook w:firstRow="1" w:lastRow="0" w:firstColumn="0" w:lastColumn="0" w:noHBand="0" w:noVBand="0" w:val="0020"/>
+        <w:jc w:val="center"/>
         <w:tblBorders>
           <w:top w:val="single" w:sz="12" w:space="0" w:color="000000"/>
-          <w:left w:val="none" w:sz="0" w:space="0" w:color="auto"/>
           <w:bottom w:val="single" w:sz="12" w:space="0" w:color="000000"/>
-          <w:right w:val="none" w:sz="0" w:space="0" w:color="auto"/>
-          <w:insideH w:val="none" w:sz="0" w:space="0" w:color="auto"/>
-          <w:insideV w:val="none" w:sz="0" w:space="0" w:color="auto"/>
+          <w:left w:val="none"/>
+          <w:right w:val="none"/>
+          <w:insideH w:val="none"/>
+          <w:insideV w:val="none"/>
         </w:tblBorders>
-        <w:tblLook w:firstRow="1" w:lastRow="0" w:firstColumn="0" w:lastColumn="0" w:noHBand="0" w:noVBand="0" w:val="0020"/>
       </w:tblPr>
       <w:tblGrid>
         <w:gridCol w:w="3960"/>
@@ -44720,7 +43339,7 @@
         <w:tc>
           <w:tcPr>
             <w:tcBorders>
-              <w:bottom w:val="single" w:sz="8" w:space="0" w:color="000000"/>
+              <w:bottom w:val="single" w:sz="6" w:space="0" w:color="000000"/>
             </w:tcBorders>
           </w:tcPr>
           <w:p>
@@ -44740,7 +43359,7 @@
         <w:tc>
           <w:tcPr>
             <w:tcBorders>
-              <w:bottom w:val="single" w:sz="8" w:space="0" w:color="000000"/>
+              <w:bottom w:val="single" w:sz="6" w:space="0" w:color="000000"/>
             </w:tcBorders>
           </w:tcPr>
           <w:p>
@@ -44834,6 +43453,7 @@
       <w:pPr>
         <w:pStyle w:val="BodyText"/>
         <w:spacing w:before="120"/>
+        <w:ind w:firstLine="420"/>
       </w:pPr>
       <w:r>
         <w:rPr>
@@ -44925,6 +43545,7 @@
     <w:p>
       <w:pPr>
         <w:pStyle w:val="BodyText"/>
+        <w:ind w:firstLine="420"/>
       </w:pPr>
       <w:r>
         <w:rPr>
@@ -45004,6 +43625,7 @@
     <w:p>
       <w:pPr>
         <w:pStyle w:val="BodyText"/>
+        <w:ind w:firstLine="420"/>
       </w:pPr>
       <w:r>
         <w:rPr>
@@ -45183,6 +43805,7 @@
     <w:p>
       <w:pPr>
         <w:pStyle w:val="BodyText"/>
+        <w:ind w:firstLine="420"/>
       </w:pPr>
       <w:r>
         <w:rPr>
@@ -45268,6 +43891,7 @@
     <w:p>
       <w:pPr>
         <w:pStyle w:val="BodyText"/>
+        <w:ind w:firstLine="420"/>
       </w:pPr>
       <w:r>
         <w:rPr>
@@ -45419,46 +44043,6 @@
         </w:rPr>
         <w:t>。</w:t>
       </w:r>
-    </w:p>
-    <w:p>
-      <w:pPr>
-        <w:spacing w:before="0" w:after="0"/>
-      </w:pPr>
-    </w:p>
-    <w:p>
-      <w:pPr>
-        <w:spacing w:before="0" w:after="0"/>
-      </w:pPr>
-    </w:p>
-    <w:p>
-      <w:pPr>
-        <w:spacing w:before="0" w:after="0"/>
-      </w:pPr>
-    </w:p>
-    <w:p>
-      <w:pPr>
-        <w:spacing w:before="0" w:after="0"/>
-      </w:pPr>
-    </w:p>
-    <w:p>
-      <w:pPr>
-        <w:spacing w:before="0" w:after="0"/>
-      </w:pPr>
-    </w:p>
-    <w:p>
-      <w:pPr>
-        <w:spacing w:before="0" w:after="0"/>
-      </w:pPr>
-    </w:p>
-    <w:p>
-      <w:pPr>
-        <w:spacing w:before="0" w:after="0"/>
-      </w:pPr>
-    </w:p>
-    <w:p>
-      <w:pPr>
-        <w:spacing w:before="0" w:after="0"/>
-      </w:pPr>
     </w:p>
     <w:p>
       <w:pPr>
@@ -45499,6 +44083,7 @@
     <w:p>
       <w:pPr>
         <w:pStyle w:val="FirstParagraph"/>
+        <w:ind w:firstLine="420"/>
       </w:pPr>
       <w:r>
         <w:rPr>
@@ -45528,6 +44113,7 @@
     <w:p>
       <w:pPr>
         <w:pStyle w:val="BodyText"/>
+        <w:ind w:firstLine="420"/>
       </w:pPr>
       <w:r>
         <w:rPr>
@@ -46028,7 +44614,7 @@
         </w:rPr>
         <w:drawing>
           <wp:inline>
-            <wp:extent cx="2421775" cy="1447800"/>
+            <wp:extent cx="2451100" cy="1447800"/>
             <wp:effectExtent b="0" l="0" r="0" t="0"/>
             <wp:docPr descr="" title="" id="145" name="Picture"/>
             <a:graphic>
@@ -46049,7 +44635,7 @@
                   <pic:spPr bwMode="auto">
                     <a:xfrm>
                       <a:off x="0" y="0"/>
-                      <a:ext cx="2421775" cy="1447800"/>
+                      <a:ext cx="2451100" cy="1447800"/>
                     </a:xfrm>
                     <a:prstGeom prst="rect">
                       <a:avLst/>
@@ -46071,6 +44657,7 @@
     <w:p>
       <w:pPr>
         <w:pStyle w:val="BodyText"/>
+        <w:ind w:firstLine="420"/>
       </w:pPr>
       <w:r>
         <w:rPr>
@@ -46266,6 +44853,7 @@
     <w:p>
       <w:pPr>
         <w:pStyle w:val="BodyText"/>
+        <w:ind w:firstLine="420"/>
       </w:pPr>
       <w:r>
         <w:rPr>
@@ -46297,6 +44885,7 @@
     <w:p>
       <w:pPr>
         <w:pStyle w:val="BodyText"/>
+        <w:ind w:firstLine="420"/>
       </w:pPr>
       <w:r>
         <w:rPr>
@@ -46336,46 +44925,6 @@
         </w:rPr>
         <w:t>。</w:t>
       </w:r>
-    </w:p>
-    <w:p>
-      <w:pPr>
-        <w:spacing w:before="0" w:after="0"/>
-      </w:pPr>
-    </w:p>
-    <w:p>
-      <w:pPr>
-        <w:spacing w:before="0" w:after="0"/>
-      </w:pPr>
-    </w:p>
-    <w:p>
-      <w:pPr>
-        <w:spacing w:before="0" w:after="0"/>
-      </w:pPr>
-    </w:p>
-    <w:p>
-      <w:pPr>
-        <w:spacing w:before="0" w:after="0"/>
-      </w:pPr>
-    </w:p>
-    <w:p>
-      <w:pPr>
-        <w:spacing w:before="0" w:after="0"/>
-      </w:pPr>
-    </w:p>
-    <w:p>
-      <w:pPr>
-        <w:spacing w:before="0" w:after="0"/>
-      </w:pPr>
-    </w:p>
-    <w:p>
-      <w:pPr>
-        <w:spacing w:before="0" w:after="0"/>
-      </w:pPr>
-    </w:p>
-    <w:p>
-      <w:pPr>
-        <w:spacing w:before="0" w:after="0"/>
-      </w:pPr>
     </w:p>
     <w:p>
       <w:pPr>
@@ -46392,6 +44941,7 @@
     <w:bookmarkEnd w:id="149"/>
     <w:sectPr>
       <w:footerReference w:type="default" r:id="rId10"/>
+      <w:headerReference w:type="default" r:id="rId11"/>
       <w:footnotePr>
         <w:numRestart w:val="eachSect"/>
       </w:footnotePr>
@@ -46410,32 +44960,90 @@
 <w:ftr xmlns:m="http://schemas.openxmlformats.org/officeDocument/2006/math" xmlns:mc="http://schemas.openxmlformats.org/markup-compatibility/2006" xmlns:mo="http://schemas.microsoft.com/office/mac/office/2008/main" xmlns:mv="urn:schemas-microsoft-com:mac:vml" xmlns:o="urn:schemas-microsoft-com:office:office" xmlns:r="http://schemas.openxmlformats.org/officeDocument/2006/relationships" xmlns:v="urn:schemas-microsoft-com:vml" xmlns:w10="urn:schemas-microsoft-com:office:word" xmlns:w14="http://schemas.microsoft.com/office/word/2010/wordml" xmlns:w="http://schemas.openxmlformats.org/wordprocessingml/2006/main" xmlns:wne="http://schemas.microsoft.com/office/word/2006/wordml" xmlns:wp14="http://schemas.microsoft.com/office/word/2010/wordprocessingDrawing" xmlns:wp="http://schemas.openxmlformats.org/drawingml/2006/wordprocessingDrawing" xmlns:wpc="http://schemas.microsoft.com/office/word/2010/wordprocessingCanvas" xmlns:wpg="http://schemas.microsoft.com/office/word/2010/wordprocessingGroup" xmlns:wpi="http://schemas.microsoft.com/office/word/2010/wordprocessingInk" xmlns:wps="http://schemas.microsoft.com/office/word/2010/wordprocessingShape" mc:Ignorable="w14 wp14">
   <w:p>
     <w:pPr>
-      <w:pStyle w:val="Footer"/>
       <w:jc w:val="center"/>
     </w:pPr>
     <w:r>
       <w:rPr>
-        <w:rFonts w:ascii="Times New Roman" w:hAnsi="Times New Roman" w:eastAsia="Times New Roman" w:cs="Times New Roman"/>
-        <w:b w:val="0"/>
-        <w:sz w:val="20"/>
+        <w:color w:val="000000"/>
+        <w:sz w:val="18"/>
+      </w:rPr>
+      <w:t xml:space="preserve">第 </w:t>
+    </w:r>
+    <w:r>
+      <w:rPr>
+        <w:color w:val="000000"/>
+        <w:sz w:val="18"/>
       </w:rPr>
       <w:fldChar w:fldCharType="begin"/>
     </w:r>
     <w:r>
       <w:rPr>
-        <w:rFonts w:ascii="Times New Roman" w:hAnsi="Times New Roman" w:eastAsia="Times New Roman" w:cs="Times New Roman"/>
-        <w:b w:val="0"/>
-        <w:sz w:val="20"/>
+        <w:sz w:val="18"/>
       </w:rPr>
       <w:instrText xml:space="preserve"> PAGE </w:instrText>
     </w:r>
     <w:r>
       <w:rPr>
-        <w:rFonts w:ascii="Times New Roman" w:hAnsi="Times New Roman" w:eastAsia="Times New Roman" w:cs="Times New Roman"/>
-        <w:b w:val="0"/>
-        <w:sz w:val="20"/>
+        <w:sz w:val="18"/>
+      </w:rPr>
+      <w:fldChar w:fldCharType="separate"/>
+    </w:r>
+    <w:r>
+      <w:rPr>
+        <w:sz w:val="18"/>
+      </w:rPr>
+      <w:t>1</w:t>
+    </w:r>
+    <w:r>
+      <w:rPr>
+        <w:sz w:val="18"/>
       </w:rPr>
       <w:fldChar w:fldCharType="end"/>
+    </w:r>
+    <w:r>
+      <w:rPr>
+        <w:color w:val="000000"/>
+        <w:sz w:val="18"/>
+      </w:rPr>
+      <w:t xml:space="preserve"> 页 / 共 </w:t>
+    </w:r>
+    <w:r>
+      <w:rPr>
+        <w:color w:val="000000"/>
+        <w:sz w:val="18"/>
+      </w:rPr>
+      <w:fldChar w:fldCharType="begin"/>
+    </w:r>
+    <w:r>
+      <w:rPr>
+        <w:sz w:val="18"/>
+      </w:rPr>
+      <w:instrText xml:space="preserve"> NUMPAGES </w:instrText>
+    </w:r>
+    <w:r>
+      <w:rPr>
+        <w:sz w:val="18"/>
+      </w:rPr>
+      <w:fldChar w:fldCharType="separate"/>
+    </w:r>
+    <w:r>
+      <w:rPr>
+        <w:sz w:val="18"/>
+      </w:rPr>
+      <w:t>1</w:t>
+    </w:r>
+    <w:r>
+      <w:rPr>
+        <w:sz w:val="18"/>
+      </w:rPr>
+      <w:fldChar w:fldCharType="end"/>
+    </w:r>
+    <w:r>
+      <w:rPr>
+        <w:color w:val="000000"/>
+        <w:sz w:val="18"/>
+      </w:rPr>
+      <w:t xml:space="preserve"> 页</w:t>
     </w:r>
   </w:p>
 </w:ftr>
@@ -46458,6 +45066,26 @@
     </w:p>
   </w:footnote>
 </w:footnotes>
+</file>
+
+<file path=word/header1.xml><?xml version="1.0" encoding="utf-8"?>
+<w:hdr xmlns:m="http://schemas.openxmlformats.org/officeDocument/2006/math" xmlns:mc="http://schemas.openxmlformats.org/markup-compatibility/2006" xmlns:mo="http://schemas.microsoft.com/office/mac/office/2008/main" xmlns:mv="urn:schemas-microsoft-com:mac:vml" xmlns:o="urn:schemas-microsoft-com:office:office" xmlns:r="http://schemas.openxmlformats.org/officeDocument/2006/relationships" xmlns:v="urn:schemas-microsoft-com:vml" xmlns:w10="urn:schemas-microsoft-com:office:word" xmlns:w14="http://schemas.microsoft.com/office/word/2010/wordml" xmlns:w="http://schemas.openxmlformats.org/wordprocessingml/2006/main" xmlns:wne="http://schemas.microsoft.com/office/word/2006/wordml" xmlns:wp14="http://schemas.microsoft.com/office/word/2010/wordprocessingDrawing" xmlns:wp="http://schemas.openxmlformats.org/drawingml/2006/wordprocessingDrawing" xmlns:wpc="http://schemas.microsoft.com/office/word/2010/wordprocessingCanvas" xmlns:wpg="http://schemas.microsoft.com/office/word/2010/wordprocessingGroup" xmlns:wpi="http://schemas.microsoft.com/office/word/2010/wordprocessingInk" xmlns:wps="http://schemas.microsoft.com/office/word/2010/wordprocessingShape" mc:Ignorable="w14 wp14">
+  <w:p>
+    <w:pPr>
+      <w:jc w:val="right"/>
+      <w:pBdr>
+        <w:bottom w:val="single" w:sz="4" w:space="2" w:color="000000"/>
+      </w:pBdr>
+    </w:pPr>
+    <w:r>
+      <w:rPr>
+        <w:color w:val="000000"/>
+        <w:sz w:val="18"/>
+      </w:rPr>
+      <w:t>第一轮结构·5-配位化学（学生版）</w:t>
+    </w:r>
+  </w:p>
+</w:hdr>
 </file>
 
 <file path=word/numbering.xml><?xml version="1.0" encoding="utf-8"?>
@@ -47335,7 +45963,7 @@
     <ns0:rPr>
       <ns0:rFonts ns0:ascii="Times New Roman" ns0:cs="Times New Roman" ns0:eastAsia="SimHei" ns0:hAnsi="Times New Roman"/>
       <ns0:b/>
-      <ns0:color ns0:val="000000"/>
+      <ns0:color ns0:val="17324D"/>
       <ns0:sz ns0:val="44"/>
       <ns0:szCs ns0:val="56"/>
     </ns0:rPr>
@@ -47477,7 +46105,7 @@
     <ns0:rPr>
       <ns0:rFonts ns0:ascii="Times New Roman" ns0:cs="Times New Roman" ns0:eastAsia="SimHei" ns0:hAnsi="Times New Roman"/>
       <ns0:b/>
-      <ns0:color ns0:val="000000"/>
+      <ns0:color ns0:val="17324D"/>
       <ns0:sz ns0:val="32"/>
       <ns0:szCs ns0:val="40"/>
     </ns0:rPr>
@@ -47501,7 +46129,7 @@
     <ns0:rPr>
       <ns0:rFonts ns0:ascii="Times New Roman" ns0:cs="Times New Roman" ns0:eastAsia="SimHei" ns0:hAnsi="Times New Roman"/>
       <ns0:b/>
-      <ns0:color ns0:val="000000"/>
+      <ns0:color ns0:val="17324D"/>
       <ns0:sz ns0:val="28"/>
       <ns0:szCs ns0:val="32"/>
     </ns0:rPr>
@@ -47525,7 +46153,7 @@
     <ns0:rPr>
       <ns0:rFonts ns0:ascii="Times New Roman" ns0:cs="Times New Roman" ns0:eastAsia="SimHei" ns0:hAnsi="Times New Roman"/>
       <ns0:b/>
-      <ns0:color ns0:val="000000"/>
+      <ns0:color ns0:val="17324D"/>
       <ns0:sz ns0:val="25"/>
       <ns0:szCs ns0:val="28"/>
     </ns0:rPr>
@@ -48001,7 +46629,7 @@
     <w:rPr>
       <w:rFonts w:ascii="Times New Roman" w:hAnsi="Times New Roman" w:eastAsia="FangSong" w:cs="Times New Roman"/>
       <w:b/>
-      <w:color w:val="007020"/>
+      <w:color w:val="000000"/>
     </w:rPr>
   </w:style>
   <w:style w:type="character" w:customStyle="1" w:styleId="DataTypeTok">
@@ -48009,7 +46637,7 @@
     <w:basedOn w:val="VerbatimChar"/>
     <w:rPr>
       <w:rFonts w:ascii="Times New Roman" w:hAnsi="Times New Roman" w:eastAsia="FangSong" w:cs="Times New Roman"/>
-      <w:color w:val="902000"/>
+      <w:color w:val="000000"/>
     </w:rPr>
   </w:style>
   <w:style w:type="character" w:customStyle="1" w:styleId="DecValTok">
@@ -48017,7 +46645,7 @@
     <w:basedOn w:val="VerbatimChar"/>
     <w:rPr>
       <w:rFonts w:ascii="Times New Roman" w:hAnsi="Times New Roman" w:eastAsia="FangSong" w:cs="Times New Roman"/>
-      <w:color w:val="40a070"/>
+      <w:color w:val="000000"/>
     </w:rPr>
   </w:style>
   <w:style w:type="character" w:customStyle="1" w:styleId="BaseNTok">
@@ -48025,7 +46653,7 @@
     <w:basedOn w:val="VerbatimChar"/>
     <w:rPr>
       <w:rFonts w:ascii="Times New Roman" w:hAnsi="Times New Roman" w:eastAsia="FangSong" w:cs="Times New Roman"/>
-      <w:color w:val="40a070"/>
+      <w:color w:val="000000"/>
     </w:rPr>
   </w:style>
   <w:style w:type="character" w:customStyle="1" w:styleId="FloatTok">
@@ -48033,7 +46661,7 @@
     <w:basedOn w:val="VerbatimChar"/>
     <w:rPr>
       <w:rFonts w:ascii="Times New Roman" w:hAnsi="Times New Roman" w:eastAsia="FangSong" w:cs="Times New Roman"/>
-      <w:color w:val="40a070"/>
+      <w:color w:val="000000"/>
     </w:rPr>
   </w:style>
   <w:style w:type="character" w:customStyle="1" w:styleId="ConstantTok">
@@ -48041,7 +46669,7 @@
     <w:basedOn w:val="VerbatimChar"/>
     <w:rPr>
       <w:rFonts w:ascii="Times New Roman" w:hAnsi="Times New Roman" w:eastAsia="FangSong" w:cs="Times New Roman"/>
-      <w:color w:val="880000"/>
+      <w:color w:val="000000"/>
     </w:rPr>
   </w:style>
   <w:style w:type="character" w:customStyle="1" w:styleId="CharTok">
@@ -48049,7 +46677,7 @@
     <w:basedOn w:val="VerbatimChar"/>
     <w:rPr>
       <w:rFonts w:ascii="Times New Roman" w:hAnsi="Times New Roman" w:eastAsia="FangSong" w:cs="Times New Roman"/>
-      <w:color w:val="4070a0"/>
+      <w:color w:val="000000"/>
     </w:rPr>
   </w:style>
   <w:style w:type="character" w:customStyle="1" w:styleId="SpecialCharTok">
@@ -48057,7 +46685,7 @@
     <w:basedOn w:val="VerbatimChar"/>
     <w:rPr>
       <w:rFonts w:ascii="Times New Roman" w:hAnsi="Times New Roman" w:eastAsia="FangSong" w:cs="Times New Roman"/>
-      <w:color w:val="4070a0"/>
+      <w:color w:val="000000"/>
     </w:rPr>
   </w:style>
   <w:style w:type="character" w:customStyle="1" w:styleId="StringTok">
@@ -48065,7 +46693,7 @@
     <w:basedOn w:val="VerbatimChar"/>
     <w:rPr>
       <w:rFonts w:ascii="Times New Roman" w:hAnsi="Times New Roman" w:eastAsia="FangSong" w:cs="Times New Roman"/>
-      <w:color w:val="4070a0"/>
+      <w:color w:val="000000"/>
     </w:rPr>
   </w:style>
   <w:style w:type="character" w:customStyle="1" w:styleId="VerbatimStringTok">
@@ -48073,7 +46701,7 @@
     <w:basedOn w:val="VerbatimChar"/>
     <w:rPr>
       <w:rFonts w:ascii="Times New Roman" w:hAnsi="Times New Roman" w:eastAsia="FangSong" w:cs="Times New Roman"/>
-      <w:color w:val="4070a0"/>
+      <w:color w:val="000000"/>
     </w:rPr>
   </w:style>
   <w:style w:type="character" w:customStyle="1" w:styleId="SpecialStringTok">
@@ -48081,7 +46709,7 @@
     <w:basedOn w:val="VerbatimChar"/>
     <w:rPr>
       <w:rFonts w:ascii="Times New Roman" w:hAnsi="Times New Roman" w:eastAsia="FangSong" w:cs="Times New Roman"/>
-      <w:color w:val="bb6688"/>
+      <w:color w:val="000000"/>
     </w:rPr>
   </w:style>
   <w:style w:type="character" w:customStyle="1" w:styleId="ImportTok">
@@ -48090,7 +46718,7 @@
     <w:rPr>
       <w:rFonts w:ascii="Times New Roman" w:hAnsi="Times New Roman" w:eastAsia="FangSong" w:cs="Times New Roman"/>
       <w:b/>
-      <w:color w:val="008000"/>
+      <w:color w:val="000000"/>
     </w:rPr>
   </w:style>
   <w:style w:type="character" w:customStyle="1" w:styleId="CommentTok">
@@ -48099,7 +46727,7 @@
     <w:rPr>
       <w:rFonts w:ascii="Times New Roman" w:hAnsi="Times New Roman" w:eastAsia="FangSong" w:cs="Times New Roman"/>
       <w:i/>
-      <w:color w:val="60a0b0"/>
+      <w:color w:val="000000"/>
     </w:rPr>
   </w:style>
   <w:style w:type="character" w:customStyle="1" w:styleId="DocumentationTok">
@@ -48108,7 +46736,7 @@
     <w:rPr>
       <w:rFonts w:ascii="Times New Roman" w:hAnsi="Times New Roman" w:eastAsia="FangSong" w:cs="Times New Roman"/>
       <w:i/>
-      <w:color w:val="ba2121"/>
+      <w:color w:val="000000"/>
     </w:rPr>
   </w:style>
   <w:style w:type="character" w:customStyle="1" w:styleId="AnnotationTok">
@@ -48118,7 +46746,7 @@
       <w:rFonts w:ascii="Times New Roman" w:hAnsi="Times New Roman" w:eastAsia="FangSong" w:cs="Times New Roman"/>
       <w:b/>
       <w:i/>
-      <w:color w:val="60a0b0"/>
+      <w:color w:val="000000"/>
     </w:rPr>
   </w:style>
   <w:style w:type="character" w:customStyle="1" w:styleId="CommentVarTok">
@@ -48128,7 +46756,7 @@
       <w:rFonts w:ascii="Times New Roman" w:hAnsi="Times New Roman" w:eastAsia="FangSong" w:cs="Times New Roman"/>
       <w:b/>
       <w:i/>
-      <w:color w:val="60a0b0"/>
+      <w:color w:val="000000"/>
     </w:rPr>
   </w:style>
   <w:style w:type="character" w:customStyle="1" w:styleId="OtherTok">
@@ -48136,7 +46764,7 @@
     <w:basedOn w:val="VerbatimChar"/>
     <w:rPr>
       <w:rFonts w:ascii="Times New Roman" w:hAnsi="Times New Roman" w:eastAsia="FangSong" w:cs="Times New Roman"/>
-      <w:color w:val="007020"/>
+      <w:color w:val="000000"/>
     </w:rPr>
   </w:style>
   <w:style w:type="character" w:customStyle="1" w:styleId="FunctionTok">
@@ -48144,7 +46772,7 @@
     <w:basedOn w:val="VerbatimChar"/>
     <w:rPr>
       <w:rFonts w:ascii="Times New Roman" w:hAnsi="Times New Roman" w:eastAsia="FangSong" w:cs="Times New Roman"/>
-      <w:color w:val="06287e"/>
+      <w:color w:val="000000"/>
     </w:rPr>
   </w:style>
   <w:style w:type="character" w:customStyle="1" w:styleId="VariableTok">
@@ -48152,7 +46780,7 @@
     <w:basedOn w:val="VerbatimChar"/>
     <w:rPr>
       <w:rFonts w:ascii="Times New Roman" w:hAnsi="Times New Roman" w:eastAsia="FangSong" w:cs="Times New Roman"/>
-      <w:color w:val="19177c"/>
+      <w:color w:val="000000"/>
     </w:rPr>
   </w:style>
   <w:style w:type="character" w:customStyle="1" w:styleId="ControlFlowTok">
@@ -48161,7 +46789,7 @@
     <w:rPr>
       <w:rFonts w:ascii="Times New Roman" w:hAnsi="Times New Roman" w:eastAsia="FangSong" w:cs="Times New Roman"/>
       <w:b/>
-      <w:color w:val="007020"/>
+      <w:color w:val="000000"/>
     </w:rPr>
   </w:style>
   <w:style w:type="character" w:customStyle="1" w:styleId="OperatorTok">
@@ -48169,7 +46797,7 @@
     <w:basedOn w:val="VerbatimChar"/>
     <w:rPr>
       <w:rFonts w:ascii="Times New Roman" w:hAnsi="Times New Roman" w:eastAsia="FangSong" w:cs="Times New Roman"/>
-      <w:color w:val="666666"/>
+      <w:color w:val="000000"/>
     </w:rPr>
   </w:style>
   <w:style w:type="character" w:customStyle="1" w:styleId="BuiltInTok">
@@ -48177,7 +46805,7 @@
     <w:basedOn w:val="VerbatimChar"/>
     <w:rPr>
       <w:rFonts w:ascii="Times New Roman" w:hAnsi="Times New Roman" w:eastAsia="FangSong" w:cs="Times New Roman"/>
-      <w:color w:val="008000"/>
+      <w:color w:val="000000"/>
     </w:rPr>
   </w:style>
   <w:style w:type="character" w:customStyle="1" w:styleId="ExtensionTok">
@@ -48192,7 +46820,7 @@
     <w:basedOn w:val="VerbatimChar"/>
     <w:rPr>
       <w:rFonts w:ascii="Times New Roman" w:hAnsi="Times New Roman" w:eastAsia="FangSong" w:cs="Times New Roman"/>
-      <w:color w:val="bc7a00"/>
+      <w:color w:val="000000"/>
     </w:rPr>
   </w:style>
   <w:style w:type="character" w:customStyle="1" w:styleId="AttributeTok">
@@ -48200,7 +46828,7 @@
     <w:basedOn w:val="VerbatimChar"/>
     <w:rPr>
       <w:rFonts w:ascii="Times New Roman" w:hAnsi="Times New Roman" w:eastAsia="FangSong" w:cs="Times New Roman"/>
-      <w:color w:val="7d9029"/>
+      <w:color w:val="000000"/>
     </w:rPr>
   </w:style>
   <w:style w:type="character" w:customStyle="1" w:styleId="RegionMarkerTok">
@@ -48217,7 +46845,7 @@
       <w:rFonts w:ascii="Times New Roman" w:hAnsi="Times New Roman" w:eastAsia="FangSong" w:cs="Times New Roman"/>
       <w:b/>
       <w:i/>
-      <w:color w:val="60a0b0"/>
+      <w:color w:val="000000"/>
     </w:rPr>
   </w:style>
   <w:style w:type="character" w:customStyle="1" w:styleId="WarningTok">
@@ -48227,7 +46855,7 @@
       <w:rFonts w:ascii="Times New Roman" w:hAnsi="Times New Roman" w:eastAsia="FangSong" w:cs="Times New Roman"/>
       <w:b/>
       <w:i/>
-      <w:color w:val="60a0b0"/>
+      <w:color w:val="000000"/>
     </w:rPr>
   </w:style>
   <w:style w:type="character" w:customStyle="1" w:styleId="AlertTok">
@@ -48236,7 +46864,7 @@
     <w:rPr>
       <w:rFonts w:ascii="Times New Roman" w:hAnsi="Times New Roman" w:eastAsia="FangSong" w:cs="Times New Roman"/>
       <w:b/>
-      <w:color w:val="ff0000"/>
+      <w:color w:val="000000"/>
     </w:rPr>
   </w:style>
   <w:style w:type="character" w:customStyle="1" w:styleId="ErrorTok">
@@ -48245,7 +46873,7 @@
     <w:rPr>
       <w:rFonts w:ascii="Times New Roman" w:hAnsi="Times New Roman" w:eastAsia="FangSong" w:cs="Times New Roman"/>
       <w:b/>
-      <w:color w:val="ff0000"/>
+      <w:color w:val="000000"/>
     </w:rPr>
   </w:style>
   <w:style w:type="character" w:customStyle="1" w:styleId="NormalTok">

--- a/00-首页/题组Word/第一轮·竞赛教材版/第一轮结构·5-配位化学（学生版-打印版）.docx
+++ b/00-首页/题组Word/第一轮·竞赛教材版/第一轮结构·5-配位化学（学生版-打印版）.docx
@@ -781,6 +781,16 @@
         </w:pict>
       </w:r>
     </w:p>
+    <w:p>
+      <w:pPr>
+        <w:spacing w:before="160" w:after="80"/>
+      </w:pPr>
+      <w:r>
+        <w:pict>
+          <v:rect style="width:0;height:1.5pt" o:hralign="center" o:hrstd="t" o:hr="t"/>
+        </w:pict>
+      </w:r>
+    </w:p>
     <w:bookmarkEnd w:id="12"/>
     <w:bookmarkStart w:id="16" w:name="第2题"/>
     <w:p>
@@ -1234,6 +1244,16 @@
         </w:pict>
       </w:r>
     </w:p>
+    <w:p>
+      <w:pPr>
+        <w:spacing w:before="160" w:after="80"/>
+      </w:pPr>
+      <w:r>
+        <w:pict>
+          <v:rect style="width:0;height:1.5pt" o:hralign="center" o:hrstd="t" o:hr="t"/>
+        </w:pict>
+      </w:r>
+    </w:p>
     <w:bookmarkEnd w:id="16"/>
     <w:bookmarkStart w:id="20" w:name="第3题"/>
     <w:p>
@@ -1634,6 +1654,16 @@
             </a:graphic>
           </wp:inline>
         </w:drawing>
+      </w:r>
+    </w:p>
+    <w:p>
+      <w:pPr>
+        <w:spacing w:before="160" w:after="80"/>
+      </w:pPr>
+      <w:r>
+        <w:pict>
+          <v:rect style="width:0;height:1.5pt" o:hralign="center" o:hrstd="t" o:hr="t"/>
+        </w:pict>
       </w:r>
     </w:p>
     <w:p>
@@ -1993,6 +2023,16 @@
           </m:sup>
         </m:sSup>
       </m:oMath>
+    </w:p>
+    <w:p>
+      <w:pPr>
+        <w:spacing w:before="160" w:after="80"/>
+      </w:pPr>
+      <w:r>
+        <w:pict>
+          <v:rect style="width:0;height:1.5pt" o:hralign="center" o:hrstd="t" o:hr="t"/>
+        </w:pict>
+      </w:r>
     </w:p>
     <w:p>
       <w:pPr>
@@ -2836,6 +2876,16 @@
         </w:pict>
       </w:r>
     </w:p>
+    <w:p>
+      <w:pPr>
+        <w:spacing w:before="160" w:after="80"/>
+      </w:pPr>
+      <w:r>
+        <w:pict>
+          <v:rect style="width:0;height:1.5pt" o:hralign="center" o:hrstd="t" o:hr="t"/>
+        </w:pict>
+      </w:r>
+    </w:p>
     <w:bookmarkEnd w:id="22"/>
     <w:bookmarkStart w:id="23" w:name="第6题"/>
     <w:p>
@@ -2907,7 +2957,7 @@
         <w:rPr>
           <w:rFonts w:ascii="Times New Roman" w:hAnsi="Times New Roman" w:eastAsia="Times New Roman" w:cs="Times New Roman"/>
         </w:rPr>
-        <w:t xml:space="preserve">A.</w:t>
+        <w:t xml:space="preserve">- A.</w:t>
       </w:r>
       <w:r>
         <w:rPr>
@@ -2948,7 +2998,7 @@
         <w:rPr>
           <w:rFonts w:ascii="Times New Roman" w:hAnsi="Times New Roman" w:eastAsia="Times New Roman" w:cs="Times New Roman"/>
         </w:rPr>
-        <w:t xml:space="preserve">B.</w:t>
+        <w:t xml:space="preserve">- B.</w:t>
       </w:r>
       <w:r>
         <w:rPr>
@@ -2989,7 +3039,7 @@
         <w:rPr>
           <w:rFonts w:ascii="Times New Roman" w:hAnsi="Times New Roman" w:eastAsia="Times New Roman" w:cs="Times New Roman"/>
         </w:rPr>
-        <w:t xml:space="preserve">C.</w:t>
+        <w:t xml:space="preserve">- C.</w:t>
       </w:r>
       <w:r>
         <w:rPr>
@@ -3030,7 +3080,7 @@
         <w:rPr>
           <w:rFonts w:ascii="Times New Roman" w:hAnsi="Times New Roman" w:eastAsia="Times New Roman" w:cs="Times New Roman"/>
         </w:rPr>
-        <w:t xml:space="preserve">D.</w:t>
+        <w:t xml:space="preserve">- D.</w:t>
       </w:r>
       <w:r>
         <w:rPr>
@@ -3072,6 +3122,16 @@
           <w:rFonts w:ascii="Times New Roman" w:hAnsi="Times New Roman" w:eastAsia="Times New Roman" w:cs="Times New Roman"/>
         </w:rPr>
         <w:t xml:space="preserve">—</w:t>
+      </w:r>
+    </w:p>
+    <w:p>
+      <w:pPr>
+        <w:spacing w:before="160" w:after="80"/>
+      </w:pPr>
+      <w:r>
+        <w:pict>
+          <v:rect style="width:0;height:1.5pt" o:hralign="center" o:hrstd="t" o:hr="t"/>
+        </w:pict>
       </w:r>
     </w:p>
     <w:bookmarkEnd w:id="23"/>
@@ -3714,6 +3774,16 @@
           <w:rFonts w:ascii="Times New Roman" w:hAnsi="Times New Roman" w:eastAsia="Times New Roman" w:cs="Times New Roman"/>
         </w:rPr>
         <w:t xml:space="preserve">—</w:t>
+      </w:r>
+    </w:p>
+    <w:p>
+      <w:pPr>
+        <w:spacing w:before="160" w:after="80"/>
+      </w:pPr>
+      <w:r>
+        <w:pict>
+          <v:rect style="width:0;height:1.5pt" o:hralign="center" o:hrstd="t" o:hr="t"/>
+        </w:pict>
       </w:r>
     </w:p>
     <w:bookmarkEnd w:id="24"/>
@@ -3975,6 +4045,16 @@
         </w:pict>
       </w:r>
     </w:p>
+    <w:p>
+      <w:pPr>
+        <w:spacing w:before="160" w:after="80"/>
+      </w:pPr>
+      <w:r>
+        <w:pict>
+          <v:rect style="width:0;height:1.5pt" o:hralign="center" o:hrstd="t" o:hr="t"/>
+        </w:pict>
+      </w:r>
+    </w:p>
     <w:bookmarkEnd w:id="25"/>
     <w:bookmarkStart w:id="26" w:name="第9题"/>
     <w:p>
@@ -4069,7 +4149,7 @@
         <w:rPr>
           <w:rFonts w:ascii="Times New Roman" w:hAnsi="Times New Roman" w:eastAsia="Times New Roman" w:cs="Times New Roman"/>
         </w:rPr>
-        <w:t xml:space="preserve">A.</w:t>
+        <w:t xml:space="preserve">- A.</w:t>
       </w:r>
       <w:r>
         <w:rPr>
@@ -4154,7 +4234,7 @@
         <w:rPr>
           <w:rFonts w:ascii="Times New Roman" w:hAnsi="Times New Roman" w:eastAsia="Times New Roman" w:cs="Times New Roman"/>
         </w:rPr>
-        <w:t xml:space="preserve">B.</w:t>
+        <w:t xml:space="preserve">- B.</w:t>
       </w:r>
       <w:r>
         <w:rPr>
@@ -4278,7 +4358,7 @@
         <w:rPr>
           <w:rFonts w:ascii="Times New Roman" w:hAnsi="Times New Roman" w:eastAsia="Times New Roman" w:cs="Times New Roman"/>
         </w:rPr>
-        <w:t xml:space="preserve">C.</w:t>
+        <w:t xml:space="preserve">- C.</w:t>
       </w:r>
       <w:r>
         <w:rPr>
@@ -4411,7 +4491,7 @@
         <w:rPr>
           <w:rFonts w:ascii="Times New Roman" w:hAnsi="Times New Roman" w:eastAsia="Times New Roman" w:cs="Times New Roman"/>
         </w:rPr>
-        <w:t xml:space="preserve">D.</w:t>
+        <w:t xml:space="preserve">- D.</w:t>
       </w:r>
       <w:r>
         <w:rPr>
@@ -4490,6 +4570,16 @@
         <w:t xml:space="preserve">—</w:t>
       </w:r>
     </w:p>
+    <w:p>
+      <w:pPr>
+        <w:spacing w:before="160" w:after="80"/>
+      </w:pPr>
+      <w:r>
+        <w:pict>
+          <v:rect style="width:0;height:1.5pt" o:hralign="center" o:hrstd="t" o:hr="t"/>
+        </w:pict>
+      </w:r>
+    </w:p>
     <w:bookmarkEnd w:id="26"/>
     <w:bookmarkStart w:id="27" w:name="第10题"/>
     <w:p>
@@ -4671,7 +4761,7 @@
         <w:rPr>
           <w:rFonts w:ascii="Times New Roman" w:hAnsi="Times New Roman" w:eastAsia="Times New Roman" w:cs="Times New Roman"/>
         </w:rPr>
-        <w:t xml:space="preserve">A.</w:t>
+        <w:t xml:space="preserve">- A.</w:t>
       </w:r>
       <w:r>
         <w:rPr>
@@ -4718,7 +4808,7 @@
         <w:rPr>
           <w:rFonts w:ascii="Times New Roman" w:hAnsi="Times New Roman" w:eastAsia="Times New Roman" w:cs="Times New Roman"/>
         </w:rPr>
-        <w:t xml:space="preserve">B.</w:t>
+        <w:t xml:space="preserve">- B.</w:t>
       </w:r>
       <w:r>
         <w:rPr>
@@ -4765,7 +4855,7 @@
         <w:rPr>
           <w:rFonts w:ascii="Times New Roman" w:hAnsi="Times New Roman" w:eastAsia="Times New Roman" w:cs="Times New Roman"/>
         </w:rPr>
-        <w:t xml:space="preserve">C.</w:t>
+        <w:t xml:space="preserve">- C.</w:t>
       </w:r>
       <w:r>
         <w:rPr>
@@ -4812,7 +4902,7 @@
         <w:rPr>
           <w:rFonts w:ascii="Times New Roman" w:hAnsi="Times New Roman" w:eastAsia="Times New Roman" w:cs="Times New Roman"/>
         </w:rPr>
-        <w:t xml:space="preserve">D.</w:t>
+        <w:t xml:space="preserve">- D.</w:t>
       </w:r>
       <w:r>
         <w:rPr>
@@ -4860,6 +4950,16 @@
           <w:rFonts w:ascii="Times New Roman" w:hAnsi="Times New Roman" w:eastAsia="Times New Roman" w:cs="Times New Roman"/>
         </w:rPr>
         <w:t xml:space="preserve">—</w:t>
+      </w:r>
+    </w:p>
+    <w:p>
+      <w:pPr>
+        <w:spacing w:before="160" w:after="80"/>
+      </w:pPr>
+      <w:r>
+        <w:pict>
+          <v:rect style="width:0;height:1.5pt" o:hralign="center" o:hrstd="t" o:hr="t"/>
+        </w:pict>
       </w:r>
     </w:p>
     <w:bookmarkEnd w:id="27"/>
@@ -4969,7 +5069,7 @@
         <w:rPr>
           <w:rFonts w:ascii="Times New Roman" w:hAnsi="Times New Roman" w:eastAsia="Times New Roman" w:cs="Times New Roman"/>
         </w:rPr>
-        <w:t xml:space="preserve">A.</w:t>
+        <w:t xml:space="preserve">- A.</w:t>
       </w:r>
       <w:r>
         <w:rPr>
@@ -5080,7 +5180,7 @@
         <w:rPr>
           <w:rFonts w:ascii="Times New Roman" w:hAnsi="Times New Roman" w:eastAsia="Times New Roman" w:cs="Times New Roman"/>
         </w:rPr>
-        <w:t xml:space="preserve">B.</w:t>
+        <w:t xml:space="preserve">- B.</w:t>
       </w:r>
       <w:r>
         <w:rPr>
@@ -5173,7 +5273,7 @@
         <w:rPr>
           <w:rFonts w:ascii="Times New Roman" w:hAnsi="Times New Roman" w:eastAsia="Times New Roman" w:cs="Times New Roman"/>
         </w:rPr>
-        <w:t xml:space="preserve">C.</w:t>
+        <w:t xml:space="preserve">- C.</w:t>
       </w:r>
       <w:r>
         <w:rPr>
@@ -5324,7 +5424,7 @@
         <w:rPr>
           <w:rFonts w:ascii="Times New Roman" w:hAnsi="Times New Roman" w:eastAsia="Times New Roman" w:cs="Times New Roman"/>
         </w:rPr>
-        <w:t xml:space="preserve">D.</w:t>
+        <w:t xml:space="preserve">- D.</w:t>
       </w:r>
       <w:r>
         <w:rPr>
@@ -5472,6 +5572,16 @@
         <w:t xml:space="preserve">—</w:t>
       </w:r>
     </w:p>
+    <w:p>
+      <w:pPr>
+        <w:spacing w:before="160" w:after="80"/>
+      </w:pPr>
+      <w:r>
+        <w:pict>
+          <v:rect style="width:0;height:1.5pt" o:hralign="center" o:hrstd="t" o:hr="t"/>
+        </w:pict>
+      </w:r>
+    </w:p>
     <w:bookmarkEnd w:id="28"/>
     <w:bookmarkStart w:id="29" w:name="第12题"/>
     <w:p>
@@ -5560,7 +5670,7 @@
         <w:rPr>
           <w:rFonts w:ascii="Times New Roman" w:hAnsi="Times New Roman" w:eastAsia="Times New Roman" w:cs="Times New Roman"/>
         </w:rPr>
-        <w:t xml:space="preserve">A.</w:t>
+        <w:t xml:space="preserve">- A.</w:t>
       </w:r>
       <w:r>
         <w:rPr>
@@ -5685,7 +5795,7 @@
         <w:rPr>
           <w:rFonts w:ascii="Times New Roman" w:hAnsi="Times New Roman" w:eastAsia="Times New Roman" w:cs="Times New Roman"/>
         </w:rPr>
-        <w:t xml:space="preserve">B.</w:t>
+        <w:t xml:space="preserve">- B.</w:t>
       </w:r>
       <w:r>
         <w:rPr>
@@ -5756,7 +5866,7 @@
         <w:rPr>
           <w:rFonts w:ascii="Times New Roman" w:hAnsi="Times New Roman" w:eastAsia="Times New Roman" w:cs="Times New Roman"/>
         </w:rPr>
-        <w:t xml:space="preserve">C.</w:t>
+        <w:t xml:space="preserve">- C.</w:t>
       </w:r>
       <w:r>
         <w:rPr>
@@ -5854,7 +5964,7 @@
         <w:rPr>
           <w:rFonts w:ascii="Times New Roman" w:hAnsi="Times New Roman" w:eastAsia="Times New Roman" w:cs="Times New Roman"/>
         </w:rPr>
-        <w:t xml:space="preserve">D.</w:t>
+        <w:t xml:space="preserve">- D.</w:t>
       </w:r>
       <w:r>
         <w:rPr>
@@ -5967,6 +6077,16 @@
         <w:t xml:space="preserve">—</w:t>
       </w:r>
     </w:p>
+    <w:p>
+      <w:pPr>
+        <w:spacing w:before="160" w:after="80"/>
+      </w:pPr>
+      <w:r>
+        <w:pict>
+          <v:rect style="width:0;height:1.5pt" o:hralign="center" o:hrstd="t" o:hr="t"/>
+        </w:pict>
+      </w:r>
+    </w:p>
     <w:bookmarkEnd w:id="29"/>
     <w:bookmarkStart w:id="30" w:name="第13题"/>
     <w:p>
@@ -6128,6 +6248,16 @@
           <w:rFonts w:ascii="Times New Roman" w:hAnsi="Times New Roman" w:eastAsia="Times New Roman" w:cs="Times New Roman"/>
         </w:rPr>
         <w:t xml:space="preserve">—</w:t>
+      </w:r>
+    </w:p>
+    <w:p>
+      <w:pPr>
+        <w:spacing w:before="160" w:after="80"/>
+      </w:pPr>
+      <w:r>
+        <w:pict>
+          <v:rect style="width:0;height:1.5pt" o:hralign="center" o:hrstd="t" o:hr="t"/>
+        </w:pict>
       </w:r>
     </w:p>
     <w:bookmarkEnd w:id="30"/>
@@ -6213,7 +6343,43 @@
         <w:rPr>
           <w:rFonts w:ascii="Times New Roman" w:hAnsi="Times New Roman" w:eastAsia="Times New Roman" w:cs="Times New Roman"/>
         </w:rPr>
-        <w:t xml:space="preserve">A. 9 B. 7 C. 6 D. 5</w:t>
+        <w:t xml:space="preserve">- A. 9</w:t>
+      </w:r>
+      <w:r>
+        <w:rPr>
+          <w:rFonts w:ascii="Times New Roman" w:hAnsi="Times New Roman" w:eastAsia="Times New Roman" w:cs="Times New Roman"/>
+        </w:rPr>
+        <w:t xml:space="preserve"> </w:t>
+      </w:r>
+      <w:r>
+        <w:rPr>
+          <w:rFonts w:ascii="Times New Roman" w:hAnsi="Times New Roman" w:eastAsia="Times New Roman" w:cs="Times New Roman"/>
+        </w:rPr>
+        <w:t xml:space="preserve">- B. 7</w:t>
+      </w:r>
+      <w:r>
+        <w:rPr>
+          <w:rFonts w:ascii="Times New Roman" w:hAnsi="Times New Roman" w:eastAsia="Times New Roman" w:cs="Times New Roman"/>
+        </w:rPr>
+        <w:t xml:space="preserve"> </w:t>
+      </w:r>
+      <w:r>
+        <w:rPr>
+          <w:rFonts w:ascii="Times New Roman" w:hAnsi="Times New Roman" w:eastAsia="Times New Roman" w:cs="Times New Roman"/>
+        </w:rPr>
+        <w:t xml:space="preserve">- C. 6</w:t>
+      </w:r>
+      <w:r>
+        <w:rPr>
+          <w:rFonts w:ascii="Times New Roman" w:hAnsi="Times New Roman" w:eastAsia="Times New Roman" w:cs="Times New Roman"/>
+        </w:rPr>
+        <w:t xml:space="preserve"> </w:t>
+      </w:r>
+      <w:r>
+        <w:rPr>
+          <w:rFonts w:ascii="Times New Roman" w:hAnsi="Times New Roman" w:eastAsia="Times New Roman" w:cs="Times New Roman"/>
+        </w:rPr>
+        <w:t xml:space="preserve">- D. 5</w:t>
       </w:r>
       <w:r>
         <w:rPr>
@@ -6226,6 +6392,16 @@
           <w:rFonts w:ascii="Times New Roman" w:hAnsi="Times New Roman" w:eastAsia="Times New Roman" w:cs="Times New Roman"/>
         </w:rPr>
         <w:t xml:space="preserve">—</w:t>
+      </w:r>
+    </w:p>
+    <w:p>
+      <w:pPr>
+        <w:spacing w:before="160" w:after="80"/>
+      </w:pPr>
+      <w:r>
+        <w:pict>
+          <v:rect style="width:0;height:1.5pt" o:hralign="center" o:hrstd="t" o:hr="t"/>
+        </w:pict>
       </w:r>
     </w:p>
     <w:bookmarkEnd w:id="31"/>
@@ -6686,6 +6862,16 @@
         </w:pict>
       </w:r>
     </w:p>
+    <w:p>
+      <w:pPr>
+        <w:spacing w:before="160" w:after="80"/>
+      </w:pPr>
+      <w:r>
+        <w:pict>
+          <v:rect style="width:0;height:1.5pt" o:hralign="center" o:hrstd="t" o:hr="t"/>
+        </w:pict>
+      </w:r>
+    </w:p>
     <w:bookmarkEnd w:id="32"/>
     <w:bookmarkStart w:id="33" w:name="第16题"/>
     <w:p>
@@ -6817,7 +7003,7 @@
         <w:rPr>
           <w:rFonts w:ascii="Times New Roman" w:hAnsi="Times New Roman" w:eastAsia="Times New Roman" w:cs="Times New Roman"/>
         </w:rPr>
-        <w:t>A. MA</w:t>
+        <w:t>- A. MA</w:t>
       </w:r>
       <w:r>
         <w:rPr>
@@ -6830,7 +7016,19 @@
         <w:rPr>
           <w:rFonts w:ascii="Times New Roman" w:hAnsi="Times New Roman" w:eastAsia="Times New Roman" w:cs="Times New Roman"/>
         </w:rPr>
-        <w:t>B B. MA</w:t>
+        <w:t>B</w:t>
+      </w:r>
+      <w:r>
+        <w:rPr>
+          <w:rFonts w:ascii="Times New Roman" w:hAnsi="Times New Roman" w:eastAsia="Times New Roman" w:cs="Times New Roman"/>
+        </w:rPr>
+        <w:t xml:space="preserve"> </w:t>
+      </w:r>
+      <w:r>
+        <w:rPr>
+          <w:rFonts w:ascii="Times New Roman" w:hAnsi="Times New Roman" w:eastAsia="Times New Roman" w:cs="Times New Roman"/>
+        </w:rPr>
+        <w:t>- B. MA</w:t>
       </w:r>
       <w:r>
         <w:rPr>
@@ -6869,7 +7067,13 @@
         <w:rPr>
           <w:rFonts w:ascii="Times New Roman" w:hAnsi="Times New Roman" w:eastAsia="Times New Roman" w:cs="Times New Roman"/>
         </w:rPr>
-        <w:t xml:space="preserve"> C. </w:t>
+        <w:t xml:space="preserve"> </w:t>
+      </w:r>
+      <w:r>
+        <w:rPr>
+          <w:rFonts w:ascii="Times New Roman" w:hAnsi="Times New Roman" w:eastAsia="Times New Roman" w:cs="Times New Roman"/>
+        </w:rPr>
+        <w:t xml:space="preserve">- C. </w:t>
       </w:r>
       <w:r>
         <w:rPr>
@@ -6906,7 +7110,13 @@
         <w:rPr>
           <w:rFonts w:ascii="Times New Roman" w:hAnsi="Times New Roman" w:eastAsia="Times New Roman" w:cs="Times New Roman"/>
         </w:rPr>
-        <w:t xml:space="preserve"> D. </w:t>
+        <w:t xml:space="preserve"> </w:t>
+      </w:r>
+      <w:r>
+        <w:rPr>
+          <w:rFonts w:ascii="Times New Roman" w:hAnsi="Times New Roman" w:eastAsia="Times New Roman" w:cs="Times New Roman"/>
+        </w:rPr>
+        <w:t xml:space="preserve">- D. </w:t>
       </w:r>
       <w:r>
         <w:rPr>
@@ -6950,6 +7160,16 @@
           <w:rFonts w:ascii="Times New Roman" w:hAnsi="Times New Roman" w:eastAsia="Times New Roman" w:cs="Times New Roman"/>
         </w:rPr>
         <w:t xml:space="preserve">—</w:t>
+      </w:r>
+    </w:p>
+    <w:p>
+      <w:pPr>
+        <w:spacing w:before="160" w:after="80"/>
+      </w:pPr>
+      <w:r>
+        <w:pict>
+          <v:rect style="width:0;height:1.5pt" o:hralign="center" o:hrstd="t" o:hr="t"/>
+        </w:pict>
       </w:r>
     </w:p>
     <w:bookmarkEnd w:id="33"/>
@@ -7280,6 +7500,12 @@
       </w:r>
       <w:r>
         <w:rPr>
+          <w:rFonts w:ascii="Times New Roman" w:hAnsi="Times New Roman" w:eastAsia="Times New Roman" w:cs="Times New Roman"/>
+        </w:rPr>
+        <w:t xml:space="preserve">- </w:t>
+      </w:r>
+      <w:r>
+        <w:rPr>
           <w:rFonts w:hint="eastAsia" w:ascii="Times New Roman" w:hAnsi="Times New Roman" w:eastAsia="Times New Roman" w:cs="Times New Roman"/>
         </w:rPr>
         <w:t>A.</w:t>
@@ -7298,6 +7524,12 @@
       </w:r>
       <w:r>
         <w:rPr>
+          <w:rFonts w:ascii="Times New Roman" w:hAnsi="Times New Roman" w:eastAsia="Times New Roman" w:cs="Times New Roman"/>
+        </w:rPr>
+        <w:t xml:space="preserve">- </w:t>
+      </w:r>
+      <w:r>
+        <w:rPr>
           <w:rFonts w:hint="eastAsia" w:ascii="Times New Roman" w:hAnsi="Times New Roman" w:eastAsia="Times New Roman" w:cs="Times New Roman"/>
         </w:rPr>
         <w:t>B.</w:t>
@@ -7316,6 +7548,12 @@
       </w:r>
       <w:r>
         <w:rPr>
+          <w:rFonts w:ascii="Times New Roman" w:hAnsi="Times New Roman" w:eastAsia="Times New Roman" w:cs="Times New Roman"/>
+        </w:rPr>
+        <w:t xml:space="preserve">- </w:t>
+      </w:r>
+      <w:r>
+        <w:rPr>
           <w:rFonts w:hint="eastAsia" w:ascii="Times New Roman" w:hAnsi="Times New Roman" w:eastAsia="Times New Roman" w:cs="Times New Roman"/>
         </w:rPr>
         <w:t>C.</w:t>
@@ -7334,6 +7572,12 @@
       </w:r>
       <w:r>
         <w:rPr>
+          <w:rFonts w:ascii="Times New Roman" w:hAnsi="Times New Roman" w:eastAsia="Times New Roman" w:cs="Times New Roman"/>
+        </w:rPr>
+        <w:t xml:space="preserve">- </w:t>
+      </w:r>
+      <w:r>
+        <w:rPr>
           <w:rFonts w:hint="eastAsia" w:ascii="Times New Roman" w:hAnsi="Times New Roman" w:eastAsia="Times New Roman" w:cs="Times New Roman"/>
         </w:rPr>
         <w:t>D.</w:t>
@@ -7355,6 +7599,16 @@
           <w:rFonts w:ascii="Times New Roman" w:hAnsi="Times New Roman" w:eastAsia="Times New Roman" w:cs="Times New Roman"/>
         </w:rPr>
         <w:t xml:space="preserve">—</w:t>
+      </w:r>
+    </w:p>
+    <w:p>
+      <w:pPr>
+        <w:spacing w:before="160" w:after="80"/>
+      </w:pPr>
+      <w:r>
+        <w:pict>
+          <v:rect style="width:0;height:1.5pt" o:hralign="center" o:hrstd="t" o:hr="t"/>
+        </w:pict>
       </w:r>
     </w:p>
     <w:bookmarkEnd w:id="34"/>
@@ -7829,6 +8083,16 @@
           <w:rFonts w:ascii="Times New Roman" w:hAnsi="Times New Roman" w:eastAsia="Times New Roman" w:cs="Times New Roman"/>
         </w:rPr>
         <w:t xml:space="preserve">—</w:t>
+      </w:r>
+    </w:p>
+    <w:p>
+      <w:pPr>
+        <w:spacing w:before="160" w:after="80"/>
+      </w:pPr>
+      <w:r>
+        <w:pict>
+          <v:rect style="width:0;height:1.5pt" o:hralign="center" o:hrstd="t" o:hr="t"/>
+        </w:pict>
       </w:r>
     </w:p>
     <w:bookmarkEnd w:id="35"/>
@@ -8175,6 +8439,16 @@
         </w:pict>
       </w:r>
     </w:p>
+    <w:p>
+      <w:pPr>
+        <w:spacing w:before="160" w:after="80"/>
+      </w:pPr>
+      <w:r>
+        <w:pict>
+          <v:rect style="width:0;height:1.5pt" o:hralign="center" o:hrstd="t" o:hr="t"/>
+        </w:pict>
+      </w:r>
+    </w:p>
     <w:bookmarkEnd w:id="36"/>
     <w:bookmarkStart w:id="37" w:name="第20题"/>
     <w:p>
@@ -8745,6 +9019,16 @@
         <w:t xml:space="preserve">—</w:t>
       </w:r>
     </w:p>
+    <w:p>
+      <w:pPr>
+        <w:spacing w:before="160" w:after="80"/>
+      </w:pPr>
+      <w:r>
+        <w:pict>
+          <v:rect style="width:0;height:1.5pt" o:hralign="center" o:hrstd="t" o:hr="t"/>
+        </w:pict>
+      </w:r>
+    </w:p>
     <w:bookmarkEnd w:id="37"/>
     <w:bookmarkStart w:id="41" w:name="第21题"/>
     <w:p>
@@ -9679,7 +9963,7 @@
           <w:b/>
           <w:bCs/>
         </w:rPr>
-        <w:t xml:space="preserve">7-1</w:t>
+        <w:t xml:space="preserve">(1)</w:t>
       </w:r>
       <w:r>
         <w:rPr>
@@ -9789,7 +10073,7 @@
           <w:b/>
           <w:bCs/>
         </w:rPr>
-        <w:t xml:space="preserve">7-2</w:t>
+        <w:t xml:space="preserve">(2)</w:t>
       </w:r>
       <w:r>
         <w:rPr>
@@ -9859,7 +10143,7 @@
           <w:b/>
           <w:bCs/>
         </w:rPr>
-        <w:t xml:space="preserve">7-3</w:t>
+        <w:t xml:space="preserve">(3)</w:t>
       </w:r>
       <w:r>
         <w:rPr>
@@ -9927,7 +10211,7 @@
           <w:b/>
           <w:bCs/>
         </w:rPr>
-        <w:t xml:space="preserve">7-4</w:t>
+        <w:t xml:space="preserve">(4)</w:t>
       </w:r>
       <w:r>
         <w:rPr>
@@ -10076,6 +10360,16 @@
         </w:pict>
       </w:r>
     </w:p>
+    <w:p>
+      <w:pPr>
+        <w:spacing w:before="160" w:after="80"/>
+      </w:pPr>
+      <w:r>
+        <w:pict>
+          <v:rect style="width:0;height:1.5pt" o:hralign="center" o:hrstd="t" o:hr="t"/>
+        </w:pict>
+      </w:r>
+    </w:p>
     <w:bookmarkEnd w:id="41"/>
     <w:bookmarkStart w:id="60" w:name="第22题"/>
     <w:p>
@@ -10392,16 +10686,14 @@
     </w:p>
     <w:p>
       <w:pPr>
-        <w:pStyle w:val="BodyText"/>
+        <w:pStyle w:val="Compact"/>
+        <w:numPr>
+          <w:ilvl w:val="0"/>
+          <w:numId w:val="1003"/>
+        </w:numPr>
         <w:spacing w:after="80"/>
         <w:ind w:firstLine="420"/>
       </w:pPr>
-      <w:r>
-        <w:rPr>
-          <w:rFonts w:ascii="Times New Roman" w:hAnsi="Times New Roman" w:eastAsia="Times New Roman" w:cs="Times New Roman"/>
-        </w:rPr>
-        <w:t xml:space="preserve">7-1 </w:t>
-      </w:r>
       <w:r>
         <w:rPr>
           <w:rFonts w:hint="eastAsia" w:ascii="Times New Roman" w:hAnsi="Times New Roman" w:eastAsia="FangSong" w:cs="Times New Roman"/>
@@ -11430,7 +11722,7 @@
         <w:rPr>
           <w:rFonts w:ascii="Times New Roman" w:hAnsi="Times New Roman" w:eastAsia="Times New Roman" w:cs="Times New Roman"/>
         </w:rPr>
-        <w:t xml:space="preserve">7-1-1 </w:t>
+        <w:t xml:space="preserve">(1)① </w:t>
       </w:r>
       <w:r>
         <w:rPr>
@@ -11544,7 +11836,7 @@
         <w:rPr>
           <w:rFonts w:ascii="Times New Roman" w:hAnsi="Times New Roman" w:eastAsia="Times New Roman" w:cs="Times New Roman"/>
         </w:rPr>
-        <w:t xml:space="preserve">7-1-2 </w:t>
+        <w:t xml:space="preserve">(1)② </w:t>
       </w:r>
       <w:r>
         <w:rPr>
@@ -11597,15 +11889,13 @@
     </w:p>
     <w:p>
       <w:pPr>
-        <w:pStyle w:val="BodyText"/>
+        <w:pStyle w:val="Compact"/>
+        <w:numPr>
+          <w:ilvl w:val="0"/>
+          <w:numId w:val="1004"/>
+        </w:numPr>
         <w:ind w:firstLine="420"/>
       </w:pPr>
-      <w:r>
-        <w:rPr>
-          <w:rFonts w:ascii="Times New Roman" w:hAnsi="Times New Roman" w:eastAsia="Times New Roman" w:cs="Times New Roman"/>
-        </w:rPr>
-        <w:t xml:space="preserve">7-2 </w:t>
-      </w:r>
       <w:r>
         <w:rPr>
           <w:rFonts w:hint="eastAsia" w:ascii="Times New Roman" w:hAnsi="Times New Roman" w:eastAsia="Times New Roman" w:cs="Times New Roman"/>
@@ -12180,7 +12470,7 @@
     </w:p>
     <w:p>
       <w:pPr>
-        <w:pStyle w:val="BodyText"/>
+        <w:pStyle w:val="FirstParagraph"/>
         <w:spacing w:before="160" w:after="80"/>
         <w:jc w:val="center"/>
       </w:pPr>
@@ -12320,7 +12610,7 @@
         <w:rPr>
           <w:rFonts w:ascii="Times New Roman" w:hAnsi="Times New Roman" w:eastAsia="Times New Roman" w:cs="Times New Roman"/>
         </w:rPr>
-        <w:t xml:space="preserve">7-2-1 </w:t>
+        <w:t xml:space="preserve">(2)① </w:t>
       </w:r>
       <w:r>
         <w:rPr>
@@ -12356,7 +12646,7 @@
         <w:rPr>
           <w:rFonts w:ascii="Times New Roman" w:hAnsi="Times New Roman" w:eastAsia="Times New Roman" w:cs="Times New Roman"/>
         </w:rPr>
-        <w:t xml:space="preserve">7-2-2 </w:t>
+        <w:t xml:space="preserve">(2)② </w:t>
       </w:r>
       <w:r>
         <w:rPr>
@@ -12488,7 +12778,7 @@
         <w:rPr>
           <w:rFonts w:ascii="Times New Roman" w:hAnsi="Times New Roman" w:eastAsia="Times New Roman" w:cs="Times New Roman"/>
         </w:rPr>
-        <w:t xml:space="preserve">7-2-3 </w:t>
+        <w:t xml:space="preserve">(2)③ </w:t>
       </w:r>
       <w:r>
         <w:rPr>
@@ -12548,7 +12838,7 @@
         <w:rPr>
           <w:rFonts w:ascii="Times New Roman" w:hAnsi="Times New Roman" w:eastAsia="Times New Roman" w:cs="Times New Roman"/>
         </w:rPr>
-        <w:t xml:space="preserve">7-3 </w:t>
+        <w:t xml:space="preserve">(3) </w:t>
       </w:r>
       <w:r>
         <w:rPr>
@@ -12750,7 +13040,7 @@
         <w:rPr>
           <w:rFonts w:ascii="Times New Roman" w:hAnsi="Times New Roman" w:eastAsia="Times New Roman" w:cs="Times New Roman"/>
         </w:rPr>
-        <w:t xml:space="preserve">7-3-1 </w:t>
+        <w:t xml:space="preserve">(3)① </w:t>
       </w:r>
       <w:r>
         <w:rPr>
@@ -12946,7 +13236,7 @@
         <w:rPr>
           <w:rFonts w:ascii="Times New Roman" w:hAnsi="Times New Roman" w:eastAsia="Times New Roman" w:cs="Times New Roman"/>
         </w:rPr>
-        <w:t xml:space="preserve">7-3-2 </w:t>
+        <w:t xml:space="preserve">(3)② </w:t>
       </w:r>
       <w:r>
         <w:rPr>
@@ -13054,7 +13344,7 @@
         <w:rPr>
           <w:rFonts w:hint="eastAsia" w:ascii="Times New Roman" w:hAnsi="Times New Roman" w:eastAsia="Times New Roman" w:cs="Times New Roman"/>
         </w:rPr>
-        <w:t>7-3-3Q</w:t>
+        <w:t>(3)③Q</w:t>
       </w:r>
       <w:r>
         <w:rPr>
@@ -13301,7 +13591,7 @@
         <w:rPr>
           <w:rFonts w:ascii="Times New Roman" w:hAnsi="Times New Roman" w:eastAsia="Times New Roman" w:cs="Times New Roman"/>
         </w:rPr>
-        <w:t xml:space="preserve">7-3-4 </w:t>
+        <w:t xml:space="preserve">(3)④ </w:t>
       </w:r>
       <w:r>
         <w:rPr>
@@ -14024,6 +14314,16 @@
           <w:rFonts w:hint="eastAsia" w:ascii="Times New Roman" w:hAnsi="Times New Roman" w:eastAsia="Times New Roman" w:cs="Times New Roman"/>
         </w:rPr>
         <w:t>。</w:t>
+      </w:r>
+    </w:p>
+    <w:p>
+      <w:pPr>
+        <w:spacing w:before="160" w:after="80"/>
+      </w:pPr>
+      <w:r>
+        <w:pict>
+          <v:rect style="width:0;height:1.5pt" o:hralign="center" o:hrstd="t" o:hr="t"/>
+        </w:pict>
       </w:r>
     </w:p>
     <w:p>
@@ -15440,6 +15740,16 @@
         </w:pict>
       </w:r>
     </w:p>
+    <w:p>
+      <w:pPr>
+        <w:spacing w:before="160" w:after="80"/>
+      </w:pPr>
+      <w:r>
+        <w:pict>
+          <v:rect style="width:0;height:1.5pt" o:hralign="center" o:hrstd="t" o:hr="t"/>
+        </w:pict>
+      </w:r>
+    </w:p>
     <w:bookmarkEnd w:id="64"/>
     <w:bookmarkStart w:id="65" w:name="第24题"/>
     <w:p>
@@ -16367,6 +16677,16 @@
           <w:rFonts w:hint="eastAsia" w:ascii="Times New Roman" w:hAnsi="Times New Roman" w:eastAsia="Times New Roman" w:cs="Times New Roman"/>
         </w:rPr>
         <w:t>。</w:t>
+      </w:r>
+    </w:p>
+    <w:p>
+      <w:pPr>
+        <w:spacing w:before="160" w:after="80"/>
+      </w:pPr>
+      <w:r>
+        <w:pict>
+          <v:rect style="width:0;height:1.5pt" o:hralign="center" o:hrstd="t" o:hr="t"/>
+        </w:pict>
       </w:r>
     </w:p>
     <w:p>
@@ -17976,18 +18296,15 @@
     </w:tbl>
     <w:p>
       <w:pPr>
-        <w:pStyle w:val="BodyText"/>
+        <w:numPr>
+          <w:ilvl w:val="0"/>
+          <w:numId w:val="1005"/>
+        </w:numPr>
         <w:spacing w:before="120"/>
         <w:ind w:firstLine="420"/>
       </w:pPr>
       <w:r>
         <w:rPr>
-          <w:rFonts w:ascii="Times New Roman" w:hAnsi="Times New Roman" w:eastAsia="Times New Roman" w:cs="Times New Roman"/>
-        </w:rPr>
-        <w:t xml:space="preserve">7-1 </w:t>
-      </w:r>
-      <w:r>
-        <w:rPr>
           <w:rFonts w:hint="eastAsia" w:ascii="Times New Roman" w:hAnsi="Times New Roman" w:eastAsia="FangSong" w:cs="Times New Roman"/>
         </w:rPr>
         <w:t xml:space="preserve">估算</w:t>
@@ -18071,15 +18388,12 @@
     </w:p>
     <w:p>
       <w:pPr>
-        <w:pStyle w:val="BodyText"/>
+        <w:numPr>
+          <w:ilvl w:val="0"/>
+          <w:numId w:val="1005"/>
+        </w:numPr>
         <w:ind w:firstLine="420"/>
       </w:pPr>
-      <w:r>
-        <w:rPr>
-          <w:rFonts w:ascii="Times New Roman" w:hAnsi="Times New Roman" w:eastAsia="Times New Roman" w:cs="Times New Roman"/>
-        </w:rPr>
-        <w:t xml:space="preserve">7-2 </w:t>
-      </w:r>
       <w:r>
         <w:rPr>
           <w:rFonts w:hint="eastAsia" w:ascii="Times New Roman" w:hAnsi="Times New Roman" w:eastAsia="FangSong" w:cs="Times New Roman"/>
@@ -18237,15 +18551,12 @@
     </w:p>
     <w:p>
       <w:pPr>
-        <w:pStyle w:val="BodyText"/>
+        <w:numPr>
+          <w:ilvl w:val="0"/>
+          <w:numId w:val="1005"/>
+        </w:numPr>
         <w:ind w:firstLine="420"/>
       </w:pPr>
-      <w:r>
-        <w:rPr>
-          <w:rFonts w:ascii="Times New Roman" w:hAnsi="Times New Roman" w:eastAsia="Times New Roman" w:cs="Times New Roman"/>
-        </w:rPr>
-        <w:t xml:space="preserve">7-3 </w:t>
-      </w:r>
       <w:r>
         <w:rPr>
           <w:rFonts w:hint="eastAsia" w:ascii="Times New Roman" w:hAnsi="Times New Roman" w:eastAsia="FangSong" w:cs="Times New Roman"/>
@@ -18355,15 +18666,12 @@
     </w:p>
     <w:p>
       <w:pPr>
-        <w:pStyle w:val="BodyText"/>
+        <w:numPr>
+          <w:ilvl w:val="0"/>
+          <w:numId w:val="1005"/>
+        </w:numPr>
         <w:ind w:firstLine="420"/>
       </w:pPr>
-      <w:r>
-        <w:rPr>
-          <w:rFonts w:ascii="Times New Roman" w:hAnsi="Times New Roman" w:eastAsia="Times New Roman" w:cs="Times New Roman"/>
-        </w:rPr>
-        <w:t xml:space="preserve">7-4 </w:t>
-      </w:r>
       <w:r>
         <w:rPr>
           <w:rFonts w:hint="eastAsia" w:ascii="Times New Roman" w:hAnsi="Times New Roman" w:eastAsia="FangSong" w:cs="Times New Roman"/>
@@ -18567,21 +18875,12 @@
     </w:p>
     <w:p>
       <w:pPr>
-        <w:pStyle w:val="BodyText"/>
+        <w:numPr>
+          <w:ilvl w:val="0"/>
+          <w:numId w:val="1005"/>
+        </w:numPr>
         <w:ind w:firstLine="420"/>
       </w:pPr>
-      <w:r>
-        <w:rPr>
-          <w:rFonts w:ascii="Times New Roman" w:hAnsi="Times New Roman" w:eastAsia="Times New Roman" w:cs="Times New Roman"/>
-        </w:rPr>
-        <w:t xml:space="preserve">7-5</w:t>
-      </w:r>
-      <w:r>
-        <w:rPr>
-          <w:rFonts w:ascii="Times New Roman" w:hAnsi="Times New Roman" w:eastAsia="Times New Roman" w:cs="Times New Roman"/>
-        </w:rPr>
-        <w:t xml:space="preserve"> </w:t>
-      </w:r>
       <m:oMath>
         <m:sSub>
           <m:e>
@@ -18663,6 +18962,16 @@
           <w:rFonts w:hint="eastAsia" w:ascii="Times New Roman" w:hAnsi="Times New Roman" w:eastAsia="Times New Roman" w:cs="Times New Roman"/>
         </w:rPr>
         <w:t>。</w:t>
+      </w:r>
+    </w:p>
+    <w:p>
+      <w:pPr>
+        <w:spacing w:before="160" w:after="80"/>
+      </w:pPr>
+      <w:r>
+        <w:pict>
+          <v:rect style="width:0;height:1.5pt" o:hralign="center" o:hrstd="t" o:hr="t"/>
+        </w:pict>
       </w:r>
     </w:p>
     <w:p>
@@ -22669,7 +22978,7 @@
         <w:pStyle w:val="Compact"/>
         <w:numPr>
           <w:ilvl w:val="0"/>
-          <w:numId w:val="1003"/>
+          <w:numId w:val="1006"/>
         </w:numPr>
         <w:spacing w:before="120"/>
         <w:ind w:firstLine="420"/>
@@ -22742,7 +23051,7 @@
         <w:pStyle w:val="Compact"/>
         <w:numPr>
           <w:ilvl w:val="0"/>
-          <w:numId w:val="1003"/>
+          <w:numId w:val="1006"/>
         </w:numPr>
         <w:ind w:firstLine="420"/>
       </w:pPr>
@@ -22814,7 +23123,7 @@
         <w:pStyle w:val="Compact"/>
         <w:numPr>
           <w:ilvl w:val="0"/>
-          <w:numId w:val="1003"/>
+          <w:numId w:val="1006"/>
         </w:numPr>
         <w:ind w:firstLine="420"/>
       </w:pPr>
@@ -24284,6 +24593,16 @@
         </w:pict>
       </w:r>
     </w:p>
+    <w:p>
+      <w:pPr>
+        <w:spacing w:before="160" w:after="80"/>
+      </w:pPr>
+      <w:r>
+        <w:pict>
+          <v:rect style="width:0;height:1.5pt" o:hralign="center" o:hrstd="t" o:hr="t"/>
+        </w:pict>
+      </w:r>
+    </w:p>
     <w:bookmarkEnd w:id="85"/>
     <w:bookmarkStart w:id="86" w:name="第27题"/>
     <w:p>
@@ -25099,7 +25418,7 @@
           <w:b/>
           <w:bCs/>
         </w:rPr>
-        <w:t xml:space="preserve">2-1</w:t>
+        <w:t xml:space="preserve">(1)</w:t>
       </w:r>
       <w:r>
         <w:rPr>
@@ -25143,7 +25462,7 @@
           <w:b/>
           <w:bCs/>
         </w:rPr>
-        <w:t xml:space="preserve">2-2</w:t>
+        <w:t xml:space="preserve">(2)</w:t>
       </w:r>
       <w:r>
         <w:rPr>
@@ -25187,7 +25506,7 @@
           <w:b/>
           <w:bCs/>
         </w:rPr>
-        <w:t xml:space="preserve">2-3</w:t>
+        <w:t xml:space="preserve">(3)</w:t>
       </w:r>
       <w:r>
         <w:rPr>
@@ -25243,7 +25562,7 @@
           <w:b/>
           <w:bCs/>
         </w:rPr>
-        <w:t xml:space="preserve">2-4</w:t>
+        <w:t xml:space="preserve">(4)</w:t>
       </w:r>
       <w:r>
         <w:rPr>
@@ -25287,7 +25606,7 @@
           <w:b/>
           <w:bCs/>
         </w:rPr>
-        <w:t xml:space="preserve">2-5</w:t>
+        <w:t xml:space="preserve">(5)</w:t>
       </w:r>
       <w:r>
         <w:rPr>
@@ -25661,6 +25980,16 @@
           <w:rFonts w:hint="eastAsia" w:ascii="Times New Roman" w:hAnsi="Times New Roman" w:eastAsia="Times New Roman" w:cs="Times New Roman"/>
         </w:rPr>
         <w:t>。</w:t>
+      </w:r>
+    </w:p>
+    <w:p>
+      <w:pPr>
+        <w:spacing w:before="160" w:after="80"/>
+      </w:pPr>
+      <w:r>
+        <w:pict>
+          <v:rect style="width:0;height:1.5pt" o:hralign="center" o:hrstd="t" o:hr="t"/>
+        </w:pict>
       </w:r>
     </w:p>
     <w:p>
@@ -25806,15 +26135,13 @@
     </w:p>
     <w:p>
       <w:pPr>
-        <w:pStyle w:val="BodyText"/>
+        <w:pStyle w:val="Compact"/>
+        <w:numPr>
+          <w:ilvl w:val="0"/>
+          <w:numId w:val="1007"/>
+        </w:numPr>
         <w:ind w:firstLine="420"/>
       </w:pPr>
-      <w:r>
-        <w:rPr>
-          <w:rFonts w:ascii="Times New Roman" w:hAnsi="Times New Roman" w:eastAsia="Times New Roman" w:cs="Times New Roman"/>
-        </w:rPr>
-        <w:t xml:space="preserve">6-1 </w:t>
-      </w:r>
       <w:r>
         <w:rPr>
           <w:rFonts w:hint="eastAsia" w:ascii="Times New Roman" w:hAnsi="Times New Roman" w:eastAsia="FangSong" w:cs="Times New Roman"/>
@@ -26370,14 +26697,14 @@
     </w:p>
     <w:p>
       <w:pPr>
-        <w:pStyle w:val="BodyText"/>
+        <w:pStyle w:val="FirstParagraph"/>
         <w:ind w:firstLine="420"/>
       </w:pPr>
       <w:r>
         <w:rPr>
           <w:rFonts w:ascii="Times New Roman" w:hAnsi="Times New Roman" w:eastAsia="Times New Roman" w:cs="Times New Roman"/>
         </w:rPr>
-        <w:t xml:space="preserve">6-1-1</w:t>
+        <w:t xml:space="preserve">(1)①</w:t>
       </w:r>
       <w:r>
         <w:rPr>
@@ -26926,7 +27253,7 @@
         <w:rPr>
           <w:rFonts w:ascii="Times New Roman" w:hAnsi="Times New Roman" w:eastAsia="Times New Roman" w:cs="Times New Roman"/>
         </w:rPr>
-        <w:t xml:space="preserve">6-1-2 </w:t>
+        <w:t xml:space="preserve">(1)② </w:t>
       </w:r>
       <w:r>
         <w:rPr>
@@ -26968,7 +27295,7 @@
         <w:rPr>
           <w:rFonts w:ascii="Times New Roman" w:hAnsi="Times New Roman" w:eastAsia="Times New Roman" w:cs="Times New Roman"/>
         </w:rPr>
-        <w:t xml:space="preserve">6-1-3 </w:t>
+        <w:t xml:space="preserve">(1)③ </w:t>
       </w:r>
       <w:r>
         <w:rPr>
@@ -26981,6 +27308,118 @@
           <w:rFonts w:hint="eastAsia" w:ascii="Times New Roman" w:hAnsi="Times New Roman" w:eastAsia="Times New Roman" w:cs="Times New Roman"/>
         </w:rPr>
         <w:t>？</w:t>
+      </w:r>
+    </w:p>
+    <w:p>
+      <w:pPr>
+        <w:pStyle w:val="Compact"/>
+        <w:numPr>
+          <w:ilvl w:val="0"/>
+          <w:numId w:val="1008"/>
+        </w:numPr>
+        <w:ind w:firstLine="420"/>
+      </w:pPr>
+      <w:r>
+        <w:rPr>
+          <w:rFonts w:hint="eastAsia" w:ascii="Times New Roman" w:hAnsi="Times New Roman" w:eastAsia="FangSong" w:cs="Times New Roman"/>
+        </w:rPr>
+        <w:t xml:space="preserve">某含铁化合物</w:t>
+      </w:r>
+      <w:r>
+        <w:rPr>
+          <w:rFonts w:ascii="Times New Roman" w:hAnsi="Times New Roman" w:eastAsia="Times New Roman" w:cs="Times New Roman"/>
+        </w:rPr>
+        <w:t xml:space="preserve"> A </w:t>
+      </w:r>
+      <w:r>
+        <w:rPr>
+          <w:rFonts w:hint="eastAsia" w:ascii="Times New Roman" w:hAnsi="Times New Roman" w:eastAsia="FangSong" w:cs="Times New Roman"/>
+        </w:rPr>
+        <w:t xml:space="preserve">通常用于化学气相沉积法制备</w:t>
+      </w:r>
+      <w:r>
+        <w:rPr>
+          <w:rFonts w:ascii="Times New Roman" w:hAnsi="Times New Roman" w:eastAsia="Times New Roman" w:cs="Times New Roman"/>
+        </w:rPr>
+        <w:t xml:space="preserve"> Fe </w:t>
+      </w:r>
+      <w:r>
+        <w:rPr>
+          <w:rFonts w:hint="eastAsia" w:ascii="Times New Roman" w:hAnsi="Times New Roman" w:eastAsia="FangSong" w:cs="Times New Roman"/>
+        </w:rPr>
+        <w:t>纳米粒子</w:t>
+      </w:r>
+      <w:r>
+        <w:rPr>
+          <w:rFonts w:hint="eastAsia" w:ascii="Times New Roman" w:hAnsi="Times New Roman" w:eastAsia="Times New Roman" w:cs="Times New Roman"/>
+        </w:rPr>
+        <w:t>。</w:t>
+      </w:r>
+      <w:r>
+        <w:rPr>
+          <w:rFonts w:hint="eastAsia" w:ascii="Times New Roman" w:hAnsi="Times New Roman" w:eastAsia="FangSong" w:cs="Times New Roman"/>
+        </w:rPr>
+        <w:t>已知化合物</w:t>
+      </w:r>
+      <w:r>
+        <w:rPr>
+          <w:rFonts w:ascii="Times New Roman" w:hAnsi="Times New Roman" w:eastAsia="Times New Roman" w:cs="Times New Roman"/>
+        </w:rPr>
+        <w:t xml:space="preserve"> A </w:t>
+      </w:r>
+      <w:r>
+        <w:rPr>
+          <w:rFonts w:hint="eastAsia" w:ascii="Times New Roman" w:hAnsi="Times New Roman" w:eastAsia="FangSong" w:cs="Times New Roman"/>
+        </w:rPr>
+        <w:t>理论质量分数</w:t>
+      </w:r>
+      <w:r>
+        <w:rPr>
+          <w:rFonts w:hint="eastAsia" w:ascii="Times New Roman" w:hAnsi="Times New Roman" w:eastAsia="Times New Roman" w:cs="Times New Roman"/>
+        </w:rPr>
+        <w:t>：Fe,</w:t>
+      </w:r>
+      <w:r>
+        <w:rPr>
+          <w:rFonts w:ascii="Times New Roman" w:hAnsi="Times New Roman" w:eastAsia="Times New Roman" w:cs="Times New Roman"/>
+        </w:rPr>
+        <w:t xml:space="preserve"> 28.53%; C, 30.65%。</w:t>
+      </w:r>
+    </w:p>
+    <w:p>
+      <w:pPr>
+        <w:pStyle w:val="FirstParagraph"/>
+        <w:ind w:firstLine="420"/>
+      </w:pPr>
+      <w:r>
+        <w:rPr>
+          <w:rFonts w:ascii="Times New Roman" w:hAnsi="Times New Roman" w:eastAsia="Times New Roman" w:cs="Times New Roman"/>
+        </w:rPr>
+        <w:t xml:space="preserve">(2)① </w:t>
+      </w:r>
+      <w:r>
+        <w:rPr>
+          <w:rFonts w:hint="eastAsia" w:ascii="Times New Roman" w:hAnsi="Times New Roman" w:eastAsia="FangSong" w:cs="Times New Roman"/>
+        </w:rPr>
+        <w:t xml:space="preserve">写出化合物</w:t>
+      </w:r>
+      <w:r>
+        <w:rPr>
+          <w:rFonts w:ascii="Times New Roman" w:hAnsi="Times New Roman" w:eastAsia="Times New Roman" w:cs="Times New Roman"/>
+        </w:rPr>
+        <w:t xml:space="preserve"> A </w:t>
+      </w:r>
+      <w:r>
+        <w:rPr>
+          <w:rFonts w:hint="eastAsia" w:ascii="Times New Roman" w:hAnsi="Times New Roman" w:eastAsia="FangSong" w:cs="Times New Roman"/>
+        </w:rPr>
+        <w:t>的分子式</w:t>
+      </w:r>
+      <w:r>
+        <w:rPr>
+          <w:rFonts w:hint="eastAsia" w:ascii="Times New Roman" w:hAnsi="Times New Roman" w:eastAsia="Times New Roman" w:cs="Times New Roman"/>
+        </w:rPr>
+        <w:t>。</w:t>
       </w:r>
     </w:p>
     <w:p>
@@ -26992,13 +27431,13 @@
         <w:rPr>
           <w:rFonts w:ascii="Times New Roman" w:hAnsi="Times New Roman" w:eastAsia="Times New Roman" w:cs="Times New Roman"/>
         </w:rPr>
-        <w:t xml:space="preserve">6-2 </w:t>
-      </w:r>
-      <w:r>
-        <w:rPr>
-          <w:rFonts w:hint="eastAsia" w:ascii="Times New Roman" w:hAnsi="Times New Roman" w:eastAsia="FangSong" w:cs="Times New Roman"/>
-        </w:rPr>
-        <w:t xml:space="preserve">某含铁化合物</w:t>
+        <w:t xml:space="preserve">(2)② </w:t>
+      </w:r>
+      <w:r>
+        <w:rPr>
+          <w:rFonts w:hint="eastAsia" w:ascii="Times New Roman" w:hAnsi="Times New Roman" w:eastAsia="FangSong" w:cs="Times New Roman"/>
+        </w:rPr>
+        <w:t xml:space="preserve">化合物</w:t>
       </w:r>
       <w:r>
         <w:rPr>
@@ -27010,7 +27449,37 @@
         <w:rPr>
           <w:rFonts w:hint="eastAsia" w:ascii="Times New Roman" w:hAnsi="Times New Roman" w:eastAsia="FangSong" w:cs="Times New Roman"/>
         </w:rPr>
-        <w:t xml:space="preserve">通常用于化学气相沉积法制备</w:t>
+        <w:t xml:space="preserve">也可以光解为另一种更活泼的前体</w:t>
+      </w:r>
+      <w:r>
+        <w:rPr>
+          <w:rFonts w:ascii="Times New Roman" w:hAnsi="Times New Roman" w:eastAsia="Times New Roman" w:cs="Times New Roman"/>
+        </w:rPr>
+        <w:t xml:space="preserve"> </w:t>
+      </w:r>
+      <w:r>
+        <w:rPr>
+          <w:rFonts w:hint="eastAsia" w:ascii="Times New Roman" w:hAnsi="Times New Roman" w:eastAsia="Times New Roman" w:cs="Times New Roman"/>
+        </w:rPr>
+        <w:t>B。</w:t>
+      </w:r>
+      <w:r>
+        <w:rPr>
+          <w:rFonts w:hint="eastAsia" w:ascii="Times New Roman" w:hAnsi="Times New Roman" w:eastAsia="FangSong" w:cs="Times New Roman"/>
+        </w:rPr>
+        <w:t>已知</w:t>
+      </w:r>
+      <w:r>
+        <w:rPr>
+          <w:rFonts w:ascii="Times New Roman" w:hAnsi="Times New Roman" w:eastAsia="Times New Roman" w:cs="Times New Roman"/>
+        </w:rPr>
+        <w:t xml:space="preserve"> B </w:t>
+      </w:r>
+      <w:r>
+        <w:rPr>
+          <w:rFonts w:hint="eastAsia" w:ascii="Times New Roman" w:hAnsi="Times New Roman" w:eastAsia="FangSong" w:cs="Times New Roman"/>
+        </w:rPr>
+        <w:t xml:space="preserve">中</w:t>
       </w:r>
       <w:r>
         <w:rPr>
@@ -27022,43 +27491,43 @@
         <w:rPr>
           <w:rFonts w:hint="eastAsia" w:ascii="Times New Roman" w:hAnsi="Times New Roman" w:eastAsia="FangSong" w:cs="Times New Roman"/>
         </w:rPr>
-        <w:t>纳米粒子</w:t>
+        <w:t xml:space="preserve">的质量分数为</w:t>
+      </w:r>
+      <w:r>
+        <w:rPr>
+          <w:rFonts w:ascii="Times New Roman" w:hAnsi="Times New Roman" w:eastAsia="Times New Roman" w:cs="Times New Roman"/>
+        </w:rPr>
+        <w:t xml:space="preserve"> </w:t>
+      </w:r>
+      <w:r>
+        <w:rPr>
+          <w:rFonts w:hint="eastAsia" w:ascii="Times New Roman" w:hAnsi="Times New Roman" w:eastAsia="Times New Roman" w:cs="Times New Roman"/>
+        </w:rPr>
+        <w:t>30.71%，</w:t>
+      </w:r>
+      <w:r>
+        <w:rPr>
+          <w:rFonts w:hint="eastAsia" w:ascii="Times New Roman" w:hAnsi="Times New Roman" w:eastAsia="FangSong" w:cs="Times New Roman"/>
+        </w:rPr>
+        <w:t>请写出化合物</w:t>
+      </w:r>
+      <w:r>
+        <w:rPr>
+          <w:rFonts w:ascii="Times New Roman" w:hAnsi="Times New Roman" w:eastAsia="Times New Roman" w:cs="Times New Roman"/>
+        </w:rPr>
+        <w:t xml:space="preserve"> B </w:t>
+      </w:r>
+      <w:r>
+        <w:rPr>
+          <w:rFonts w:hint="eastAsia" w:ascii="Times New Roman" w:hAnsi="Times New Roman" w:eastAsia="FangSong" w:cs="Times New Roman"/>
+        </w:rPr>
+        <w:t>的分子式</w:t>
       </w:r>
       <w:r>
         <w:rPr>
           <w:rFonts w:hint="eastAsia" w:ascii="Times New Roman" w:hAnsi="Times New Roman" w:eastAsia="Times New Roman" w:cs="Times New Roman"/>
         </w:rPr>
         <w:t>。</w:t>
-      </w:r>
-      <w:r>
-        <w:rPr>
-          <w:rFonts w:hint="eastAsia" w:ascii="Times New Roman" w:hAnsi="Times New Roman" w:eastAsia="FangSong" w:cs="Times New Roman"/>
-        </w:rPr>
-        <w:t>已知化合物</w:t>
-      </w:r>
-      <w:r>
-        <w:rPr>
-          <w:rFonts w:ascii="Times New Roman" w:hAnsi="Times New Roman" w:eastAsia="Times New Roman" w:cs="Times New Roman"/>
-        </w:rPr>
-        <w:t xml:space="preserve"> A </w:t>
-      </w:r>
-      <w:r>
-        <w:rPr>
-          <w:rFonts w:hint="eastAsia" w:ascii="Times New Roman" w:hAnsi="Times New Roman" w:eastAsia="FangSong" w:cs="Times New Roman"/>
-        </w:rPr>
-        <w:t>理论质量分数</w:t>
-      </w:r>
-      <w:r>
-        <w:rPr>
-          <w:rFonts w:hint="eastAsia" w:ascii="Times New Roman" w:hAnsi="Times New Roman" w:eastAsia="Times New Roman" w:cs="Times New Roman"/>
-        </w:rPr>
-        <w:t>：Fe,</w:t>
-      </w:r>
-      <w:r>
-        <w:rPr>
-          <w:rFonts w:ascii="Times New Roman" w:hAnsi="Times New Roman" w:eastAsia="Times New Roman" w:cs="Times New Roman"/>
-        </w:rPr>
-        <w:t xml:space="preserve"> 28.53%; C, 30.65%。</w:t>
       </w:r>
     </w:p>
     <w:p>
@@ -27070,25 +27539,49 @@
         <w:rPr>
           <w:rFonts w:ascii="Times New Roman" w:hAnsi="Times New Roman" w:eastAsia="Times New Roman" w:cs="Times New Roman"/>
         </w:rPr>
-        <w:t xml:space="preserve">6-2-1 </w:t>
-      </w:r>
-      <w:r>
-        <w:rPr>
-          <w:rFonts w:hint="eastAsia" w:ascii="Times New Roman" w:hAnsi="Times New Roman" w:eastAsia="FangSong" w:cs="Times New Roman"/>
-        </w:rPr>
-        <w:t xml:space="preserve">写出化合物</w:t>
-      </w:r>
-      <w:r>
-        <w:rPr>
-          <w:rFonts w:ascii="Times New Roman" w:hAnsi="Times New Roman" w:eastAsia="Times New Roman" w:cs="Times New Roman"/>
-        </w:rPr>
-        <w:t xml:space="preserve"> A </w:t>
-      </w:r>
-      <w:r>
-        <w:rPr>
-          <w:rFonts w:hint="eastAsia" w:ascii="Times New Roman" w:hAnsi="Times New Roman" w:eastAsia="FangSong" w:cs="Times New Roman"/>
-        </w:rPr>
-        <w:t>的分子式</w:t>
+        <w:t xml:space="preserve">(2)③ </w:t>
+      </w:r>
+      <w:r>
+        <w:rPr>
+          <w:rFonts w:hint="eastAsia" w:ascii="Times New Roman" w:hAnsi="Times New Roman" w:eastAsia="FangSong" w:cs="Times New Roman"/>
+        </w:rPr>
+        <w:t xml:space="preserve">使用</w:t>
+      </w:r>
+      <w:r>
+        <w:rPr>
+          <w:rFonts w:ascii="Times New Roman" w:hAnsi="Times New Roman" w:eastAsia="Times New Roman" w:cs="Times New Roman"/>
+        </w:rPr>
+        <w:t xml:space="preserve"> 18 </w:t>
+      </w:r>
+      <w:r>
+        <w:rPr>
+          <w:rFonts w:hint="eastAsia" w:ascii="Times New Roman" w:hAnsi="Times New Roman" w:eastAsia="FangSong" w:cs="Times New Roman"/>
+        </w:rPr>
+        <w:t xml:space="preserve">电子规则计算化合物</w:t>
+      </w:r>
+      <w:r>
+        <w:rPr>
+          <w:rFonts w:ascii="Times New Roman" w:hAnsi="Times New Roman" w:eastAsia="Times New Roman" w:cs="Times New Roman"/>
+        </w:rPr>
+        <w:t xml:space="preserve"> B </w:t>
+      </w:r>
+      <w:r>
+        <w:rPr>
+          <w:rFonts w:hint="eastAsia" w:ascii="Times New Roman" w:hAnsi="Times New Roman" w:eastAsia="FangSong" w:cs="Times New Roman"/>
+        </w:rPr>
+        <w:t>中的金属</w:t>
+      </w:r>
+      <w:r>
+        <w:rPr>
+          <w:rFonts w:hint="eastAsia" w:ascii="Times New Roman" w:hAnsi="Times New Roman" w:eastAsia="Times New Roman" w:cs="Times New Roman"/>
+        </w:rPr>
+        <w:t>-</w:t>
+      </w:r>
+      <w:r>
+        <w:rPr>
+          <w:rFonts w:hint="eastAsia" w:ascii="Times New Roman" w:hAnsi="Times New Roman" w:eastAsia="FangSong" w:cs="Times New Roman"/>
+        </w:rPr>
+        <w:t>金属键级</w:t>
       </w:r>
       <w:r>
         <w:rPr>
@@ -27106,43 +27599,13 @@
         <w:rPr>
           <w:rFonts w:ascii="Times New Roman" w:hAnsi="Times New Roman" w:eastAsia="Times New Roman" w:cs="Times New Roman"/>
         </w:rPr>
-        <w:t xml:space="preserve">6-2-2 </w:t>
-      </w:r>
-      <w:r>
-        <w:rPr>
-          <w:rFonts w:hint="eastAsia" w:ascii="Times New Roman" w:hAnsi="Times New Roman" w:eastAsia="FangSong" w:cs="Times New Roman"/>
-        </w:rPr>
-        <w:t xml:space="preserve">化合物</w:t>
-      </w:r>
-      <w:r>
-        <w:rPr>
-          <w:rFonts w:ascii="Times New Roman" w:hAnsi="Times New Roman" w:eastAsia="Times New Roman" w:cs="Times New Roman"/>
-        </w:rPr>
-        <w:t xml:space="preserve"> A </w:t>
-      </w:r>
-      <w:r>
-        <w:rPr>
-          <w:rFonts w:hint="eastAsia" w:ascii="Times New Roman" w:hAnsi="Times New Roman" w:eastAsia="FangSong" w:cs="Times New Roman"/>
-        </w:rPr>
-        <w:t xml:space="preserve">也可以光解为另一种更活泼的前体</w:t>
-      </w:r>
-      <w:r>
-        <w:rPr>
-          <w:rFonts w:ascii="Times New Roman" w:hAnsi="Times New Roman" w:eastAsia="Times New Roman" w:cs="Times New Roman"/>
-        </w:rPr>
-        <w:t xml:space="preserve"> </w:t>
-      </w:r>
-      <w:r>
-        <w:rPr>
-          <w:rFonts w:hint="eastAsia" w:ascii="Times New Roman" w:hAnsi="Times New Roman" w:eastAsia="Times New Roman" w:cs="Times New Roman"/>
-        </w:rPr>
-        <w:t>B。</w:t>
-      </w:r>
-      <w:r>
-        <w:rPr>
-          <w:rFonts w:hint="eastAsia" w:ascii="Times New Roman" w:hAnsi="Times New Roman" w:eastAsia="FangSong" w:cs="Times New Roman"/>
-        </w:rPr>
-        <w:t>已知</w:t>
+        <w:t xml:space="preserve">(2)④ </w:t>
+      </w:r>
+      <w:r>
+        <w:rPr>
+          <w:rFonts w:hint="eastAsia" w:ascii="Times New Roman" w:hAnsi="Times New Roman" w:eastAsia="FangSong" w:cs="Times New Roman"/>
+        </w:rPr>
+        <w:t xml:space="preserve">如果认为化合物</w:t>
       </w:r>
       <w:r>
         <w:rPr>
@@ -27154,37 +27617,31 @@
         <w:rPr>
           <w:rFonts w:hint="eastAsia" w:ascii="Times New Roman" w:hAnsi="Times New Roman" w:eastAsia="FangSong" w:cs="Times New Roman"/>
         </w:rPr>
-        <w:t xml:space="preserve">中</w:t>
-      </w:r>
-      <w:r>
-        <w:rPr>
-          <w:rFonts w:ascii="Times New Roman" w:hAnsi="Times New Roman" w:eastAsia="Times New Roman" w:cs="Times New Roman"/>
-        </w:rPr>
-        <w:t xml:space="preserve"> Fe </w:t>
-      </w:r>
-      <w:r>
-        <w:rPr>
-          <w:rFonts w:hint="eastAsia" w:ascii="Times New Roman" w:hAnsi="Times New Roman" w:eastAsia="FangSong" w:cs="Times New Roman"/>
-        </w:rPr>
-        <w:t xml:space="preserve">的质量分数为</w:t>
-      </w:r>
-      <w:r>
-        <w:rPr>
-          <w:rFonts w:ascii="Times New Roman" w:hAnsi="Times New Roman" w:eastAsia="Times New Roman" w:cs="Times New Roman"/>
-        </w:rPr>
-        <w:t xml:space="preserve"> </w:t>
-      </w:r>
-      <w:r>
-        <w:rPr>
-          <w:rFonts w:hint="eastAsia" w:ascii="Times New Roman" w:hAnsi="Times New Roman" w:eastAsia="Times New Roman" w:cs="Times New Roman"/>
-        </w:rPr>
-        <w:t>30.71%，</w:t>
-      </w:r>
-      <w:r>
-        <w:rPr>
-          <w:rFonts w:hint="eastAsia" w:ascii="Times New Roman" w:hAnsi="Times New Roman" w:eastAsia="FangSong" w:cs="Times New Roman"/>
-        </w:rPr>
-        <w:t>请写出化合物</w:t>
+        <w:t xml:space="preserve">中含有</w:t>
+      </w:r>
+      <w:r>
+        <w:rPr>
+          <w:rFonts w:ascii="Times New Roman" w:hAnsi="Times New Roman" w:eastAsia="Times New Roman" w:cs="Times New Roman"/>
+        </w:rPr>
+        <w:t xml:space="preserve"> 3c-2e </w:t>
+      </w:r>
+      <w:r>
+        <w:rPr>
+          <w:rFonts w:hint="eastAsia" w:ascii="Times New Roman" w:hAnsi="Times New Roman" w:eastAsia="FangSong" w:cs="Times New Roman"/>
+        </w:rPr>
+        <w:t>键</w:t>
+      </w:r>
+      <w:r>
+        <w:rPr>
+          <w:rFonts w:hint="eastAsia" w:ascii="Times New Roman" w:hAnsi="Times New Roman" w:eastAsia="Times New Roman" w:cs="Times New Roman"/>
+        </w:rPr>
+        <w:t>，</w:t>
+      </w:r>
+      <w:r>
+        <w:rPr>
+          <w:rFonts w:hint="eastAsia" w:ascii="Times New Roman" w:hAnsi="Times New Roman" w:eastAsia="FangSong" w:cs="Times New Roman"/>
+        </w:rPr>
+        <w:t>则可以认为化合物</w:t>
       </w:r>
       <w:r>
         <w:rPr>
@@ -27196,7 +27653,67 @@
         <w:rPr>
           <w:rFonts w:hint="eastAsia" w:ascii="Times New Roman" w:hAnsi="Times New Roman" w:eastAsia="FangSong" w:cs="Times New Roman"/>
         </w:rPr>
-        <w:t>的分子式</w:t>
+        <w:t xml:space="preserve">中的两个金属原子之间不存在传统意义上的</w:t>
+      </w:r>
+      <w:r>
+        <w:rPr>
+          <w:rFonts w:ascii="Times New Roman" w:hAnsi="Times New Roman" w:eastAsia="Times New Roman" w:cs="Times New Roman"/>
+        </w:rPr>
+        <w:t xml:space="preserve"> Fe-Fe </w:t>
+      </w:r>
+      <w:r>
+        <w:rPr>
+          <w:rFonts w:hint="eastAsia" w:ascii="Times New Roman" w:hAnsi="Times New Roman" w:eastAsia="FangSong" w:cs="Times New Roman"/>
+        </w:rPr>
+        <w:t>键</w:t>
+      </w:r>
+      <w:r>
+        <w:rPr>
+          <w:rFonts w:hint="eastAsia" w:ascii="Times New Roman" w:hAnsi="Times New Roman" w:eastAsia="Times New Roman" w:cs="Times New Roman"/>
+        </w:rPr>
+        <w:t>。</w:t>
+      </w:r>
+      <w:r>
+        <w:rPr>
+          <w:rFonts w:hint="eastAsia" w:ascii="Times New Roman" w:hAnsi="Times New Roman" w:eastAsia="FangSong" w:cs="Times New Roman"/>
+        </w:rPr>
+        <w:t>请画出化合物</w:t>
+      </w:r>
+      <w:r>
+        <w:rPr>
+          <w:rFonts w:ascii="Times New Roman" w:hAnsi="Times New Roman" w:eastAsia="Times New Roman" w:cs="Times New Roman"/>
+        </w:rPr>
+        <w:t xml:space="preserve"> B </w:t>
+      </w:r>
+      <w:r>
+        <w:rPr>
+          <w:rFonts w:hint="eastAsia" w:ascii="Times New Roman" w:hAnsi="Times New Roman" w:eastAsia="FangSong" w:cs="Times New Roman"/>
+        </w:rPr>
+        <w:t>的结构</w:t>
+      </w:r>
+      <w:r>
+        <w:rPr>
+          <w:rFonts w:hint="eastAsia" w:ascii="Times New Roman" w:hAnsi="Times New Roman" w:eastAsia="Times New Roman" w:cs="Times New Roman"/>
+        </w:rPr>
+        <w:t>，</w:t>
+      </w:r>
+      <w:r>
+        <w:rPr>
+          <w:rFonts w:hint="eastAsia" w:ascii="Times New Roman" w:hAnsi="Times New Roman" w:eastAsia="FangSong" w:cs="Times New Roman"/>
+        </w:rPr>
+        <w:t>表示出其中可能的</w:t>
+      </w:r>
+      <w:r>
+        <w:rPr>
+          <w:rFonts w:ascii="Times New Roman" w:hAnsi="Times New Roman" w:eastAsia="Times New Roman" w:cs="Times New Roman"/>
+        </w:rPr>
+        <w:t xml:space="preserve"> 3c-2e </w:t>
+      </w:r>
+      <w:r>
+        <w:rPr>
+          <w:rFonts w:hint="eastAsia" w:ascii="Times New Roman" w:hAnsi="Times New Roman" w:eastAsia="FangSong" w:cs="Times New Roman"/>
+        </w:rPr>
+        <w:t>键</w:t>
       </w:r>
       <w:r>
         <w:rPr>
@@ -27207,194 +27724,12 @@
     </w:p>
     <w:p>
       <w:pPr>
-        <w:pStyle w:val="BodyText"/>
-        <w:ind w:firstLine="420"/>
+        <w:spacing w:before="160" w:after="80"/>
       </w:pPr>
       <w:r>
-        <w:rPr>
-          <w:rFonts w:ascii="Times New Roman" w:hAnsi="Times New Roman" w:eastAsia="Times New Roman" w:cs="Times New Roman"/>
-        </w:rPr>
-        <w:t xml:space="preserve">6-2-3 </w:t>
-      </w:r>
-      <w:r>
-        <w:rPr>
-          <w:rFonts w:hint="eastAsia" w:ascii="Times New Roman" w:hAnsi="Times New Roman" w:eastAsia="FangSong" w:cs="Times New Roman"/>
-        </w:rPr>
-        <w:t xml:space="preserve">使用</w:t>
-      </w:r>
-      <w:r>
-        <w:rPr>
-          <w:rFonts w:ascii="Times New Roman" w:hAnsi="Times New Roman" w:eastAsia="Times New Roman" w:cs="Times New Roman"/>
-        </w:rPr>
-        <w:t xml:space="preserve"> 18 </w:t>
-      </w:r>
-      <w:r>
-        <w:rPr>
-          <w:rFonts w:hint="eastAsia" w:ascii="Times New Roman" w:hAnsi="Times New Roman" w:eastAsia="FangSong" w:cs="Times New Roman"/>
-        </w:rPr>
-        <w:t xml:space="preserve">电子规则计算化合物</w:t>
-      </w:r>
-      <w:r>
-        <w:rPr>
-          <w:rFonts w:ascii="Times New Roman" w:hAnsi="Times New Roman" w:eastAsia="Times New Roman" w:cs="Times New Roman"/>
-        </w:rPr>
-        <w:t xml:space="preserve"> B </w:t>
-      </w:r>
-      <w:r>
-        <w:rPr>
-          <w:rFonts w:hint="eastAsia" w:ascii="Times New Roman" w:hAnsi="Times New Roman" w:eastAsia="FangSong" w:cs="Times New Roman"/>
-        </w:rPr>
-        <w:t>中的金属</w:t>
-      </w:r>
-      <w:r>
-        <w:rPr>
-          <w:rFonts w:hint="eastAsia" w:ascii="Times New Roman" w:hAnsi="Times New Roman" w:eastAsia="Times New Roman" w:cs="Times New Roman"/>
-        </w:rPr>
-        <w:t>-</w:t>
-      </w:r>
-      <w:r>
-        <w:rPr>
-          <w:rFonts w:hint="eastAsia" w:ascii="Times New Roman" w:hAnsi="Times New Roman" w:eastAsia="FangSong" w:cs="Times New Roman"/>
-        </w:rPr>
-        <w:t>金属键级</w:t>
-      </w:r>
-      <w:r>
-        <w:rPr>
-          <w:rFonts w:hint="eastAsia" w:ascii="Times New Roman" w:hAnsi="Times New Roman" w:eastAsia="Times New Roman" w:cs="Times New Roman"/>
-        </w:rPr>
-        <w:t>。</w:t>
-      </w:r>
-    </w:p>
-    <w:p>
-      <w:pPr>
-        <w:pStyle w:val="BodyText"/>
-        <w:ind w:firstLine="420"/>
-      </w:pPr>
-      <w:r>
-        <w:rPr>
-          <w:rFonts w:ascii="Times New Roman" w:hAnsi="Times New Roman" w:eastAsia="Times New Roman" w:cs="Times New Roman"/>
-        </w:rPr>
-        <w:t xml:space="preserve">6-2-4 </w:t>
-      </w:r>
-      <w:r>
-        <w:rPr>
-          <w:rFonts w:hint="eastAsia" w:ascii="Times New Roman" w:hAnsi="Times New Roman" w:eastAsia="FangSong" w:cs="Times New Roman"/>
-        </w:rPr>
-        <w:t xml:space="preserve">如果认为化合物</w:t>
-      </w:r>
-      <w:r>
-        <w:rPr>
-          <w:rFonts w:ascii="Times New Roman" w:hAnsi="Times New Roman" w:eastAsia="Times New Roman" w:cs="Times New Roman"/>
-        </w:rPr>
-        <w:t xml:space="preserve"> B </w:t>
-      </w:r>
-      <w:r>
-        <w:rPr>
-          <w:rFonts w:hint="eastAsia" w:ascii="Times New Roman" w:hAnsi="Times New Roman" w:eastAsia="FangSong" w:cs="Times New Roman"/>
-        </w:rPr>
-        <w:t xml:space="preserve">中含有</w:t>
-      </w:r>
-      <w:r>
-        <w:rPr>
-          <w:rFonts w:ascii="Times New Roman" w:hAnsi="Times New Roman" w:eastAsia="Times New Roman" w:cs="Times New Roman"/>
-        </w:rPr>
-        <w:t xml:space="preserve"> 3c-2e </w:t>
-      </w:r>
-      <w:r>
-        <w:rPr>
-          <w:rFonts w:hint="eastAsia" w:ascii="Times New Roman" w:hAnsi="Times New Roman" w:eastAsia="FangSong" w:cs="Times New Roman"/>
-        </w:rPr>
-        <w:t>键</w:t>
-      </w:r>
-      <w:r>
-        <w:rPr>
-          <w:rFonts w:hint="eastAsia" w:ascii="Times New Roman" w:hAnsi="Times New Roman" w:eastAsia="Times New Roman" w:cs="Times New Roman"/>
-        </w:rPr>
-        <w:t>，</w:t>
-      </w:r>
-      <w:r>
-        <w:rPr>
-          <w:rFonts w:hint="eastAsia" w:ascii="Times New Roman" w:hAnsi="Times New Roman" w:eastAsia="FangSong" w:cs="Times New Roman"/>
-        </w:rPr>
-        <w:t>则可以认为化合物</w:t>
-      </w:r>
-      <w:r>
-        <w:rPr>
-          <w:rFonts w:ascii="Times New Roman" w:hAnsi="Times New Roman" w:eastAsia="Times New Roman" w:cs="Times New Roman"/>
-        </w:rPr>
-        <w:t xml:space="preserve"> B </w:t>
-      </w:r>
-      <w:r>
-        <w:rPr>
-          <w:rFonts w:hint="eastAsia" w:ascii="Times New Roman" w:hAnsi="Times New Roman" w:eastAsia="FangSong" w:cs="Times New Roman"/>
-        </w:rPr>
-        <w:t xml:space="preserve">中的两个金属原子之间不存在传统意义上的</w:t>
-      </w:r>
-      <w:r>
-        <w:rPr>
-          <w:rFonts w:ascii="Times New Roman" w:hAnsi="Times New Roman" w:eastAsia="Times New Roman" w:cs="Times New Roman"/>
-        </w:rPr>
-        <w:t xml:space="preserve"> Fe-Fe </w:t>
-      </w:r>
-      <w:r>
-        <w:rPr>
-          <w:rFonts w:hint="eastAsia" w:ascii="Times New Roman" w:hAnsi="Times New Roman" w:eastAsia="FangSong" w:cs="Times New Roman"/>
-        </w:rPr>
-        <w:t>键</w:t>
-      </w:r>
-      <w:r>
-        <w:rPr>
-          <w:rFonts w:hint="eastAsia" w:ascii="Times New Roman" w:hAnsi="Times New Roman" w:eastAsia="Times New Roman" w:cs="Times New Roman"/>
-        </w:rPr>
-        <w:t>。</w:t>
-      </w:r>
-      <w:r>
-        <w:rPr>
-          <w:rFonts w:hint="eastAsia" w:ascii="Times New Roman" w:hAnsi="Times New Roman" w:eastAsia="FangSong" w:cs="Times New Roman"/>
-        </w:rPr>
-        <w:t>请画出化合物</w:t>
-      </w:r>
-      <w:r>
-        <w:rPr>
-          <w:rFonts w:ascii="Times New Roman" w:hAnsi="Times New Roman" w:eastAsia="Times New Roman" w:cs="Times New Roman"/>
-        </w:rPr>
-        <w:t xml:space="preserve"> B </w:t>
-      </w:r>
-      <w:r>
-        <w:rPr>
-          <w:rFonts w:hint="eastAsia" w:ascii="Times New Roman" w:hAnsi="Times New Roman" w:eastAsia="FangSong" w:cs="Times New Roman"/>
-        </w:rPr>
-        <w:t>的结构</w:t>
-      </w:r>
-      <w:r>
-        <w:rPr>
-          <w:rFonts w:hint="eastAsia" w:ascii="Times New Roman" w:hAnsi="Times New Roman" w:eastAsia="Times New Roman" w:cs="Times New Roman"/>
-        </w:rPr>
-        <w:t>，</w:t>
-      </w:r>
-      <w:r>
-        <w:rPr>
-          <w:rFonts w:hint="eastAsia" w:ascii="Times New Roman" w:hAnsi="Times New Roman" w:eastAsia="FangSong" w:cs="Times New Roman"/>
-        </w:rPr>
-        <w:t>表示出其中可能的</w:t>
-      </w:r>
-      <w:r>
-        <w:rPr>
-          <w:rFonts w:ascii="Times New Roman" w:hAnsi="Times New Roman" w:eastAsia="Times New Roman" w:cs="Times New Roman"/>
-        </w:rPr>
-        <w:t xml:space="preserve"> 3c-2e </w:t>
-      </w:r>
-      <w:r>
-        <w:rPr>
-          <w:rFonts w:hint="eastAsia" w:ascii="Times New Roman" w:hAnsi="Times New Roman" w:eastAsia="FangSong" w:cs="Times New Roman"/>
-        </w:rPr>
-        <w:t>键</w:t>
-      </w:r>
-      <w:r>
-        <w:rPr>
-          <w:rFonts w:hint="eastAsia" w:ascii="Times New Roman" w:hAnsi="Times New Roman" w:eastAsia="Times New Roman" w:cs="Times New Roman"/>
-        </w:rPr>
-        <w:t>。</w:t>
+        <w:pict>
+          <v:rect style="width:0;height:1.5pt" o:hralign="center" o:hrstd="t" o:hr="t"/>
+        </w:pict>
       </w:r>
     </w:p>
     <w:p>
@@ -27981,7 +28316,7 @@
           <w:b/>
           <w:bCs/>
         </w:rPr>
-        <w:t xml:space="preserve">8-1</w:t>
+        <w:t xml:space="preserve">(1)</w:t>
       </w:r>
       <w:r>
         <w:rPr>
@@ -28063,7 +28398,7 @@
           <w:b/>
           <w:bCs/>
         </w:rPr>
-        <w:t xml:space="preserve">8-2</w:t>
+        <w:t xml:space="preserve">(2)</w:t>
       </w:r>
       <w:r>
         <w:rPr>
@@ -28161,7 +28496,7 @@
           <w:b/>
           <w:bCs/>
         </w:rPr>
-        <w:t xml:space="preserve">8-3</w:t>
+        <w:t xml:space="preserve">(3)</w:t>
       </w:r>
       <w:r>
         <w:rPr>
@@ -28193,7 +28528,7 @@
           <w:b/>
           <w:bCs/>
         </w:rPr>
-        <w:t xml:space="preserve">8-4</w:t>
+        <w:t xml:space="preserve">(4)</w:t>
       </w:r>
       <w:r>
         <w:rPr>
@@ -28237,7 +28572,7 @@
           <w:b/>
           <w:bCs/>
         </w:rPr>
-        <w:t xml:space="preserve">8-5</w:t>
+        <w:t xml:space="preserve">(5)</w:t>
       </w:r>
       <w:r>
         <w:rPr>
@@ -28342,7 +28677,7 @@
           <w:b/>
           <w:bCs/>
         </w:rPr>
-        <w:t xml:space="preserve">8-6</w:t>
+        <w:t xml:space="preserve">(6)</w:t>
       </w:r>
       <w:r>
         <w:rPr>
@@ -28449,7 +28784,7 @@
           <w:b/>
           <w:bCs/>
         </w:rPr>
-        <w:t xml:space="preserve">8-7</w:t>
+        <w:t xml:space="preserve">(7)</w:t>
       </w:r>
       <w:r>
         <w:rPr>
@@ -28480,6 +28815,16 @@
           <w:rFonts w:hint="eastAsia" w:ascii="Times New Roman" w:hAnsi="Times New Roman" w:eastAsia="Times New Roman" w:cs="Times New Roman"/>
         </w:rPr>
         <w:t>。</w:t>
+      </w:r>
+    </w:p>
+    <w:p>
+      <w:pPr>
+        <w:spacing w:before="160" w:after="80"/>
+      </w:pPr>
+      <w:r>
+        <w:pict>
+          <v:rect style="width:0;height:1.5pt" o:hralign="center" o:hrstd="t" o:hr="t"/>
+        </w:pict>
       </w:r>
     </w:p>
     <w:p>
@@ -28843,15 +29188,13 @@
     </w:p>
     <w:p>
       <w:pPr>
-        <w:pStyle w:val="BodyText"/>
+        <w:pStyle w:val="Compact"/>
+        <w:numPr>
+          <w:ilvl w:val="0"/>
+          <w:numId w:val="1009"/>
+        </w:numPr>
         <w:ind w:firstLine="420"/>
       </w:pPr>
-      <w:r>
-        <w:rPr>
-          <w:rFonts w:ascii="Times New Roman" w:hAnsi="Times New Roman" w:eastAsia="Times New Roman" w:cs="Times New Roman"/>
-        </w:rPr>
-        <w:t xml:space="preserve">4-1 </w:t>
-      </w:r>
       <w:r>
         <w:rPr>
           <w:rFonts w:hint="eastAsia" w:ascii="Times New Roman" w:hAnsi="Times New Roman" w:eastAsia="FangSong" w:cs="Times New Roman"/>
@@ -29019,6 +29362,124 @@
           <w:rFonts w:ascii="Times New Roman" w:hAnsi="Times New Roman" w:eastAsia="Times New Roman" w:cs="Times New Roman"/>
         </w:rPr>
         <w:t xml:space="preserve">。</w:t>
+      </w:r>
+    </w:p>
+    <w:p>
+      <w:pPr>
+        <w:pStyle w:val="FirstParagraph"/>
+        <w:ind w:firstLine="420"/>
+      </w:pPr>
+      <w:r>
+        <w:rPr>
+          <w:rFonts w:ascii="Times New Roman" w:hAnsi="Times New Roman" w:eastAsia="Times New Roman" w:cs="Times New Roman"/>
+        </w:rPr>
+        <w:t xml:space="preserve">(1)① NO、</w:t>
+      </w:r>
+      <w:r>
+        <w:rPr>
+          <w:rFonts w:ascii="Times New Roman" w:hAnsi="Times New Roman" w:eastAsia="Times New Roman" w:cs="Times New Roman"/>
+        </w:rPr>
+        <w:t xml:space="preserve"> </w:t>
+      </w:r>
+      <m:oMath>
+        <m:sSup>
+          <m:e>
+            <m:r>
+              <m:rPr>
+                <m:sty m:val="p"/>
+              </m:rPr>
+              <m:t>N</m:t>
+            </m:r>
+            <m:r>
+              <m:rPr>
+                <m:sty m:val="p"/>
+              </m:rPr>
+              <m:t>O</m:t>
+            </m:r>
+          </m:e>
+          <m:sup>
+            <m:r>
+              <m:rPr>
+                <m:sty m:val="p"/>
+              </m:rPr>
+              <m:t>+</m:t>
+            </m:r>
+          </m:sup>
+        </m:sSup>
+      </m:oMath>
+      <w:r>
+        <w:rPr>
+          <w:rFonts w:ascii="Times New Roman" w:hAnsi="Times New Roman" w:eastAsia="Times New Roman" w:cs="Times New Roman"/>
+        </w:rPr>
+        <w:t xml:space="preserve"> </w:t>
+      </w:r>
+      <w:r>
+        <w:rPr>
+          <w:rFonts w:hint="eastAsia" w:ascii="Times New Roman" w:hAnsi="Times New Roman" w:eastAsia="FangSong" w:cs="Times New Roman"/>
+        </w:rPr>
+        <w:t xml:space="preserve">和</w:t>
+      </w:r>
+      <w:r>
+        <w:rPr>
+          <w:rFonts w:ascii="Times New Roman" w:hAnsi="Times New Roman" w:eastAsia="Times New Roman" w:cs="Times New Roman"/>
+        </w:rPr>
+        <w:t xml:space="preserve"> </w:t>
+      </w:r>
+      <m:oMath>
+        <m:sSup>
+          <m:e>
+            <m:r>
+              <m:rPr>
+                <m:sty m:val="p"/>
+              </m:rPr>
+              <m:t>N</m:t>
+            </m:r>
+            <m:r>
+              <m:rPr>
+                <m:sty m:val="p"/>
+              </m:rPr>
+              <m:t>O</m:t>
+            </m:r>
+          </m:e>
+          <m:sup>
+            <m:r>
+              <m:rPr>
+                <m:sty m:val="p"/>
+              </m:rPr>
+              <m:t>−</m:t>
+            </m:r>
+          </m:sup>
+        </m:sSup>
+      </m:oMath>
+      <w:r>
+        <w:rPr>
+          <w:rFonts w:ascii="Times New Roman" w:hAnsi="Times New Roman" w:eastAsia="Times New Roman" w:cs="Times New Roman"/>
+        </w:rPr>
+        <w:t xml:space="preserve"> </w:t>
+      </w:r>
+      <w:r>
+        <w:rPr>
+          <w:rFonts w:hint="eastAsia" w:ascii="Times New Roman" w:hAnsi="Times New Roman" w:eastAsia="FangSong" w:cs="Times New Roman"/>
+        </w:rPr>
+        <w:t>的键级是怎样的</w:t>
+      </w:r>
+      <w:r>
+        <w:rPr>
+          <w:rFonts w:hint="eastAsia" w:ascii="Times New Roman" w:hAnsi="Times New Roman" w:eastAsia="Times New Roman" w:cs="Times New Roman"/>
+        </w:rPr>
+        <w:t>？</w:t>
+      </w:r>
+      <w:r>
+        <w:rPr>
+          <w:rFonts w:hint="eastAsia" w:ascii="Times New Roman" w:hAnsi="Times New Roman" w:eastAsia="FangSong" w:cs="Times New Roman"/>
+        </w:rPr>
+        <w:t>列出计算公式并给出三种物质相应的键级</w:t>
+      </w:r>
+      <w:r>
+        <w:rPr>
+          <w:rFonts w:hint="eastAsia" w:ascii="Times New Roman" w:hAnsi="Times New Roman" w:eastAsia="Times New Roman" w:cs="Times New Roman"/>
+        </w:rPr>
+        <w:t>。</w:t>
       </w:r>
     </w:p>
     <w:p>
@@ -29030,7 +29491,19 @@
         <w:rPr>
           <w:rFonts w:ascii="Times New Roman" w:hAnsi="Times New Roman" w:eastAsia="Times New Roman" w:cs="Times New Roman"/>
         </w:rPr>
-        <w:t xml:space="preserve">4-1-1 NO、</w:t>
+        <w:t xml:space="preserve">(1)② </w:t>
+      </w:r>
+      <w:r>
+        <w:rPr>
+          <w:rFonts w:hint="eastAsia" w:ascii="Times New Roman" w:hAnsi="Times New Roman" w:eastAsia="FangSong" w:cs="Times New Roman"/>
+        </w:rPr>
+        <w:t xml:space="preserve">指出</w:t>
+      </w:r>
+      <w:r>
+        <w:rPr>
+          <w:rFonts w:ascii="Times New Roman" w:hAnsi="Times New Roman" w:eastAsia="Times New Roman" w:cs="Times New Roman"/>
+        </w:rPr>
+        <w:t xml:space="preserve"> NO、NO</w:t>
       </w:r>
       <w:r>
         <w:rPr>
@@ -29042,16 +29515,7 @@
         <m:sSup>
           <m:e>
             <m:r>
-              <m:rPr>
-                <m:sty m:val="p"/>
-              </m:rPr>
-              <m:t>N</m:t>
-            </m:r>
-            <m:r>
-              <m:rPr>
-                <m:sty m:val="p"/>
-              </m:rPr>
-              <m:t>O</m:t>
+              <m:t>​</m:t>
             </m:r>
           </m:e>
           <m:sup>
@@ -29080,22 +29544,19 @@
         <w:rPr>
           <w:rFonts w:ascii="Times New Roman" w:hAnsi="Times New Roman" w:eastAsia="Times New Roman" w:cs="Times New Roman"/>
         </w:rPr>
+        <w:t xml:space="preserve"> NO</w:t>
+      </w:r>
+      <w:r>
+        <w:rPr>
+          <w:rFonts w:ascii="Times New Roman" w:hAnsi="Times New Roman" w:eastAsia="Times New Roman" w:cs="Times New Roman"/>
+        </w:rPr>
         <w:t xml:space="preserve"> </w:t>
       </w:r>
       <m:oMath>
         <m:sSup>
           <m:e>
             <m:r>
-              <m:rPr>
-                <m:sty m:val="p"/>
-              </m:rPr>
-              <m:t>N</m:t>
-            </m:r>
-            <m:r>
-              <m:rPr>
-                <m:sty m:val="p"/>
-              </m:rPr>
-              <m:t>O</m:t>
+              <m:t>​</m:t>
             </m:r>
           </m:e>
           <m:sup>
@@ -29118,19 +29579,31 @@
         <w:rPr>
           <w:rFonts w:hint="eastAsia" w:ascii="Times New Roman" w:hAnsi="Times New Roman" w:eastAsia="FangSong" w:cs="Times New Roman"/>
         </w:rPr>
-        <w:t>的键级是怎样的</w:t>
-      </w:r>
-      <w:r>
-        <w:rPr>
-          <w:rFonts w:hint="eastAsia" w:ascii="Times New Roman" w:hAnsi="Times New Roman" w:eastAsia="Times New Roman" w:cs="Times New Roman"/>
-        </w:rPr>
-        <w:t>？</w:t>
-      </w:r>
-      <w:r>
-        <w:rPr>
-          <w:rFonts w:hint="eastAsia" w:ascii="Times New Roman" w:hAnsi="Times New Roman" w:eastAsia="FangSong" w:cs="Times New Roman"/>
-        </w:rPr>
-        <w:t>列出计算公式并给出三种物质相应的键级</w:t>
+        <w:t xml:space="preserve">的</w:t>
+      </w:r>
+      <w:r>
+        <w:rPr>
+          <w:rFonts w:ascii="Times New Roman" w:hAnsi="Times New Roman" w:eastAsia="Times New Roman" w:cs="Times New Roman"/>
+        </w:rPr>
+        <w:t xml:space="preserve"> N-O </w:t>
+      </w:r>
+      <w:r>
+        <w:rPr>
+          <w:rFonts w:hint="eastAsia" w:ascii="Times New Roman" w:hAnsi="Times New Roman" w:eastAsia="FangSong" w:cs="Times New Roman"/>
+        </w:rPr>
+        <w:t>伸缩振动模式的振动波数大小顺序</w:t>
+      </w:r>
+      <w:r>
+        <w:rPr>
+          <w:rFonts w:hint="eastAsia" w:ascii="Times New Roman" w:hAnsi="Times New Roman" w:eastAsia="Times New Roman" w:cs="Times New Roman"/>
+        </w:rPr>
+        <w:t>，</w:t>
+      </w:r>
+      <w:r>
+        <w:rPr>
+          <w:rFonts w:hint="eastAsia" w:ascii="Times New Roman" w:hAnsi="Times New Roman" w:eastAsia="FangSong" w:cs="Times New Roman"/>
+        </w:rPr>
+        <w:t>解释原因</w:t>
       </w:r>
       <w:r>
         <w:rPr>
@@ -29148,137 +29621,7 @@
         <w:rPr>
           <w:rFonts w:ascii="Times New Roman" w:hAnsi="Times New Roman" w:eastAsia="Times New Roman" w:cs="Times New Roman"/>
         </w:rPr>
-        <w:t xml:space="preserve">4-1-2 </w:t>
-      </w:r>
-      <w:r>
-        <w:rPr>
-          <w:rFonts w:hint="eastAsia" w:ascii="Times New Roman" w:hAnsi="Times New Roman" w:eastAsia="FangSong" w:cs="Times New Roman"/>
-        </w:rPr>
-        <w:t xml:space="preserve">指出</w:t>
-      </w:r>
-      <w:r>
-        <w:rPr>
-          <w:rFonts w:ascii="Times New Roman" w:hAnsi="Times New Roman" w:eastAsia="Times New Roman" w:cs="Times New Roman"/>
-        </w:rPr>
-        <w:t xml:space="preserve"> NO、NO</w:t>
-      </w:r>
-      <w:r>
-        <w:rPr>
-          <w:rFonts w:ascii="Times New Roman" w:hAnsi="Times New Roman" w:eastAsia="Times New Roman" w:cs="Times New Roman"/>
-        </w:rPr>
-        <w:t xml:space="preserve"> </w:t>
-      </w:r>
-      <m:oMath>
-        <m:sSup>
-          <m:e>
-            <m:r>
-              <m:t>​</m:t>
-            </m:r>
-          </m:e>
-          <m:sup>
-            <m:r>
-              <m:rPr>
-                <m:sty m:val="p"/>
-              </m:rPr>
-              <m:t>+</m:t>
-            </m:r>
-          </m:sup>
-        </m:sSup>
-      </m:oMath>
-      <w:r>
-        <w:rPr>
-          <w:rFonts w:ascii="Times New Roman" w:hAnsi="Times New Roman" w:eastAsia="Times New Roman" w:cs="Times New Roman"/>
-        </w:rPr>
-        <w:t xml:space="preserve"> </w:t>
-      </w:r>
-      <w:r>
-        <w:rPr>
-          <w:rFonts w:hint="eastAsia" w:ascii="Times New Roman" w:hAnsi="Times New Roman" w:eastAsia="FangSong" w:cs="Times New Roman"/>
-        </w:rPr>
-        <w:t xml:space="preserve">和</w:t>
-      </w:r>
-      <w:r>
-        <w:rPr>
-          <w:rFonts w:ascii="Times New Roman" w:hAnsi="Times New Roman" w:eastAsia="Times New Roman" w:cs="Times New Roman"/>
-        </w:rPr>
-        <w:t xml:space="preserve"> NO</w:t>
-      </w:r>
-      <w:r>
-        <w:rPr>
-          <w:rFonts w:ascii="Times New Roman" w:hAnsi="Times New Roman" w:eastAsia="Times New Roman" w:cs="Times New Roman"/>
-        </w:rPr>
-        <w:t xml:space="preserve"> </w:t>
-      </w:r>
-      <m:oMath>
-        <m:sSup>
-          <m:e>
-            <m:r>
-              <m:t>​</m:t>
-            </m:r>
-          </m:e>
-          <m:sup>
-            <m:r>
-              <m:rPr>
-                <m:sty m:val="p"/>
-              </m:rPr>
-              <m:t>−</m:t>
-            </m:r>
-          </m:sup>
-        </m:sSup>
-      </m:oMath>
-      <w:r>
-        <w:rPr>
-          <w:rFonts w:ascii="Times New Roman" w:hAnsi="Times New Roman" w:eastAsia="Times New Roman" w:cs="Times New Roman"/>
-        </w:rPr>
-        <w:t xml:space="preserve"> </w:t>
-      </w:r>
-      <w:r>
-        <w:rPr>
-          <w:rFonts w:hint="eastAsia" w:ascii="Times New Roman" w:hAnsi="Times New Roman" w:eastAsia="FangSong" w:cs="Times New Roman"/>
-        </w:rPr>
-        <w:t xml:space="preserve">的</w:t>
-      </w:r>
-      <w:r>
-        <w:rPr>
-          <w:rFonts w:ascii="Times New Roman" w:hAnsi="Times New Roman" w:eastAsia="Times New Roman" w:cs="Times New Roman"/>
-        </w:rPr>
-        <w:t xml:space="preserve"> N-O </w:t>
-      </w:r>
-      <w:r>
-        <w:rPr>
-          <w:rFonts w:hint="eastAsia" w:ascii="Times New Roman" w:hAnsi="Times New Roman" w:eastAsia="FangSong" w:cs="Times New Roman"/>
-        </w:rPr>
-        <w:t>伸缩振动模式的振动波数大小顺序</w:t>
-      </w:r>
-      <w:r>
-        <w:rPr>
-          <w:rFonts w:hint="eastAsia" w:ascii="Times New Roman" w:hAnsi="Times New Roman" w:eastAsia="Times New Roman" w:cs="Times New Roman"/>
-        </w:rPr>
-        <w:t>，</w:t>
-      </w:r>
-      <w:r>
-        <w:rPr>
-          <w:rFonts w:hint="eastAsia" w:ascii="Times New Roman" w:hAnsi="Times New Roman" w:eastAsia="FangSong" w:cs="Times New Roman"/>
-        </w:rPr>
-        <w:t>解释原因</w:t>
-      </w:r>
-      <w:r>
-        <w:rPr>
-          <w:rFonts w:hint="eastAsia" w:ascii="Times New Roman" w:hAnsi="Times New Roman" w:eastAsia="Times New Roman" w:cs="Times New Roman"/>
-        </w:rPr>
-        <w:t>。</w:t>
-      </w:r>
-    </w:p>
-    <w:p>
-      <w:pPr>
-        <w:pStyle w:val="BodyText"/>
-        <w:ind w:firstLine="420"/>
-      </w:pPr>
-      <w:r>
-        <w:rPr>
-          <w:rFonts w:ascii="Times New Roman" w:hAnsi="Times New Roman" w:eastAsia="Times New Roman" w:cs="Times New Roman"/>
-        </w:rPr>
-        <w:t xml:space="preserve">4-1-3 </w:t>
+        <w:t xml:space="preserve">(1)③ </w:t>
       </w:r>
       <w:r>
         <w:rPr>
@@ -29499,15 +29842,12 @@
     </w:p>
     <w:p>
       <w:pPr>
-        <w:pStyle w:val="BodyText"/>
+        <w:numPr>
+          <w:ilvl w:val="0"/>
+          <w:numId w:val="1010"/>
+        </w:numPr>
         <w:ind w:firstLine="420"/>
       </w:pPr>
-      <w:r>
-        <w:rPr>
-          <w:rFonts w:ascii="Times New Roman" w:hAnsi="Times New Roman" w:eastAsia="Times New Roman" w:cs="Times New Roman"/>
-        </w:rPr>
-        <w:t xml:space="preserve">4-2 </w:t>
-      </w:r>
       <w:r>
         <w:rPr>
           <w:rFonts w:hint="eastAsia" w:ascii="Times New Roman" w:hAnsi="Times New Roman" w:eastAsia="FangSong" w:cs="Times New Roman"/>
@@ -29535,15 +29875,12 @@
     </w:p>
     <w:p>
       <w:pPr>
-        <w:pStyle w:val="BodyText"/>
+        <w:numPr>
+          <w:ilvl w:val="0"/>
+          <w:numId w:val="1010"/>
+        </w:numPr>
         <w:ind w:firstLine="420"/>
       </w:pPr>
-      <w:r>
-        <w:rPr>
-          <w:rFonts w:ascii="Times New Roman" w:hAnsi="Times New Roman" w:eastAsia="Times New Roman" w:cs="Times New Roman"/>
-        </w:rPr>
-        <w:t xml:space="preserve">4-3 </w:t>
-      </w:r>
       <w:r>
         <w:rPr>
           <w:rFonts w:hint="eastAsia" w:ascii="Times New Roman" w:hAnsi="Times New Roman" w:eastAsia="FangSong" w:cs="Times New Roman"/>
@@ -29650,6 +29987,16 @@
           <w:rFonts w:hint="eastAsia" w:ascii="Times New Roman" w:hAnsi="Times New Roman" w:eastAsia="Times New Roman" w:cs="Times New Roman"/>
         </w:rPr>
         <w:t>）</w:t>
+      </w:r>
+    </w:p>
+    <w:p>
+      <w:pPr>
+        <w:spacing w:before="160" w:after="80"/>
+      </w:pPr>
+      <w:r>
+        <w:pict>
+          <v:rect style="width:0;height:1.5pt" o:hralign="center" o:hrstd="t" o:hr="t"/>
+        </w:pict>
       </w:r>
     </w:p>
     <w:p>
@@ -29961,7 +30308,7 @@
           <w:b/>
           <w:bCs/>
         </w:rPr>
-        <w:t xml:space="preserve">5-1</w:t>
+        <w:t xml:space="preserve">(1)</w:t>
       </w:r>
       <w:r>
         <w:rPr>
@@ -30367,7 +30714,7 @@
           <w:b/>
           <w:bCs/>
         </w:rPr>
-        <w:t xml:space="preserve">5-2</w:t>
+        <w:t xml:space="preserve">(2)</w:t>
       </w:r>
       <w:r>
         <w:rPr>
@@ -30434,7 +30781,7 @@
       <w:pPr>
         <w:numPr>
           <w:ilvl w:val="0"/>
-          <w:numId w:val="1004"/>
+          <w:numId w:val="1011"/>
         </w:numPr>
         <w:ind w:firstLine="420"/>
       </w:pPr>
@@ -30509,7 +30856,7 @@
       <w:pPr>
         <w:numPr>
           <w:ilvl w:val="0"/>
-          <w:numId w:val="1004"/>
+          <w:numId w:val="1011"/>
         </w:numPr>
         <w:ind w:firstLine="420"/>
       </w:pPr>
@@ -30554,7 +30901,7 @@
       <w:pPr>
         <w:numPr>
           <w:ilvl w:val="0"/>
-          <w:numId w:val="1004"/>
+          <w:numId w:val="1011"/>
         </w:numPr>
         <w:ind w:firstLine="420"/>
       </w:pPr>
@@ -30624,7 +30971,7 @@
           <w:b/>
           <w:bCs/>
         </w:rPr>
-        <w:t xml:space="preserve">5-3</w:t>
+        <w:t xml:space="preserve">(3)</w:t>
       </w:r>
       <w:r>
         <w:rPr>
@@ -30739,6 +31086,16 @@
           <w:rFonts w:hint="eastAsia" w:ascii="Times New Roman" w:hAnsi="Times New Roman" w:eastAsia="Times New Roman" w:cs="Times New Roman"/>
         </w:rPr>
         <w:t>。</w:t>
+      </w:r>
+    </w:p>
+    <w:p>
+      <w:pPr>
+        <w:spacing w:before="160" w:after="80"/>
+      </w:pPr>
+      <w:r>
+        <w:pict>
+          <v:rect style="width:0;height:1.5pt" o:hralign="center" o:hrstd="t" o:hr="t"/>
+        </w:pict>
       </w:r>
     </w:p>
     <w:p>
@@ -31036,7 +31393,7 @@
           <w:b/>
           <w:bCs/>
         </w:rPr>
-        <w:t xml:space="preserve">8-1</w:t>
+        <w:t xml:space="preserve">(1)</w:t>
       </w:r>
       <w:r>
         <w:rPr>
@@ -31637,7 +31994,7 @@
           <w:b/>
           <w:bCs/>
         </w:rPr>
-        <w:t xml:space="preserve">8-2</w:t>
+        <w:t xml:space="preserve">(2)</w:t>
       </w:r>
       <w:r>
         <w:rPr>
@@ -31963,7 +32320,7 @@
           <w:b/>
           <w:bCs/>
         </w:rPr>
-        <w:t xml:space="preserve">8-3</w:t>
+        <w:t xml:space="preserve">(3)</w:t>
       </w:r>
       <w:r>
         <w:rPr>
@@ -32285,7 +32642,7 @@
           <w:b/>
           <w:bCs/>
         </w:rPr>
-        <w:t xml:space="preserve">8-4</w:t>
+        <w:t xml:space="preserve">(4)</w:t>
       </w:r>
       <w:r>
         <w:rPr>
@@ -33463,7 +33820,7 @@
       <w:pPr>
         <w:numPr>
           <w:ilvl w:val="0"/>
-          <w:numId w:val="1005"/>
+          <w:numId w:val="1012"/>
         </w:numPr>
         <w:ind w:firstLine="420"/>
       </w:pPr>
@@ -33650,7 +34007,7 @@
       <w:pPr>
         <w:numPr>
           <w:ilvl w:val="0"/>
-          <w:numId w:val="1005"/>
+          <w:numId w:val="1012"/>
         </w:numPr>
         <w:ind w:firstLine="420"/>
       </w:pPr>
@@ -33739,7 +34096,7 @@
       <w:pPr>
         <w:numPr>
           <w:ilvl w:val="0"/>
-          <w:numId w:val="1005"/>
+          <w:numId w:val="1012"/>
         </w:numPr>
         <w:ind w:firstLine="420"/>
       </w:pPr>
@@ -33760,7 +34117,7 @@
       <w:pPr>
         <w:numPr>
           <w:ilvl w:val="0"/>
-          <w:numId w:val="1005"/>
+          <w:numId w:val="1012"/>
         </w:numPr>
         <w:ind w:firstLine="420"/>
       </w:pPr>
@@ -34370,7 +34727,7 @@
           <w:b/>
           <w:bCs/>
         </w:rPr>
-        <w:t xml:space="preserve">8-5</w:t>
+        <w:t xml:space="preserve">(5)</w:t>
       </w:r>
       <w:r>
         <w:rPr>
@@ -34657,7 +35014,7 @@
       <w:pPr>
         <w:numPr>
           <w:ilvl w:val="0"/>
-          <w:numId w:val="1006"/>
+          <w:numId w:val="1013"/>
         </w:numPr>
         <w:ind w:firstLine="420"/>
       </w:pPr>
@@ -34702,7 +35059,7 @@
       <w:pPr>
         <w:numPr>
           <w:ilvl w:val="0"/>
-          <w:numId w:val="1006"/>
+          <w:numId w:val="1013"/>
         </w:numPr>
         <w:ind w:firstLine="420"/>
       </w:pPr>
@@ -34765,7 +35122,7 @@
       <w:pPr>
         <w:numPr>
           <w:ilvl w:val="0"/>
-          <w:numId w:val="1006"/>
+          <w:numId w:val="1013"/>
         </w:numPr>
         <w:ind w:firstLine="420"/>
       </w:pPr>
@@ -34900,7 +35257,7 @@
           <w:b/>
           <w:bCs/>
         </w:rPr>
-        <w:t xml:space="preserve">8-6</w:t>
+        <w:t xml:space="preserve">(6)</w:t>
       </w:r>
       <w:r>
         <w:rPr>
@@ -35109,7 +35466,7 @@
       <w:pPr>
         <w:numPr>
           <w:ilvl w:val="0"/>
-          <w:numId w:val="1007"/>
+          <w:numId w:val="1014"/>
         </w:numPr>
         <w:ind w:firstLine="420"/>
       </w:pPr>
@@ -35202,7 +35559,7 @@
       <w:pPr>
         <w:numPr>
           <w:ilvl w:val="0"/>
-          <w:numId w:val="1007"/>
+          <w:numId w:val="1014"/>
         </w:numPr>
         <w:ind w:firstLine="420"/>
       </w:pPr>
@@ -35353,7 +35710,7 @@
       <w:pPr>
         <w:numPr>
           <w:ilvl w:val="0"/>
-          <w:numId w:val="1007"/>
+          <w:numId w:val="1014"/>
         </w:numPr>
         <w:ind w:firstLine="420"/>
       </w:pPr>
@@ -36070,7 +36427,7 @@
       <w:pPr>
         <w:numPr>
           <w:ilvl w:val="0"/>
-          <w:numId w:val="1008"/>
+          <w:numId w:val="1015"/>
         </w:numPr>
         <w:ind w:firstLine="420"/>
       </w:pPr>
@@ -36247,7 +36604,7 @@
       <w:pPr>
         <w:numPr>
           <w:ilvl w:val="0"/>
-          <w:numId w:val="1008"/>
+          <w:numId w:val="1015"/>
         </w:numPr>
         <w:ind w:firstLine="420"/>
       </w:pPr>
@@ -36422,7 +36779,7 @@
       <w:pPr>
         <w:numPr>
           <w:ilvl w:val="0"/>
-          <w:numId w:val="1008"/>
+          <w:numId w:val="1015"/>
         </w:numPr>
         <w:ind w:firstLine="420"/>
       </w:pPr>
@@ -36681,6 +37038,16 @@
           <w:rFonts w:hint="eastAsia" w:ascii="Times New Roman" w:hAnsi="Times New Roman" w:eastAsia="Times New Roman" w:cs="Times New Roman"/>
         </w:rPr>
         <w:t>。</w:t>
+      </w:r>
+    </w:p>
+    <w:p>
+      <w:pPr>
+        <w:spacing w:before="160" w:after="80"/>
+      </w:pPr>
+      <w:r>
+        <w:pict>
+          <v:rect style="width:0;height:1.5pt" o:hralign="center" o:hrstd="t" o:hr="t"/>
+        </w:pict>
       </w:r>
     </w:p>
     <w:p>
@@ -36988,7 +37355,7 @@
           <w:b/>
           <w:bCs/>
         </w:rPr>
-        <w:t xml:space="preserve">9-1</w:t>
+        <w:t xml:space="preserve">(1)</w:t>
       </w:r>
       <w:r>
         <w:rPr>
@@ -37080,7 +37447,7 @@
           <w:b/>
           <w:bCs/>
         </w:rPr>
-        <w:t xml:space="preserve">9-2</w:t>
+        <w:t xml:space="preserve">(2)</w:t>
       </w:r>
       <w:r>
         <w:rPr>
@@ -37206,7 +37573,7 @@
           <w:b/>
           <w:bCs/>
         </w:rPr>
-        <w:t xml:space="preserve">9-3</w:t>
+        <w:t xml:space="preserve">(3)</w:t>
       </w:r>
       <w:r>
         <w:rPr>
@@ -37250,7 +37617,7 @@
           <w:b/>
           <w:bCs/>
         </w:rPr>
-        <w:t xml:space="preserve">9-4</w:t>
+        <w:t xml:space="preserve">(4)</w:t>
       </w:r>
       <w:r>
         <w:rPr>
@@ -37294,7 +37661,7 @@
           <w:b/>
           <w:bCs/>
         </w:rPr>
-        <w:t xml:space="preserve">9-5</w:t>
+        <w:t xml:space="preserve">(5)</w:t>
       </w:r>
       <w:r>
         <w:rPr>
@@ -37423,7 +37790,7 @@
       <w:pPr>
         <w:numPr>
           <w:ilvl w:val="0"/>
-          <w:numId w:val="1009"/>
+          <w:numId w:val="1016"/>
         </w:numPr>
         <w:ind w:firstLine="420"/>
       </w:pPr>
@@ -37492,7 +37859,7 @@
       <w:pPr>
         <w:numPr>
           <w:ilvl w:val="0"/>
-          <w:numId w:val="1009"/>
+          <w:numId w:val="1016"/>
         </w:numPr>
         <w:ind w:firstLine="420"/>
       </w:pPr>
@@ -37585,7 +37952,7 @@
       <w:pPr>
         <w:numPr>
           <w:ilvl w:val="0"/>
-          <w:numId w:val="1009"/>
+          <w:numId w:val="1016"/>
         </w:numPr>
         <w:ind w:firstLine="420"/>
       </w:pPr>
@@ -37666,7 +38033,7 @@
       <w:pPr>
         <w:numPr>
           <w:ilvl w:val="0"/>
-          <w:numId w:val="1009"/>
+          <w:numId w:val="1016"/>
         </w:numPr>
         <w:ind w:firstLine="420"/>
       </w:pPr>
@@ -37859,6 +38226,16 @@
         </w:pict>
       </w:r>
     </w:p>
+    <w:p>
+      <w:pPr>
+        <w:spacing w:before="160" w:after="80"/>
+      </w:pPr>
+      <w:r>
+        <w:pict>
+          <v:rect style="width:0;height:1.5pt" o:hralign="center" o:hrstd="t" o:hr="t"/>
+        </w:pict>
+      </w:r>
+    </w:p>
     <w:bookmarkEnd w:id="119"/>
     <w:bookmarkStart w:id="120" w:name="第34题"/>
     <w:p>
@@ -38548,7 +38925,7 @@
           <w:b/>
           <w:bCs/>
         </w:rPr>
-        <w:t xml:space="preserve">10-1</w:t>
+        <w:t xml:space="preserve">(1)</w:t>
       </w:r>
       <w:r>
         <w:rPr>
@@ -38580,7 +38957,7 @@
           <w:b/>
           <w:bCs/>
         </w:rPr>
-        <w:t xml:space="preserve">10-2</w:t>
+        <w:t xml:space="preserve">(2)</w:t>
       </w:r>
       <w:r>
         <w:rPr>
@@ -38617,7 +38994,7 @@
       <w:pPr>
         <w:numPr>
           <w:ilvl w:val="0"/>
-          <w:numId w:val="1010"/>
+          <w:numId w:val="1017"/>
         </w:numPr>
         <w:ind w:firstLine="420"/>
       </w:pPr>
@@ -38700,7 +39077,7 @@
       <w:pPr>
         <w:numPr>
           <w:ilvl w:val="0"/>
-          <w:numId w:val="1010"/>
+          <w:numId w:val="1017"/>
         </w:numPr>
         <w:ind w:firstLine="420"/>
       </w:pPr>
@@ -38777,7 +39154,7 @@
       <w:pPr>
         <w:numPr>
           <w:ilvl w:val="0"/>
-          <w:numId w:val="1010"/>
+          <w:numId w:val="1017"/>
         </w:numPr>
         <w:ind w:firstLine="420"/>
       </w:pPr>
@@ -39111,7 +39488,7 @@
           <w:b/>
           <w:bCs/>
         </w:rPr>
-        <w:t xml:space="preserve">10-3</w:t>
+        <w:t xml:space="preserve">(3)</w:t>
       </w:r>
       <w:r>
         <w:rPr>
@@ -39295,7 +39672,7 @@
           <w:b/>
           <w:bCs/>
         </w:rPr>
-        <w:t xml:space="preserve">10-4</w:t>
+        <w:t xml:space="preserve">(4)</w:t>
       </w:r>
       <w:r>
         <w:rPr>
@@ -39423,7 +39800,7 @@
           <w:b/>
           <w:bCs/>
         </w:rPr>
-        <w:t xml:space="preserve">10-5</w:t>
+        <w:t xml:space="preserve">(5)</w:t>
       </w:r>
       <w:r>
         <w:rPr>
@@ -39731,7 +40108,7 @@
           <w:b/>
           <w:bCs/>
         </w:rPr>
-        <w:t xml:space="preserve">10-7</w:t>
+        <w:t xml:space="preserve">(7)</w:t>
       </w:r>
       <w:r>
         <w:rPr>
@@ -39774,6 +40151,16 @@
           <w:rFonts w:hint="eastAsia" w:ascii="Times New Roman" w:hAnsi="Times New Roman" w:eastAsia="Times New Roman" w:cs="Times New Roman"/>
         </w:rPr>
         <w:t>。</w:t>
+      </w:r>
+    </w:p>
+    <w:p>
+      <w:pPr>
+        <w:spacing w:before="160" w:after="80"/>
+      </w:pPr>
+      <w:r>
+        <w:pict>
+          <v:rect style="width:0;height:1.5pt" o:hralign="center" o:hrstd="t" o:hr="t"/>
+        </w:pict>
       </w:r>
     </w:p>
     <w:p>
@@ -39993,7 +40380,7 @@
           <w:b/>
           <w:bCs/>
         </w:rPr>
-        <w:t xml:space="preserve">9-1</w:t>
+        <w:t xml:space="preserve">(1)</w:t>
       </w:r>
       <w:r>
         <w:rPr>
@@ -40037,7 +40424,7 @@
           <w:b/>
           <w:bCs/>
         </w:rPr>
-        <w:t xml:space="preserve">9-2</w:t>
+        <w:t xml:space="preserve">(2)</w:t>
       </w:r>
       <w:r>
         <w:rPr>
@@ -40131,7 +40518,7 @@
           <w:b/>
           <w:bCs/>
         </w:rPr>
-        <w:t xml:space="preserve">9-3</w:t>
+        <w:t xml:space="preserve">(3)</w:t>
       </w:r>
       <w:r>
         <w:rPr>
@@ -40211,7 +40598,7 @@
           <w:b/>
           <w:bCs/>
         </w:rPr>
-        <w:t xml:space="preserve">9-4</w:t>
+        <w:t xml:space="preserve">(4)</w:t>
       </w:r>
       <w:r>
         <w:rPr>
@@ -40280,6 +40667,16 @@
           <w:rFonts w:hint="eastAsia" w:ascii="Times New Roman" w:hAnsi="Times New Roman" w:eastAsia="Times New Roman" w:cs="Times New Roman"/>
         </w:rPr>
         <w:t>？</w:t>
+      </w:r>
+    </w:p>
+    <w:p>
+      <w:pPr>
+        <w:spacing w:before="160" w:after="80"/>
+      </w:pPr>
+      <w:r>
+        <w:pict>
+          <v:rect style="width:0;height:1.5pt" o:hralign="center" o:hrstd="t" o:hr="t"/>
+        </w:pict>
       </w:r>
     </w:p>
     <w:p>
@@ -40685,7 +41082,7 @@
           <w:b/>
           <w:bCs/>
         </w:rPr>
-        <w:t xml:space="preserve">6-1</w:t>
+        <w:t xml:space="preserve">(1)</w:t>
       </w:r>
       <w:r>
         <w:rPr>
@@ -40870,7 +41267,7 @@
           <w:b/>
           <w:bCs/>
         </w:rPr>
-        <w:t xml:space="preserve">6-2</w:t>
+        <w:t xml:space="preserve">(2)</w:t>
       </w:r>
       <w:r>
         <w:rPr>
@@ -40986,7 +41383,7 @@
           <w:b/>
           <w:bCs/>
         </w:rPr>
-        <w:t xml:space="preserve">6-3</w:t>
+        <w:t xml:space="preserve">(3)</w:t>
       </w:r>
       <w:r>
         <w:rPr>
@@ -41060,7 +41457,7 @@
           <w:b/>
           <w:bCs/>
         </w:rPr>
-        <w:t xml:space="preserve">6-4</w:t>
+        <w:t xml:space="preserve">(4)</w:t>
       </w:r>
       <w:r>
         <w:rPr>
@@ -41280,7 +41677,7 @@
           <w:b/>
           <w:bCs/>
         </w:rPr>
-        <w:t xml:space="preserve">6-5</w:t>
+        <w:t xml:space="preserve">(5)</w:t>
       </w:r>
       <w:r>
         <w:rPr>
@@ -41529,6 +41926,16 @@
           <w:rFonts w:hint="eastAsia" w:ascii="Times New Roman" w:hAnsi="Times New Roman" w:eastAsia="Times New Roman" w:cs="Times New Roman"/>
         </w:rPr>
         <w:t>。</w:t>
+      </w:r>
+    </w:p>
+    <w:p>
+      <w:pPr>
+        <w:spacing w:before="160" w:after="80"/>
+      </w:pPr>
+      <w:r>
+        <w:pict>
+          <v:rect style="width:0;height:1.5pt" o:hralign="center" o:hrstd="t" o:hr="t"/>
+        </w:pict>
       </w:r>
     </w:p>
     <w:p>
@@ -41596,7 +42003,7 @@
           <w:b/>
           <w:bCs/>
         </w:rPr>
-        <w:t xml:space="preserve">7-1</w:t>
+        <w:t xml:space="preserve">(1)</w:t>
       </w:r>
       <w:r>
         <w:rPr>
@@ -41750,7 +42157,7 @@
           <w:b/>
           <w:bCs/>
         </w:rPr>
-        <w:t xml:space="preserve">7-2</w:t>
+        <w:t xml:space="preserve">(2)</w:t>
       </w:r>
       <w:r>
         <w:rPr>
@@ -41782,7 +42189,7 @@
           <w:b/>
           <w:bCs/>
         </w:rPr>
-        <w:t xml:space="preserve">7-3</w:t>
+        <w:t xml:space="preserve">(3)</w:t>
       </w:r>
       <w:r>
         <w:rPr>
@@ -41825,6 +42232,16 @@
           <w:rFonts w:hint="eastAsia" w:ascii="Times New Roman" w:hAnsi="Times New Roman" w:eastAsia="Times New Roman" w:cs="Times New Roman"/>
         </w:rPr>
         <w:t>？</w:t>
+      </w:r>
+    </w:p>
+    <w:p>
+      <w:pPr>
+        <w:spacing w:before="160" w:after="80"/>
+      </w:pPr>
+      <w:r>
+        <w:pict>
+          <v:rect style="width:0;height:1.5pt" o:hralign="center" o:hrstd="t" o:hr="t"/>
+        </w:pict>
       </w:r>
     </w:p>
     <w:p>
@@ -42541,7 +42958,7 @@
           <w:b/>
           <w:bCs/>
         </w:rPr>
-        <w:t xml:space="preserve">3-1</w:t>
+        <w:t xml:space="preserve">(1)</w:t>
       </w:r>
       <w:r>
         <w:rPr>
@@ -42585,7 +43002,7 @@
           <w:b/>
           <w:bCs/>
         </w:rPr>
-        <w:t xml:space="preserve">3-2</w:t>
+        <w:t xml:space="preserve">(2)</w:t>
       </w:r>
       <w:r>
         <w:rPr>
@@ -42617,7 +43034,7 @@
           <w:b/>
           <w:bCs/>
         </w:rPr>
-        <w:t xml:space="preserve">3-3</w:t>
+        <w:t xml:space="preserve">(3)</w:t>
       </w:r>
       <w:r>
         <w:rPr>
@@ -42747,7 +43164,7 @@
           <w:b/>
           <w:bCs/>
         </w:rPr>
-        <w:t xml:space="preserve">3-4</w:t>
+        <w:t xml:space="preserve">(4)</w:t>
       </w:r>
       <w:r>
         <w:rPr>
@@ -42804,6 +43221,16 @@
           <w:rFonts w:hint="eastAsia" w:ascii="Times New Roman" w:hAnsi="Times New Roman" w:eastAsia="Times New Roman" w:cs="Times New Roman"/>
         </w:rPr>
         <w:t>？</w:t>
+      </w:r>
+    </w:p>
+    <w:p>
+      <w:pPr>
+        <w:spacing w:before="160" w:after="80"/>
+      </w:pPr>
+      <w:r>
+        <w:pict>
+          <v:rect style="width:0;height:1.5pt" o:hralign="center" o:hrstd="t" o:hr="t"/>
+        </w:pict>
       </w:r>
     </w:p>
     <w:p>
@@ -43461,7 +43888,7 @@
           <w:b/>
           <w:bCs/>
         </w:rPr>
-        <w:t xml:space="preserve">4-1</w:t>
+        <w:t xml:space="preserve">(1)</w:t>
       </w:r>
       <w:r>
         <w:rPr>
@@ -43553,7 +43980,7 @@
           <w:b/>
           <w:bCs/>
         </w:rPr>
-        <w:t xml:space="preserve">4-2</w:t>
+        <w:t xml:space="preserve">(2)</w:t>
       </w:r>
       <w:r>
         <w:rPr>
@@ -43633,7 +44060,7 @@
           <w:b/>
           <w:bCs/>
         </w:rPr>
-        <w:t xml:space="preserve">4-3</w:t>
+        <w:t xml:space="preserve">(3)</w:t>
       </w:r>
       <w:r>
         <w:rPr>
@@ -43813,7 +44240,7 @@
           <w:b/>
           <w:bCs/>
         </w:rPr>
-        <w:t xml:space="preserve">4-4</w:t>
+        <w:t xml:space="preserve">(4)</w:t>
       </w:r>
       <w:r>
         <w:rPr>
@@ -43899,7 +44326,7 @@
           <w:b/>
           <w:bCs/>
         </w:rPr>
-        <w:t xml:space="preserve">4-5</w:t>
+        <w:t xml:space="preserve">(5)</w:t>
       </w:r>
       <w:r>
         <w:rPr>
@@ -44042,6 +44469,16 @@
           <w:rFonts w:hint="eastAsia" w:ascii="Times New Roman" w:hAnsi="Times New Roman" w:eastAsia="Times New Roman" w:cs="Times New Roman"/>
         </w:rPr>
         <w:t>。</w:t>
+      </w:r>
+    </w:p>
+    <w:p>
+      <w:pPr>
+        <w:spacing w:before="160" w:after="80"/>
+      </w:pPr>
+      <w:r>
+        <w:pict>
+          <v:rect style="width:0;height:1.5pt" o:hralign="center" o:hrstd="t" o:hr="t"/>
+        </w:pict>
       </w:r>
     </w:p>
     <w:p>
@@ -44861,7 +45298,7 @@
           <w:b/>
           <w:bCs/>
         </w:rPr>
-        <w:t xml:space="preserve">2-1</w:t>
+        <w:t xml:space="preserve">(1)</w:t>
       </w:r>
       <w:r>
         <w:rPr>
@@ -44893,7 +45330,7 @@
           <w:b/>
           <w:bCs/>
         </w:rPr>
-        <w:t xml:space="preserve">2-2</w:t>
+        <w:t xml:space="preserve">(2)</w:t>
       </w:r>
       <w:r>
         <w:rPr>
@@ -44924,6 +45361,16 @@
           <w:rFonts w:hint="eastAsia" w:ascii="Times New Roman" w:hAnsi="Times New Roman" w:eastAsia="Times New Roman" w:cs="Times New Roman"/>
         </w:rPr>
         <w:t>。</w:t>
+      </w:r>
+    </w:p>
+    <w:p>
+      <w:pPr>
+        <w:spacing w:before="160" w:after="80"/>
+      </w:pPr>
+      <w:r>
+        <w:pict>
+          <v:rect style="width:0;height:1.5pt" o:hralign="center" o:hrstd="t" o:hr="t"/>
+        </w:pict>
       </w:r>
     </w:p>
     <w:p>
@@ -45354,6 +45801,91 @@
       </w:rPr>
     </w:lvl>
   </w:abstractNum>
+  <w:abstractNum w:abstractNumId="99432">
+    <w:nsid w:val="00A99432"/>
+    <w:multiLevelType w:val="multilevel"/>
+    <w:lvl w:ilvl="0">
+      <w:start w:val="2"/>
+      <w:numFmt w:val="decimal"/>
+      <w:lvlText w:val="(%1)"/>
+      <w:lvlJc w:val="left"/>
+      <w:pPr>
+        <w:ind w:left="720" w:hanging="360"/>
+      </w:pPr>
+    </w:lvl>
+    <w:lvl w:ilvl="1">
+      <w:start w:val="2"/>
+      <w:numFmt w:val="decimal"/>
+      <w:lvlText w:val="(%2)"/>
+      <w:lvlJc w:val="left"/>
+      <w:pPr>
+        <w:ind w:left="1440" w:hanging="360"/>
+      </w:pPr>
+    </w:lvl>
+    <w:lvl w:ilvl="2">
+      <w:start w:val="2"/>
+      <w:numFmt w:val="decimal"/>
+      <w:lvlText w:val="(%3)"/>
+      <w:lvlJc w:val="left"/>
+      <w:pPr>
+        <w:ind w:left="2160" w:hanging="360"/>
+      </w:pPr>
+    </w:lvl>
+    <w:lvl w:ilvl="3">
+      <w:start w:val="2"/>
+      <w:numFmt w:val="decimal"/>
+      <w:lvlText w:val="(%4)"/>
+      <w:lvlJc w:val="left"/>
+      <w:pPr>
+        <w:ind w:left="2880" w:hanging="360"/>
+      </w:pPr>
+    </w:lvl>
+    <w:lvl w:ilvl="4">
+      <w:start w:val="2"/>
+      <w:numFmt w:val="decimal"/>
+      <w:lvlText w:val="(%5)"/>
+      <w:lvlJc w:val="left"/>
+      <w:pPr>
+        <w:ind w:left="3600" w:hanging="360"/>
+      </w:pPr>
+    </w:lvl>
+    <w:lvl w:ilvl="5">
+      <w:start w:val="2"/>
+      <w:numFmt w:val="decimal"/>
+      <w:lvlText w:val="(%6)"/>
+      <w:lvlJc w:val="left"/>
+      <w:pPr>
+        <w:ind w:left="4320" w:hanging="360"/>
+      </w:pPr>
+    </w:lvl>
+    <w:lvl w:ilvl="6">
+      <w:start w:val="2"/>
+      <w:numFmt w:val="decimal"/>
+      <w:lvlText w:val="(%7)"/>
+      <w:lvlJc w:val="left"/>
+      <w:pPr>
+        <w:ind w:left="5040" w:hanging="360"/>
+      </w:pPr>
+    </w:lvl>
+    <w:lvl w:ilvl="7">
+      <w:start w:val="2"/>
+      <w:numFmt w:val="decimal"/>
+      <w:lvlText w:val="(%8)"/>
+      <w:lvlJc w:val="left"/>
+      <w:pPr>
+        <w:ind w:left="5760" w:hanging="360"/>
+      </w:pPr>
+    </w:lvl>
+    <w:lvl w:ilvl="8">
+      <w:start w:val="2"/>
+      <w:numFmt w:val="decimal"/>
+      <w:lvlText w:val="(%9)"/>
+      <w:lvlJc w:val="left"/>
+      <w:pPr>
+        <w:ind w:left="6480" w:hanging="360"/>
+      </w:pPr>
+    </w:lvl>
+  </w:abstractNum>
   <w:abstractNum w:abstractNumId="99831">
     <w:nsid w:val="00A99831"/>
     <w:multiLevelType w:val="multilevel"/>
@@ -45432,91 +45964,6 @@
     <w:lvl w:ilvl="8">
       <w:start w:val="1"/>
       <w:numFmt w:val="upperLetter"/>
-      <w:lvlText w:val="(%9)"/>
-      <w:lvlJc w:val="left"/>
-      <w:pPr>
-        <w:ind w:left="6480" w:hanging="360"/>
-      </w:pPr>
-    </w:lvl>
-  </w:abstractNum>
-  <w:abstractNum w:abstractNumId="99432">
-    <w:nsid w:val="00A99432"/>
-    <w:multiLevelType w:val="multilevel"/>
-    <w:lvl w:ilvl="0">
-      <w:start w:val="2"/>
-      <w:numFmt w:val="decimal"/>
-      <w:lvlText w:val="(%1)"/>
-      <w:lvlJc w:val="left"/>
-      <w:pPr>
-        <w:ind w:left="720" w:hanging="360"/>
-      </w:pPr>
-    </w:lvl>
-    <w:lvl w:ilvl="1">
-      <w:start w:val="2"/>
-      <w:numFmt w:val="decimal"/>
-      <w:lvlText w:val="(%2)"/>
-      <w:lvlJc w:val="left"/>
-      <w:pPr>
-        <w:ind w:left="1440" w:hanging="360"/>
-      </w:pPr>
-    </w:lvl>
-    <w:lvl w:ilvl="2">
-      <w:start w:val="2"/>
-      <w:numFmt w:val="decimal"/>
-      <w:lvlText w:val="(%3)"/>
-      <w:lvlJc w:val="left"/>
-      <w:pPr>
-        <w:ind w:left="2160" w:hanging="360"/>
-      </w:pPr>
-    </w:lvl>
-    <w:lvl w:ilvl="3">
-      <w:start w:val="2"/>
-      <w:numFmt w:val="decimal"/>
-      <w:lvlText w:val="(%4)"/>
-      <w:lvlJc w:val="left"/>
-      <w:pPr>
-        <w:ind w:left="2880" w:hanging="360"/>
-      </w:pPr>
-    </w:lvl>
-    <w:lvl w:ilvl="4">
-      <w:start w:val="2"/>
-      <w:numFmt w:val="decimal"/>
-      <w:lvlText w:val="(%5)"/>
-      <w:lvlJc w:val="left"/>
-      <w:pPr>
-        <w:ind w:left="3600" w:hanging="360"/>
-      </w:pPr>
-    </w:lvl>
-    <w:lvl w:ilvl="5">
-      <w:start w:val="2"/>
-      <w:numFmt w:val="decimal"/>
-      <w:lvlText w:val="(%6)"/>
-      <w:lvlJc w:val="left"/>
-      <w:pPr>
-        <w:ind w:left="4320" w:hanging="360"/>
-      </w:pPr>
-    </w:lvl>
-    <w:lvl w:ilvl="6">
-      <w:start w:val="2"/>
-      <w:numFmt w:val="decimal"/>
-      <w:lvlText w:val="(%7)"/>
-      <w:lvlJc w:val="left"/>
-      <w:pPr>
-        <w:ind w:left="5040" w:hanging="360"/>
-      </w:pPr>
-    </w:lvl>
-    <w:lvl w:ilvl="7">
-      <w:start w:val="2"/>
-      <w:numFmt w:val="decimal"/>
-      <w:lvlText w:val="(%8)"/>
-      <w:lvlJc w:val="left"/>
-      <w:pPr>
-        <w:ind w:left="5760" w:hanging="360"/>
-      </w:pPr>
-    </w:lvl>
-    <w:lvl w:ilvl="8">
-      <w:start w:val="2"/>
-      <w:numFmt w:val="decimal"/>
       <w:lvlText w:val="(%9)"/>
       <w:lvlJc w:val="left"/>
       <w:pPr>
@@ -45646,7 +46093,7 @@
     <w:abstractNumId w:val="991"/>
   </w:num>
   <w:num w:numId="1003">
-    <w:abstractNumId w:val="99831"/>
+    <w:abstractNumId w:val="99431"/>
     <w:lvlOverride w:ilvl="0">
       <w:startOverride w:val="1"/>
     </w:lvlOverride>
@@ -45736,7 +46183,7 @@
     </w:lvlOverride>
   </w:num>
   <w:num w:numId="1006">
-    <w:abstractNumId w:val="99431"/>
+    <w:abstractNumId w:val="99831"/>
     <w:lvlOverride w:ilvl="0">
       <w:startOverride w:val="1"/>
     </w:lvlOverride>
@@ -45796,33 +46243,33 @@
     </w:lvlOverride>
   </w:num>
   <w:num w:numId="1008">
-    <w:abstractNumId w:val="99434"/>
+    <w:abstractNumId w:val="99432"/>
     <w:lvlOverride w:ilvl="0">
-      <w:startOverride w:val="4"/>
+      <w:startOverride w:val="2"/>
     </w:lvlOverride>
     <w:lvlOverride w:ilvl="1">
-      <w:startOverride w:val="4"/>
+      <w:startOverride w:val="2"/>
     </w:lvlOverride>
     <w:lvlOverride w:ilvl="2">
-      <w:startOverride w:val="4"/>
+      <w:startOverride w:val="2"/>
     </w:lvlOverride>
     <w:lvlOverride w:ilvl="3">
-      <w:startOverride w:val="4"/>
+      <w:startOverride w:val="2"/>
     </w:lvlOverride>
     <w:lvlOverride w:ilvl="4">
-      <w:startOverride w:val="4"/>
+      <w:startOverride w:val="2"/>
     </w:lvlOverride>
     <w:lvlOverride w:ilvl="5">
-      <w:startOverride w:val="4"/>
+      <w:startOverride w:val="2"/>
     </w:lvlOverride>
     <w:lvlOverride w:ilvl="6">
-      <w:startOverride w:val="4"/>
+      <w:startOverride w:val="2"/>
     </w:lvlOverride>
     <w:lvlOverride w:ilvl="7">
-      <w:startOverride w:val="4"/>
+      <w:startOverride w:val="2"/>
     </w:lvlOverride>
     <w:lvlOverride w:ilvl="8">
-      <w:startOverride w:val="4"/>
+      <w:startOverride w:val="2"/>
     </w:lvlOverride>
   </w:num>
   <w:num w:numId="1009">
@@ -45856,6 +46303,216 @@
     </w:lvlOverride>
   </w:num>
   <w:num w:numId="1010">
+    <w:abstractNumId w:val="99432"/>
+    <w:lvlOverride w:ilvl="0">
+      <w:startOverride w:val="2"/>
+    </w:lvlOverride>
+    <w:lvlOverride w:ilvl="1">
+      <w:startOverride w:val="2"/>
+    </w:lvlOverride>
+    <w:lvlOverride w:ilvl="2">
+      <w:startOverride w:val="2"/>
+    </w:lvlOverride>
+    <w:lvlOverride w:ilvl="3">
+      <w:startOverride w:val="2"/>
+    </w:lvlOverride>
+    <w:lvlOverride w:ilvl="4">
+      <w:startOverride w:val="2"/>
+    </w:lvlOverride>
+    <w:lvlOverride w:ilvl="5">
+      <w:startOverride w:val="2"/>
+    </w:lvlOverride>
+    <w:lvlOverride w:ilvl="6">
+      <w:startOverride w:val="2"/>
+    </w:lvlOverride>
+    <w:lvlOverride w:ilvl="7">
+      <w:startOverride w:val="2"/>
+    </w:lvlOverride>
+    <w:lvlOverride w:ilvl="8">
+      <w:startOverride w:val="2"/>
+    </w:lvlOverride>
+  </w:num>
+  <w:num w:numId="1011">
+    <w:abstractNumId w:val="99432"/>
+    <w:lvlOverride w:ilvl="0">
+      <w:startOverride w:val="2"/>
+    </w:lvlOverride>
+    <w:lvlOverride w:ilvl="1">
+      <w:startOverride w:val="2"/>
+    </w:lvlOverride>
+    <w:lvlOverride w:ilvl="2">
+      <w:startOverride w:val="2"/>
+    </w:lvlOverride>
+    <w:lvlOverride w:ilvl="3">
+      <w:startOverride w:val="2"/>
+    </w:lvlOverride>
+    <w:lvlOverride w:ilvl="4">
+      <w:startOverride w:val="2"/>
+    </w:lvlOverride>
+    <w:lvlOverride w:ilvl="5">
+      <w:startOverride w:val="2"/>
+    </w:lvlOverride>
+    <w:lvlOverride w:ilvl="6">
+      <w:startOverride w:val="2"/>
+    </w:lvlOverride>
+    <w:lvlOverride w:ilvl="7">
+      <w:startOverride w:val="2"/>
+    </w:lvlOverride>
+    <w:lvlOverride w:ilvl="8">
+      <w:startOverride w:val="2"/>
+    </w:lvlOverride>
+  </w:num>
+  <w:num w:numId="1012">
+    <w:abstractNumId w:val="99431"/>
+    <w:lvlOverride w:ilvl="0">
+      <w:startOverride w:val="1"/>
+    </w:lvlOverride>
+    <w:lvlOverride w:ilvl="1">
+      <w:startOverride w:val="1"/>
+    </w:lvlOverride>
+    <w:lvlOverride w:ilvl="2">
+      <w:startOverride w:val="1"/>
+    </w:lvlOverride>
+    <w:lvlOverride w:ilvl="3">
+      <w:startOverride w:val="1"/>
+    </w:lvlOverride>
+    <w:lvlOverride w:ilvl="4">
+      <w:startOverride w:val="1"/>
+    </w:lvlOverride>
+    <w:lvlOverride w:ilvl="5">
+      <w:startOverride w:val="1"/>
+    </w:lvlOverride>
+    <w:lvlOverride w:ilvl="6">
+      <w:startOverride w:val="1"/>
+    </w:lvlOverride>
+    <w:lvlOverride w:ilvl="7">
+      <w:startOverride w:val="1"/>
+    </w:lvlOverride>
+    <w:lvlOverride w:ilvl="8">
+      <w:startOverride w:val="1"/>
+    </w:lvlOverride>
+  </w:num>
+  <w:num w:numId="1013">
+    <w:abstractNumId w:val="99431"/>
+    <w:lvlOverride w:ilvl="0">
+      <w:startOverride w:val="1"/>
+    </w:lvlOverride>
+    <w:lvlOverride w:ilvl="1">
+      <w:startOverride w:val="1"/>
+    </w:lvlOverride>
+    <w:lvlOverride w:ilvl="2">
+      <w:startOverride w:val="1"/>
+    </w:lvlOverride>
+    <w:lvlOverride w:ilvl="3">
+      <w:startOverride w:val="1"/>
+    </w:lvlOverride>
+    <w:lvlOverride w:ilvl="4">
+      <w:startOverride w:val="1"/>
+    </w:lvlOverride>
+    <w:lvlOverride w:ilvl="5">
+      <w:startOverride w:val="1"/>
+    </w:lvlOverride>
+    <w:lvlOverride w:ilvl="6">
+      <w:startOverride w:val="1"/>
+    </w:lvlOverride>
+    <w:lvlOverride w:ilvl="7">
+      <w:startOverride w:val="1"/>
+    </w:lvlOverride>
+    <w:lvlOverride w:ilvl="8">
+      <w:startOverride w:val="1"/>
+    </w:lvlOverride>
+  </w:num>
+  <w:num w:numId="1014">
+    <w:abstractNumId w:val="99431"/>
+    <w:lvlOverride w:ilvl="0">
+      <w:startOverride w:val="1"/>
+    </w:lvlOverride>
+    <w:lvlOverride w:ilvl="1">
+      <w:startOverride w:val="1"/>
+    </w:lvlOverride>
+    <w:lvlOverride w:ilvl="2">
+      <w:startOverride w:val="1"/>
+    </w:lvlOverride>
+    <w:lvlOverride w:ilvl="3">
+      <w:startOverride w:val="1"/>
+    </w:lvlOverride>
+    <w:lvlOverride w:ilvl="4">
+      <w:startOverride w:val="1"/>
+    </w:lvlOverride>
+    <w:lvlOverride w:ilvl="5">
+      <w:startOverride w:val="1"/>
+    </w:lvlOverride>
+    <w:lvlOverride w:ilvl="6">
+      <w:startOverride w:val="1"/>
+    </w:lvlOverride>
+    <w:lvlOverride w:ilvl="7">
+      <w:startOverride w:val="1"/>
+    </w:lvlOverride>
+    <w:lvlOverride w:ilvl="8">
+      <w:startOverride w:val="1"/>
+    </w:lvlOverride>
+  </w:num>
+  <w:num w:numId="1015">
+    <w:abstractNumId w:val="99434"/>
+    <w:lvlOverride w:ilvl="0">
+      <w:startOverride w:val="4"/>
+    </w:lvlOverride>
+    <w:lvlOverride w:ilvl="1">
+      <w:startOverride w:val="4"/>
+    </w:lvlOverride>
+    <w:lvlOverride w:ilvl="2">
+      <w:startOverride w:val="4"/>
+    </w:lvlOverride>
+    <w:lvlOverride w:ilvl="3">
+      <w:startOverride w:val="4"/>
+    </w:lvlOverride>
+    <w:lvlOverride w:ilvl="4">
+      <w:startOverride w:val="4"/>
+    </w:lvlOverride>
+    <w:lvlOverride w:ilvl="5">
+      <w:startOverride w:val="4"/>
+    </w:lvlOverride>
+    <w:lvlOverride w:ilvl="6">
+      <w:startOverride w:val="4"/>
+    </w:lvlOverride>
+    <w:lvlOverride w:ilvl="7">
+      <w:startOverride w:val="4"/>
+    </w:lvlOverride>
+    <w:lvlOverride w:ilvl="8">
+      <w:startOverride w:val="4"/>
+    </w:lvlOverride>
+  </w:num>
+  <w:num w:numId="1016">
+    <w:abstractNumId w:val="99431"/>
+    <w:lvlOverride w:ilvl="0">
+      <w:startOverride w:val="1"/>
+    </w:lvlOverride>
+    <w:lvlOverride w:ilvl="1">
+      <w:startOverride w:val="1"/>
+    </w:lvlOverride>
+    <w:lvlOverride w:ilvl="2">
+      <w:startOverride w:val="1"/>
+    </w:lvlOverride>
+    <w:lvlOverride w:ilvl="3">
+      <w:startOverride w:val="1"/>
+    </w:lvlOverride>
+    <w:lvlOverride w:ilvl="4">
+      <w:startOverride w:val="1"/>
+    </w:lvlOverride>
+    <w:lvlOverride w:ilvl="5">
+      <w:startOverride w:val="1"/>
+    </w:lvlOverride>
+    <w:lvlOverride w:ilvl="6">
+      <w:startOverride w:val="1"/>
+    </w:lvlOverride>
+    <w:lvlOverride w:ilvl="7">
+      <w:startOverride w:val="1"/>
+    </w:lvlOverride>
+    <w:lvlOverride w:ilvl="8">
+      <w:startOverride w:val="1"/>
+    </w:lvlOverride>
+  </w:num>
+  <w:num w:numId="1017">
     <w:abstractNumId w:val="99431"/>
     <w:lvlOverride w:ilvl="0">
       <w:startOverride w:val="1"/>
